--- a/outputs/logs/dynamic_report.docx
+++ b/outputs/logs/dynamic_report.docx
@@ -2,13 +2,13 @@
 <file path=word/document.xml><?xml version="1.0" encoding="utf-8"?>
 <w:document xmlns:w="http://schemas.openxmlformats.org/wordprocessingml/2006/main" xmlns:m="http://schemas.openxmlformats.org/officeDocument/2006/math" xmlns:r="http://schemas.openxmlformats.org/officeDocument/2006/relationships" xmlns:o="urn:schemas-microsoft-com:office:office" xmlns:v="urn:schemas-microsoft-com:vml" xmlns:w10="urn:schemas-microsoft-com:office:word" xmlns:a="http://schemas.openxmlformats.org/drawingml/2006/main" xmlns:pic="http://schemas.openxmlformats.org/drawingml/2006/picture" xmlns:wp="http://schemas.openxmlformats.org/drawingml/2006/wordprocessingDrawing">
   <w:body>
-    <w:bookmarkStart w:id="197" w:name="X95cfbf6c1be1f17cf2fa8666a13972b2344c989"/>
+    <w:bookmarkStart w:id="200" w:name="X6232260152a60605d53c1602aecc2884d9df736"/>
     <w:p>
       <w:pPr>
         <w:pStyle w:val="Heading1"/>
       </w:pPr>
       <w:r>
-        <w:t xml:space="preserve">Scientific Dynamic Report of Moral Judgement under Two-sided Tobit Models</w:t>
+        <w:t xml:space="preserve">Working Paper Report of Moral Judgement under Two-sided Tobit Models</w:t>
       </w:r>
     </w:p>
     <w:p>
@@ -16,21 +16,18 @@
         <w:pStyle w:val="FirstParagraph"/>
       </w:pPr>
       <w:r>
-        <w:t xml:space="preserve">Generated on 2026-04-18 19:24:52.</w:t>
-      </w:r>
-    </w:p>
-    <w:bookmarkStart w:id="9" w:name="redesign-status-and-estimator-note"/>
-    <w:p>
-      <w:pPr>
-        <w:pStyle w:val="Heading2"/>
-      </w:pPr>
-      <w:r>
-        <w:t xml:space="preserve">Redesign status and estimator note</w:t>
-      </w:r>
-    </w:p>
-    <w:p>
-      <w:pPr>
-        <w:pStyle w:val="FirstParagraph"/>
+        <w:t xml:space="preserve">By Leonardo H. Talero-Sarmiento</w:t>
+      </w:r>
+      <w:r>
+        <w:t xml:space="preserve"> </w:t>
+      </w:r>
+      <w:r>
+        <w:t xml:space="preserve">Date: 2026-04-18 21:09:45</w:t>
+      </w:r>
+    </w:p>
+    <w:p>
+      <w:pPr>
+        <w:pStyle w:val="BodyText"/>
       </w:pPr>
       <w:r>
         <w:t xml:space="preserve">This run uses</w:t>
@@ -48,15 +45,7 @@
         <w:t xml:space="preserve"> </w:t>
       </w:r>
       <w:r>
-        <w:t xml:space="preserve">as the only analytical source and preserves each imported row as one real judgement observation.</w:t>
-      </w:r>
-    </w:p>
-    <w:p>
-      <w:pPr>
-        <w:pStyle w:val="BodyText"/>
-      </w:pPr>
-      <w:r>
-        <w:t xml:space="preserve">The primary estimator is a two-sided Tobit fitted with</w:t>
+        <w:t xml:space="preserve">as the only analytical source and preserves each imported row as one real judgement observation. The production estimator is a two-sided Tobit fitted with</w:t>
       </w:r>
       <w:r>
         <w:t xml:space="preserve"> </w:t>
@@ -125,6 +114,529 @@
         <w:t xml:space="preserve">in every active formula.</w:t>
       </w:r>
     </w:p>
+    <w:bookmarkStart w:id="9" w:name="understanding-the-modeling-strategy"/>
+    <w:p>
+      <w:pPr>
+        <w:pStyle w:val="Heading2"/>
+      </w:pPr>
+      <w:r>
+        <w:t xml:space="preserve">Understanding the modeling strategy</w:t>
+      </w:r>
+    </w:p>
+    <w:p>
+      <w:pPr>
+        <w:pStyle w:val="FirstParagraph"/>
+      </w:pPr>
+      <w:r>
+        <w:t xml:space="preserve">The purpose of the pipeline is to explain how participants assign moral judgement to a focal negotiator within a structured experimental setting. The objective is not limited to describing average responses. Rather, the pipeline is designed to estimate how judgement changes as a function of empathy, group alignment, negotiation decisions, and role-specific relational structure. The outcome of interest is</w:t>
+      </w:r>
+      <w:r>
+        <w:t xml:space="preserve"> </w:t>
+      </w:r>
+      <w:r>
+        <w:rPr>
+          <w:rStyle w:val="VerbatimChar"/>
+        </w:rPr>
+        <w:t xml:space="preserve">judgement</w:t>
+      </w:r>
+      <w:r>
+        <w:t xml:space="preserve">, interpreted as the participant’s moral evaluation of the target negotiator. Because each participant contributes repeated evaluations across scenarios and targets, the modeling strategy must satisfy three conditions simultaneously: it must preserve one row per real observation, respect the bounded structure of the outcome, and account for within-participant dependence. For these reasons, the production workflow uses a two-sided Tobit model with participant-cluster robust inference and session adjustment.</w:t>
+      </w:r>
+    </w:p>
+    <w:p>
+      <w:pPr>
+        <w:pStyle w:val="BodyText"/>
+      </w:pPr>
+      <w:r>
+        <w:t xml:space="preserve">The need for a Tobit specification follows directly from the nature of the dependent variable.</w:t>
+      </w:r>
+      <w:r>
+        <w:t xml:space="preserve"> </w:t>
+      </w:r>
+      <w:r>
+        <w:rPr>
+          <w:rStyle w:val="VerbatimChar"/>
+        </w:rPr>
+        <w:t xml:space="preserve">judgement</w:t>
+      </w:r>
+      <w:r>
+        <w:t xml:space="preserve"> </w:t>
+      </w:r>
+      <w:r>
+        <w:t xml:space="preserve">is continuous in interpretation but bounded in measurement. Values at the extremes are therefore not ordinary unrestricted observations; they are limits imposed by the response scale. A standard linear model assumes an outcome that can vary freely over the real line, which is inappropriate when responses accumulate at lower and upper boundaries. The Tobit framework addresses this by assuming an underlying latent moral evaluation, denoted here by</w:t>
+      </w:r>
+      <w:r>
+        <w:t xml:space="preserve"> </w:t>
+      </w:r>
+      <w:r>
+        <w:rPr>
+          <w:rStyle w:val="VerbatimChar"/>
+        </w:rPr>
+        <w:t xml:space="preserve">y_i^*</w:t>
+      </w:r>
+      <w:r>
+        <w:t xml:space="preserve">, that is only observed through a bounded realized score:</w:t>
+      </w:r>
+    </w:p>
+    <w:p>
+      <w:pPr>
+        <w:pStyle w:val="BodyText"/>
+      </w:pPr>
+      <m:oMathPara>
+        <m:oMathParaPr>
+          <m:jc m:val="center"/>
+        </m:oMathParaPr>
+        <m:oMath>
+          <m:sSubSup>
+            <m:e>
+              <m:r>
+                <m:t>y</m:t>
+              </m:r>
+            </m:e>
+            <m:sub>
+              <m:r>
+                <m:t>i</m:t>
+              </m:r>
+            </m:sub>
+            <m:sup>
+              <m:r>
+                <m:rPr>
+                  <m:sty m:val="p"/>
+                </m:rPr>
+                <m:t>*</m:t>
+              </m:r>
+            </m:sup>
+          </m:sSubSup>
+          <m:r>
+            <m:rPr>
+              <m:sty m:val="p"/>
+            </m:rPr>
+            <m:t>=</m:t>
+          </m:r>
+          <m:sSub>
+            <m:e>
+              <m:r>
+                <m:t>X</m:t>
+              </m:r>
+            </m:e>
+            <m:sub>
+              <m:r>
+                <m:t>i</m:t>
+              </m:r>
+            </m:sub>
+          </m:sSub>
+          <m:r>
+            <m:t>β</m:t>
+          </m:r>
+          <m:r>
+            <m:rPr>
+              <m:sty m:val="p"/>
+            </m:rPr>
+            <m:t>+</m:t>
+          </m:r>
+          <m:sSub>
+            <m:e>
+              <m:r>
+                <m:t>ε</m:t>
+              </m:r>
+            </m:e>
+            <m:sub>
+              <m:r>
+                <m:t>i</m:t>
+              </m:r>
+            </m:sub>
+          </m:sSub>
+        </m:oMath>
+      </m:oMathPara>
+    </w:p>
+    <w:p>
+      <w:pPr>
+        <w:pStyle w:val="FirstParagraph"/>
+      </w:pPr>
+      <w:r>
+        <w:t xml:space="preserve">and</w:t>
+      </w:r>
+    </w:p>
+    <w:p>
+      <w:pPr>
+        <w:pStyle w:val="BodyText"/>
+      </w:pPr>
+      <m:oMathPara>
+        <m:oMathParaPr>
+          <m:jc m:val="center"/>
+        </m:oMathParaPr>
+        <m:oMath>
+          <m:r>
+            <m:t>j</m:t>
+          </m:r>
+          <m:r>
+            <m:t>u</m:t>
+          </m:r>
+          <m:r>
+            <m:t>d</m:t>
+          </m:r>
+          <m:r>
+            <m:t>g</m:t>
+          </m:r>
+          <m:r>
+            <m:t>e</m:t>
+          </m:r>
+          <m:r>
+            <m:t>m</m:t>
+          </m:r>
+          <m:r>
+            <m:t>e</m:t>
+          </m:r>
+          <m:r>
+            <m:t>n</m:t>
+          </m:r>
+          <m:sSub>
+            <m:e>
+              <m:r>
+                <m:t>t</m:t>
+              </m:r>
+            </m:e>
+            <m:sub>
+              <m:r>
+                <m:t>i</m:t>
+              </m:r>
+            </m:sub>
+          </m:sSub>
+          <m:r>
+            <m:rPr>
+              <m:sty m:val="p"/>
+            </m:rPr>
+            <m:t>=</m:t>
+          </m:r>
+          <m:r>
+            <m:rPr>
+              <m:sty m:val="p"/>
+            </m:rPr>
+            <m:t>max</m:t>
+          </m:r>
+          <m:r>
+            <m:rPr>
+              <m:sty m:val="p"/>
+            </m:rPr>
+            <m:t>(</m:t>
+          </m:r>
+          <m:r>
+            <m:rPr>
+              <m:sty m:val="p"/>
+            </m:rPr>
+            <m:t>−</m:t>
+          </m:r>
+          <m:r>
+            <m:t>9</m:t>
+          </m:r>
+          <m:r>
+            <m:rPr>
+              <m:sty m:val="p"/>
+            </m:rPr>
+            <m:t>,</m:t>
+          </m:r>
+          <m:r>
+            <m:rPr>
+              <m:sty m:val="p"/>
+            </m:rPr>
+            <m:t>min</m:t>
+          </m:r>
+          <m:r>
+            <m:rPr>
+              <m:sty m:val="p"/>
+            </m:rPr>
+            <m:t>(</m:t>
+          </m:r>
+          <m:r>
+            <m:t>9</m:t>
+          </m:r>
+          <m:r>
+            <m:rPr>
+              <m:sty m:val="p"/>
+            </m:rPr>
+            <m:t>,</m:t>
+          </m:r>
+          <m:sSubSup>
+            <m:e>
+              <m:r>
+                <m:t>y</m:t>
+              </m:r>
+            </m:e>
+            <m:sub>
+              <m:r>
+                <m:t>i</m:t>
+              </m:r>
+            </m:sub>
+            <m:sup>
+              <m:r>
+                <m:rPr>
+                  <m:sty m:val="p"/>
+                </m:rPr>
+                <m:t>*</m:t>
+              </m:r>
+            </m:sup>
+          </m:sSubSup>
+          <m:r>
+            <m:rPr>
+              <m:sty m:val="p"/>
+            </m:rPr>
+            <m:t>)</m:t>
+          </m:r>
+          <m:r>
+            <m:rPr>
+              <m:sty m:val="p"/>
+            </m:rPr>
+            <m:t>)</m:t>
+          </m:r>
+          <m:r>
+            <m:rPr>
+              <m:sty m:val="p"/>
+            </m:rPr>
+            <m:t>.</m:t>
+          </m:r>
+        </m:oMath>
+      </m:oMathPara>
+    </w:p>
+    <w:p>
+      <w:pPr>
+        <w:pStyle w:val="FirstParagraph"/>
+      </w:pPr>
+      <w:r>
+        <w:t xml:space="preserve">Under this specification, the model jointly represents three kinds of outcomes: interior continuous values, lower-bound pile-up, and upper-bound pile-up. In this context, censoring does not mean that data are missing. It means that the observed score is recorded at the measurement boundary whenever the latent evaluation would extend beyond the scale. The Tobit model is therefore not a technical convenience but a direct response to the design of the judgement variable itself.</w:t>
+      </w:r>
+    </w:p>
+    <w:p>
+      <w:pPr>
+        <w:pStyle w:val="BodyText"/>
+      </w:pPr>
+      <w:r>
+        <w:t xml:space="preserve">A second methodological challenge arises from the repeated-measures structure of the experiment. Each participant contributes multiple rows, so the observations are not independent. Ignoring this dependence would tend to underestimate standard errors and overstate statistical significance. The current pipeline addresses this issue through participant-cluster robust standard errors using</w:t>
+      </w:r>
+      <w:r>
+        <w:t xml:space="preserve"> </w:t>
+      </w:r>
+      <w:r>
+        <w:rPr>
+          <w:rStyle w:val="VerbatimChar"/>
+        </w:rPr>
+        <w:t xml:space="preserve">id</w:t>
+      </w:r>
+      <w:r>
+        <w:t xml:space="preserve"> </w:t>
+      </w:r>
+      <w:r>
+        <w:t xml:space="preserve">as the clustering variable. Session is also incorporated because different experimental sessions may vary in context, timing, or implementation details. This is handled through</w:t>
+      </w:r>
+      <w:r>
+        <w:t xml:space="preserve"> </w:t>
+      </w:r>
+      <w:r>
+        <w:rPr>
+          <w:rStyle w:val="VerbatimChar"/>
+        </w:rPr>
+        <w:t xml:space="preserve">factor(session)</w:t>
+      </w:r>
+      <w:r>
+        <w:t xml:space="preserve">, which absorbs systematic session-level shifts. In the active production branch, session is therefore modeled as a fixed-effect adjustment rather than as a random session intercept. The implemented estimator is best described as a two-sided Tobit with participant-cluster robust inference and session fixed effects.</w:t>
+      </w:r>
+    </w:p>
+    <w:p>
+      <w:pPr>
+        <w:pStyle w:val="BodyText"/>
+      </w:pPr>
+      <w:r>
+        <w:t xml:space="preserve">The predictors are organized into theoretically meaningful blocks. The first block contains empathy dimensions, represented by</w:t>
+      </w:r>
+      <w:r>
+        <w:t xml:space="preserve"> </w:t>
+      </w:r>
+      <w:r>
+        <w:rPr>
+          <w:rStyle w:val="VerbatimChar"/>
+        </w:rPr>
+        <w:t xml:space="preserve">iri_fs</w:t>
+      </w:r>
+      <w:r>
+        <w:t xml:space="preserve">,</w:t>
+      </w:r>
+      <w:r>
+        <w:t xml:space="preserve"> </w:t>
+      </w:r>
+      <w:r>
+        <w:rPr>
+          <w:rStyle w:val="VerbatimChar"/>
+        </w:rPr>
+        <w:t xml:space="preserve">iri_ec</w:t>
+      </w:r>
+      <w:r>
+        <w:t xml:space="preserve">,</w:t>
+      </w:r>
+      <w:r>
+        <w:t xml:space="preserve"> </w:t>
+      </w:r>
+      <w:r>
+        <w:rPr>
+          <w:rStyle w:val="VerbatimChar"/>
+        </w:rPr>
+        <w:t xml:space="preserve">iri_pt</w:t>
+      </w:r>
+      <w:r>
+        <w:t xml:space="preserve">, and</w:t>
+      </w:r>
+      <w:r>
+        <w:t xml:space="preserve"> </w:t>
+      </w:r>
+      <w:r>
+        <w:rPr>
+          <w:rStyle w:val="VerbatimChar"/>
+        </w:rPr>
+        <w:t xml:space="preserve">iri_pd</w:t>
+      </w:r>
+      <w:r>
+        <w:t xml:space="preserve">, and provides the basis for H1. The second block captures role-specific ingroup/outgroup structure and underlies H2. The third block incorporates negotiation decisions through</w:t>
+      </w:r>
+      <w:r>
+        <w:t xml:space="preserve"> </w:t>
+      </w:r>
+      <w:r>
+        <w:rPr>
+          <w:rStyle w:val="VerbatimChar"/>
+        </w:rPr>
+        <w:t xml:space="preserve">decision_target</w:t>
+      </w:r>
+      <w:r>
+        <w:t xml:space="preserve">,</w:t>
+      </w:r>
+      <w:r>
+        <w:t xml:space="preserve"> </w:t>
+      </w:r>
+      <w:r>
+        <w:rPr>
+          <w:rStyle w:val="VerbatimChar"/>
+        </w:rPr>
+        <w:t xml:space="preserve">decision_other</w:t>
+      </w:r>
+      <w:r>
+        <w:t xml:space="preserve">, and their interaction, forming the core of H4. Finally, all models include sociodemographic controls such as age, SES, sex, and player faculty. This structure allows the pipeline to evaluate distinct explanatory mechanisms while preserving a coherent hypothesis architecture.</w:t>
+      </w:r>
+    </w:p>
+    <w:p>
+      <w:pPr>
+        <w:pStyle w:val="BodyText"/>
+      </w:pPr>
+      <w:r>
+        <w:t xml:space="preserve">Interactions are especially important in this design because additive effects alone are unlikely to capture the logic of the experiment. In H3, empathy-by-group interactions test whether the effect of empathy depends on social alignment. In H4 and H5, the interaction between</w:t>
+      </w:r>
+      <w:r>
+        <w:t xml:space="preserve"> </w:t>
+      </w:r>
+      <w:r>
+        <w:rPr>
+          <w:rStyle w:val="VerbatimChar"/>
+        </w:rPr>
+        <w:t xml:space="preserve">decision_target</w:t>
+      </w:r>
+      <w:r>
+        <w:t xml:space="preserve"> </w:t>
+      </w:r>
+      <w:r>
+        <w:t xml:space="preserve">and</w:t>
+      </w:r>
+      <w:r>
+        <w:t xml:space="preserve"> </w:t>
+      </w:r>
+      <w:r>
+        <w:rPr>
+          <w:rStyle w:val="VerbatimChar"/>
+        </w:rPr>
+        <w:t xml:space="preserve">decision_other</w:t>
+      </w:r>
+      <w:r>
+        <w:t xml:space="preserve"> </w:t>
+      </w:r>
+      <w:r>
+        <w:t xml:space="preserve">evaluates whether the moral meaning of one negotiator’s decision depends on the counterpart’s decision. These interaction terms are theoretically motivated and reflect the fact that moral evaluation is shaped not only by isolated attributes but also by combinations of dispositions, relationships, and actions.</w:t>
+      </w:r>
+    </w:p>
+    <w:p>
+      <w:pPr>
+        <w:pStyle w:val="BodyText"/>
+      </w:pPr>
+      <w:r>
+        <w:t xml:space="preserve">The distinction between victim and bystander roles is central to the entire modeling strategy. Victim models focus on victim-negotiator alignment and therefore operate with a more direct relational structure. Bystander models, by contrast, require a broader map that includes bystander-victim, bystander-negotiator, and victim-negotiator relations. Because these mechanisms differ substantively, the victim and bystander specifications cannot be treated as interchangeable. Role-specific models are therefore necessary both statistically and theoretically.</w:t>
+      </w:r>
+    </w:p>
+    <w:p>
+      <w:pPr>
+        <w:pStyle w:val="BodyText"/>
+      </w:pPr>
+      <w:r>
+        <w:t xml:space="preserve">The five hypothesis families follow naturally from this structure. H1 models</w:t>
+      </w:r>
+      <w:r>
+        <w:t xml:space="preserve"> </w:t>
+      </w:r>
+      <w:r>
+        <w:rPr>
+          <w:rStyle w:val="VerbatimChar"/>
+        </w:rPr>
+        <w:t xml:space="preserve">judgement</w:t>
+      </w:r>
+      <w:r>
+        <w:t xml:space="preserve"> </w:t>
+      </w:r>
+      <w:r>
+        <w:t xml:space="preserve">as a function of empathy and controls. H2 focuses on role-specific group alignment. H3 combines empathy and group structure with theoretically motivated interactions. H4 models judgement as a function of</w:t>
+      </w:r>
+      <w:r>
+        <w:t xml:space="preserve"> </w:t>
+      </w:r>
+      <w:r>
+        <w:rPr>
+          <w:rStyle w:val="VerbatimChar"/>
+        </w:rPr>
+        <w:t xml:space="preserve">decision_target</w:t>
+      </w:r>
+      <w:r>
+        <w:t xml:space="preserve">,</w:t>
+      </w:r>
+      <w:r>
+        <w:t xml:space="preserve"> </w:t>
+      </w:r>
+      <w:r>
+        <w:rPr>
+          <w:rStyle w:val="VerbatimChar"/>
+        </w:rPr>
+        <w:t xml:space="preserve">decision_other</w:t>
+      </w:r>
+      <w:r>
+        <w:t xml:space="preserve">, and their interaction. H5 integrates all previous components into a single specification. This progression allows the analysis to move from simpler explanations toward a more comprehensive account of moral judgement.</w:t>
+      </w:r>
+    </w:p>
+    <w:p>
+      <w:pPr>
+        <w:pStyle w:val="BodyText"/>
+      </w:pPr>
+      <w:r>
+        <w:t xml:space="preserve">A key principle of the workflow is that one row remains one real target-judgement observation. The pipeline does not duplicate rows into separate pseudo-observations for negotiators, because doing so would artificially inflate the sample size and distort inference. Instead, the relational context involving N1, N2, victim, and bystander is reconstructed within each existing row. This preserves the integrity of the long-format design while maintaining the proper unit of analysis.</w:t>
+      </w:r>
+    </w:p>
+    <w:p>
+      <w:pPr>
+        <w:pStyle w:val="BodyText"/>
+      </w:pPr>
+      <w:r>
+        <w:t xml:space="preserve">Taken together, the current production strategy has several strengths. It respects the bounded structure of the outcome, preserves the long-format observational design, adjusts inference for repeated observations, controls for session-level heterogeneity, separates victim and bystander mechanisms, and maps directly onto the theoretical architecture of H1 through H5. At the same time, its limitations must also be recognized. The estimator is not a full mixed-effects Tobit with random participant and session intercepts. In addition, sparse role-specific cells may still produce rank-deficient contrasts in interaction-heavy models. For that reason, interpretation should rely on the full combination of coefficient tables and model-implied figures rather than on isolated p-values.</w:t>
+      </w:r>
+    </w:p>
+    <w:p>
+      <w:pPr>
+        <w:pStyle w:val="BodyText"/>
+      </w:pPr>
+      <w:r>
+        <w:t xml:space="preserve">Overall, the current production pipeline is statistically and conceptually aligned with the experiment. It treats bounded continuous moral judgement with a two-sided Tobit model, handles repeated observations through participant-cluster robust inference, adjusts session heterogeneity through fixed effects, and preserves role-specific relational theory within model specification. This makes the present workflow a defensible production framework, while also leaving a clear path for future multilevel Tobit extensions.</w:t>
+      </w:r>
+    </w:p>
     <w:bookmarkEnd w:id="9"/>
     <w:bookmarkStart w:id="10" w:name="dataset-and-sample-description"/>
     <w:p>
@@ -173,6 +685,18 @@
       </w:pPr>
       <w:r>
         <w:t xml:space="preserve">The authoritative interpretation is that each player observes ten scenarios and evaluates two negotiators, so the longitudinal file should contain 20 judgement rows per participant. The clustering diagnostic below is consistent with that design.</w:t>
+      </w:r>
+    </w:p>
+    <w:p>
+      <w:pPr>
+        <w:pStyle w:val="BodyText"/>
+      </w:pPr>
+      <w:r>
+        <w:rPr>
+          <w:b/>
+          <w:bCs/>
+        </w:rPr>
+        <w:t xml:space="preserve">Table 1. Participant summary</w:t>
       </w:r>
     </w:p>
     <w:tbl>
@@ -333,7 +857,18 @@
         </w:tc>
       </w:tr>
     </w:tbl>
-    <w:p/>
+    <w:p>
+      <w:pPr>
+        <w:pStyle w:val="BodyText"/>
+      </w:pPr>
+      <w:r>
+        <w:rPr>
+          <w:b/>
+          <w:bCs/>
+        </w:rPr>
+        <w:t xml:space="preserve">Table 2. Judgement summary</w:t>
+      </w:r>
+    </w:p>
     <w:tbl>
       <w:tblPr>
         <w:tblStyle w:val="Table"/>
@@ -589,6 +1124,18 @@
         <w:t xml:space="preserve">Datacard and symbol dictionary</w:t>
       </w:r>
     </w:p>
+    <w:p>
+      <w:pPr>
+        <w:pStyle w:val="FirstParagraph"/>
+      </w:pPr>
+      <w:r>
+        <w:rPr>
+          <w:b/>
+          <w:bCs/>
+        </w:rPr>
+        <w:t xml:space="preserve">Table 3. Datacard symbol dictionary</w:t>
+      </w:r>
+    </w:p>
     <w:tbl>
       <w:tblPr>
         <w:tblStyle w:val="Table"/>
@@ -892,7 +1439,18 @@
         </w:tc>
       </w:tr>
     </w:tbl>
-    <w:p/>
+    <w:p>
+      <w:pPr>
+        <w:pStyle w:val="BodyText"/>
+      </w:pPr>
+      <w:r>
+        <w:rPr>
+          <w:b/>
+          <w:bCs/>
+        </w:rPr>
+        <w:t xml:space="preserve">Table 4. Observation audit</w:t>
+      </w:r>
+    </w:p>
     <w:tbl>
       <w:tblPr>
         <w:tblStyle w:val="Table"/>
@@ -1059,6 +1617,18 @@
       </w:pPr>
       <w:r>
         <w:t xml:space="preserve">Predictor glossary and abbreviation note</w:t>
+      </w:r>
+    </w:p>
+    <w:p>
+      <w:pPr>
+        <w:pStyle w:val="FirstParagraph"/>
+      </w:pPr>
+      <w:r>
+        <w:rPr>
+          <w:b/>
+          <w:bCs/>
+        </w:rPr>
+        <w:t xml:space="preserve">Table 5. Predictor glossary</w:t>
       </w:r>
     </w:p>
     <w:tbl>
@@ -2073,6 +2643,18 @@
       </w:pPr>
       <w:r>
         <w:t xml:space="preserve">H1-H5 hypotheses with role-specific equation summaries</w:t>
+      </w:r>
+    </w:p>
+    <w:p>
+      <w:pPr>
+        <w:pStyle w:val="FirstParagraph"/>
+      </w:pPr>
+      <w:r>
+        <w:rPr>
+          <w:b/>
+          <w:bCs/>
+        </w:rPr>
+        <w:t xml:space="preserve">Table 6. H1-H5 role-specific formulas and theoretical focus</w:t>
       </w:r>
     </w:p>
     <w:tbl>
@@ -3293,6 +3875,18 @@
         <w:t xml:space="preserve">The following clustering diagnostic is descriptive. It summarizes within-participant dependence in the observed data and should not be read as evidence that the fitted estimator included participant random intercepts.</w:t>
       </w:r>
     </w:p>
+    <w:p>
+      <w:pPr>
+        <w:pStyle w:val="BodyText"/>
+      </w:pPr>
+      <w:r>
+        <w:rPr>
+          <w:b/>
+          <w:bCs/>
+        </w:rPr>
+        <w:t xml:space="preserve">Table 7. Descriptive clustering diagnostic</w:t>
+      </w:r>
+    </w:p>
     <w:tbl>
       <w:tblPr>
         <w:tblStyle w:val="Table"/>
@@ -3518,6 +4112,18 @@
       </w:pPr>
       <w:r>
         <w:t xml:space="preserve">Descriptive statistics and figures</w:t>
+      </w:r>
+    </w:p>
+    <w:p>
+      <w:pPr>
+        <w:pStyle w:val="FirstParagraph"/>
+      </w:pPr>
+      <w:r>
+        <w:rPr>
+          <w:b/>
+          <w:bCs/>
+        </w:rPr>
+        <w:t xml:space="preserve">Table 8. Decision summary by role</w:t>
       </w:r>
     </w:p>
     <w:tbl>
@@ -3950,7 +4556,18 @@
         </w:tc>
       </w:tr>
     </w:tbl>
-    <w:p/>
+    <w:p>
+      <w:pPr>
+        <w:pStyle w:val="BodyText"/>
+      </w:pPr>
+      <w:r>
+        <w:rPr>
+          <w:b/>
+          <w:bCs/>
+        </w:rPr>
+        <w:t xml:space="preserve">Table 9. Role-specific ingroup/outgroup summary</w:t>
+      </w:r>
+    </w:p>
     <w:tbl>
       <w:tblPr>
         <w:tblStyle w:val="Table"/>
@@ -4421,7 +5038,18 @@
         </w:tc>
       </w:tr>
     </w:tbl>
-    <w:p/>
+    <w:p>
+      <w:pPr>
+        <w:pStyle w:val="BodyText"/>
+      </w:pPr>
+      <w:r>
+        <w:rPr>
+          <w:b/>
+          <w:bCs/>
+        </w:rPr>
+        <w:t xml:space="preserve">Table 10. Participant-level empathy and mean judgement correlation matrix</w:t>
+      </w:r>
+    </w:p>
     <w:tbl>
       <w:tblPr>
         <w:tblStyle w:val="Table"/>
@@ -5136,37 +5764,59 @@
       </w:r>
     </w:p>
     <w:bookmarkEnd w:id="34"/>
-    <w:bookmarkStart w:id="35" w:name="estimator-fit-summary"/>
+    <w:bookmarkStart w:id="38" w:name="estimator-fit-summary"/>
     <w:p>
       <w:pPr>
         <w:pStyle w:val="Heading2"/>
       </w:pPr>
       <w:r>
         <w:t xml:space="preserve">Estimator fit summary</w:t>
+      </w:r>
+    </w:p>
+    <w:p>
+      <w:pPr>
+        <w:pStyle w:val="FirstParagraph"/>
+      </w:pPr>
+      <w:r>
+        <w:t xml:space="preserve">Bystander models use 2,420 observations from 243 participants.</w:t>
+      </w:r>
+      <w:r>
+        <w:t xml:space="preserve"> </w:t>
+      </w:r>
+      <w:r>
+        <w:t xml:space="preserve">Victim models use 2,420 observations from 243 participants.</w:t>
+      </w:r>
+    </w:p>
+    <w:p>
+      <w:pPr>
+        <w:pStyle w:val="BodyText"/>
+      </w:pPr>
+      <w:r>
+        <w:t xml:space="preserve">All production models use the estimator configuration shown below.</w:t>
+      </w:r>
+    </w:p>
+    <w:p>
+      <w:pPr>
+        <w:pStyle w:val="BodyText"/>
+      </w:pPr>
+      <w:r>
+        <w:rPr>
+          <w:b/>
+          <w:bCs/>
+        </w:rPr>
+        <w:t xml:space="preserve">Table 11. Estimator configuration</w:t>
       </w:r>
     </w:p>
     <w:tbl>
       <w:tblPr>
         <w:tblStyle w:val="Table"/>
-        <w:tblW w:type="pct" w:w="5000"/>
-        <w:tblLayout w:type="fixed"/>
+        <w:tblW w:type="auto" w:w="0"/>
         <w:tblLook w:firstRow="1" w:lastRow="0" w:firstColumn="0" w:lastColumn="0" w:noHBand="0" w:noVBand="0" w:val="0020"/>
       </w:tblPr>
       <w:tblGrid>
-        <w:gridCol w:w="565"/>
-        <w:gridCol w:w="565"/>
-        <w:gridCol w:w="565"/>
-        <w:gridCol w:w="565"/>
-        <w:gridCol w:w="565"/>
-        <w:gridCol w:w="565"/>
-        <w:gridCol w:w="565"/>
-        <w:gridCol w:w="565"/>
-        <w:gridCol w:w="565"/>
-        <w:gridCol w:w="565"/>
-        <w:gridCol w:w="565"/>
-        <w:gridCol w:w="565"/>
-        <w:gridCol w:w="565"/>
-        <w:gridCol w:w="565"/>
+        <w:gridCol w:w="2640"/>
+        <w:gridCol w:w="2640"/>
+        <w:gridCol w:w="2640"/>
       </w:tblGrid>
       <w:tr>
         <w:trPr>
@@ -5179,106 +5829,147 @@
               <w:pStyle w:val="Compact"/>
             </w:pPr>
             <w:r>
-              <w:t xml:space="preserve">hypothesis</w:t>
-            </w:r>
-          </w:p>
-        </w:tc>
-        <w:tc>
-          <w:tcPr/>
-          <w:p>
-            <w:pPr>
-              <w:pStyle w:val="Compact"/>
-            </w:pPr>
-            <w:r>
-              <w:t xml:space="preserve">role</w:t>
-            </w:r>
-          </w:p>
-        </w:tc>
-        <w:tc>
-          <w:tcPr/>
-          <w:p>
-            <w:pPr>
-              <w:pStyle w:val="Compact"/>
-            </w:pPr>
-            <w:r>
-              <w:t xml:space="preserve">variant</w:t>
-            </w:r>
-          </w:p>
-        </w:tc>
-        <w:tc>
-          <w:tcPr/>
-          <w:p>
-            <w:pPr>
-              <w:pStyle w:val="Compact"/>
-            </w:pPr>
-            <w:r>
-              <w:t xml:space="preserve">model_family</w:t>
-            </w:r>
-          </w:p>
-        </w:tc>
-        <w:tc>
-          <w:tcPr/>
-          <w:p>
-            <w:pPr>
-              <w:pStyle w:val="Compact"/>
-            </w:pPr>
-            <w:r>
-              <w:t xml:space="preserve">session_handling</w:t>
-            </w:r>
-          </w:p>
-        </w:tc>
-        <w:tc>
-          <w:tcPr/>
-          <w:p>
-            <w:pPr>
-              <w:pStyle w:val="Compact"/>
-            </w:pPr>
-            <w:r>
-              <w:t xml:space="preserve">dependence_adjustment</w:t>
-            </w:r>
-          </w:p>
-        </w:tc>
-        <w:tc>
-          <w:tcPr/>
-          <w:p>
-            <w:pPr>
-              <w:pStyle w:val="Compact"/>
-            </w:pPr>
-            <w:r>
-              <w:t xml:space="preserve">n_obs</w:t>
-            </w:r>
-          </w:p>
-        </w:tc>
-        <w:tc>
-          <w:tcPr/>
-          <w:p>
-            <w:pPr>
-              <w:pStyle w:val="Compact"/>
-            </w:pPr>
-            <w:r>
-              <w:t xml:space="preserve">n_participants</w:t>
-            </w:r>
-          </w:p>
-        </w:tc>
-        <w:tc>
-          <w:tcPr/>
-          <w:p>
-            <w:pPr>
-              <w:pStyle w:val="Compact"/>
-            </w:pPr>
-            <w:r>
-              <w:t xml:space="preserve">lower_censored_n</w:t>
-            </w:r>
-          </w:p>
-        </w:tc>
-        <w:tc>
-          <w:tcPr/>
-          <w:p>
-            <w:pPr>
-              <w:pStyle w:val="Compact"/>
-            </w:pPr>
-            <w:r>
-              <w:t xml:space="preserve">upper_censored_n</w:t>
+              <w:t xml:space="preserve">Estimator</w:t>
+            </w:r>
+          </w:p>
+        </w:tc>
+        <w:tc>
+          <w:tcPr/>
+          <w:p>
+            <w:pPr>
+              <w:pStyle w:val="Compact"/>
+            </w:pPr>
+            <w:r>
+              <w:t xml:space="preserve">Session handling</w:t>
+            </w:r>
+          </w:p>
+        </w:tc>
+        <w:tc>
+          <w:tcPr/>
+          <w:p>
+            <w:pPr>
+              <w:pStyle w:val="Compact"/>
+            </w:pPr>
+            <w:r>
+              <w:t xml:space="preserve">Dependence</w:t>
+            </w:r>
+          </w:p>
+        </w:tc>
+      </w:tr>
+      <w:tr>
+        <w:tc>
+          <w:tcPr/>
+          <w:p>
+            <w:pPr>
+              <w:pStyle w:val="Compact"/>
+            </w:pPr>
+            <w:r>
+              <w:t xml:space="preserve">Two-sided Tobit</w:t>
+            </w:r>
+          </w:p>
+        </w:tc>
+        <w:tc>
+          <w:tcPr/>
+          <w:p>
+            <w:pPr>
+              <w:pStyle w:val="Compact"/>
+            </w:pPr>
+            <w:r>
+              <w:t xml:space="preserve">factor_session_fixed_effect</w:t>
+            </w:r>
+          </w:p>
+        </w:tc>
+        <w:tc>
+          <w:tcPr/>
+          <w:p>
+            <w:pPr>
+              <w:pStyle w:val="Compact"/>
+            </w:pPr>
+            <w:r>
+              <w:t xml:space="preserve">cluster_robust_id</w:t>
+            </w:r>
+          </w:p>
+        </w:tc>
+      </w:tr>
+    </w:tbl>
+    <w:bookmarkStart w:id="37" w:name="model-level-fit-and-censoring-summary"/>
+    <w:p>
+      <w:pPr>
+        <w:pStyle w:val="Heading3"/>
+      </w:pPr>
+      <w:r>
+        <w:t xml:space="preserve">Model-level fit and censoring summary</w:t>
+      </w:r>
+    </w:p>
+    <w:bookmarkStart w:id="35" w:name="bystander-models"/>
+    <w:p>
+      <w:pPr>
+        <w:pStyle w:val="Heading4"/>
+      </w:pPr>
+      <w:r>
+        <w:t xml:space="preserve">Bystander models</w:t>
+      </w:r>
+    </w:p>
+    <w:p>
+      <w:pPr>
+        <w:pStyle w:val="FirstParagraph"/>
+      </w:pPr>
+      <w:r>
+        <w:rPr>
+          <w:b/>
+          <w:bCs/>
+        </w:rPr>
+        <w:t xml:space="preserve">Table 12. Bystander model fit and censoring summary</w:t>
+      </w:r>
+    </w:p>
+    <w:tbl>
+      <w:tblPr>
+        <w:tblStyle w:val="Table"/>
+        <w:tblW w:type="auto" w:w="0"/>
+        <w:tblLook w:firstRow="1" w:lastRow="0" w:firstColumn="0" w:lastColumn="0" w:noHBand="0" w:noVBand="0" w:val="0020"/>
+      </w:tblPr>
+      <w:tblGrid>
+        <w:gridCol w:w="1320"/>
+        <w:gridCol w:w="1320"/>
+        <w:gridCol w:w="1320"/>
+        <w:gridCol w:w="1320"/>
+        <w:gridCol w:w="1320"/>
+        <w:gridCol w:w="1320"/>
+      </w:tblGrid>
+      <w:tr>
+        <w:trPr>
+          <w:tblHeader w:val="on"/>
+        </w:trPr>
+        <w:tc>
+          <w:tcPr/>
+          <w:p>
+            <w:pPr>
+              <w:pStyle w:val="Compact"/>
+            </w:pPr>
+            <w:r>
+              <w:t xml:space="preserve">H</w:t>
+            </w:r>
+          </w:p>
+        </w:tc>
+        <w:tc>
+          <w:tcPr/>
+          <w:p>
+            <w:pPr>
+              <w:pStyle w:val="Compact"/>
+            </w:pPr>
+            <w:r>
+              <w:t xml:space="preserve">L. cens.</w:t>
+            </w:r>
+          </w:p>
+        </w:tc>
+        <w:tc>
+          <w:tcPr/>
+          <w:p>
+            <w:pPr>
+              <w:pStyle w:val="Compact"/>
+            </w:pPr>
+            <w:r>
+              <w:t xml:space="preserve">U. cens.</w:t>
             </w:r>
           </w:p>
         </w:tc>
@@ -5311,18 +6002,7 @@
               <w:pStyle w:val="Compact"/>
             </w:pPr>
             <w:r>
-              <w:t xml:space="preserve">sigma</w:t>
-            </w:r>
-          </w:p>
-        </w:tc>
-        <w:tc>
-          <w:tcPr/>
-          <w:p>
-            <w:pPr>
-              <w:pStyle w:val="Compact"/>
-            </w:pPr>
-            <w:r>
-              <w:t xml:space="preserve">dropped_columns</w:t>
+              <w:t xml:space="preserve">Sigma</w:t>
             </w:r>
           </w:p>
         </w:tc>
@@ -5346,83 +6026,6 @@
               <w:pStyle w:val="Compact"/>
             </w:pPr>
             <w:r>
-              <w:t xml:space="preserve">Bystander</w:t>
-            </w:r>
-          </w:p>
-        </w:tc>
-        <w:tc>
-          <w:tcPr/>
-          <w:p>
-            <w:pPr>
-              <w:pStyle w:val="Compact"/>
-            </w:pPr>
-            <w:r>
-              <w:t xml:space="preserve">primary</w:t>
-            </w:r>
-          </w:p>
-        </w:tc>
-        <w:tc>
-          <w:tcPr/>
-          <w:p>
-            <w:pPr>
-              <w:pStyle w:val="Compact"/>
-            </w:pPr>
-            <w:r>
-              <w:t xml:space="preserve">Two-sided Tobit</w:t>
-            </w:r>
-          </w:p>
-        </w:tc>
-        <w:tc>
-          <w:tcPr/>
-          <w:p>
-            <w:pPr>
-              <w:pStyle w:val="Compact"/>
-            </w:pPr>
-            <w:r>
-              <w:t xml:space="preserve">factor_session_fixed_effect</w:t>
-            </w:r>
-          </w:p>
-        </w:tc>
-        <w:tc>
-          <w:tcPr/>
-          <w:p>
-            <w:pPr>
-              <w:pStyle w:val="Compact"/>
-            </w:pPr>
-            <w:r>
-              <w:t xml:space="preserve">cluster_robust_id</w:t>
-            </w:r>
-          </w:p>
-        </w:tc>
-        <w:tc>
-          <w:tcPr/>
-          <w:p>
-            <w:pPr>
-              <w:pStyle w:val="Compact"/>
-            </w:pPr>
-            <w:r>
-              <w:t xml:space="preserve">2420</w:t>
-            </w:r>
-          </w:p>
-        </w:tc>
-        <w:tc>
-          <w:tcPr/>
-          <w:p>
-            <w:pPr>
-              <w:pStyle w:val="Compact"/>
-            </w:pPr>
-            <w:r>
-              <w:t xml:space="preserve">243</w:t>
-            </w:r>
-          </w:p>
-        </w:tc>
-        <w:tc>
-          <w:tcPr/>
-          <w:p>
-            <w:pPr>
-              <w:pStyle w:val="Compact"/>
-            </w:pPr>
-            <w:r>
               <w:t xml:space="preserve">300</w:t>
             </w:r>
           </w:p>
@@ -5445,18 +6048,18 @@
               <w:pStyle w:val="Compact"/>
             </w:pPr>
             <w:r>
-              <w:t xml:space="preserve">12558.780</w:t>
-            </w:r>
-          </w:p>
-        </w:tc>
-        <w:tc>
-          <w:tcPr/>
-          <w:p>
-            <w:pPr>
-              <w:pStyle w:val="Compact"/>
-            </w:pPr>
-            <w:r>
-              <w:t xml:space="preserve">12703.568</w:t>
+              <w:t xml:space="preserve">12558.800</w:t>
+            </w:r>
+          </w:p>
+        </w:tc>
+        <w:tc>
+          <w:tcPr/>
+          <w:p>
+            <w:pPr>
+              <w:pStyle w:val="Compact"/>
+            </w:pPr>
+            <w:r>
+              <w:t xml:space="preserve">12703.600</w:t>
             </w:r>
           </w:p>
         </w:tc>
@@ -5471,173 +6074,6 @@
             </w:r>
           </w:p>
         </w:tc>
-        <w:tc>
-          <w:tcPr/>
-          <w:p>
-            <w:pPr>
-              <w:pStyle w:val="Compact"/>
-            </w:pPr>
-            <w:r>
-              <w:t xml:space="preserve">0</w:t>
-            </w:r>
-          </w:p>
-        </w:tc>
-      </w:tr>
-      <w:tr>
-        <w:tc>
-          <w:tcPr/>
-          <w:p>
-            <w:pPr>
-              <w:pStyle w:val="Compact"/>
-            </w:pPr>
-            <w:r>
-              <w:t xml:space="preserve">H1</w:t>
-            </w:r>
-          </w:p>
-        </w:tc>
-        <w:tc>
-          <w:tcPr/>
-          <w:p>
-            <w:pPr>
-              <w:pStyle w:val="Compact"/>
-            </w:pPr>
-            <w:r>
-              <w:t xml:space="preserve">Victim</w:t>
-            </w:r>
-          </w:p>
-        </w:tc>
-        <w:tc>
-          <w:tcPr/>
-          <w:p>
-            <w:pPr>
-              <w:pStyle w:val="Compact"/>
-            </w:pPr>
-            <w:r>
-              <w:t xml:space="preserve">primary</w:t>
-            </w:r>
-          </w:p>
-        </w:tc>
-        <w:tc>
-          <w:tcPr/>
-          <w:p>
-            <w:pPr>
-              <w:pStyle w:val="Compact"/>
-            </w:pPr>
-            <w:r>
-              <w:t xml:space="preserve">Two-sided Tobit</w:t>
-            </w:r>
-          </w:p>
-        </w:tc>
-        <w:tc>
-          <w:tcPr/>
-          <w:p>
-            <w:pPr>
-              <w:pStyle w:val="Compact"/>
-            </w:pPr>
-            <w:r>
-              <w:t xml:space="preserve">factor_session_fixed_effect</w:t>
-            </w:r>
-          </w:p>
-        </w:tc>
-        <w:tc>
-          <w:tcPr/>
-          <w:p>
-            <w:pPr>
-              <w:pStyle w:val="Compact"/>
-            </w:pPr>
-            <w:r>
-              <w:t xml:space="preserve">cluster_robust_id</w:t>
-            </w:r>
-          </w:p>
-        </w:tc>
-        <w:tc>
-          <w:tcPr/>
-          <w:p>
-            <w:pPr>
-              <w:pStyle w:val="Compact"/>
-            </w:pPr>
-            <w:r>
-              <w:t xml:space="preserve">2420</w:t>
-            </w:r>
-          </w:p>
-        </w:tc>
-        <w:tc>
-          <w:tcPr/>
-          <w:p>
-            <w:pPr>
-              <w:pStyle w:val="Compact"/>
-            </w:pPr>
-            <w:r>
-              <w:t xml:space="preserve">243</w:t>
-            </w:r>
-          </w:p>
-        </w:tc>
-        <w:tc>
-          <w:tcPr/>
-          <w:p>
-            <w:pPr>
-              <w:pStyle w:val="Compact"/>
-            </w:pPr>
-            <w:r>
-              <w:t xml:space="preserve">377</w:t>
-            </w:r>
-          </w:p>
-        </w:tc>
-        <w:tc>
-          <w:tcPr/>
-          <w:p>
-            <w:pPr>
-              <w:pStyle w:val="Compact"/>
-            </w:pPr>
-            <w:r>
-              <w:t xml:space="preserve">744</w:t>
-            </w:r>
-          </w:p>
-        </w:tc>
-        <w:tc>
-          <w:tcPr/>
-          <w:p>
-            <w:pPr>
-              <w:pStyle w:val="Compact"/>
-            </w:pPr>
-            <w:r>
-              <w:t xml:space="preserve">12280.557</w:t>
-            </w:r>
-          </w:p>
-        </w:tc>
-        <w:tc>
-          <w:tcPr/>
-          <w:p>
-            <w:pPr>
-              <w:pStyle w:val="Compact"/>
-            </w:pPr>
-            <w:r>
-              <w:t xml:space="preserve">12425.345</w:t>
-            </w:r>
-          </w:p>
-        </w:tc>
-        <w:tc>
-          <w:tcPr/>
-          <w:p>
-            <w:pPr>
-              <w:pStyle w:val="Compact"/>
-            </w:pPr>
-            <w:r>
-              <w:t xml:space="preserve">11.564</w:t>
-            </w:r>
-          </w:p>
-        </w:tc>
-        <w:tc>
-          <w:tcPr/>
-          <w:p>
-            <w:pPr>
-              <w:pStyle w:val="Compact"/>
-            </w:pPr>
-            <w:r>
-              <w:t xml:space="preserve">0</w:t>
-            </w:r>
-          </w:p>
-        </w:tc>
       </w:tr>
       <w:tr>
         <w:tc>
@@ -5658,83 +6094,6 @@
               <w:pStyle w:val="Compact"/>
             </w:pPr>
             <w:r>
-              <w:t xml:space="preserve">Bystander</w:t>
-            </w:r>
-          </w:p>
-        </w:tc>
-        <w:tc>
-          <w:tcPr/>
-          <w:p>
-            <w:pPr>
-              <w:pStyle w:val="Compact"/>
-            </w:pPr>
-            <w:r>
-              <w:t xml:space="preserve">primary</w:t>
-            </w:r>
-          </w:p>
-        </w:tc>
-        <w:tc>
-          <w:tcPr/>
-          <w:p>
-            <w:pPr>
-              <w:pStyle w:val="Compact"/>
-            </w:pPr>
-            <w:r>
-              <w:t xml:space="preserve">Two-sided Tobit</w:t>
-            </w:r>
-          </w:p>
-        </w:tc>
-        <w:tc>
-          <w:tcPr/>
-          <w:p>
-            <w:pPr>
-              <w:pStyle w:val="Compact"/>
-            </w:pPr>
-            <w:r>
-              <w:t xml:space="preserve">factor_session_fixed_effect</w:t>
-            </w:r>
-          </w:p>
-        </w:tc>
-        <w:tc>
-          <w:tcPr/>
-          <w:p>
-            <w:pPr>
-              <w:pStyle w:val="Compact"/>
-            </w:pPr>
-            <w:r>
-              <w:t xml:space="preserve">cluster_robust_id</w:t>
-            </w:r>
-          </w:p>
-        </w:tc>
-        <w:tc>
-          <w:tcPr/>
-          <w:p>
-            <w:pPr>
-              <w:pStyle w:val="Compact"/>
-            </w:pPr>
-            <w:r>
-              <w:t xml:space="preserve">2420</w:t>
-            </w:r>
-          </w:p>
-        </w:tc>
-        <w:tc>
-          <w:tcPr/>
-          <w:p>
-            <w:pPr>
-              <w:pStyle w:val="Compact"/>
-            </w:pPr>
-            <w:r>
-              <w:t xml:space="preserve">243</w:t>
-            </w:r>
-          </w:p>
-        </w:tc>
-        <w:tc>
-          <w:tcPr/>
-          <w:p>
-            <w:pPr>
-              <w:pStyle w:val="Compact"/>
-            </w:pPr>
-            <w:r>
               <w:t xml:space="preserve">300</w:t>
             </w:r>
           </w:p>
@@ -5757,18 +6116,18 @@
               <w:pStyle w:val="Compact"/>
             </w:pPr>
             <w:r>
-              <w:t xml:space="preserve">12557.426</w:t>
-            </w:r>
-          </w:p>
-        </w:tc>
-        <w:tc>
-          <w:tcPr/>
-          <w:p>
-            <w:pPr>
-              <w:pStyle w:val="Compact"/>
-            </w:pPr>
-            <w:r>
-              <w:t xml:space="preserve">12725.380</w:t>
+              <w:t xml:space="preserve">12557.400</w:t>
+            </w:r>
+          </w:p>
+        </w:tc>
+        <w:tc>
+          <w:tcPr/>
+          <w:p>
+            <w:pPr>
+              <w:pStyle w:val="Compact"/>
+            </w:pPr>
+            <w:r>
+              <w:t xml:space="preserve">12725.400</w:t>
             </w:r>
           </w:p>
         </w:tc>
@@ -5783,173 +6142,6 @@
             </w:r>
           </w:p>
         </w:tc>
-        <w:tc>
-          <w:tcPr/>
-          <w:p>
-            <w:pPr>
-              <w:pStyle w:val="Compact"/>
-            </w:pPr>
-            <w:r>
-              <w:t xml:space="preserve">0</w:t>
-            </w:r>
-          </w:p>
-        </w:tc>
-      </w:tr>
-      <w:tr>
-        <w:tc>
-          <w:tcPr/>
-          <w:p>
-            <w:pPr>
-              <w:pStyle w:val="Compact"/>
-            </w:pPr>
-            <w:r>
-              <w:t xml:space="preserve">H2</w:t>
-            </w:r>
-          </w:p>
-        </w:tc>
-        <w:tc>
-          <w:tcPr/>
-          <w:p>
-            <w:pPr>
-              <w:pStyle w:val="Compact"/>
-            </w:pPr>
-            <w:r>
-              <w:t xml:space="preserve">Victim</w:t>
-            </w:r>
-          </w:p>
-        </w:tc>
-        <w:tc>
-          <w:tcPr/>
-          <w:p>
-            <w:pPr>
-              <w:pStyle w:val="Compact"/>
-            </w:pPr>
-            <w:r>
-              <w:t xml:space="preserve">primary</w:t>
-            </w:r>
-          </w:p>
-        </w:tc>
-        <w:tc>
-          <w:tcPr/>
-          <w:p>
-            <w:pPr>
-              <w:pStyle w:val="Compact"/>
-            </w:pPr>
-            <w:r>
-              <w:t xml:space="preserve">Two-sided Tobit</w:t>
-            </w:r>
-          </w:p>
-        </w:tc>
-        <w:tc>
-          <w:tcPr/>
-          <w:p>
-            <w:pPr>
-              <w:pStyle w:val="Compact"/>
-            </w:pPr>
-            <w:r>
-              <w:t xml:space="preserve">factor_session_fixed_effect</w:t>
-            </w:r>
-          </w:p>
-        </w:tc>
-        <w:tc>
-          <w:tcPr/>
-          <w:p>
-            <w:pPr>
-              <w:pStyle w:val="Compact"/>
-            </w:pPr>
-            <w:r>
-              <w:t xml:space="preserve">cluster_robust_id</w:t>
-            </w:r>
-          </w:p>
-        </w:tc>
-        <w:tc>
-          <w:tcPr/>
-          <w:p>
-            <w:pPr>
-              <w:pStyle w:val="Compact"/>
-            </w:pPr>
-            <w:r>
-              <w:t xml:space="preserve">2420</w:t>
-            </w:r>
-          </w:p>
-        </w:tc>
-        <w:tc>
-          <w:tcPr/>
-          <w:p>
-            <w:pPr>
-              <w:pStyle w:val="Compact"/>
-            </w:pPr>
-            <w:r>
-              <w:t xml:space="preserve">243</w:t>
-            </w:r>
-          </w:p>
-        </w:tc>
-        <w:tc>
-          <w:tcPr/>
-          <w:p>
-            <w:pPr>
-              <w:pStyle w:val="Compact"/>
-            </w:pPr>
-            <w:r>
-              <w:t xml:space="preserve">377</w:t>
-            </w:r>
-          </w:p>
-        </w:tc>
-        <w:tc>
-          <w:tcPr/>
-          <w:p>
-            <w:pPr>
-              <w:pStyle w:val="Compact"/>
-            </w:pPr>
-            <w:r>
-              <w:t xml:space="preserve">744</w:t>
-            </w:r>
-          </w:p>
-        </w:tc>
-        <w:tc>
-          <w:tcPr/>
-          <w:p>
-            <w:pPr>
-              <w:pStyle w:val="Compact"/>
-            </w:pPr>
-            <w:r>
-              <w:t xml:space="preserve">12297.645</w:t>
-            </w:r>
-          </w:p>
-        </w:tc>
-        <w:tc>
-          <w:tcPr/>
-          <w:p>
-            <w:pPr>
-              <w:pStyle w:val="Compact"/>
-            </w:pPr>
-            <w:r>
-              <w:t xml:space="preserve">12442.433</w:t>
-            </w:r>
-          </w:p>
-        </w:tc>
-        <w:tc>
-          <w:tcPr/>
-          <w:p>
-            <w:pPr>
-              <w:pStyle w:val="Compact"/>
-            </w:pPr>
-            <w:r>
-              <w:t xml:space="preserve">11.607</w:t>
-            </w:r>
-          </w:p>
-        </w:tc>
-        <w:tc>
-          <w:tcPr/>
-          <w:p>
-            <w:pPr>
-              <w:pStyle w:val="Compact"/>
-            </w:pPr>
-            <w:r>
-              <w:t xml:space="preserve">0</w:t>
-            </w:r>
-          </w:p>
-        </w:tc>
       </w:tr>
       <w:tr>
         <w:tc>
@@ -5970,83 +6162,6 @@
               <w:pStyle w:val="Compact"/>
             </w:pPr>
             <w:r>
-              <w:t xml:space="preserve">Bystander</w:t>
-            </w:r>
-          </w:p>
-        </w:tc>
-        <w:tc>
-          <w:tcPr/>
-          <w:p>
-            <w:pPr>
-              <w:pStyle w:val="Compact"/>
-            </w:pPr>
-            <w:r>
-              <w:t xml:space="preserve">primary</w:t>
-            </w:r>
-          </w:p>
-        </w:tc>
-        <w:tc>
-          <w:tcPr/>
-          <w:p>
-            <w:pPr>
-              <w:pStyle w:val="Compact"/>
-            </w:pPr>
-            <w:r>
-              <w:t xml:space="preserve">Two-sided Tobit</w:t>
-            </w:r>
-          </w:p>
-        </w:tc>
-        <w:tc>
-          <w:tcPr/>
-          <w:p>
-            <w:pPr>
-              <w:pStyle w:val="Compact"/>
-            </w:pPr>
-            <w:r>
-              <w:t xml:space="preserve">factor_session_fixed_effect</w:t>
-            </w:r>
-          </w:p>
-        </w:tc>
-        <w:tc>
-          <w:tcPr/>
-          <w:p>
-            <w:pPr>
-              <w:pStyle w:val="Compact"/>
-            </w:pPr>
-            <w:r>
-              <w:t xml:space="preserve">cluster_robust_id</w:t>
-            </w:r>
-          </w:p>
-        </w:tc>
-        <w:tc>
-          <w:tcPr/>
-          <w:p>
-            <w:pPr>
-              <w:pStyle w:val="Compact"/>
-            </w:pPr>
-            <w:r>
-              <w:t xml:space="preserve">2420</w:t>
-            </w:r>
-          </w:p>
-        </w:tc>
-        <w:tc>
-          <w:tcPr/>
-          <w:p>
-            <w:pPr>
-              <w:pStyle w:val="Compact"/>
-            </w:pPr>
-            <w:r>
-              <w:t xml:space="preserve">243</w:t>
-            </w:r>
-          </w:p>
-        </w:tc>
-        <w:tc>
-          <w:tcPr/>
-          <w:p>
-            <w:pPr>
-              <w:pStyle w:val="Compact"/>
-            </w:pPr>
-            <w:r>
               <w:t xml:space="preserve">300</w:t>
             </w:r>
           </w:p>
@@ -6069,18 +6184,18 @@
               <w:pStyle w:val="Compact"/>
             </w:pPr>
             <w:r>
-              <w:t xml:space="preserve">12569.153</w:t>
-            </w:r>
-          </w:p>
-        </w:tc>
-        <w:tc>
-          <w:tcPr/>
-          <w:p>
-            <w:pPr>
-              <w:pStyle w:val="Compact"/>
-            </w:pPr>
-            <w:r>
-              <w:t xml:space="preserve">12829.772</w:t>
+              <w:t xml:space="preserve">12569.200</w:t>
+            </w:r>
+          </w:p>
+        </w:tc>
+        <w:tc>
+          <w:tcPr/>
+          <w:p>
+            <w:pPr>
+              <w:pStyle w:val="Compact"/>
+            </w:pPr>
+            <w:r>
+              <w:t xml:space="preserve">12829.800</w:t>
             </w:r>
           </w:p>
         </w:tc>
@@ -6095,173 +6210,6 @@
             </w:r>
           </w:p>
         </w:tc>
-        <w:tc>
-          <w:tcPr/>
-          <w:p>
-            <w:pPr>
-              <w:pStyle w:val="Compact"/>
-            </w:pPr>
-            <w:r>
-              <w:t xml:space="preserve">0</w:t>
-            </w:r>
-          </w:p>
-        </w:tc>
-      </w:tr>
-      <w:tr>
-        <w:tc>
-          <w:tcPr/>
-          <w:p>
-            <w:pPr>
-              <w:pStyle w:val="Compact"/>
-            </w:pPr>
-            <w:r>
-              <w:t xml:space="preserve">H3</w:t>
-            </w:r>
-          </w:p>
-        </w:tc>
-        <w:tc>
-          <w:tcPr/>
-          <w:p>
-            <w:pPr>
-              <w:pStyle w:val="Compact"/>
-            </w:pPr>
-            <w:r>
-              <w:t xml:space="preserve">Victim</w:t>
-            </w:r>
-          </w:p>
-        </w:tc>
-        <w:tc>
-          <w:tcPr/>
-          <w:p>
-            <w:pPr>
-              <w:pStyle w:val="Compact"/>
-            </w:pPr>
-            <w:r>
-              <w:t xml:space="preserve">primary</w:t>
-            </w:r>
-          </w:p>
-        </w:tc>
-        <w:tc>
-          <w:tcPr/>
-          <w:p>
-            <w:pPr>
-              <w:pStyle w:val="Compact"/>
-            </w:pPr>
-            <w:r>
-              <w:t xml:space="preserve">Two-sided Tobit</w:t>
-            </w:r>
-          </w:p>
-        </w:tc>
-        <w:tc>
-          <w:tcPr/>
-          <w:p>
-            <w:pPr>
-              <w:pStyle w:val="Compact"/>
-            </w:pPr>
-            <w:r>
-              <w:t xml:space="preserve">factor_session_fixed_effect</w:t>
-            </w:r>
-          </w:p>
-        </w:tc>
-        <w:tc>
-          <w:tcPr/>
-          <w:p>
-            <w:pPr>
-              <w:pStyle w:val="Compact"/>
-            </w:pPr>
-            <w:r>
-              <w:t xml:space="preserve">cluster_robust_id</w:t>
-            </w:r>
-          </w:p>
-        </w:tc>
-        <w:tc>
-          <w:tcPr/>
-          <w:p>
-            <w:pPr>
-              <w:pStyle w:val="Compact"/>
-            </w:pPr>
-            <w:r>
-              <w:t xml:space="preserve">2420</w:t>
-            </w:r>
-          </w:p>
-        </w:tc>
-        <w:tc>
-          <w:tcPr/>
-          <w:p>
-            <w:pPr>
-              <w:pStyle w:val="Compact"/>
-            </w:pPr>
-            <w:r>
-              <w:t xml:space="preserve">243</w:t>
-            </w:r>
-          </w:p>
-        </w:tc>
-        <w:tc>
-          <w:tcPr/>
-          <w:p>
-            <w:pPr>
-              <w:pStyle w:val="Compact"/>
-            </w:pPr>
-            <w:r>
-              <w:t xml:space="preserve">377</w:t>
-            </w:r>
-          </w:p>
-        </w:tc>
-        <w:tc>
-          <w:tcPr/>
-          <w:p>
-            <w:pPr>
-              <w:pStyle w:val="Compact"/>
-            </w:pPr>
-            <w:r>
-              <w:t xml:space="preserve">744</w:t>
-            </w:r>
-          </w:p>
-        </w:tc>
-        <w:tc>
-          <w:tcPr/>
-          <w:p>
-            <w:pPr>
-              <w:pStyle w:val="Compact"/>
-            </w:pPr>
-            <w:r>
-              <w:t xml:space="preserve">12296.035</w:t>
-            </w:r>
-          </w:p>
-        </w:tc>
-        <w:tc>
-          <w:tcPr/>
-          <w:p>
-            <w:pPr>
-              <w:pStyle w:val="Compact"/>
-            </w:pPr>
-            <w:r>
-              <w:t xml:space="preserve">12510.321</w:t>
-            </w:r>
-          </w:p>
-        </w:tc>
-        <w:tc>
-          <w:tcPr/>
-          <w:p>
-            <w:pPr>
-              <w:pStyle w:val="Compact"/>
-            </w:pPr>
-            <w:r>
-              <w:t xml:space="preserve">11.541</w:t>
-            </w:r>
-          </w:p>
-        </w:tc>
-        <w:tc>
-          <w:tcPr/>
-          <w:p>
-            <w:pPr>
-              <w:pStyle w:val="Compact"/>
-            </w:pPr>
-            <w:r>
-              <w:t xml:space="preserve">0</w:t>
-            </w:r>
-          </w:p>
-        </w:tc>
       </w:tr>
       <w:tr>
         <w:tc>
@@ -6282,83 +6230,6 @@
               <w:pStyle w:val="Compact"/>
             </w:pPr>
             <w:r>
-              <w:t xml:space="preserve">Bystander</w:t>
-            </w:r>
-          </w:p>
-        </w:tc>
-        <w:tc>
-          <w:tcPr/>
-          <w:p>
-            <w:pPr>
-              <w:pStyle w:val="Compact"/>
-            </w:pPr>
-            <w:r>
-              <w:t xml:space="preserve">primary</w:t>
-            </w:r>
-          </w:p>
-        </w:tc>
-        <w:tc>
-          <w:tcPr/>
-          <w:p>
-            <w:pPr>
-              <w:pStyle w:val="Compact"/>
-            </w:pPr>
-            <w:r>
-              <w:t xml:space="preserve">Two-sided Tobit</w:t>
-            </w:r>
-          </w:p>
-        </w:tc>
-        <w:tc>
-          <w:tcPr/>
-          <w:p>
-            <w:pPr>
-              <w:pStyle w:val="Compact"/>
-            </w:pPr>
-            <w:r>
-              <w:t xml:space="preserve">factor_session_fixed_effect</w:t>
-            </w:r>
-          </w:p>
-        </w:tc>
-        <w:tc>
-          <w:tcPr/>
-          <w:p>
-            <w:pPr>
-              <w:pStyle w:val="Compact"/>
-            </w:pPr>
-            <w:r>
-              <w:t xml:space="preserve">cluster_robust_id</w:t>
-            </w:r>
-          </w:p>
-        </w:tc>
-        <w:tc>
-          <w:tcPr/>
-          <w:p>
-            <w:pPr>
-              <w:pStyle w:val="Compact"/>
-            </w:pPr>
-            <w:r>
-              <w:t xml:space="preserve">2420</w:t>
-            </w:r>
-          </w:p>
-        </w:tc>
-        <w:tc>
-          <w:tcPr/>
-          <w:p>
-            <w:pPr>
-              <w:pStyle w:val="Compact"/>
-            </w:pPr>
-            <w:r>
-              <w:t xml:space="preserve">243</w:t>
-            </w:r>
-          </w:p>
-        </w:tc>
-        <w:tc>
-          <w:tcPr/>
-          <w:p>
-            <w:pPr>
-              <w:pStyle w:val="Compact"/>
-            </w:pPr>
-            <w:r>
               <w:t xml:space="preserve">300</w:t>
             </w:r>
           </w:p>
@@ -6381,18 +6252,18 @@
               <w:pStyle w:val="Compact"/>
             </w:pPr>
             <w:r>
-              <w:t xml:space="preserve">11060.312</w:t>
-            </w:r>
-          </w:p>
-        </w:tc>
-        <w:tc>
-          <w:tcPr/>
-          <w:p>
-            <w:pPr>
-              <w:pStyle w:val="Compact"/>
-            </w:pPr>
-            <w:r>
-              <w:t xml:space="preserve">11199.308</w:t>
+              <w:t xml:space="preserve">11060.300</w:t>
+            </w:r>
+          </w:p>
+        </w:tc>
+        <w:tc>
+          <w:tcPr/>
+          <w:p>
+            <w:pPr>
+              <w:pStyle w:val="Compact"/>
+            </w:pPr>
+            <w:r>
+              <w:t xml:space="preserve">11199.300</w:t>
             </w:r>
           </w:p>
         </w:tc>
@@ -6407,173 +6278,6 @@
             </w:r>
           </w:p>
         </w:tc>
-        <w:tc>
-          <w:tcPr/>
-          <w:p>
-            <w:pPr>
-              <w:pStyle w:val="Compact"/>
-            </w:pPr>
-            <w:r>
-              <w:t xml:space="preserve">0</w:t>
-            </w:r>
-          </w:p>
-        </w:tc>
-      </w:tr>
-      <w:tr>
-        <w:tc>
-          <w:tcPr/>
-          <w:p>
-            <w:pPr>
-              <w:pStyle w:val="Compact"/>
-            </w:pPr>
-            <w:r>
-              <w:t xml:space="preserve">H4</w:t>
-            </w:r>
-          </w:p>
-        </w:tc>
-        <w:tc>
-          <w:tcPr/>
-          <w:p>
-            <w:pPr>
-              <w:pStyle w:val="Compact"/>
-            </w:pPr>
-            <w:r>
-              <w:t xml:space="preserve">Victim</w:t>
-            </w:r>
-          </w:p>
-        </w:tc>
-        <w:tc>
-          <w:tcPr/>
-          <w:p>
-            <w:pPr>
-              <w:pStyle w:val="Compact"/>
-            </w:pPr>
-            <w:r>
-              <w:t xml:space="preserve">primary</w:t>
-            </w:r>
-          </w:p>
-        </w:tc>
-        <w:tc>
-          <w:tcPr/>
-          <w:p>
-            <w:pPr>
-              <w:pStyle w:val="Compact"/>
-            </w:pPr>
-            <w:r>
-              <w:t xml:space="preserve">Two-sided Tobit</w:t>
-            </w:r>
-          </w:p>
-        </w:tc>
-        <w:tc>
-          <w:tcPr/>
-          <w:p>
-            <w:pPr>
-              <w:pStyle w:val="Compact"/>
-            </w:pPr>
-            <w:r>
-              <w:t xml:space="preserve">factor_session_fixed_effect</w:t>
-            </w:r>
-          </w:p>
-        </w:tc>
-        <w:tc>
-          <w:tcPr/>
-          <w:p>
-            <w:pPr>
-              <w:pStyle w:val="Compact"/>
-            </w:pPr>
-            <w:r>
-              <w:t xml:space="preserve">cluster_robust_id</w:t>
-            </w:r>
-          </w:p>
-        </w:tc>
-        <w:tc>
-          <w:tcPr/>
-          <w:p>
-            <w:pPr>
-              <w:pStyle w:val="Compact"/>
-            </w:pPr>
-            <w:r>
-              <w:t xml:space="preserve">2420</w:t>
-            </w:r>
-          </w:p>
-        </w:tc>
-        <w:tc>
-          <w:tcPr/>
-          <w:p>
-            <w:pPr>
-              <w:pStyle w:val="Compact"/>
-            </w:pPr>
-            <w:r>
-              <w:t xml:space="preserve">243</w:t>
-            </w:r>
-          </w:p>
-        </w:tc>
-        <w:tc>
-          <w:tcPr/>
-          <w:p>
-            <w:pPr>
-              <w:pStyle w:val="Compact"/>
-            </w:pPr>
-            <w:r>
-              <w:t xml:space="preserve">377</w:t>
-            </w:r>
-          </w:p>
-        </w:tc>
-        <w:tc>
-          <w:tcPr/>
-          <w:p>
-            <w:pPr>
-              <w:pStyle w:val="Compact"/>
-            </w:pPr>
-            <w:r>
-              <w:t xml:space="preserve">744</w:t>
-            </w:r>
-          </w:p>
-        </w:tc>
-        <w:tc>
-          <w:tcPr/>
-          <w:p>
-            <w:pPr>
-              <w:pStyle w:val="Compact"/>
-            </w:pPr>
-            <w:r>
-              <w:t xml:space="preserve">10747.901</w:t>
-            </w:r>
-          </w:p>
-        </w:tc>
-        <w:tc>
-          <w:tcPr/>
-          <w:p>
-            <w:pPr>
-              <w:pStyle w:val="Compact"/>
-            </w:pPr>
-            <w:r>
-              <w:t xml:space="preserve">10886.898</w:t>
-            </w:r>
-          </w:p>
-        </w:tc>
-        <w:tc>
-          <w:tcPr/>
-          <w:p>
-            <w:pPr>
-              <w:pStyle w:val="Compact"/>
-            </w:pPr>
-            <w:r>
-              <w:t xml:space="preserve">7.626</w:t>
-            </w:r>
-          </w:p>
-        </w:tc>
-        <w:tc>
-          <w:tcPr/>
-          <w:p>
-            <w:pPr>
-              <w:pStyle w:val="Compact"/>
-            </w:pPr>
-            <w:r>
-              <w:t xml:space="preserve">0</w:t>
-            </w:r>
-          </w:p>
-        </w:tc>
       </w:tr>
       <w:tr>
         <w:tc>
@@ -6594,83 +6298,6 @@
               <w:pStyle w:val="Compact"/>
             </w:pPr>
             <w:r>
-              <w:t xml:space="preserve">Bystander</w:t>
-            </w:r>
-          </w:p>
-        </w:tc>
-        <w:tc>
-          <w:tcPr/>
-          <w:p>
-            <w:pPr>
-              <w:pStyle w:val="Compact"/>
-            </w:pPr>
-            <w:r>
-              <w:t xml:space="preserve">primary</w:t>
-            </w:r>
-          </w:p>
-        </w:tc>
-        <w:tc>
-          <w:tcPr/>
-          <w:p>
-            <w:pPr>
-              <w:pStyle w:val="Compact"/>
-            </w:pPr>
-            <w:r>
-              <w:t xml:space="preserve">Two-sided Tobit</w:t>
-            </w:r>
-          </w:p>
-        </w:tc>
-        <w:tc>
-          <w:tcPr/>
-          <w:p>
-            <w:pPr>
-              <w:pStyle w:val="Compact"/>
-            </w:pPr>
-            <w:r>
-              <w:t xml:space="preserve">factor_session_fixed_effect</w:t>
-            </w:r>
-          </w:p>
-        </w:tc>
-        <w:tc>
-          <w:tcPr/>
-          <w:p>
-            <w:pPr>
-              <w:pStyle w:val="Compact"/>
-            </w:pPr>
-            <w:r>
-              <w:t xml:space="preserve">cluster_robust_id</w:t>
-            </w:r>
-          </w:p>
-        </w:tc>
-        <w:tc>
-          <w:tcPr/>
-          <w:p>
-            <w:pPr>
-              <w:pStyle w:val="Compact"/>
-            </w:pPr>
-            <w:r>
-              <w:t xml:space="preserve">2420</w:t>
-            </w:r>
-          </w:p>
-        </w:tc>
-        <w:tc>
-          <w:tcPr/>
-          <w:p>
-            <w:pPr>
-              <w:pStyle w:val="Compact"/>
-            </w:pPr>
-            <w:r>
-              <w:t xml:space="preserve">243</w:t>
-            </w:r>
-          </w:p>
-        </w:tc>
-        <w:tc>
-          <w:tcPr/>
-          <w:p>
-            <w:pPr>
-              <w:pStyle w:val="Compact"/>
-            </w:pPr>
-            <w:r>
               <w:t xml:space="preserve">300</w:t>
             </w:r>
           </w:p>
@@ -6693,18 +6320,18 @@
               <w:pStyle w:val="Compact"/>
             </w:pPr>
             <w:r>
-              <w:t xml:space="preserve">11080.219</w:t>
-            </w:r>
-          </w:p>
-        </w:tc>
-        <w:tc>
-          <w:tcPr/>
-          <w:p>
-            <w:pPr>
-              <w:pStyle w:val="Compact"/>
-            </w:pPr>
-            <w:r>
-              <w:t xml:space="preserve">11358.212</w:t>
+              <w:t xml:space="preserve">11080.200</w:t>
+            </w:r>
+          </w:p>
+        </w:tc>
+        <w:tc>
+          <w:tcPr/>
+          <w:p>
+            <w:pPr>
+              <w:pStyle w:val="Compact"/>
+            </w:pPr>
+            <w:r>
+              <w:t xml:space="preserve">11358.200</w:t>
             </w:r>
           </w:p>
         </w:tc>
@@ -6716,180 +6343,463 @@
             </w:pPr>
             <w:r>
               <w:t xml:space="preserve">6.876</w:t>
-            </w:r>
-          </w:p>
-        </w:tc>
-        <w:tc>
-          <w:tcPr/>
-          <w:p>
-            <w:pPr>
-              <w:pStyle w:val="Compact"/>
-            </w:pPr>
-            <w:r>
-              <w:t xml:space="preserve">0</w:t>
-            </w:r>
-          </w:p>
-        </w:tc>
-      </w:tr>
-      <w:tr>
-        <w:tc>
-          <w:tcPr/>
-          <w:p>
-            <w:pPr>
-              <w:pStyle w:val="Compact"/>
-            </w:pPr>
-            <w:r>
-              <w:t xml:space="preserve">H5</w:t>
-            </w:r>
-          </w:p>
-        </w:tc>
-        <w:tc>
-          <w:tcPr/>
-          <w:p>
-            <w:pPr>
-              <w:pStyle w:val="Compact"/>
-            </w:pPr>
-            <w:r>
-              <w:t xml:space="preserve">Victim</w:t>
-            </w:r>
-          </w:p>
-        </w:tc>
-        <w:tc>
-          <w:tcPr/>
-          <w:p>
-            <w:pPr>
-              <w:pStyle w:val="Compact"/>
-            </w:pPr>
-            <w:r>
-              <w:t xml:space="preserve">primary</w:t>
-            </w:r>
-          </w:p>
-        </w:tc>
-        <w:tc>
-          <w:tcPr/>
-          <w:p>
-            <w:pPr>
-              <w:pStyle w:val="Compact"/>
-            </w:pPr>
-            <w:r>
-              <w:t xml:space="preserve">Two-sided Tobit</w:t>
-            </w:r>
-          </w:p>
-        </w:tc>
-        <w:tc>
-          <w:tcPr/>
-          <w:p>
-            <w:pPr>
-              <w:pStyle w:val="Compact"/>
-            </w:pPr>
-            <w:r>
-              <w:t xml:space="preserve">factor_session_fixed_effect</w:t>
-            </w:r>
-          </w:p>
-        </w:tc>
-        <w:tc>
-          <w:tcPr/>
-          <w:p>
-            <w:pPr>
-              <w:pStyle w:val="Compact"/>
-            </w:pPr>
-            <w:r>
-              <w:t xml:space="preserve">cluster_robust_id</w:t>
-            </w:r>
-          </w:p>
-        </w:tc>
-        <w:tc>
-          <w:tcPr/>
-          <w:p>
-            <w:pPr>
-              <w:pStyle w:val="Compact"/>
-            </w:pPr>
-            <w:r>
-              <w:t xml:space="preserve">2420</w:t>
-            </w:r>
-          </w:p>
-        </w:tc>
-        <w:tc>
-          <w:tcPr/>
-          <w:p>
-            <w:pPr>
-              <w:pStyle w:val="Compact"/>
-            </w:pPr>
-            <w:r>
-              <w:t xml:space="preserve">243</w:t>
-            </w:r>
-          </w:p>
-        </w:tc>
-        <w:tc>
-          <w:tcPr/>
-          <w:p>
-            <w:pPr>
-              <w:pStyle w:val="Compact"/>
-            </w:pPr>
-            <w:r>
-              <w:t xml:space="preserve">377</w:t>
-            </w:r>
-          </w:p>
-        </w:tc>
-        <w:tc>
-          <w:tcPr/>
-          <w:p>
-            <w:pPr>
-              <w:pStyle w:val="Compact"/>
-            </w:pPr>
-            <w:r>
-              <w:t xml:space="preserve">744</w:t>
-            </w:r>
-          </w:p>
-        </w:tc>
-        <w:tc>
-          <w:tcPr/>
-          <w:p>
-            <w:pPr>
-              <w:pStyle w:val="Compact"/>
-            </w:pPr>
-            <w:r>
-              <w:t xml:space="preserve">10749.255</w:t>
-            </w:r>
-          </w:p>
-        </w:tc>
-        <w:tc>
-          <w:tcPr/>
-          <w:p>
-            <w:pPr>
-              <w:pStyle w:val="Compact"/>
-            </w:pPr>
-            <w:r>
-              <w:t xml:space="preserve">10980.916</w:t>
-            </w:r>
-          </w:p>
-        </w:tc>
-        <w:tc>
-          <w:tcPr/>
-          <w:p>
-            <w:pPr>
-              <w:pStyle w:val="Compact"/>
-            </w:pPr>
-            <w:r>
-              <w:t xml:space="preserve">7.570</w:t>
-            </w:r>
-          </w:p>
-        </w:tc>
-        <w:tc>
-          <w:tcPr/>
-          <w:p>
-            <w:pPr>
-              <w:pStyle w:val="Compact"/>
-            </w:pPr>
-            <w:r>
-              <w:t xml:space="preserve">0</w:t>
             </w:r>
           </w:p>
         </w:tc>
       </w:tr>
     </w:tbl>
     <w:bookmarkEnd w:id="35"/>
-    <w:bookmarkStart w:id="38" w:name="hypothesis-significance-summary-by-role"/>
+    <w:bookmarkStart w:id="36" w:name="victim-models"/>
+    <w:p>
+      <w:pPr>
+        <w:pStyle w:val="Heading4"/>
+      </w:pPr>
+      <w:r>
+        <w:t xml:space="preserve">Victim models</w:t>
+      </w:r>
+    </w:p>
+    <w:p>
+      <w:pPr>
+        <w:pStyle w:val="FirstParagraph"/>
+      </w:pPr>
+      <w:r>
+        <w:rPr>
+          <w:b/>
+          <w:bCs/>
+        </w:rPr>
+        <w:t xml:space="preserve">Table 13. Victim model fit and censoring summary</w:t>
+      </w:r>
+    </w:p>
+    <w:tbl>
+      <w:tblPr>
+        <w:tblStyle w:val="Table"/>
+        <w:tblW w:type="auto" w:w="0"/>
+        <w:tblLook w:firstRow="1" w:lastRow="0" w:firstColumn="0" w:lastColumn="0" w:noHBand="0" w:noVBand="0" w:val="0020"/>
+      </w:tblPr>
+      <w:tblGrid>
+        <w:gridCol w:w="1320"/>
+        <w:gridCol w:w="1320"/>
+        <w:gridCol w:w="1320"/>
+        <w:gridCol w:w="1320"/>
+        <w:gridCol w:w="1320"/>
+        <w:gridCol w:w="1320"/>
+      </w:tblGrid>
+      <w:tr>
+        <w:trPr>
+          <w:tblHeader w:val="on"/>
+        </w:trPr>
+        <w:tc>
+          <w:tcPr/>
+          <w:p>
+            <w:pPr>
+              <w:pStyle w:val="Compact"/>
+            </w:pPr>
+            <w:r>
+              <w:t xml:space="preserve">H</w:t>
+            </w:r>
+          </w:p>
+        </w:tc>
+        <w:tc>
+          <w:tcPr/>
+          <w:p>
+            <w:pPr>
+              <w:pStyle w:val="Compact"/>
+            </w:pPr>
+            <w:r>
+              <w:t xml:space="preserve">L. cens.</w:t>
+            </w:r>
+          </w:p>
+        </w:tc>
+        <w:tc>
+          <w:tcPr/>
+          <w:p>
+            <w:pPr>
+              <w:pStyle w:val="Compact"/>
+            </w:pPr>
+            <w:r>
+              <w:t xml:space="preserve">U. cens.</w:t>
+            </w:r>
+          </w:p>
+        </w:tc>
+        <w:tc>
+          <w:tcPr/>
+          <w:p>
+            <w:pPr>
+              <w:pStyle w:val="Compact"/>
+            </w:pPr>
+            <w:r>
+              <w:t xml:space="preserve">AIC</w:t>
+            </w:r>
+          </w:p>
+        </w:tc>
+        <w:tc>
+          <w:tcPr/>
+          <w:p>
+            <w:pPr>
+              <w:pStyle w:val="Compact"/>
+            </w:pPr>
+            <w:r>
+              <w:t xml:space="preserve">BIC</w:t>
+            </w:r>
+          </w:p>
+        </w:tc>
+        <w:tc>
+          <w:tcPr/>
+          <w:p>
+            <w:pPr>
+              <w:pStyle w:val="Compact"/>
+            </w:pPr>
+            <w:r>
+              <w:t xml:space="preserve">Sigma</w:t>
+            </w:r>
+          </w:p>
+        </w:tc>
+      </w:tr>
+      <w:tr>
+        <w:tc>
+          <w:tcPr/>
+          <w:p>
+            <w:pPr>
+              <w:pStyle w:val="Compact"/>
+            </w:pPr>
+            <w:r>
+              <w:t xml:space="preserve">H1</w:t>
+            </w:r>
+          </w:p>
+        </w:tc>
+        <w:tc>
+          <w:tcPr/>
+          <w:p>
+            <w:pPr>
+              <w:pStyle w:val="Compact"/>
+            </w:pPr>
+            <w:r>
+              <w:t xml:space="preserve">377</w:t>
+            </w:r>
+          </w:p>
+        </w:tc>
+        <w:tc>
+          <w:tcPr/>
+          <w:p>
+            <w:pPr>
+              <w:pStyle w:val="Compact"/>
+            </w:pPr>
+            <w:r>
+              <w:t xml:space="preserve">744</w:t>
+            </w:r>
+          </w:p>
+        </w:tc>
+        <w:tc>
+          <w:tcPr/>
+          <w:p>
+            <w:pPr>
+              <w:pStyle w:val="Compact"/>
+            </w:pPr>
+            <w:r>
+              <w:t xml:space="preserve">12280.600</w:t>
+            </w:r>
+          </w:p>
+        </w:tc>
+        <w:tc>
+          <w:tcPr/>
+          <w:p>
+            <w:pPr>
+              <w:pStyle w:val="Compact"/>
+            </w:pPr>
+            <w:r>
+              <w:t xml:space="preserve">12425.300</w:t>
+            </w:r>
+          </w:p>
+        </w:tc>
+        <w:tc>
+          <w:tcPr/>
+          <w:p>
+            <w:pPr>
+              <w:pStyle w:val="Compact"/>
+            </w:pPr>
+            <w:r>
+              <w:t xml:space="preserve">11.564</w:t>
+            </w:r>
+          </w:p>
+        </w:tc>
+      </w:tr>
+      <w:tr>
+        <w:tc>
+          <w:tcPr/>
+          <w:p>
+            <w:pPr>
+              <w:pStyle w:val="Compact"/>
+            </w:pPr>
+            <w:r>
+              <w:t xml:space="preserve">H2</w:t>
+            </w:r>
+          </w:p>
+        </w:tc>
+        <w:tc>
+          <w:tcPr/>
+          <w:p>
+            <w:pPr>
+              <w:pStyle w:val="Compact"/>
+            </w:pPr>
+            <w:r>
+              <w:t xml:space="preserve">377</w:t>
+            </w:r>
+          </w:p>
+        </w:tc>
+        <w:tc>
+          <w:tcPr/>
+          <w:p>
+            <w:pPr>
+              <w:pStyle w:val="Compact"/>
+            </w:pPr>
+            <w:r>
+              <w:t xml:space="preserve">744</w:t>
+            </w:r>
+          </w:p>
+        </w:tc>
+        <w:tc>
+          <w:tcPr/>
+          <w:p>
+            <w:pPr>
+              <w:pStyle w:val="Compact"/>
+            </w:pPr>
+            <w:r>
+              <w:t xml:space="preserve">12297.600</w:t>
+            </w:r>
+          </w:p>
+        </w:tc>
+        <w:tc>
+          <w:tcPr/>
+          <w:p>
+            <w:pPr>
+              <w:pStyle w:val="Compact"/>
+            </w:pPr>
+            <w:r>
+              <w:t xml:space="preserve">12442.400</w:t>
+            </w:r>
+          </w:p>
+        </w:tc>
+        <w:tc>
+          <w:tcPr/>
+          <w:p>
+            <w:pPr>
+              <w:pStyle w:val="Compact"/>
+            </w:pPr>
+            <w:r>
+              <w:t xml:space="preserve">11.607</w:t>
+            </w:r>
+          </w:p>
+        </w:tc>
+      </w:tr>
+      <w:tr>
+        <w:tc>
+          <w:tcPr/>
+          <w:p>
+            <w:pPr>
+              <w:pStyle w:val="Compact"/>
+            </w:pPr>
+            <w:r>
+              <w:t xml:space="preserve">H3</w:t>
+            </w:r>
+          </w:p>
+        </w:tc>
+        <w:tc>
+          <w:tcPr/>
+          <w:p>
+            <w:pPr>
+              <w:pStyle w:val="Compact"/>
+            </w:pPr>
+            <w:r>
+              <w:t xml:space="preserve">377</w:t>
+            </w:r>
+          </w:p>
+        </w:tc>
+        <w:tc>
+          <w:tcPr/>
+          <w:p>
+            <w:pPr>
+              <w:pStyle w:val="Compact"/>
+            </w:pPr>
+            <w:r>
+              <w:t xml:space="preserve">744</w:t>
+            </w:r>
+          </w:p>
+        </w:tc>
+        <w:tc>
+          <w:tcPr/>
+          <w:p>
+            <w:pPr>
+              <w:pStyle w:val="Compact"/>
+            </w:pPr>
+            <w:r>
+              <w:t xml:space="preserve">12296.000</w:t>
+            </w:r>
+          </w:p>
+        </w:tc>
+        <w:tc>
+          <w:tcPr/>
+          <w:p>
+            <w:pPr>
+              <w:pStyle w:val="Compact"/>
+            </w:pPr>
+            <w:r>
+              <w:t xml:space="preserve">12510.300</w:t>
+            </w:r>
+          </w:p>
+        </w:tc>
+        <w:tc>
+          <w:tcPr/>
+          <w:p>
+            <w:pPr>
+              <w:pStyle w:val="Compact"/>
+            </w:pPr>
+            <w:r>
+              <w:t xml:space="preserve">11.541</w:t>
+            </w:r>
+          </w:p>
+        </w:tc>
+      </w:tr>
+      <w:tr>
+        <w:tc>
+          <w:tcPr/>
+          <w:p>
+            <w:pPr>
+              <w:pStyle w:val="Compact"/>
+            </w:pPr>
+            <w:r>
+              <w:t xml:space="preserve">H4</w:t>
+            </w:r>
+          </w:p>
+        </w:tc>
+        <w:tc>
+          <w:tcPr/>
+          <w:p>
+            <w:pPr>
+              <w:pStyle w:val="Compact"/>
+            </w:pPr>
+            <w:r>
+              <w:t xml:space="preserve">377</w:t>
+            </w:r>
+          </w:p>
+        </w:tc>
+        <w:tc>
+          <w:tcPr/>
+          <w:p>
+            <w:pPr>
+              <w:pStyle w:val="Compact"/>
+            </w:pPr>
+            <w:r>
+              <w:t xml:space="preserve">744</w:t>
+            </w:r>
+          </w:p>
+        </w:tc>
+        <w:tc>
+          <w:tcPr/>
+          <w:p>
+            <w:pPr>
+              <w:pStyle w:val="Compact"/>
+            </w:pPr>
+            <w:r>
+              <w:t xml:space="preserve">10747.900</w:t>
+            </w:r>
+          </w:p>
+        </w:tc>
+        <w:tc>
+          <w:tcPr/>
+          <w:p>
+            <w:pPr>
+              <w:pStyle w:val="Compact"/>
+            </w:pPr>
+            <w:r>
+              <w:t xml:space="preserve">10886.900</w:t>
+            </w:r>
+          </w:p>
+        </w:tc>
+        <w:tc>
+          <w:tcPr/>
+          <w:p>
+            <w:pPr>
+              <w:pStyle w:val="Compact"/>
+            </w:pPr>
+            <w:r>
+              <w:t xml:space="preserve">7.626</w:t>
+            </w:r>
+          </w:p>
+        </w:tc>
+      </w:tr>
+      <w:tr>
+        <w:tc>
+          <w:tcPr/>
+          <w:p>
+            <w:pPr>
+              <w:pStyle w:val="Compact"/>
+            </w:pPr>
+            <w:r>
+              <w:t xml:space="preserve">H5</w:t>
+            </w:r>
+          </w:p>
+        </w:tc>
+        <w:tc>
+          <w:tcPr/>
+          <w:p>
+            <w:pPr>
+              <w:pStyle w:val="Compact"/>
+            </w:pPr>
+            <w:r>
+              <w:t xml:space="preserve">377</w:t>
+            </w:r>
+          </w:p>
+        </w:tc>
+        <w:tc>
+          <w:tcPr/>
+          <w:p>
+            <w:pPr>
+              <w:pStyle w:val="Compact"/>
+            </w:pPr>
+            <w:r>
+              <w:t xml:space="preserve">744</w:t>
+            </w:r>
+          </w:p>
+        </w:tc>
+        <w:tc>
+          <w:tcPr/>
+          <w:p>
+            <w:pPr>
+              <w:pStyle w:val="Compact"/>
+            </w:pPr>
+            <w:r>
+              <w:t xml:space="preserve">10749.300</w:t>
+            </w:r>
+          </w:p>
+        </w:tc>
+        <w:tc>
+          <w:tcPr/>
+          <w:p>
+            <w:pPr>
+              <w:pStyle w:val="Compact"/>
+            </w:pPr>
+            <w:r>
+              <w:t xml:space="preserve">10980.900</w:t>
+            </w:r>
+          </w:p>
+        </w:tc>
+        <w:tc>
+          <w:tcPr/>
+          <w:p>
+            <w:pPr>
+              <w:pStyle w:val="Compact"/>
+            </w:pPr>
+            <w:r>
+              <w:t xml:space="preserve">7.570</w:t>
+            </w:r>
+          </w:p>
+        </w:tc>
+      </w:tr>
+    </w:tbl>
+    <w:bookmarkEnd w:id="36"/>
+    <w:bookmarkEnd w:id="37"/>
+    <w:bookmarkEnd w:id="38"/>
+    <w:bookmarkStart w:id="41" w:name="hypothesis-significance-summary-by-role"/>
     <w:p>
       <w:pPr>
         <w:pStyle w:val="Heading2"/>
@@ -6898,13 +6808,25 @@
         <w:t xml:space="preserve">Hypothesis significance summary by role</w:t>
       </w:r>
     </w:p>
-    <w:bookmarkStart w:id="36" w:name="victim"/>
+    <w:bookmarkStart w:id="39" w:name="victim"/>
     <w:p>
       <w:pPr>
         <w:pStyle w:val="Heading3"/>
       </w:pPr>
       <w:r>
         <w:t xml:space="preserve">Victim</w:t>
+      </w:r>
+    </w:p>
+    <w:p>
+      <w:pPr>
+        <w:pStyle w:val="FirstParagraph"/>
+      </w:pPr>
+      <w:r>
+        <w:rPr>
+          <w:b/>
+          <w:bCs/>
+        </w:rPr>
+        <w:t xml:space="preserve">Table 14. Victim focal support terms (p &lt; 0.10)</w:t>
       </w:r>
     </w:p>
     <w:tbl>
@@ -7169,14 +7091,26 @@
         </w:tc>
       </w:tr>
     </w:tbl>
-    <w:bookmarkEnd w:id="36"/>
-    <w:bookmarkStart w:id="37" w:name="bystander"/>
+    <w:bookmarkEnd w:id="39"/>
+    <w:bookmarkStart w:id="40" w:name="bystander"/>
     <w:p>
       <w:pPr>
         <w:pStyle w:val="Heading3"/>
       </w:pPr>
       <w:r>
         <w:t xml:space="preserve">Bystander</w:t>
+      </w:r>
+    </w:p>
+    <w:p>
+      <w:pPr>
+        <w:pStyle w:val="FirstParagraph"/>
+      </w:pPr>
+      <w:r>
+        <w:rPr>
+          <w:b/>
+          <w:bCs/>
+        </w:rPr>
+        <w:t xml:space="preserve">Table 15. Bystander focal support terms (p &lt; 0.10)</w:t>
       </w:r>
     </w:p>
     <w:tbl>
@@ -7449,9 +7383,9 @@
         </w:tc>
       </w:tr>
     </w:tbl>
-    <w:bookmarkEnd w:id="37"/>
-    <w:bookmarkEnd w:id="38"/>
-    <w:bookmarkStart w:id="179" w:name="significance-driven-figures"/>
+    <w:bookmarkEnd w:id="40"/>
+    <w:bookmarkEnd w:id="41"/>
+    <w:bookmarkStart w:id="182" w:name="significance-driven-figures"/>
     <w:p>
       <w:pPr>
         <w:pStyle w:val="Heading2"/>
@@ -7460,7 +7394,7 @@
         <w:t xml:space="preserve">Significance-driven figures</w:t>
       </w:r>
     </w:p>
-    <w:bookmarkStart w:id="42" w:name="h1-victim-empathy-perspective-taking"/>
+    <w:bookmarkStart w:id="45" w:name="h1-victim-empathy-perspective-taking"/>
     <w:p>
       <w:pPr>
         <w:pStyle w:val="Heading3"/>
@@ -7478,18 +7412,18 @@
           <wp:inline>
             <wp:extent cx="5334000" cy="3758045"/>
             <wp:effectExtent b="0" l="0" r="0" t="0"/>
-            <wp:docPr descr="H1 Victim: model-implied predictions for Empathy: Perspective taking." title="" id="40" name="Picture"/>
+            <wp:docPr descr="H1 Victim: model-implied predictions for Empathy: Perspective taking." title="" id="43" name="Picture"/>
             <a:graphic>
               <a:graphicData uri="http://schemas.openxmlformats.org/drawingml/2006/picture">
                 <pic:pic>
                   <pic:nvPicPr>
-                    <pic:cNvPr descr="C:/Users/LEONA/Documents/GitHub/TOBIT/outputs/figures/figure_h1_victim_iri_pt.png" id="41" name="Picture"/>
+                    <pic:cNvPr descr="C:/Users/LEONA/Documents/GitHub/TOBIT/outputs/figures/figure_h1_victim_iri_pt.png" id="44" name="Picture"/>
                     <pic:cNvPicPr>
                       <a:picLocks noChangeArrowheads="1" noChangeAspect="1"/>
                     </pic:cNvPicPr>
                   </pic:nvPicPr>
                   <pic:blipFill>
-                    <a:blip r:embed="rId39"/>
+                    <a:blip r:embed="rId42"/>
                     <a:stretch>
                       <a:fillRect/>
                     </a:stretch>
@@ -7532,8 +7466,8 @@
         <w:t xml:space="preserve">Across the displayed contrast, the model implies higher predicted judgement toward the right-hand side of the plot.</w:t>
       </w:r>
     </w:p>
-    <w:bookmarkEnd w:id="42"/>
-    <w:bookmarkStart w:id="46" w:name="X416a7afb6d99c1f1168f72bb3821f0994eac840"/>
+    <w:bookmarkEnd w:id="45"/>
+    <w:bookmarkStart w:id="49" w:name="X416a7afb6d99c1f1168f72bb3821f0994eac840"/>
     <w:p>
       <w:pPr>
         <w:pStyle w:val="Heading3"/>
@@ -7551,18 +7485,18 @@
           <wp:inline>
             <wp:extent cx="5334000" cy="3758045"/>
             <wp:effectExtent b="0" l="0" r="0" t="0"/>
-            <wp:docPr descr="H2 Bystander: model-implied predictions for Bystander-N2 outgroup vs ingroup." title="" id="44" name="Picture"/>
+            <wp:docPr descr="H2 Bystander: model-implied predictions for Bystander-N2 outgroup vs ingroup." title="" id="47" name="Picture"/>
             <a:graphic>
               <a:graphicData uri="http://schemas.openxmlformats.org/drawingml/2006/picture">
                 <pic:pic>
                   <pic:nvPicPr>
-                    <pic:cNvPr descr="C:/Users/LEONA/Documents/GitHub/TOBIT/outputs/figures/figure_h2_bystander_bystander_n2_groupoutgroup.png" id="45" name="Picture"/>
+                    <pic:cNvPr descr="C:/Users/LEONA/Documents/GitHub/TOBIT/outputs/figures/figure_h2_bystander_bystander_n2_groupoutgroup.png" id="48" name="Picture"/>
                     <pic:cNvPicPr>
                       <a:picLocks noChangeArrowheads="1" noChangeAspect="1"/>
                     </pic:cNvPicPr>
                   </pic:nvPicPr>
                   <pic:blipFill>
-                    <a:blip r:embed="rId43"/>
+                    <a:blip r:embed="rId46"/>
                     <a:stretch>
                       <a:fillRect/>
                     </a:stretch>
@@ -7605,8 +7539,8 @@
         <w:t xml:space="preserve">Across the displayed contrast, the model implies lower predicted judgement toward the right-hand side of the plot.</w:t>
       </w:r>
     </w:p>
-    <w:bookmarkEnd w:id="46"/>
-    <w:bookmarkStart w:id="50" w:name="Xdd485a3ec7a70ed2e60008e12eab4a1ec798ead"/>
+    <w:bookmarkEnd w:id="49"/>
+    <w:bookmarkStart w:id="53" w:name="Xdd485a3ec7a70ed2e60008e12eab4a1ec798ead"/>
     <w:p>
       <w:pPr>
         <w:pStyle w:val="Heading3"/>
@@ -7624,18 +7558,18 @@
           <wp:inline>
             <wp:extent cx="5334000" cy="3758045"/>
             <wp:effectExtent b="0" l="0" r="0" t="0"/>
-            <wp:docPr descr="H2 Bystander: model-implied predictions for Victim-N1 outgroup vs ingroup." title="" id="48" name="Picture"/>
+            <wp:docPr descr="H2 Bystander: model-implied predictions for Victim-N1 outgroup vs ingroup." title="" id="51" name="Picture"/>
             <a:graphic>
               <a:graphicData uri="http://schemas.openxmlformats.org/drawingml/2006/picture">
                 <pic:pic>
                   <pic:nvPicPr>
-                    <pic:cNvPr descr="C:/Users/LEONA/Documents/GitHub/TOBIT/outputs/figures/figure_h2_bystander_victim_n1_groupoutgroup.png" id="49" name="Picture"/>
+                    <pic:cNvPr descr="C:/Users/LEONA/Documents/GitHub/TOBIT/outputs/figures/figure_h2_bystander_victim_n1_groupoutgroup.png" id="52" name="Picture"/>
                     <pic:cNvPicPr>
                       <a:picLocks noChangeArrowheads="1" noChangeAspect="1"/>
                     </pic:cNvPicPr>
                   </pic:nvPicPr>
                   <pic:blipFill>
-                    <a:blip r:embed="rId47"/>
+                    <a:blip r:embed="rId50"/>
                     <a:stretch>
                       <a:fillRect/>
                     </a:stretch>
@@ -7678,8 +7612,8 @@
         <w:t xml:space="preserve">Across the displayed contrast, the model implies higher predicted judgement toward the right-hand side of the plot.</w:t>
       </w:r>
     </w:p>
-    <w:bookmarkEnd w:id="50"/>
-    <w:bookmarkStart w:id="54" w:name="X55ed25854cec4c987a0a9c5bbf19f196ef13414"/>
+    <w:bookmarkEnd w:id="53"/>
+    <w:bookmarkStart w:id="57" w:name="X55ed25854cec4c987a0a9c5bbf19f196ef13414"/>
     <w:p>
       <w:pPr>
         <w:pStyle w:val="Heading3"/>
@@ -7697,18 +7631,18 @@
           <wp:inline>
             <wp:extent cx="5334000" cy="3758045"/>
             <wp:effectExtent b="0" l="0" r="0" t="0"/>
-            <wp:docPr descr="H2 Bystander: model-implied predictions for Victim-N2 outgroup vs ingroup." title="" id="52" name="Picture"/>
+            <wp:docPr descr="H2 Bystander: model-implied predictions for Victim-N2 outgroup vs ingroup." title="" id="55" name="Picture"/>
             <a:graphic>
               <a:graphicData uri="http://schemas.openxmlformats.org/drawingml/2006/picture">
                 <pic:pic>
                   <pic:nvPicPr>
-                    <pic:cNvPr descr="C:/Users/LEONA/Documents/GitHub/TOBIT/outputs/figures/figure_h2_bystander_victim_n2_groupoutgroup.png" id="53" name="Picture"/>
+                    <pic:cNvPr descr="C:/Users/LEONA/Documents/GitHub/TOBIT/outputs/figures/figure_h2_bystander_victim_n2_groupoutgroup.png" id="56" name="Picture"/>
                     <pic:cNvPicPr>
                       <a:picLocks noChangeArrowheads="1" noChangeAspect="1"/>
                     </pic:cNvPicPr>
                   </pic:nvPicPr>
                   <pic:blipFill>
-                    <a:blip r:embed="rId51"/>
+                    <a:blip r:embed="rId54"/>
                     <a:stretch>
                       <a:fillRect/>
                     </a:stretch>
@@ -7751,8 +7685,8 @@
         <w:t xml:space="preserve">Across the displayed contrast, the model implies higher predicted judgement toward the right-hand side of the plot.</w:t>
       </w:r>
     </w:p>
-    <w:bookmarkEnd w:id="54"/>
-    <w:bookmarkStart w:id="58" w:name="Xa964ecf31680265b63cf884179ba58462c02437"/>
+    <w:bookmarkEnd w:id="57"/>
+    <w:bookmarkStart w:id="61" w:name="Xa964ecf31680265b63cf884179ba58462c02437"/>
     <w:p>
       <w:pPr>
         <w:pStyle w:val="Heading3"/>
@@ -7770,18 +7704,18 @@
           <wp:inline>
             <wp:extent cx="5334000" cy="3758045"/>
             <wp:effectExtent b="0" l="0" r="0" t="0"/>
-            <wp:docPr descr="H2 Bystander: model-implied predictions for Bystander-N1 outgroup vs ingroup x Bystander-N2 outgroup vs ingroup." title="" id="56" name="Picture"/>
+            <wp:docPr descr="H2 Bystander: model-implied predictions for Bystander-N1 outgroup vs ingroup x Bystander-N2 outgroup vs ingroup." title="" id="59" name="Picture"/>
             <a:graphic>
               <a:graphicData uri="http://schemas.openxmlformats.org/drawingml/2006/picture">
                 <pic:pic>
                   <pic:nvPicPr>
-                    <pic:cNvPr descr="C:/Users/LEONA/Documents/GitHub/TOBIT/outputs/figures/figure_h2_bystander_bystander_n1_groupoutgroup_bystander_n2_groupoutgr.png" id="57" name="Picture"/>
+                    <pic:cNvPr descr="C:/Users/LEONA/Documents/GitHub/TOBIT/outputs/figures/figure_h2_bystander_bystander_n1_groupoutgroup_bystander_n2_groupoutgr.png" id="60" name="Picture"/>
                     <pic:cNvPicPr>
                       <a:picLocks noChangeArrowheads="1" noChangeAspect="1"/>
                     </pic:cNvPicPr>
                   </pic:nvPicPr>
                   <pic:blipFill>
-                    <a:blip r:embed="rId55"/>
+                    <a:blip r:embed="rId58"/>
                     <a:stretch>
                       <a:fillRect/>
                     </a:stretch>
@@ -7824,8 +7758,8 @@
         <w:t xml:space="preserve">The plotted lines summarize how the fitted predicted judgement changes across the focal term while holding the remaining covariates at their reference profile.</w:t>
       </w:r>
     </w:p>
-    <w:bookmarkEnd w:id="58"/>
-    <w:bookmarkStart w:id="62" w:name="Xb7c8bf81433cae6e8dd91d9cbe70ed30263193e"/>
+    <w:bookmarkEnd w:id="61"/>
+    <w:bookmarkStart w:id="65" w:name="Xb7c8bf81433cae6e8dd91d9cbe70ed30263193e"/>
     <w:p>
       <w:pPr>
         <w:pStyle w:val="Heading3"/>
@@ -7843,18 +7777,18 @@
           <wp:inline>
             <wp:extent cx="5334000" cy="3758045"/>
             <wp:effectExtent b="0" l="0" r="0" t="0"/>
-            <wp:docPr descr="H2 Bystander: model-implied predictions for Victim-N1 outgroup vs ingroup x Victim-N2 outgroup vs ingroup." title="" id="60" name="Picture"/>
+            <wp:docPr descr="H2 Bystander: model-implied predictions for Victim-N1 outgroup vs ingroup x Victim-N2 outgroup vs ingroup." title="" id="63" name="Picture"/>
             <a:graphic>
               <a:graphicData uri="http://schemas.openxmlformats.org/drawingml/2006/picture">
                 <pic:pic>
                   <pic:nvPicPr>
-                    <pic:cNvPr descr="C:/Users/LEONA/Documents/GitHub/TOBIT/outputs/figures/figure_h2_bystander_victim_n1_groupoutgroup_victim_n2_groupoutgroup.png" id="61" name="Picture"/>
+                    <pic:cNvPr descr="C:/Users/LEONA/Documents/GitHub/TOBIT/outputs/figures/figure_h2_bystander_victim_n1_groupoutgroup_victim_n2_groupoutgroup.png" id="64" name="Picture"/>
                     <pic:cNvPicPr>
                       <a:picLocks noChangeArrowheads="1" noChangeAspect="1"/>
                     </pic:cNvPicPr>
                   </pic:nvPicPr>
                   <pic:blipFill>
-                    <a:blip r:embed="rId59"/>
+                    <a:blip r:embed="rId62"/>
                     <a:stretch>
                       <a:fillRect/>
                     </a:stretch>
@@ -7897,8 +7831,8 @@
         <w:t xml:space="preserve">The plotted lines summarize how the fitted predicted judgement changes across the focal term while holding the remaining covariates at their reference profile.</w:t>
       </w:r>
     </w:p>
-    <w:bookmarkEnd w:id="62"/>
-    <w:bookmarkStart w:id="66" w:name="h3-victim-empathy-fantasy"/>
+    <w:bookmarkEnd w:id="65"/>
+    <w:bookmarkStart w:id="69" w:name="h3-victim-empathy-fantasy"/>
     <w:p>
       <w:pPr>
         <w:pStyle w:val="Heading3"/>
@@ -7916,18 +7850,18 @@
           <wp:inline>
             <wp:extent cx="5334000" cy="3758045"/>
             <wp:effectExtent b="0" l="0" r="0" t="0"/>
-            <wp:docPr descr="H3 Victim: model-implied predictions for Empathy: Fantasy." title="" id="64" name="Picture"/>
+            <wp:docPr descr="H3 Victim: model-implied predictions for Empathy: Fantasy." title="" id="67" name="Picture"/>
             <a:graphic>
               <a:graphicData uri="http://schemas.openxmlformats.org/drawingml/2006/picture">
                 <pic:pic>
                   <pic:nvPicPr>
-                    <pic:cNvPr descr="C:/Users/LEONA/Documents/GitHub/TOBIT/outputs/figures/figure_h3_victim_iri_fs.png" id="65" name="Picture"/>
+                    <pic:cNvPr descr="C:/Users/LEONA/Documents/GitHub/TOBIT/outputs/figures/figure_h3_victim_iri_fs.png" id="68" name="Picture"/>
                     <pic:cNvPicPr>
                       <a:picLocks noChangeArrowheads="1" noChangeAspect="1"/>
                     </pic:cNvPicPr>
                   </pic:nvPicPr>
                   <pic:blipFill>
-                    <a:blip r:embed="rId63"/>
+                    <a:blip r:embed="rId66"/>
                     <a:stretch>
                       <a:fillRect/>
                     </a:stretch>
@@ -7970,8 +7904,8 @@
         <w:t xml:space="preserve">Across the displayed contrast, the model implies higher predicted judgement toward the right-hand side of the plot.</w:t>
       </w:r>
     </w:p>
-    <w:bookmarkEnd w:id="66"/>
-    <w:bookmarkStart w:id="70" w:name="h3-victim-empathy-perspective-taking"/>
+    <w:bookmarkEnd w:id="69"/>
+    <w:bookmarkStart w:id="73" w:name="h3-victim-empathy-perspective-taking"/>
     <w:p>
       <w:pPr>
         <w:pStyle w:val="Heading3"/>
@@ -7989,18 +7923,18 @@
           <wp:inline>
             <wp:extent cx="5334000" cy="3758045"/>
             <wp:effectExtent b="0" l="0" r="0" t="0"/>
-            <wp:docPr descr="H3 Victim: model-implied predictions for Empathy: Perspective taking." title="" id="68" name="Picture"/>
+            <wp:docPr descr="H3 Victim: model-implied predictions for Empathy: Perspective taking." title="" id="71" name="Picture"/>
             <a:graphic>
               <a:graphicData uri="http://schemas.openxmlformats.org/drawingml/2006/picture">
                 <pic:pic>
                   <pic:nvPicPr>
-                    <pic:cNvPr descr="C:/Users/LEONA/Documents/GitHub/TOBIT/outputs/figures/figure_h3_victim_iri_pt.png" id="69" name="Picture"/>
+                    <pic:cNvPr descr="C:/Users/LEONA/Documents/GitHub/TOBIT/outputs/figures/figure_h3_victim_iri_pt.png" id="72" name="Picture"/>
                     <pic:cNvPicPr>
                       <a:picLocks noChangeArrowheads="1" noChangeAspect="1"/>
                     </pic:cNvPicPr>
                   </pic:nvPicPr>
                   <pic:blipFill>
-                    <a:blip r:embed="rId67"/>
+                    <a:blip r:embed="rId70"/>
                     <a:stretch>
                       <a:fillRect/>
                     </a:stretch>
@@ -8043,8 +7977,8 @@
         <w:t xml:space="preserve">Across the displayed contrast, the model implies higher predicted judgement toward the right-hand side of the plot.</w:t>
       </w:r>
     </w:p>
-    <w:bookmarkEnd w:id="70"/>
-    <w:bookmarkStart w:id="74" w:name="h3-bystander-empathy-empathic-concern"/>
+    <w:bookmarkEnd w:id="73"/>
+    <w:bookmarkStart w:id="77" w:name="h3-bystander-empathy-empathic-concern"/>
     <w:p>
       <w:pPr>
         <w:pStyle w:val="Heading3"/>
@@ -8062,18 +7996,18 @@
           <wp:inline>
             <wp:extent cx="5334000" cy="3758045"/>
             <wp:effectExtent b="0" l="0" r="0" t="0"/>
-            <wp:docPr descr="H3 Bystander: model-implied predictions for Empathy: Empathic concern." title="" id="72" name="Picture"/>
+            <wp:docPr descr="H3 Bystander: model-implied predictions for Empathy: Empathic concern." title="" id="75" name="Picture"/>
             <a:graphic>
               <a:graphicData uri="http://schemas.openxmlformats.org/drawingml/2006/picture">
                 <pic:pic>
                   <pic:nvPicPr>
-                    <pic:cNvPr descr="C:/Users/LEONA/Documents/GitHub/TOBIT/outputs/figures/figure_h3_bystander_iri_ec.png" id="73" name="Picture"/>
+                    <pic:cNvPr descr="C:/Users/LEONA/Documents/GitHub/TOBIT/outputs/figures/figure_h3_bystander_iri_ec.png" id="76" name="Picture"/>
                     <pic:cNvPicPr>
                       <a:picLocks noChangeArrowheads="1" noChangeAspect="1"/>
                     </pic:cNvPicPr>
                   </pic:nvPicPr>
                   <pic:blipFill>
-                    <a:blip r:embed="rId71"/>
+                    <a:blip r:embed="rId74"/>
                     <a:stretch>
                       <a:fillRect/>
                     </a:stretch>
@@ -8116,8 +8050,8 @@
         <w:t xml:space="preserve">Across the displayed contrast, the model implies higher predicted judgement toward the right-hand side of the plot.</w:t>
       </w:r>
     </w:p>
-    <w:bookmarkEnd w:id="74"/>
-    <w:bookmarkStart w:id="78" w:name="h3-bystander-empathy-personal-distress"/>
+    <w:bookmarkEnd w:id="77"/>
+    <w:bookmarkStart w:id="81" w:name="h3-bystander-empathy-personal-distress"/>
     <w:p>
       <w:pPr>
         <w:pStyle w:val="Heading3"/>
@@ -8135,18 +8069,18 @@
           <wp:inline>
             <wp:extent cx="5334000" cy="3758045"/>
             <wp:effectExtent b="0" l="0" r="0" t="0"/>
-            <wp:docPr descr="H3 Bystander: model-implied predictions for Empathy: Personal distress." title="" id="76" name="Picture"/>
+            <wp:docPr descr="H3 Bystander: model-implied predictions for Empathy: Personal distress." title="" id="79" name="Picture"/>
             <a:graphic>
               <a:graphicData uri="http://schemas.openxmlformats.org/drawingml/2006/picture">
                 <pic:pic>
                   <pic:nvPicPr>
-                    <pic:cNvPr descr="C:/Users/LEONA/Documents/GitHub/TOBIT/outputs/figures/figure_h3_bystander_iri_pd.png" id="77" name="Picture"/>
+                    <pic:cNvPr descr="C:/Users/LEONA/Documents/GitHub/TOBIT/outputs/figures/figure_h3_bystander_iri_pd.png" id="80" name="Picture"/>
                     <pic:cNvPicPr>
                       <a:picLocks noChangeArrowheads="1" noChangeAspect="1"/>
                     </pic:cNvPicPr>
                   </pic:nvPicPr>
                   <pic:blipFill>
-                    <a:blip r:embed="rId75"/>
+                    <a:blip r:embed="rId78"/>
                     <a:stretch>
                       <a:fillRect/>
                     </a:stretch>
@@ -8189,8 +8123,8 @@
         <w:t xml:space="preserve">Across the displayed contrast, the model implies higher predicted judgement toward the right-hand side of the plot.</w:t>
       </w:r>
     </w:p>
-    <w:bookmarkEnd w:id="78"/>
-    <w:bookmarkStart w:id="82" w:name="X80105f1ed69bd5dd15fc75d847dee8e8f6298b9"/>
+    <w:bookmarkEnd w:id="81"/>
+    <w:bookmarkStart w:id="85" w:name="X80105f1ed69bd5dd15fc75d847dee8e8f6298b9"/>
     <w:p>
       <w:pPr>
         <w:pStyle w:val="Heading3"/>
@@ -8208,18 +8142,18 @@
           <wp:inline>
             <wp:extent cx="5334000" cy="3758045"/>
             <wp:effectExtent b="0" l="0" r="0" t="0"/>
-            <wp:docPr descr="H3 Bystander: model-implied predictions for Victim-N1 outgroup vs ingroup." title="" id="80" name="Picture"/>
+            <wp:docPr descr="H3 Bystander: model-implied predictions for Victim-N1 outgroup vs ingroup." title="" id="83" name="Picture"/>
             <a:graphic>
               <a:graphicData uri="http://schemas.openxmlformats.org/drawingml/2006/picture">
                 <pic:pic>
                   <pic:nvPicPr>
-                    <pic:cNvPr descr="C:/Users/LEONA/Documents/GitHub/TOBIT/outputs/figures/figure_h3_bystander_victim_n1_groupoutgroup.png" id="81" name="Picture"/>
+                    <pic:cNvPr descr="C:/Users/LEONA/Documents/GitHub/TOBIT/outputs/figures/figure_h3_bystander_victim_n1_groupoutgroup.png" id="84" name="Picture"/>
                     <pic:cNvPicPr>
                       <a:picLocks noChangeArrowheads="1" noChangeAspect="1"/>
                     </pic:cNvPicPr>
                   </pic:nvPicPr>
                   <pic:blipFill>
-                    <a:blip r:embed="rId79"/>
+                    <a:blip r:embed="rId82"/>
                     <a:stretch>
                       <a:fillRect/>
                     </a:stretch>
@@ -8262,8 +8196,8 @@
         <w:t xml:space="preserve">Across the displayed contrast, the model implies higher predicted judgement toward the right-hand side of the plot.</w:t>
       </w:r>
     </w:p>
-    <w:bookmarkEnd w:id="82"/>
-    <w:bookmarkStart w:id="86" w:name="X4b01aedba081294bb83f6e85c55972fa1f5683d"/>
+    <w:bookmarkEnd w:id="85"/>
+    <w:bookmarkStart w:id="89" w:name="X4b01aedba081294bb83f6e85c55972fa1f5683d"/>
     <w:p>
       <w:pPr>
         <w:pStyle w:val="Heading3"/>
@@ -8281,18 +8215,18 @@
           <wp:inline>
             <wp:extent cx="5334000" cy="3758045"/>
             <wp:effectExtent b="0" l="0" r="0" t="0"/>
-            <wp:docPr descr="H3 Bystander: model-implied predictions for Victim-N2 outgroup vs ingroup." title="" id="84" name="Picture"/>
+            <wp:docPr descr="H3 Bystander: model-implied predictions for Victim-N2 outgroup vs ingroup." title="" id="87" name="Picture"/>
             <a:graphic>
               <a:graphicData uri="http://schemas.openxmlformats.org/drawingml/2006/picture">
                 <pic:pic>
                   <pic:nvPicPr>
-                    <pic:cNvPr descr="C:/Users/LEONA/Documents/GitHub/TOBIT/outputs/figures/figure_h3_bystander_victim_n2_groupoutgroup.png" id="85" name="Picture"/>
+                    <pic:cNvPr descr="C:/Users/LEONA/Documents/GitHub/TOBIT/outputs/figures/figure_h3_bystander_victim_n2_groupoutgroup.png" id="88" name="Picture"/>
                     <pic:cNvPicPr>
                       <a:picLocks noChangeArrowheads="1" noChangeAspect="1"/>
                     </pic:cNvPicPr>
                   </pic:nvPicPr>
                   <pic:blipFill>
-                    <a:blip r:embed="rId83"/>
+                    <a:blip r:embed="rId86"/>
                     <a:stretch>
                       <a:fillRect/>
                     </a:stretch>
@@ -8335,8 +8269,8 @@
         <w:t xml:space="preserve">Across the displayed contrast, the model implies higher predicted judgement toward the right-hand side of the plot.</w:t>
       </w:r>
     </w:p>
-    <w:bookmarkEnd w:id="86"/>
-    <w:bookmarkStart w:id="90" w:name="X39a15d267883eae0250cc49b2299dab6604b690"/>
+    <w:bookmarkEnd w:id="89"/>
+    <w:bookmarkStart w:id="93" w:name="X39a15d267883eae0250cc49b2299dab6604b690"/>
     <w:p>
       <w:pPr>
         <w:pStyle w:val="Heading3"/>
@@ -8354,18 +8288,18 @@
           <wp:inline>
             <wp:extent cx="5334000" cy="3758045"/>
             <wp:effectExtent b="0" l="0" r="0" t="0"/>
-            <wp:docPr descr="H3 Bystander: model-implied predictions for Bystander-N1 outgroup vs ingroup x Bystander-N2 outgroup vs ingroup." title="" id="88" name="Picture"/>
+            <wp:docPr descr="H3 Bystander: model-implied predictions for Bystander-N1 outgroup vs ingroup x Bystander-N2 outgroup vs ingroup." title="" id="91" name="Picture"/>
             <a:graphic>
               <a:graphicData uri="http://schemas.openxmlformats.org/drawingml/2006/picture">
                 <pic:pic>
                   <pic:nvPicPr>
-                    <pic:cNvPr descr="C:/Users/LEONA/Documents/GitHub/TOBIT/outputs/figures/figure_h3_bystander_bystander_n1_groupoutgroup_bystander_n2_groupoutgr.png" id="89" name="Picture"/>
+                    <pic:cNvPr descr="C:/Users/LEONA/Documents/GitHub/TOBIT/outputs/figures/figure_h3_bystander_bystander_n1_groupoutgroup_bystander_n2_groupoutgr.png" id="92" name="Picture"/>
                     <pic:cNvPicPr>
                       <a:picLocks noChangeArrowheads="1" noChangeAspect="1"/>
                     </pic:cNvPicPr>
                   </pic:nvPicPr>
                   <pic:blipFill>
-                    <a:blip r:embed="rId87"/>
+                    <a:blip r:embed="rId90"/>
                     <a:stretch>
                       <a:fillRect/>
                     </a:stretch>
@@ -8408,8 +8342,8 @@
         <w:t xml:space="preserve">The plotted lines summarize how the fitted predicted judgement changes across the focal term while holding the remaining covariates at their reference profile.</w:t>
       </w:r>
     </w:p>
-    <w:bookmarkEnd w:id="90"/>
-    <w:bookmarkStart w:id="94" w:name="X2a62790a1a661ddb282230ddf4b0158c494526d"/>
+    <w:bookmarkEnd w:id="93"/>
+    <w:bookmarkStart w:id="97" w:name="X2a62790a1a661ddb282230ddf4b0158c494526d"/>
     <w:p>
       <w:pPr>
         <w:pStyle w:val="Heading3"/>
@@ -8427,18 +8361,18 @@
           <wp:inline>
             <wp:extent cx="5334000" cy="3758045"/>
             <wp:effectExtent b="0" l="0" r="0" t="0"/>
-            <wp:docPr descr="H3 Bystander: model-implied predictions for Victim-N1 outgroup vs ingroup x Victim-N2 outgroup vs ingroup." title="" id="92" name="Picture"/>
+            <wp:docPr descr="H3 Bystander: model-implied predictions for Victim-N1 outgroup vs ingroup x Victim-N2 outgroup vs ingroup." title="" id="95" name="Picture"/>
             <a:graphic>
               <a:graphicData uri="http://schemas.openxmlformats.org/drawingml/2006/picture">
                 <pic:pic>
                   <pic:nvPicPr>
-                    <pic:cNvPr descr="C:/Users/LEONA/Documents/GitHub/TOBIT/outputs/figures/figure_h3_bystander_victim_n1_groupoutgroup_victim_n2_groupoutgroup.png" id="93" name="Picture"/>
+                    <pic:cNvPr descr="C:/Users/LEONA/Documents/GitHub/TOBIT/outputs/figures/figure_h3_bystander_victim_n1_groupoutgroup_victim_n2_groupoutgroup.png" id="96" name="Picture"/>
                     <pic:cNvPicPr>
                       <a:picLocks noChangeArrowheads="1" noChangeAspect="1"/>
                     </pic:cNvPicPr>
                   </pic:nvPicPr>
                   <pic:blipFill>
-                    <a:blip r:embed="rId91"/>
+                    <a:blip r:embed="rId94"/>
                     <a:stretch>
                       <a:fillRect/>
                     </a:stretch>
@@ -8481,8 +8415,8 @@
         <w:t xml:space="preserve">The plotted lines summarize how the fitted predicted judgement changes across the focal term while holding the remaining covariates at their reference profile.</w:t>
       </w:r>
     </w:p>
-    <w:bookmarkEnd w:id="94"/>
-    <w:bookmarkStart w:id="98" w:name="Xa811ccf62655ee03e47779fbb683bfefa502873"/>
+    <w:bookmarkEnd w:id="97"/>
+    <w:bookmarkStart w:id="101" w:name="Xa811ccf62655ee03e47779fbb683bfefa502873"/>
     <w:p>
       <w:pPr>
         <w:pStyle w:val="Heading3"/>
@@ -8500,18 +8434,18 @@
           <wp:inline>
             <wp:extent cx="5334000" cy="3758045"/>
             <wp:effectExtent b="0" l="0" r="0" t="0"/>
-            <wp:docPr descr="H3 Bystander: model-implied predictions for Empathy: Fantasy x Bystander-victim outgroup vs ingroup." title="" id="96" name="Picture"/>
+            <wp:docPr descr="H3 Bystander: model-implied predictions for Empathy: Fantasy x Bystander-victim outgroup vs ingroup." title="" id="99" name="Picture"/>
             <a:graphic>
               <a:graphicData uri="http://schemas.openxmlformats.org/drawingml/2006/picture">
                 <pic:pic>
                   <pic:nvPicPr>
-                    <pic:cNvPr descr="C:/Users/LEONA/Documents/GitHub/TOBIT/outputs/figures/figure_h3_bystander_iri_fs_bystander_victim_groupoutgroup.png" id="97" name="Picture"/>
+                    <pic:cNvPr descr="C:/Users/LEONA/Documents/GitHub/TOBIT/outputs/figures/figure_h3_bystander_iri_fs_bystander_victim_groupoutgroup.png" id="100" name="Picture"/>
                     <pic:cNvPicPr>
                       <a:picLocks noChangeArrowheads="1" noChangeAspect="1"/>
                     </pic:cNvPicPr>
                   </pic:nvPicPr>
                   <pic:blipFill>
-                    <a:blip r:embed="rId95"/>
+                    <a:blip r:embed="rId98"/>
                     <a:stretch>
                       <a:fillRect/>
                     </a:stretch>
@@ -8554,8 +8488,8 @@
         <w:t xml:space="preserve">The plotted lines summarize how the fitted predicted judgement changes across the focal term while holding the remaining covariates at their reference profile.</w:t>
       </w:r>
     </w:p>
-    <w:bookmarkEnd w:id="98"/>
-    <w:bookmarkStart w:id="102" w:name="Xc5b39e9d850349b2152b27d209186f8837e85b5"/>
+    <w:bookmarkEnd w:id="101"/>
+    <w:bookmarkStart w:id="105" w:name="Xc5b39e9d850349b2152b27d209186f8837e85b5"/>
     <w:p>
       <w:pPr>
         <w:pStyle w:val="Heading3"/>
@@ -8573,18 +8507,18 @@
           <wp:inline>
             <wp:extent cx="5334000" cy="3758045"/>
             <wp:effectExtent b="0" l="0" r="0" t="0"/>
-            <wp:docPr descr="H3 Bystander: model-implied predictions for Empathy: Personal distress x Bystander-victim outgroup vs ingroup." title="" id="100" name="Picture"/>
+            <wp:docPr descr="H3 Bystander: model-implied predictions for Empathy: Personal distress x Bystander-victim outgroup vs ingroup." title="" id="103" name="Picture"/>
             <a:graphic>
               <a:graphicData uri="http://schemas.openxmlformats.org/drawingml/2006/picture">
                 <pic:pic>
                   <pic:nvPicPr>
-                    <pic:cNvPr descr="C:/Users/LEONA/Documents/GitHub/TOBIT/outputs/figures/figure_h3_bystander_iri_pd_bystander_victim_groupoutgroup.png" id="101" name="Picture"/>
+                    <pic:cNvPr descr="C:/Users/LEONA/Documents/GitHub/TOBIT/outputs/figures/figure_h3_bystander_iri_pd_bystander_victim_groupoutgroup.png" id="104" name="Picture"/>
                     <pic:cNvPicPr>
                       <a:picLocks noChangeArrowheads="1" noChangeAspect="1"/>
                     </pic:cNvPicPr>
                   </pic:nvPicPr>
                   <pic:blipFill>
-                    <a:blip r:embed="rId99"/>
+                    <a:blip r:embed="rId102"/>
                     <a:stretch>
                       <a:fillRect/>
                     </a:stretch>
@@ -8627,8 +8561,8 @@
         <w:t xml:space="preserve">The plotted lines summarize how the fitted predicted judgement changes across the focal term while holding the remaining covariates at their reference profile.</w:t>
       </w:r>
     </w:p>
-    <w:bookmarkEnd w:id="102"/>
-    <w:bookmarkStart w:id="106" w:name="h4-victim-target-accepted"/>
+    <w:bookmarkEnd w:id="105"/>
+    <w:bookmarkStart w:id="109" w:name="h4-victim-target-accepted"/>
     <w:p>
       <w:pPr>
         <w:pStyle w:val="Heading3"/>
@@ -8646,18 +8580,18 @@
           <wp:inline>
             <wp:extent cx="5334000" cy="3758045"/>
             <wp:effectExtent b="0" l="0" r="0" t="0"/>
-            <wp:docPr descr="H4 Victim: model-implied predictions for Target accepted." title="" id="104" name="Picture"/>
+            <wp:docPr descr="H4 Victim: model-implied predictions for Target accepted." title="" id="107" name="Picture"/>
             <a:graphic>
               <a:graphicData uri="http://schemas.openxmlformats.org/drawingml/2006/picture">
                 <pic:pic>
                   <pic:nvPicPr>
-                    <pic:cNvPr descr="C:/Users/LEONA/Documents/GitHub/TOBIT/outputs/figures/figure_h4_victim_decision_target.png" id="105" name="Picture"/>
+                    <pic:cNvPr descr="C:/Users/LEONA/Documents/GitHub/TOBIT/outputs/figures/figure_h4_victim_decision_target.png" id="108" name="Picture"/>
                     <pic:cNvPicPr>
                       <a:picLocks noChangeArrowheads="1" noChangeAspect="1"/>
                     </pic:cNvPicPr>
                   </pic:nvPicPr>
                   <pic:blipFill>
-                    <a:blip r:embed="rId103"/>
+                    <a:blip r:embed="rId106"/>
                     <a:stretch>
                       <a:fillRect/>
                     </a:stretch>
@@ -8700,8 +8634,8 @@
         <w:t xml:space="preserve">Across the displayed contrast, the model implies lower predicted judgement toward the right-hand side of the plot.</w:t>
       </w:r>
     </w:p>
-    <w:bookmarkEnd w:id="106"/>
-    <w:bookmarkStart w:id="110" w:name="h4-victim-other-negotiator-accepted"/>
+    <w:bookmarkEnd w:id="109"/>
+    <w:bookmarkStart w:id="113" w:name="h4-victim-other-negotiator-accepted"/>
     <w:p>
       <w:pPr>
         <w:pStyle w:val="Heading3"/>
@@ -8719,18 +8653,18 @@
           <wp:inline>
             <wp:extent cx="5334000" cy="3758045"/>
             <wp:effectExtent b="0" l="0" r="0" t="0"/>
-            <wp:docPr descr="H4 Victim: model-implied predictions for Other negotiator accepted." title="" id="108" name="Picture"/>
+            <wp:docPr descr="H4 Victim: model-implied predictions for Other negotiator accepted." title="" id="111" name="Picture"/>
             <a:graphic>
               <a:graphicData uri="http://schemas.openxmlformats.org/drawingml/2006/picture">
                 <pic:pic>
                   <pic:nvPicPr>
-                    <pic:cNvPr descr="C:/Users/LEONA/Documents/GitHub/TOBIT/outputs/figures/figure_h4_victim_decision_other.png" id="109" name="Picture"/>
+                    <pic:cNvPr descr="C:/Users/LEONA/Documents/GitHub/TOBIT/outputs/figures/figure_h4_victim_decision_other.png" id="112" name="Picture"/>
                     <pic:cNvPicPr>
                       <a:picLocks noChangeArrowheads="1" noChangeAspect="1"/>
                     </pic:cNvPicPr>
                   </pic:nvPicPr>
                   <pic:blipFill>
-                    <a:blip r:embed="rId107"/>
+                    <a:blip r:embed="rId110"/>
                     <a:stretch>
                       <a:fillRect/>
                     </a:stretch>
@@ -8773,8 +8707,8 @@
         <w:t xml:space="preserve">Across the displayed contrast, the model implies lower predicted judgement toward the right-hand side of the plot.</w:t>
       </w:r>
     </w:p>
-    <w:bookmarkEnd w:id="110"/>
-    <w:bookmarkStart w:id="114" w:name="X052fab48b1ea964599c321c8db082fd0bd537d7"/>
+    <w:bookmarkEnd w:id="113"/>
+    <w:bookmarkStart w:id="117" w:name="X052fab48b1ea964599c321c8db082fd0bd537d7"/>
     <w:p>
       <w:pPr>
         <w:pStyle w:val="Heading3"/>
@@ -8792,18 +8726,18 @@
           <wp:inline>
             <wp:extent cx="5334000" cy="3758045"/>
             <wp:effectExtent b="0" l="0" r="0" t="0"/>
-            <wp:docPr descr="H4 Victim: model-implied predictions for Target accepted x Other accepted." title="" id="112" name="Picture"/>
+            <wp:docPr descr="H4 Victim: model-implied predictions for Target accepted x Other accepted." title="" id="115" name="Picture"/>
             <a:graphic>
               <a:graphicData uri="http://schemas.openxmlformats.org/drawingml/2006/picture">
                 <pic:pic>
                   <pic:nvPicPr>
-                    <pic:cNvPr descr="C:/Users/LEONA/Documents/GitHub/TOBIT/outputs/figures/figure_h4_victim_decision_target_decision_other.png" id="113" name="Picture"/>
+                    <pic:cNvPr descr="C:/Users/LEONA/Documents/GitHub/TOBIT/outputs/figures/figure_h4_victim_decision_target_decision_other.png" id="116" name="Picture"/>
                     <pic:cNvPicPr>
                       <a:picLocks noChangeArrowheads="1" noChangeAspect="1"/>
                     </pic:cNvPicPr>
                   </pic:nvPicPr>
                   <pic:blipFill>
-                    <a:blip r:embed="rId111"/>
+                    <a:blip r:embed="rId114"/>
                     <a:stretch>
                       <a:fillRect/>
                     </a:stretch>
@@ -8846,8 +8780,8 @@
         <w:t xml:space="preserve">The plotted lines summarize how the fitted predicted judgement changes across the focal term while holding the remaining covariates at their reference profile.</w:t>
       </w:r>
     </w:p>
-    <w:bookmarkEnd w:id="114"/>
-    <w:bookmarkStart w:id="118" w:name="h4-bystander-target-accepted"/>
+    <w:bookmarkEnd w:id="117"/>
+    <w:bookmarkStart w:id="121" w:name="h4-bystander-target-accepted"/>
     <w:p>
       <w:pPr>
         <w:pStyle w:val="Heading3"/>
@@ -8865,18 +8799,18 @@
           <wp:inline>
             <wp:extent cx="5334000" cy="3758045"/>
             <wp:effectExtent b="0" l="0" r="0" t="0"/>
-            <wp:docPr descr="H4 Bystander: model-implied predictions for Target accepted." title="" id="116" name="Picture"/>
+            <wp:docPr descr="H4 Bystander: model-implied predictions for Target accepted." title="" id="119" name="Picture"/>
             <a:graphic>
               <a:graphicData uri="http://schemas.openxmlformats.org/drawingml/2006/picture">
                 <pic:pic>
                   <pic:nvPicPr>
-                    <pic:cNvPr descr="C:/Users/LEONA/Documents/GitHub/TOBIT/outputs/figures/figure_h4_bystander_decision_target.png" id="117" name="Picture"/>
+                    <pic:cNvPr descr="C:/Users/LEONA/Documents/GitHub/TOBIT/outputs/figures/figure_h4_bystander_decision_target.png" id="120" name="Picture"/>
                     <pic:cNvPicPr>
                       <a:picLocks noChangeArrowheads="1" noChangeAspect="1"/>
                     </pic:cNvPicPr>
                   </pic:nvPicPr>
                   <pic:blipFill>
-                    <a:blip r:embed="rId115"/>
+                    <a:blip r:embed="rId118"/>
                     <a:stretch>
                       <a:fillRect/>
                     </a:stretch>
@@ -8919,8 +8853,8 @@
         <w:t xml:space="preserve">Across the displayed contrast, the model implies lower predicted judgement toward the right-hand side of the plot.</w:t>
       </w:r>
     </w:p>
-    <w:bookmarkEnd w:id="118"/>
-    <w:bookmarkStart w:id="122" w:name="h4-bystander-other-negotiator-accepted"/>
+    <w:bookmarkEnd w:id="121"/>
+    <w:bookmarkStart w:id="125" w:name="h4-bystander-other-negotiator-accepted"/>
     <w:p>
       <w:pPr>
         <w:pStyle w:val="Heading3"/>
@@ -8938,18 +8872,18 @@
           <wp:inline>
             <wp:extent cx="5334000" cy="3758045"/>
             <wp:effectExtent b="0" l="0" r="0" t="0"/>
-            <wp:docPr descr="H4 Bystander: model-implied predictions for Other negotiator accepted." title="" id="120" name="Picture"/>
+            <wp:docPr descr="H4 Bystander: model-implied predictions for Other negotiator accepted." title="" id="123" name="Picture"/>
             <a:graphic>
               <a:graphicData uri="http://schemas.openxmlformats.org/drawingml/2006/picture">
                 <pic:pic>
                   <pic:nvPicPr>
-                    <pic:cNvPr descr="C:/Users/LEONA/Documents/GitHub/TOBIT/outputs/figures/figure_h4_bystander_decision_other.png" id="121" name="Picture"/>
+                    <pic:cNvPr descr="C:/Users/LEONA/Documents/GitHub/TOBIT/outputs/figures/figure_h4_bystander_decision_other.png" id="124" name="Picture"/>
                     <pic:cNvPicPr>
                       <a:picLocks noChangeArrowheads="1" noChangeAspect="1"/>
                     </pic:cNvPicPr>
                   </pic:nvPicPr>
                   <pic:blipFill>
-                    <a:blip r:embed="rId119"/>
+                    <a:blip r:embed="rId122"/>
                     <a:stretch>
                       <a:fillRect/>
                     </a:stretch>
@@ -8992,8 +8926,8 @@
         <w:t xml:space="preserve">Across the displayed contrast, the model implies lower predicted judgement toward the right-hand side of the plot.</w:t>
       </w:r>
     </w:p>
-    <w:bookmarkEnd w:id="122"/>
-    <w:bookmarkStart w:id="126" w:name="X3dab2ca1c3cf4200fcf11818dce98800611d980"/>
+    <w:bookmarkEnd w:id="125"/>
+    <w:bookmarkStart w:id="129" w:name="X3dab2ca1c3cf4200fcf11818dce98800611d980"/>
     <w:p>
       <w:pPr>
         <w:pStyle w:val="Heading3"/>
@@ -9011,18 +8945,18 @@
           <wp:inline>
             <wp:extent cx="5334000" cy="3758045"/>
             <wp:effectExtent b="0" l="0" r="0" t="0"/>
-            <wp:docPr descr="H4 Bystander: model-implied predictions for Target accepted x Other accepted." title="" id="124" name="Picture"/>
+            <wp:docPr descr="H4 Bystander: model-implied predictions for Target accepted x Other accepted." title="" id="127" name="Picture"/>
             <a:graphic>
               <a:graphicData uri="http://schemas.openxmlformats.org/drawingml/2006/picture">
                 <pic:pic>
                   <pic:nvPicPr>
-                    <pic:cNvPr descr="C:/Users/LEONA/Documents/GitHub/TOBIT/outputs/figures/figure_h4_bystander_decision_target_decision_other.png" id="125" name="Picture"/>
+                    <pic:cNvPr descr="C:/Users/LEONA/Documents/GitHub/TOBIT/outputs/figures/figure_h4_bystander_decision_target_decision_other.png" id="128" name="Picture"/>
                     <pic:cNvPicPr>
                       <a:picLocks noChangeArrowheads="1" noChangeAspect="1"/>
                     </pic:cNvPicPr>
                   </pic:nvPicPr>
                   <pic:blipFill>
-                    <a:blip r:embed="rId123"/>
+                    <a:blip r:embed="rId126"/>
                     <a:stretch>
                       <a:fillRect/>
                     </a:stretch>
@@ -9065,8 +8999,8 @@
         <w:t xml:space="preserve">The plotted lines summarize how the fitted predicted judgement changes across the focal term while holding the remaining covariates at their reference profile.</w:t>
       </w:r>
     </w:p>
-    <w:bookmarkEnd w:id="126"/>
-    <w:bookmarkStart w:id="130" w:name="h5-victim-empathy-fantasy"/>
+    <w:bookmarkEnd w:id="129"/>
+    <w:bookmarkStart w:id="133" w:name="h5-victim-empathy-fantasy"/>
     <w:p>
       <w:pPr>
         <w:pStyle w:val="Heading3"/>
@@ -9084,18 +9018,18 @@
           <wp:inline>
             <wp:extent cx="5334000" cy="3758045"/>
             <wp:effectExtent b="0" l="0" r="0" t="0"/>
-            <wp:docPr descr="H5 Victim: model-implied predictions for Empathy: Fantasy." title="" id="128" name="Picture"/>
+            <wp:docPr descr="H5 Victim: model-implied predictions for Empathy: Fantasy." title="" id="131" name="Picture"/>
             <a:graphic>
               <a:graphicData uri="http://schemas.openxmlformats.org/drawingml/2006/picture">
                 <pic:pic>
                   <pic:nvPicPr>
-                    <pic:cNvPr descr="C:/Users/LEONA/Documents/GitHub/TOBIT/outputs/figures/figure_h5_victim_iri_fs.png" id="129" name="Picture"/>
+                    <pic:cNvPr descr="C:/Users/LEONA/Documents/GitHub/TOBIT/outputs/figures/figure_h5_victim_iri_fs.png" id="132" name="Picture"/>
                     <pic:cNvPicPr>
                       <a:picLocks noChangeArrowheads="1" noChangeAspect="1"/>
                     </pic:cNvPicPr>
                   </pic:nvPicPr>
                   <pic:blipFill>
-                    <a:blip r:embed="rId127"/>
+                    <a:blip r:embed="rId130"/>
                     <a:stretch>
                       <a:fillRect/>
                     </a:stretch>
@@ -9138,8 +9072,8 @@
         <w:t xml:space="preserve">Across the displayed contrast, the model implies higher predicted judgement toward the right-hand side of the plot.</w:t>
       </w:r>
     </w:p>
-    <w:bookmarkEnd w:id="130"/>
-    <w:bookmarkStart w:id="134" w:name="h5-victim-victim-n2-outgroup-vs-ingroup"/>
+    <w:bookmarkEnd w:id="133"/>
+    <w:bookmarkStart w:id="137" w:name="h5-victim-victim-n2-outgroup-vs-ingroup"/>
     <w:p>
       <w:pPr>
         <w:pStyle w:val="Heading3"/>
@@ -9157,18 +9091,18 @@
           <wp:inline>
             <wp:extent cx="5334000" cy="3758045"/>
             <wp:effectExtent b="0" l="0" r="0" t="0"/>
-            <wp:docPr descr="H5 Victim: model-implied predictions for Victim-N2 outgroup vs ingroup." title="" id="132" name="Picture"/>
+            <wp:docPr descr="H5 Victim: model-implied predictions for Victim-N2 outgroup vs ingroup." title="" id="135" name="Picture"/>
             <a:graphic>
               <a:graphicData uri="http://schemas.openxmlformats.org/drawingml/2006/picture">
                 <pic:pic>
                   <pic:nvPicPr>
-                    <pic:cNvPr descr="C:/Users/LEONA/Documents/GitHub/TOBIT/outputs/figures/figure_h5_victim_victim_n2_groupoutgroup.png" id="133" name="Picture"/>
+                    <pic:cNvPr descr="C:/Users/LEONA/Documents/GitHub/TOBIT/outputs/figures/figure_h5_victim_victim_n2_groupoutgroup.png" id="136" name="Picture"/>
                     <pic:cNvPicPr>
                       <a:picLocks noChangeArrowheads="1" noChangeAspect="1"/>
                     </pic:cNvPicPr>
                   </pic:nvPicPr>
                   <pic:blipFill>
-                    <a:blip r:embed="rId131"/>
+                    <a:blip r:embed="rId134"/>
                     <a:stretch>
                       <a:fillRect/>
                     </a:stretch>
@@ -9211,8 +9145,8 @@
         <w:t xml:space="preserve">Across the displayed contrast, the model implies lower predicted judgement toward the right-hand side of the plot.</w:t>
       </w:r>
     </w:p>
-    <w:bookmarkEnd w:id="134"/>
-    <w:bookmarkStart w:id="138" w:name="h5-victim-target-accepted"/>
+    <w:bookmarkEnd w:id="137"/>
+    <w:bookmarkStart w:id="141" w:name="h5-victim-target-accepted"/>
     <w:p>
       <w:pPr>
         <w:pStyle w:val="Heading3"/>
@@ -9230,18 +9164,18 @@
           <wp:inline>
             <wp:extent cx="5334000" cy="3758045"/>
             <wp:effectExtent b="0" l="0" r="0" t="0"/>
-            <wp:docPr descr="H5 Victim: model-implied predictions for Target accepted." title="" id="136" name="Picture"/>
+            <wp:docPr descr="H5 Victim: model-implied predictions for Target accepted." title="" id="139" name="Picture"/>
             <a:graphic>
               <a:graphicData uri="http://schemas.openxmlformats.org/drawingml/2006/picture">
                 <pic:pic>
                   <pic:nvPicPr>
-                    <pic:cNvPr descr="C:/Users/LEONA/Documents/GitHub/TOBIT/outputs/figures/figure_h5_victim_decision_target.png" id="137" name="Picture"/>
+                    <pic:cNvPr descr="C:/Users/LEONA/Documents/GitHub/TOBIT/outputs/figures/figure_h5_victim_decision_target.png" id="140" name="Picture"/>
                     <pic:cNvPicPr>
                       <a:picLocks noChangeArrowheads="1" noChangeAspect="1"/>
                     </pic:cNvPicPr>
                   </pic:nvPicPr>
                   <pic:blipFill>
-                    <a:blip r:embed="rId135"/>
+                    <a:blip r:embed="rId138"/>
                     <a:stretch>
                       <a:fillRect/>
                     </a:stretch>
@@ -9284,8 +9218,8 @@
         <w:t xml:space="preserve">Across the displayed contrast, the model implies lower predicted judgement toward the right-hand side of the plot.</w:t>
       </w:r>
     </w:p>
-    <w:bookmarkEnd w:id="138"/>
-    <w:bookmarkStart w:id="142" w:name="h5-victim-other-negotiator-accepted"/>
+    <w:bookmarkEnd w:id="141"/>
+    <w:bookmarkStart w:id="145" w:name="h5-victim-other-negotiator-accepted"/>
     <w:p>
       <w:pPr>
         <w:pStyle w:val="Heading3"/>
@@ -9303,18 +9237,18 @@
           <wp:inline>
             <wp:extent cx="5334000" cy="3758045"/>
             <wp:effectExtent b="0" l="0" r="0" t="0"/>
-            <wp:docPr descr="H5 Victim: model-implied predictions for Other negotiator accepted." title="" id="140" name="Picture"/>
+            <wp:docPr descr="H5 Victim: model-implied predictions for Other negotiator accepted." title="" id="143" name="Picture"/>
             <a:graphic>
               <a:graphicData uri="http://schemas.openxmlformats.org/drawingml/2006/picture">
                 <pic:pic>
                   <pic:nvPicPr>
-                    <pic:cNvPr descr="C:/Users/LEONA/Documents/GitHub/TOBIT/outputs/figures/figure_h5_victim_decision_other.png" id="141" name="Picture"/>
+                    <pic:cNvPr descr="C:/Users/LEONA/Documents/GitHub/TOBIT/outputs/figures/figure_h5_victim_decision_other.png" id="144" name="Picture"/>
                     <pic:cNvPicPr>
                       <a:picLocks noChangeArrowheads="1" noChangeAspect="1"/>
                     </pic:cNvPicPr>
                   </pic:nvPicPr>
                   <pic:blipFill>
-                    <a:blip r:embed="rId139"/>
+                    <a:blip r:embed="rId142"/>
                     <a:stretch>
                       <a:fillRect/>
                     </a:stretch>
@@ -9357,8 +9291,8 @@
         <w:t xml:space="preserve">Across the displayed contrast, the model implies lower predicted judgement toward the right-hand side of the plot.</w:t>
       </w:r>
     </w:p>
-    <w:bookmarkEnd w:id="142"/>
-    <w:bookmarkStart w:id="146" w:name="Xd2f1c4beb8b81683039c1a5189643540567ef1c"/>
+    <w:bookmarkEnd w:id="145"/>
+    <w:bookmarkStart w:id="149" w:name="Xd2f1c4beb8b81683039c1a5189643540567ef1c"/>
     <w:p>
       <w:pPr>
         <w:pStyle w:val="Heading3"/>
@@ -9376,18 +9310,18 @@
           <wp:inline>
             <wp:extent cx="5334000" cy="3758045"/>
             <wp:effectExtent b="0" l="0" r="0" t="0"/>
-            <wp:docPr descr="H5 Victim: model-implied predictions for Empathy: Fantasy x Victim-N1 outgroup vs ingroup." title="" id="144" name="Picture"/>
+            <wp:docPr descr="H5 Victim: model-implied predictions for Empathy: Fantasy x Victim-N1 outgroup vs ingroup." title="" id="147" name="Picture"/>
             <a:graphic>
               <a:graphicData uri="http://schemas.openxmlformats.org/drawingml/2006/picture">
                 <pic:pic>
                   <pic:nvPicPr>
-                    <pic:cNvPr descr="C:/Users/LEONA/Documents/GitHub/TOBIT/outputs/figures/figure_h5_victim_iri_fs_victim_n1_groupoutgroup.png" id="145" name="Picture"/>
+                    <pic:cNvPr descr="C:/Users/LEONA/Documents/GitHub/TOBIT/outputs/figures/figure_h5_victim_iri_fs_victim_n1_groupoutgroup.png" id="148" name="Picture"/>
                     <pic:cNvPicPr>
                       <a:picLocks noChangeArrowheads="1" noChangeAspect="1"/>
                     </pic:cNvPicPr>
                   </pic:nvPicPr>
                   <pic:blipFill>
-                    <a:blip r:embed="rId143"/>
+                    <a:blip r:embed="rId146"/>
                     <a:stretch>
                       <a:fillRect/>
                     </a:stretch>
@@ -9430,8 +9364,8 @@
         <w:t xml:space="preserve">The plotted lines summarize how the fitted predicted judgement changes across the focal term while holding the remaining covariates at their reference profile.</w:t>
       </w:r>
     </w:p>
-    <w:bookmarkEnd w:id="146"/>
-    <w:bookmarkStart w:id="150" w:name="Xf4e8d87866757d66792ae42dfa42ca06dea875a"/>
+    <w:bookmarkEnd w:id="149"/>
+    <w:bookmarkStart w:id="153" w:name="Xf4e8d87866757d66792ae42dfa42ca06dea875a"/>
     <w:p>
       <w:pPr>
         <w:pStyle w:val="Heading3"/>
@@ -9449,18 +9383,18 @@
           <wp:inline>
             <wp:extent cx="5334000" cy="3758045"/>
             <wp:effectExtent b="0" l="0" r="0" t="0"/>
-            <wp:docPr descr="H5 Victim: model-implied predictions for Target accepted x Other accepted." title="" id="148" name="Picture"/>
+            <wp:docPr descr="H5 Victim: model-implied predictions for Target accepted x Other accepted." title="" id="151" name="Picture"/>
             <a:graphic>
               <a:graphicData uri="http://schemas.openxmlformats.org/drawingml/2006/picture">
                 <pic:pic>
                   <pic:nvPicPr>
-                    <pic:cNvPr descr="C:/Users/LEONA/Documents/GitHub/TOBIT/outputs/figures/figure_h5_victim_decision_target_decision_other.png" id="149" name="Picture"/>
+                    <pic:cNvPr descr="C:/Users/LEONA/Documents/GitHub/TOBIT/outputs/figures/figure_h5_victim_decision_target_decision_other.png" id="152" name="Picture"/>
                     <pic:cNvPicPr>
                       <a:picLocks noChangeArrowheads="1" noChangeAspect="1"/>
                     </pic:cNvPicPr>
                   </pic:nvPicPr>
                   <pic:blipFill>
-                    <a:blip r:embed="rId147"/>
+                    <a:blip r:embed="rId150"/>
                     <a:stretch>
                       <a:fillRect/>
                     </a:stretch>
@@ -9503,8 +9437,8 @@
         <w:t xml:space="preserve">The plotted lines summarize how the fitted predicted judgement changes across the focal term while holding the remaining covariates at their reference profile.</w:t>
       </w:r>
     </w:p>
-    <w:bookmarkEnd w:id="150"/>
-    <w:bookmarkStart w:id="154" w:name="X24bb5787c729feb4c88c2040e52544e0f982e47"/>
+    <w:bookmarkEnd w:id="153"/>
+    <w:bookmarkStart w:id="157" w:name="X24bb5787c729feb4c88c2040e52544e0f982e47"/>
     <w:p>
       <w:pPr>
         <w:pStyle w:val="Heading3"/>
@@ -9522,18 +9456,18 @@
           <wp:inline>
             <wp:extent cx="5334000" cy="3758045"/>
             <wp:effectExtent b="0" l="0" r="0" t="0"/>
-            <wp:docPr descr="H5 Bystander: model-implied predictions for Victim-N1 outgroup vs ingroup." title="" id="152" name="Picture"/>
+            <wp:docPr descr="H5 Bystander: model-implied predictions for Victim-N1 outgroup vs ingroup." title="" id="155" name="Picture"/>
             <a:graphic>
               <a:graphicData uri="http://schemas.openxmlformats.org/drawingml/2006/picture">
                 <pic:pic>
                   <pic:nvPicPr>
-                    <pic:cNvPr descr="C:/Users/LEONA/Documents/GitHub/TOBIT/outputs/figures/figure_h5_bystander_victim_n1_groupoutgroup.png" id="153" name="Picture"/>
+                    <pic:cNvPr descr="C:/Users/LEONA/Documents/GitHub/TOBIT/outputs/figures/figure_h5_bystander_victim_n1_groupoutgroup.png" id="156" name="Picture"/>
                     <pic:cNvPicPr>
                       <a:picLocks noChangeArrowheads="1" noChangeAspect="1"/>
                     </pic:cNvPicPr>
                   </pic:nvPicPr>
                   <pic:blipFill>
-                    <a:blip r:embed="rId151"/>
+                    <a:blip r:embed="rId154"/>
                     <a:stretch>
                       <a:fillRect/>
                     </a:stretch>
@@ -9576,8 +9510,8 @@
         <w:t xml:space="preserve">Across the displayed contrast, the model implies higher predicted judgement toward the right-hand side of the plot.</w:t>
       </w:r>
     </w:p>
-    <w:bookmarkEnd w:id="154"/>
-    <w:bookmarkStart w:id="158" w:name="X9abed49d8e0cf7414deed7d5ddc62f897eefcbc"/>
+    <w:bookmarkEnd w:id="157"/>
+    <w:bookmarkStart w:id="161" w:name="X9abed49d8e0cf7414deed7d5ddc62f897eefcbc"/>
     <w:p>
       <w:pPr>
         <w:pStyle w:val="Heading3"/>
@@ -9595,18 +9529,18 @@
           <wp:inline>
             <wp:extent cx="5334000" cy="3758045"/>
             <wp:effectExtent b="0" l="0" r="0" t="0"/>
-            <wp:docPr descr="H5 Bystander: model-implied predictions for Victim-N2 outgroup vs ingroup." title="" id="156" name="Picture"/>
+            <wp:docPr descr="H5 Bystander: model-implied predictions for Victim-N2 outgroup vs ingroup." title="" id="159" name="Picture"/>
             <a:graphic>
               <a:graphicData uri="http://schemas.openxmlformats.org/drawingml/2006/picture">
                 <pic:pic>
                   <pic:nvPicPr>
-                    <pic:cNvPr descr="C:/Users/LEONA/Documents/GitHub/TOBIT/outputs/figures/figure_h5_bystander_victim_n2_groupoutgroup.png" id="157" name="Picture"/>
+                    <pic:cNvPr descr="C:/Users/LEONA/Documents/GitHub/TOBIT/outputs/figures/figure_h5_bystander_victim_n2_groupoutgroup.png" id="160" name="Picture"/>
                     <pic:cNvPicPr>
                       <a:picLocks noChangeArrowheads="1" noChangeAspect="1"/>
                     </pic:cNvPicPr>
                   </pic:nvPicPr>
                   <pic:blipFill>
-                    <a:blip r:embed="rId155"/>
+                    <a:blip r:embed="rId158"/>
                     <a:stretch>
                       <a:fillRect/>
                     </a:stretch>
@@ -9649,8 +9583,8 @@
         <w:t xml:space="preserve">Across the displayed contrast, the model implies higher predicted judgement toward the right-hand side of the plot.</w:t>
       </w:r>
     </w:p>
-    <w:bookmarkEnd w:id="158"/>
-    <w:bookmarkStart w:id="162" w:name="h5-bystander-target-accepted"/>
+    <w:bookmarkEnd w:id="161"/>
+    <w:bookmarkStart w:id="165" w:name="h5-bystander-target-accepted"/>
     <w:p>
       <w:pPr>
         <w:pStyle w:val="Heading3"/>
@@ -9668,18 +9602,18 @@
           <wp:inline>
             <wp:extent cx="5334000" cy="3758045"/>
             <wp:effectExtent b="0" l="0" r="0" t="0"/>
-            <wp:docPr descr="H5 Bystander: model-implied predictions for Target accepted." title="" id="160" name="Picture"/>
+            <wp:docPr descr="H5 Bystander: model-implied predictions for Target accepted." title="" id="163" name="Picture"/>
             <a:graphic>
               <a:graphicData uri="http://schemas.openxmlformats.org/drawingml/2006/picture">
                 <pic:pic>
                   <pic:nvPicPr>
-                    <pic:cNvPr descr="C:/Users/LEONA/Documents/GitHub/TOBIT/outputs/figures/figure_h5_bystander_decision_target.png" id="161" name="Picture"/>
+                    <pic:cNvPr descr="C:/Users/LEONA/Documents/GitHub/TOBIT/outputs/figures/figure_h5_bystander_decision_target.png" id="164" name="Picture"/>
                     <pic:cNvPicPr>
                       <a:picLocks noChangeArrowheads="1" noChangeAspect="1"/>
                     </pic:cNvPicPr>
                   </pic:nvPicPr>
                   <pic:blipFill>
-                    <a:blip r:embed="rId159"/>
+                    <a:blip r:embed="rId162"/>
                     <a:stretch>
                       <a:fillRect/>
                     </a:stretch>
@@ -9722,8 +9656,8 @@
         <w:t xml:space="preserve">Across the displayed contrast, the model implies lower predicted judgement toward the right-hand side of the plot.</w:t>
       </w:r>
     </w:p>
-    <w:bookmarkEnd w:id="162"/>
-    <w:bookmarkStart w:id="166" w:name="h5-bystander-other-negotiator-accepted"/>
+    <w:bookmarkEnd w:id="165"/>
+    <w:bookmarkStart w:id="169" w:name="h5-bystander-other-negotiator-accepted"/>
     <w:p>
       <w:pPr>
         <w:pStyle w:val="Heading3"/>
@@ -9741,18 +9675,18 @@
           <wp:inline>
             <wp:extent cx="5334000" cy="3758045"/>
             <wp:effectExtent b="0" l="0" r="0" t="0"/>
-            <wp:docPr descr="H5 Bystander: model-implied predictions for Other negotiator accepted." title="" id="164" name="Picture"/>
+            <wp:docPr descr="H5 Bystander: model-implied predictions for Other negotiator accepted." title="" id="167" name="Picture"/>
             <a:graphic>
               <a:graphicData uri="http://schemas.openxmlformats.org/drawingml/2006/picture">
                 <pic:pic>
                   <pic:nvPicPr>
-                    <pic:cNvPr descr="C:/Users/LEONA/Documents/GitHub/TOBIT/outputs/figures/figure_h5_bystander_decision_other.png" id="165" name="Picture"/>
+                    <pic:cNvPr descr="C:/Users/LEONA/Documents/GitHub/TOBIT/outputs/figures/figure_h5_bystander_decision_other.png" id="168" name="Picture"/>
                     <pic:cNvPicPr>
                       <a:picLocks noChangeArrowheads="1" noChangeAspect="1"/>
                     </pic:cNvPicPr>
                   </pic:nvPicPr>
                   <pic:blipFill>
-                    <a:blip r:embed="rId163"/>
+                    <a:blip r:embed="rId166"/>
                     <a:stretch>
                       <a:fillRect/>
                     </a:stretch>
@@ -9795,8 +9729,8 @@
         <w:t xml:space="preserve">Across the displayed contrast, the model implies lower predicted judgement toward the right-hand side of the plot.</w:t>
       </w:r>
     </w:p>
-    <w:bookmarkEnd w:id="166"/>
-    <w:bookmarkStart w:id="170" w:name="X54d62c543a29564b99272901ad4077324123289"/>
+    <w:bookmarkEnd w:id="169"/>
+    <w:bookmarkStart w:id="173" w:name="X54d62c543a29564b99272901ad4077324123289"/>
     <w:p>
       <w:pPr>
         <w:pStyle w:val="Heading3"/>
@@ -9814,18 +9748,18 @@
           <wp:inline>
             <wp:extent cx="5334000" cy="3758045"/>
             <wp:effectExtent b="0" l="0" r="0" t="0"/>
-            <wp:docPr descr="H5 Bystander: model-implied predictions for Victim-N1 outgroup vs ingroup x Victim-N2 outgroup vs ingroup." title="" id="168" name="Picture"/>
+            <wp:docPr descr="H5 Bystander: model-implied predictions for Victim-N1 outgroup vs ingroup x Victim-N2 outgroup vs ingroup." title="" id="171" name="Picture"/>
             <a:graphic>
               <a:graphicData uri="http://schemas.openxmlformats.org/drawingml/2006/picture">
                 <pic:pic>
                   <pic:nvPicPr>
-                    <pic:cNvPr descr="C:/Users/LEONA/Documents/GitHub/TOBIT/outputs/figures/figure_h5_bystander_victim_n1_groupoutgroup_victim_n2_groupoutgroup.png" id="169" name="Picture"/>
+                    <pic:cNvPr descr="C:/Users/LEONA/Documents/GitHub/TOBIT/outputs/figures/figure_h5_bystander_victim_n1_groupoutgroup_victim_n2_groupoutgroup.png" id="172" name="Picture"/>
                     <pic:cNvPicPr>
                       <a:picLocks noChangeArrowheads="1" noChangeAspect="1"/>
                     </pic:cNvPicPr>
                   </pic:nvPicPr>
                   <pic:blipFill>
-                    <a:blip r:embed="rId167"/>
+                    <a:blip r:embed="rId170"/>
                     <a:stretch>
                       <a:fillRect/>
                     </a:stretch>
@@ -9868,8 +9802,8 @@
         <w:t xml:space="preserve">The plotted lines summarize how the fitted predicted judgement changes across the focal term while holding the remaining covariates at their reference profile.</w:t>
       </w:r>
     </w:p>
-    <w:bookmarkEnd w:id="170"/>
-    <w:bookmarkStart w:id="174" w:name="Xbb1c350f96f6b884ddfa02b72a45276d2da07da"/>
+    <w:bookmarkEnd w:id="173"/>
+    <w:bookmarkStart w:id="177" w:name="Xbb1c350f96f6b884ddfa02b72a45276d2da07da"/>
     <w:p>
       <w:pPr>
         <w:pStyle w:val="Heading3"/>
@@ -9887,18 +9821,18 @@
           <wp:inline>
             <wp:extent cx="5334000" cy="3758045"/>
             <wp:effectExtent b="0" l="0" r="0" t="0"/>
-            <wp:docPr descr="H5 Bystander: model-implied predictions for Empathy: Fantasy x Bystander-victim outgroup vs ingroup." title="" id="172" name="Picture"/>
+            <wp:docPr descr="H5 Bystander: model-implied predictions for Empathy: Fantasy x Bystander-victim outgroup vs ingroup." title="" id="175" name="Picture"/>
             <a:graphic>
               <a:graphicData uri="http://schemas.openxmlformats.org/drawingml/2006/picture">
                 <pic:pic>
                   <pic:nvPicPr>
-                    <pic:cNvPr descr="C:/Users/LEONA/Documents/GitHub/TOBIT/outputs/figures/figure_h5_bystander_iri_fs_bystander_victim_groupoutgroup.png" id="173" name="Picture"/>
+                    <pic:cNvPr descr="C:/Users/LEONA/Documents/GitHub/TOBIT/outputs/figures/figure_h5_bystander_iri_fs_bystander_victim_groupoutgroup.png" id="176" name="Picture"/>
                     <pic:cNvPicPr>
                       <a:picLocks noChangeArrowheads="1" noChangeAspect="1"/>
                     </pic:cNvPicPr>
                   </pic:nvPicPr>
                   <pic:blipFill>
-                    <a:blip r:embed="rId171"/>
+                    <a:blip r:embed="rId174"/>
                     <a:stretch>
                       <a:fillRect/>
                     </a:stretch>
@@ -9941,8 +9875,8 @@
         <w:t xml:space="preserve">The plotted lines summarize how the fitted predicted judgement changes across the focal term while holding the remaining covariates at their reference profile.</w:t>
       </w:r>
     </w:p>
-    <w:bookmarkEnd w:id="174"/>
-    <w:bookmarkStart w:id="178" w:name="X164e4830a91e6bc5ce42d04133b56b0cd3cbb78"/>
+    <w:bookmarkEnd w:id="177"/>
+    <w:bookmarkStart w:id="181" w:name="X164e4830a91e6bc5ce42d04133b56b0cd3cbb78"/>
     <w:p>
       <w:pPr>
         <w:pStyle w:val="Heading3"/>
@@ -9960,18 +9894,18 @@
           <wp:inline>
             <wp:extent cx="5334000" cy="3758045"/>
             <wp:effectExtent b="0" l="0" r="0" t="0"/>
-            <wp:docPr descr="H5 Bystander: model-implied predictions for Target accepted x Other accepted." title="" id="176" name="Picture"/>
+            <wp:docPr descr="H5 Bystander: model-implied predictions for Target accepted x Other accepted." title="" id="179" name="Picture"/>
             <a:graphic>
               <a:graphicData uri="http://schemas.openxmlformats.org/drawingml/2006/picture">
                 <pic:pic>
                   <pic:nvPicPr>
-                    <pic:cNvPr descr="C:/Users/LEONA/Documents/GitHub/TOBIT/outputs/figures/figure_h5_bystander_decision_target_decision_other.png" id="177" name="Picture"/>
+                    <pic:cNvPr descr="C:/Users/LEONA/Documents/GitHub/TOBIT/outputs/figures/figure_h5_bystander_decision_target_decision_other.png" id="180" name="Picture"/>
                     <pic:cNvPicPr>
                       <a:picLocks noChangeArrowheads="1" noChangeAspect="1"/>
                     </pic:cNvPicPr>
                   </pic:nvPicPr>
                   <pic:blipFill>
-                    <a:blip r:embed="rId175"/>
+                    <a:blip r:embed="rId178"/>
                     <a:stretch>
                       <a:fillRect/>
                     </a:stretch>
@@ -10014,9 +9948,9 @@
         <w:t xml:space="preserve">The plotted lines summarize how the fitted predicted judgement changes across the focal term while holding the remaining covariates at their reference profile.</w:t>
       </w:r>
     </w:p>
-    <w:bookmarkEnd w:id="178"/>
-    <w:bookmarkEnd w:id="179"/>
-    <w:bookmarkStart w:id="190" w:name="X5a8c3f9761090d629abc66a5a15f407445dc4ab"/>
+    <w:bookmarkEnd w:id="181"/>
+    <w:bookmarkEnd w:id="182"/>
+    <w:bookmarkStart w:id="193" w:name="X5a8c3f9761090d629abc66a5a15f407445dc4ab"/>
     <w:p>
       <w:pPr>
         <w:pStyle w:val="Heading2"/>
@@ -10025,13 +9959,25 @@
         <w:t xml:space="preserve">Full coefficient tables and interpretation summary</w:t>
       </w:r>
     </w:p>
-    <w:bookmarkStart w:id="180" w:name="h1-victim-coefficient-table"/>
+    <w:bookmarkStart w:id="183" w:name="h1-victim-coefficient-table"/>
     <w:p>
       <w:pPr>
         <w:pStyle w:val="Heading3"/>
       </w:pPr>
       <w:r>
         <w:t xml:space="preserve">H1 Victim coefficient table</w:t>
+      </w:r>
+    </w:p>
+    <w:p>
+      <w:pPr>
+        <w:pStyle w:val="FirstParagraph"/>
+      </w:pPr>
+      <w:r>
+        <w:rPr>
+          <w:b/>
+          <w:bCs/>
+        </w:rPr>
+        <w:t xml:space="preserve">Table 16. H1 Victim coefficient estimates</w:t>
       </w:r>
     </w:p>
     <w:tbl>
@@ -10809,14 +10755,26 @@
         <w:t xml:space="preserve">The H1 Victim model shows focal evidence for one hypothesis terms. Empathy: Perspective taking is associated with higher predicted judgement (estimate = 1.77, p = 0.004**). Session dummies remain in the fitted estimator for adjustment but are intentionally omitted from the substantive narrative.</w:t>
       </w:r>
     </w:p>
-    <w:bookmarkEnd w:id="180"/>
-    <w:bookmarkStart w:id="181" w:name="h1-bystander-coefficient-table"/>
+    <w:bookmarkEnd w:id="183"/>
+    <w:bookmarkStart w:id="184" w:name="h1-bystander-coefficient-table"/>
     <w:p>
       <w:pPr>
         <w:pStyle w:val="Heading3"/>
       </w:pPr>
       <w:r>
         <w:t xml:space="preserve">H1 Bystander coefficient table</w:t>
+      </w:r>
+    </w:p>
+    <w:p>
+      <w:pPr>
+        <w:pStyle w:val="FirstParagraph"/>
+      </w:pPr>
+      <w:r>
+        <w:rPr>
+          <w:b/>
+          <w:bCs/>
+        </w:rPr>
+        <w:t xml:space="preserve">Table 17. H1 Bystander coefficient estimates</w:t>
       </w:r>
     </w:p>
     <w:tbl>
@@ -11594,14 +11552,26 @@
         <w:t xml:space="preserve">In the H1 Bystander model, no focal hypothesis term reached p &lt; 0.10. The report therefore retains the coefficient table for auditability but does not attach a significance-driven substantive interpretation beyond the descriptive prediction plots.</w:t>
       </w:r>
     </w:p>
-    <w:bookmarkEnd w:id="181"/>
-    <w:bookmarkStart w:id="182" w:name="h2-victim-coefficient-table"/>
+    <w:bookmarkEnd w:id="184"/>
+    <w:bookmarkStart w:id="185" w:name="h2-victim-coefficient-table"/>
     <w:p>
       <w:pPr>
         <w:pStyle w:val="Heading3"/>
       </w:pPr>
       <w:r>
         <w:t xml:space="preserve">H2 Victim coefficient table</w:t>
+      </w:r>
+    </w:p>
+    <w:p>
+      <w:pPr>
+        <w:pStyle w:val="FirstParagraph"/>
+      </w:pPr>
+      <w:r>
+        <w:rPr>
+          <w:b/>
+          <w:bCs/>
+        </w:rPr>
+        <w:t xml:space="preserve">Table 18. H2 Victim coefficient estimates</w:t>
       </w:r>
     </w:p>
     <w:tbl>
@@ -12379,14 +12349,26 @@
         <w:t xml:space="preserve">In the H2 Victim model, no focal hypothesis term reached p &lt; 0.10. The report therefore retains the coefficient table for auditability but does not attach a significance-driven substantive interpretation beyond the descriptive prediction plots.</w:t>
       </w:r>
     </w:p>
-    <w:bookmarkEnd w:id="182"/>
-    <w:bookmarkStart w:id="183" w:name="h2-bystander-coefficient-table"/>
+    <w:bookmarkEnd w:id="185"/>
+    <w:bookmarkStart w:id="186" w:name="h2-bystander-coefficient-table"/>
     <w:p>
       <w:pPr>
         <w:pStyle w:val="Heading3"/>
       </w:pPr>
       <w:r>
         <w:t xml:space="preserve">H2 Bystander coefficient table</w:t>
+      </w:r>
+    </w:p>
+    <w:p>
+      <w:pPr>
+        <w:pStyle w:val="FirstParagraph"/>
+      </w:pPr>
+      <w:r>
+        <w:rPr>
+          <w:b/>
+          <w:bCs/>
+        </w:rPr>
+        <w:t xml:space="preserve">Table 19. H2 Bystander coefficient estimates</w:t>
       </w:r>
     </w:p>
     <w:tbl>
@@ -13436,14 +13418,26 @@
         <w:t xml:space="preserve">The H2 Bystander model shows focal evidence for 5 hypothesis terms. Victim-N2 outgroup vs ingroup is associated with lower predicted judgement (estimate = -2.33, p = 0.055+). Bystander-N2 outgroup vs ingroup is associated with higher predicted judgement (estimate = 2.08, p = 0.063+). Victim-N1 outgroup vs ingroup x Victim-N2 outgroup vs ingroup is associated with higher predicted judgement (estimate = 2.88, p = 0.068+). Session dummies remain in the fitted estimator for adjustment but are intentionally omitted from the substantive narrative.</w:t>
       </w:r>
     </w:p>
-    <w:bookmarkEnd w:id="183"/>
-    <w:bookmarkStart w:id="184" w:name="h3-victim-coefficient-table"/>
+    <w:bookmarkEnd w:id="186"/>
+    <w:bookmarkStart w:id="187" w:name="h3-victim-coefficient-table"/>
     <w:p>
       <w:pPr>
         <w:pStyle w:val="Heading3"/>
       </w:pPr>
       <w:r>
         <w:t xml:space="preserve">H3 Victim coefficient table</w:t>
+      </w:r>
+    </w:p>
+    <w:p>
+      <w:pPr>
+        <w:pStyle w:val="FirstParagraph"/>
+      </w:pPr>
+      <w:r>
+        <w:rPr>
+          <w:b/>
+          <w:bCs/>
+        </w:rPr>
+        <w:t xml:space="preserve">Table 20. H3 Victim coefficient estimates</w:t>
       </w:r>
     </w:p>
     <w:tbl>
@@ -15037,14 +15031,26 @@
         <w:t xml:space="preserve">The H3 Victim model shows focal evidence for 2 hypothesis terms. Empathy: Fantasy is associated with higher predicted judgement (estimate = 2.04, p = 0.017*). Empathy: Perspective taking is associated with higher predicted judgement (estimate = 1.68, p = 0.087+). Session dummies remain in the fitted estimator for adjustment but are intentionally omitted from the substantive narrative.</w:t>
       </w:r>
     </w:p>
-    <w:bookmarkEnd w:id="184"/>
-    <w:bookmarkStart w:id="185" w:name="h3-bystander-coefficient-table"/>
+    <w:bookmarkEnd w:id="187"/>
+    <w:bookmarkStart w:id="188" w:name="h3-bystander-coefficient-table"/>
     <w:p>
       <w:pPr>
         <w:pStyle w:val="Heading3"/>
       </w:pPr>
       <w:r>
         <w:t xml:space="preserve">H3 Bystander coefficient table</w:t>
+      </w:r>
+    </w:p>
+    <w:p>
+      <w:pPr>
+        <w:pStyle w:val="FirstParagraph"/>
+      </w:pPr>
+      <w:r>
+        <w:rPr>
+          <w:b/>
+          <w:bCs/>
+        </w:rPr>
+        <w:t xml:space="preserve">Table 21. H3 Bystander coefficient estimates</w:t>
       </w:r>
     </w:p>
     <w:tbl>
@@ -17182,14 +17188,26 @@
         <w:t xml:space="preserve">The H3 Bystander model shows focal evidence for 8 hypothesis terms. Empathy: Personal distress x Bystander-victim outgroup vs ingroup is associated with higher predicted judgement (estimate = 1.65, p = 0.032*). Victim-N2 outgroup vs ingroup is associated with lower predicted judgement (estimate = -2.32, p = 0.057+). Victim-N1 outgroup vs ingroup x Victim-N2 outgroup vs ingroup is associated with higher predicted judgement (estimate = 2.83, p = 0.072+). Session dummies remain in the fitted estimator for adjustment but are intentionally omitted from the substantive narrative.</w:t>
       </w:r>
     </w:p>
-    <w:bookmarkEnd w:id="185"/>
-    <w:bookmarkStart w:id="186" w:name="h4-victim-coefficient-table"/>
+    <w:bookmarkEnd w:id="188"/>
+    <w:bookmarkStart w:id="189" w:name="h4-victim-coefficient-table"/>
     <w:p>
       <w:pPr>
         <w:pStyle w:val="Heading3"/>
       </w:pPr>
       <w:r>
         <w:t xml:space="preserve">H4 Victim coefficient table</w:t>
+      </w:r>
+    </w:p>
+    <w:p>
+      <w:pPr>
+        <w:pStyle w:val="FirstParagraph"/>
+      </w:pPr>
+      <w:r>
+        <w:rPr>
+          <w:b/>
+          <w:bCs/>
+        </w:rPr>
+        <w:t xml:space="preserve">Table 22. H4 Victim coefficient estimates</w:t>
       </w:r>
     </w:p>
     <w:tbl>
@@ -17911,14 +17929,26 @@
         <w:t xml:space="preserve">). Other negotiator accepted is associated with lower predicted judgement (estimate = -3.95, p = &lt;0.001***). Session dummies remain in the fitted estimator for adjustment but are intentionally omitted from the substantive narrative.</w:t>
       </w:r>
     </w:p>
-    <w:bookmarkEnd w:id="186"/>
-    <w:bookmarkStart w:id="187" w:name="h4-bystander-coefficient-table"/>
+    <w:bookmarkEnd w:id="189"/>
+    <w:bookmarkStart w:id="190" w:name="h4-bystander-coefficient-table"/>
     <w:p>
       <w:pPr>
         <w:pStyle w:val="Heading3"/>
       </w:pPr>
       <w:r>
         <w:t xml:space="preserve">H4 Bystander coefficient table</w:t>
+      </w:r>
+    </w:p>
+    <w:p>
+      <w:pPr>
+        <w:pStyle w:val="FirstParagraph"/>
+      </w:pPr>
+      <w:r>
+        <w:rPr>
+          <w:b/>
+          <w:bCs/>
+        </w:rPr>
+        <w:t xml:space="preserve">Table 23. H4 Bystander coefficient estimates</w:t>
       </w:r>
     </w:p>
     <w:tbl>
@@ -18640,14 +18670,26 @@
         <w:t xml:space="preserve">). Target accepted x Other accepted is associated with higher predicted judgement (estimate = 4.85, p = &lt;0.001***). Session dummies remain in the fitted estimator for adjustment but are intentionally omitted from the substantive narrative.</w:t>
       </w:r>
     </w:p>
-    <w:bookmarkEnd w:id="187"/>
-    <w:bookmarkStart w:id="188" w:name="h5-victim-coefficient-table"/>
+    <w:bookmarkEnd w:id="190"/>
+    <w:bookmarkStart w:id="191" w:name="h5-victim-coefficient-table"/>
     <w:p>
       <w:pPr>
         <w:pStyle w:val="Heading3"/>
       </w:pPr>
       <w:r>
         <w:t xml:space="preserve">H5 Victim coefficient table</w:t>
+      </w:r>
+    </w:p>
+    <w:p>
+      <w:pPr>
+        <w:pStyle w:val="FirstParagraph"/>
+      </w:pPr>
+      <w:r>
+        <w:rPr>
+          <w:b/>
+          <w:bCs/>
+        </w:rPr>
+        <w:t xml:space="preserve">Table 24. H5 Victim coefficient estimates</w:t>
       </w:r>
     </w:p>
     <w:tbl>
@@ -20457,14 +20499,26 @@
         <w:t xml:space="preserve">). Other negotiator accepted is associated with lower predicted judgement (estimate = -3.88, p = &lt;0.001***). Session dummies remain in the fitted estimator for adjustment but are intentionally omitted from the substantive narrative.</w:t>
       </w:r>
     </w:p>
-    <w:bookmarkEnd w:id="188"/>
-    <w:bookmarkStart w:id="189" w:name="h5-bystander-coefficient-table"/>
+    <w:bookmarkEnd w:id="191"/>
+    <w:bookmarkStart w:id="192" w:name="h5-bystander-coefficient-table"/>
     <w:p>
       <w:pPr>
         <w:pStyle w:val="Heading3"/>
       </w:pPr>
       <w:r>
         <w:t xml:space="preserve">H5 Bystander coefficient table</w:t>
+      </w:r>
+    </w:p>
+    <w:p>
+      <w:pPr>
+        <w:pStyle w:val="FirstParagraph"/>
+      </w:pPr>
+      <w:r>
+        <w:rPr>
+          <w:b/>
+          <w:bCs/>
+        </w:rPr>
+        <w:t xml:space="preserve">Table 25. H5 Bystander coefficient estimates</w:t>
       </w:r>
     </w:p>
     <w:tbl>
@@ -22818,15 +22872,27 @@
         <w:t xml:space="preserve">). Target accepted x Other accepted is associated with higher predicted judgement (estimate = 4.89, p = &lt;0.001***). Session dummies remain in the fitted estimator for adjustment but are intentionally omitted from the substantive narrative.</w:t>
       </w:r>
     </w:p>
-    <w:bookmarkEnd w:id="189"/>
-    <w:bookmarkEnd w:id="190"/>
-    <w:bookmarkStart w:id="191" w:name="compliance-checklist"/>
+    <w:bookmarkEnd w:id="192"/>
+    <w:bookmarkEnd w:id="193"/>
+    <w:bookmarkStart w:id="194" w:name="compliance-checklist"/>
     <w:p>
       <w:pPr>
         <w:pStyle w:val="Heading2"/>
       </w:pPr>
       <w:r>
         <w:t xml:space="preserve">Compliance checklist</w:t>
+      </w:r>
+    </w:p>
+    <w:p>
+      <w:pPr>
+        <w:pStyle w:val="FirstParagraph"/>
+      </w:pPr>
+      <w:r>
+        <w:rPr>
+          <w:b/>
+          <w:bCs/>
+        </w:rPr>
+        <w:t xml:space="preserve">Table 26. Pipeline compliance checklist</w:t>
       </w:r>
     </w:p>
     <w:tbl>
@@ -23125,8 +23191,8 @@
         </w:tc>
       </w:tr>
     </w:tbl>
-    <w:bookmarkEnd w:id="191"/>
-    <w:bookmarkStart w:id="192" w:name="corrections-relative-to-outdated-notes"/>
+    <w:bookmarkEnd w:id="194"/>
+    <w:bookmarkStart w:id="195" w:name="corrections-relative-to-outdated-notes"/>
     <w:p>
       <w:pPr>
         <w:pStyle w:val="Heading2"/>
@@ -23182,8 +23248,8 @@
         <w:t xml:space="preserve">. The repository now documents the implemented estimator and the authoritative role-specific design directly.</w:t>
       </w:r>
     </w:p>
-    <w:bookmarkEnd w:id="192"/>
-    <w:bookmarkStart w:id="193" w:name="limitations"/>
+    <w:bookmarkEnd w:id="195"/>
+    <w:bookmarkStart w:id="196" w:name="limitations"/>
     <w:p>
       <w:pPr>
         <w:pStyle w:val="Heading2"/>
@@ -23212,8 +23278,8 @@
         <w:t xml:space="preserve">The dynamic figures visualize model-implied predictions from the saved primary Tobit fits and should be interpreted jointly with the coefficient tables rather than as standalone causal effects.</w:t>
       </w:r>
     </w:p>
-    <w:bookmarkEnd w:id="193"/>
-    <w:bookmarkStart w:id="194" w:name="discussion"/>
+    <w:bookmarkEnd w:id="196"/>
+    <w:bookmarkStart w:id="197" w:name="discussion"/>
     <w:p>
       <w:pPr>
         <w:pStyle w:val="Heading2"/>
@@ -23336,8 +23402,8 @@
         <w:t xml:space="preserve">The main limitations follow directly from that estimator choice and from the sparsity of some relational cells. The production branch does not estimate a full mixed Tobit, some interaction contrasts may be dropped in rank-deficient subsets, and any substantive reading should remain tied to the coefficient tables and model-implied figures rather than to isolated p-values. Future work should compare these production estimates against stable multilevel censored models, test alternative role-specific interaction sets, and examine whether the same theoretical patterns replicate under additional institutional or cultural contexts.</w:t>
       </w:r>
     </w:p>
-    <w:bookmarkEnd w:id="194"/>
-    <w:bookmarkStart w:id="195" w:name="final-audit-note"/>
+    <w:bookmarkEnd w:id="197"/>
+    <w:bookmarkStart w:id="198" w:name="final-audit-note"/>
     <w:p>
       <w:pPr>
         <w:pStyle w:val="Heading2"/>
@@ -23454,8 +23520,8 @@
         <w:t xml:space="preserve">, not a full mixed-effects Tobit with random participant and session intercepts.</w:t>
       </w:r>
     </w:p>
-    <w:bookmarkEnd w:id="195"/>
-    <w:bookmarkStart w:id="196" w:name="conclusion"/>
+    <w:bookmarkEnd w:id="198"/>
+    <w:bookmarkStart w:id="199" w:name="conclusion"/>
     <w:p>
       <w:pPr>
         <w:pStyle w:val="Heading2"/>
@@ -23496,8 +23562,8 @@
         <w:t xml:space="preserve">, no row duplication, and full H1-H5 coverage across victim and bystander specifications.</w:t>
       </w:r>
     </w:p>
-    <w:bookmarkEnd w:id="196"/>
-    <w:bookmarkEnd w:id="197"/>
+    <w:bookmarkEnd w:id="199"/>
+    <w:bookmarkEnd w:id="200"/>
     <w:sectPr>
       <w:footnotePr>
         <w:numRestart w:val="eachSect"/>

--- a/outputs/logs/dynamic_report.docx
+++ b/outputs/logs/dynamic_report.docx
@@ -2,10 +2,9 @@
 <file path=word/document.xml><?xml version="1.0" encoding="utf-8"?>
 <w:document xmlns:w="http://schemas.openxmlformats.org/wordprocessingml/2006/main" xmlns:m="http://schemas.openxmlformats.org/officeDocument/2006/math" xmlns:r="http://schemas.openxmlformats.org/officeDocument/2006/relationships" xmlns:o="urn:schemas-microsoft-com:office:office" xmlns:v="urn:schemas-microsoft-com:vml" xmlns:w10="urn:schemas-microsoft-com:office:word" xmlns:a="http://schemas.openxmlformats.org/drawingml/2006/main" xmlns:pic="http://schemas.openxmlformats.org/drawingml/2006/picture" xmlns:wp="http://schemas.openxmlformats.org/drawingml/2006/wordprocessingDrawing">
   <w:body>
-    <w:bookmarkStart w:id="200" w:name="X6232260152a60605d53c1602aecc2884d9df736"/>
-    <w:p>
-      <w:pPr>
-        <w:pStyle w:val="Heading1"/>
+    <w:p>
+      <w:pPr>
+        <w:pStyle w:val="Title"/>
       </w:pPr>
       <w:r>
         <w:t xml:space="preserve">Working Paper Report of Moral Judgement under Two-sided Tobit Models</w:t>
@@ -13,21 +12,23 @@
     </w:p>
     <w:p>
       <w:pPr>
+        <w:pStyle w:val="Author"/>
+      </w:pPr>
+      <w:r>
+        <w:t xml:space="preserve">Leonardo H. Talero-Sarmiento</w:t>
+      </w:r>
+    </w:p>
+    <w:p>
+      <w:pPr>
+        <w:pStyle w:val="Date"/>
+      </w:pPr>
+      <w:r>
+        <w:t xml:space="preserve">2026-04-19 21:09:01</w:t>
+      </w:r>
+    </w:p>
+    <w:p>
+      <w:pPr>
         <w:pStyle w:val="FirstParagraph"/>
-      </w:pPr>
-      <w:r>
-        <w:t xml:space="preserve">By Leonardo H. Talero-Sarmiento</w:t>
-      </w:r>
-      <w:r>
-        <w:t xml:space="preserve"> </w:t>
-      </w:r>
-      <w:r>
-        <w:t xml:space="preserve">Date: 2026-04-18 21:09:45</w:t>
-      </w:r>
-    </w:p>
-    <w:p>
-      <w:pPr>
-        <w:pStyle w:val="BodyText"/>
       </w:pPr>
       <w:r>
         <w:t xml:space="preserve">This run uses</w:t>
@@ -117,8 +118,17 @@
     <w:bookmarkStart w:id="9" w:name="understanding-the-modeling-strategy"/>
     <w:p>
       <w:pPr>
-        <w:pStyle w:val="Heading2"/>
-      </w:pPr>
+        <w:pStyle w:val="Heading1"/>
+      </w:pPr>
+      <w:r>
+        <w:rPr>
+          <w:rStyle w:val="SectionNumber"/>
+        </w:rPr>
+        <w:t xml:space="preserve">1</w:t>
+      </w:r>
+      <w:r>
+        <w:tab/>
+      </w:r>
       <w:r>
         <w:t xml:space="preserve">Understanding the modeling strategy</w:t>
       </w:r>
@@ -641,8 +651,17 @@
     <w:bookmarkStart w:id="10" w:name="dataset-and-sample-description"/>
     <w:p>
       <w:pPr>
-        <w:pStyle w:val="Heading2"/>
-      </w:pPr>
+        <w:pStyle w:val="Heading1"/>
+      </w:pPr>
+      <w:r>
+        <w:rPr>
+          <w:rStyle w:val="SectionNumber"/>
+        </w:rPr>
+        <w:t xml:space="preserve">2</w:t>
+      </w:r>
+      <w:r>
+        <w:tab/>
+      </w:r>
       <w:r>
         <w:t xml:space="preserve">Dataset and sample description</w:t>
       </w:r>
@@ -1118,8 +1137,17 @@
     <w:bookmarkStart w:id="11" w:name="datacard-and-symbol-dictionary"/>
     <w:p>
       <w:pPr>
-        <w:pStyle w:val="Heading2"/>
-      </w:pPr>
+        <w:pStyle w:val="Heading1"/>
+      </w:pPr>
+      <w:r>
+        <w:rPr>
+          <w:rStyle w:val="SectionNumber"/>
+        </w:rPr>
+        <w:t xml:space="preserve">3</w:t>
+      </w:r>
+      <w:r>
+        <w:tab/>
+      </w:r>
       <w:r>
         <w:t xml:space="preserve">Datacard and symbol dictionary</w:t>
       </w:r>
@@ -1610,13 +1638,22 @@
       </w:tr>
     </w:tbl>
     <w:bookmarkEnd w:id="11"/>
-    <w:bookmarkStart w:id="12" w:name="predictor-glossary-and-abbreviation-note"/>
-    <w:p>
-      <w:pPr>
-        <w:pStyle w:val="Heading2"/>
-      </w:pPr>
-      <w:r>
-        <w:t xml:space="preserve">Predictor glossary and abbreviation note</w:t>
+    <w:bookmarkStart w:id="12" w:name="predictor-glossary"/>
+    <w:p>
+      <w:pPr>
+        <w:pStyle w:val="Heading1"/>
+      </w:pPr>
+      <w:r>
+        <w:rPr>
+          <w:rStyle w:val="SectionNumber"/>
+        </w:rPr>
+        <w:t xml:space="preserve">4</w:t>
+      </w:r>
+      <w:r>
+        <w:tab/>
+      </w:r>
+      <w:r>
+        <w:t xml:space="preserve">Predictor glossary</w:t>
       </w:r>
     </w:p>
     <w:p>
@@ -1628,7 +1665,7 @@
           <w:b/>
           <w:bCs/>
         </w:rPr>
-        <w:t xml:space="preserve">Table 5. Predictor glossary</w:t>
+        <w:t xml:space="preserve">Table 5. Predictor glossary (reader version)</w:t>
       </w:r>
     </w:p>
     <w:tbl>
@@ -1639,9 +1676,8 @@
         <w:tblLook w:firstRow="1" w:lastRow="0" w:firstColumn="0" w:lastColumn="0" w:noHBand="0" w:noVBand="0" w:val="0020"/>
       </w:tblPr>
       <w:tblGrid>
-        <w:gridCol w:w="2640"/>
-        <w:gridCol w:w="2640"/>
-        <w:gridCol w:w="2640"/>
+        <w:gridCol w:w="3960"/>
+        <w:gridCol w:w="3960"/>
       </w:tblGrid>
       <w:tr>
         <w:trPr>
@@ -1654,45 +1690,23 @@
               <w:pStyle w:val="Compact"/>
             </w:pPr>
             <w:r>
-              <w:t xml:space="preserve">predictor</w:t>
-            </w:r>
-          </w:p>
-        </w:tc>
-        <w:tc>
-          <w:tcPr/>
-          <w:p>
-            <w:pPr>
-              <w:pStyle w:val="Compact"/>
-            </w:pPr>
-            <w:r>
-              <w:t xml:space="preserve">compact_label</w:t>
-            </w:r>
-          </w:p>
-        </w:tc>
-        <w:tc>
-          <w:tcPr/>
-          <w:p>
-            <w:pPr>
-              <w:pStyle w:val="Compact"/>
-            </w:pPr>
-            <w:r>
-              <w:t xml:space="preserve">meaning</w:t>
-            </w:r>
-          </w:p>
-        </w:tc>
-      </w:tr>
-      <w:tr>
-        <w:tc>
-          <w:tcPr/>
-          <w:p>
-            <w:pPr>
-              <w:pStyle w:val="Compact"/>
-            </w:pPr>
-            <w:r>
-              <w:t xml:space="preserve">iri_fs</w:t>
-            </w:r>
-          </w:p>
-        </w:tc>
+              <w:t xml:space="preserve">Code</w:t>
+            </w:r>
+          </w:p>
+        </w:tc>
+        <w:tc>
+          <w:tcPr/>
+          <w:p>
+            <w:pPr>
+              <w:pStyle w:val="Compact"/>
+            </w:pPr>
+            <w:r>
+              <w:t xml:space="preserve">Interpretation</w:t>
+            </w:r>
+          </w:p>
+        </w:tc>
+      </w:tr>
+      <w:tr>
         <w:tc>
           <w:tcPr/>
           <w:p>
@@ -1724,17 +1738,6 @@
               <w:pStyle w:val="Compact"/>
             </w:pPr>
             <w:r>
-              <w:t xml:space="preserve">iri_ec</w:t>
-            </w:r>
-          </w:p>
-        </w:tc>
-        <w:tc>
-          <w:tcPr/>
-          <w:p>
-            <w:pPr>
-              <w:pStyle w:val="Compact"/>
-            </w:pPr>
-            <w:r>
               <w:t xml:space="preserve">EC</w:t>
             </w:r>
           </w:p>
@@ -1759,17 +1762,6 @@
               <w:pStyle w:val="Compact"/>
             </w:pPr>
             <w:r>
-              <w:t xml:space="preserve">iri_pt</w:t>
-            </w:r>
-          </w:p>
-        </w:tc>
-        <w:tc>
-          <w:tcPr/>
-          <w:p>
-            <w:pPr>
-              <w:pStyle w:val="Compact"/>
-            </w:pPr>
-            <w:r>
               <w:t xml:space="preserve">PT</w:t>
             </w:r>
           </w:p>
@@ -1794,17 +1786,6 @@
               <w:pStyle w:val="Compact"/>
             </w:pPr>
             <w:r>
-              <w:t xml:space="preserve">iri_pd</w:t>
-            </w:r>
-          </w:p>
-        </w:tc>
-        <w:tc>
-          <w:tcPr/>
-          <w:p>
-            <w:pPr>
-              <w:pStyle w:val="Compact"/>
-            </w:pPr>
-            <w:r>
               <w:t xml:space="preserve">PD</w:t>
             </w:r>
           </w:p>
@@ -1829,17 +1810,6 @@
               <w:pStyle w:val="Compact"/>
             </w:pPr>
             <w:r>
-              <w:t xml:space="preserve">victim_N1_groupingroup</w:t>
-            </w:r>
-          </w:p>
-        </w:tc>
-        <w:tc>
-          <w:tcPr/>
-          <w:p>
-            <w:pPr>
-              <w:pStyle w:val="Compact"/>
-            </w:pPr>
-            <w:r>
               <w:t xml:space="preserve">V-N1 In</w:t>
             </w:r>
           </w:p>
@@ -1851,23 +1821,12 @@
               <w:pStyle w:val="Compact"/>
             </w:pPr>
             <w:r>
-              <w:t xml:space="preserve">Victim and N1 are from the same faculty, relative to the ingroup baseline.</w:t>
-            </w:r>
-          </w:p>
-        </w:tc>
-      </w:tr>
-      <w:tr>
-        <w:tc>
-          <w:tcPr/>
-          <w:p>
-            <w:pPr>
-              <w:pStyle w:val="Compact"/>
-            </w:pPr>
-            <w:r>
-              <w:t xml:space="preserve">victim_N1_groupoutgroup</w:t>
-            </w:r>
-          </w:p>
-        </w:tc>
+              <w:t xml:space="preserve">Victim and N1 are from the same faculty.</w:t>
+            </w:r>
+          </w:p>
+        </w:tc>
+      </w:tr>
+      <w:tr>
         <w:tc>
           <w:tcPr/>
           <w:p>
@@ -1886,23 +1845,12 @@
               <w:pStyle w:val="Compact"/>
             </w:pPr>
             <w:r>
-              <w:t xml:space="preserve">Victim and N1 are from different faculties, relative to the ingroup baseline.</w:t>
-            </w:r>
-          </w:p>
-        </w:tc>
-      </w:tr>
-      <w:tr>
-        <w:tc>
-          <w:tcPr/>
-          <w:p>
-            <w:pPr>
-              <w:pStyle w:val="Compact"/>
-            </w:pPr>
-            <w:r>
-              <w:t xml:space="preserve">victim_N2_groupingroup</w:t>
-            </w:r>
-          </w:p>
-        </w:tc>
+              <w:t xml:space="preserve">Victim and N1 are from different faculties.</w:t>
+            </w:r>
+          </w:p>
+        </w:tc>
+      </w:tr>
+      <w:tr>
         <w:tc>
           <w:tcPr/>
           <w:p>
@@ -1921,23 +1869,12 @@
               <w:pStyle w:val="Compact"/>
             </w:pPr>
             <w:r>
-              <w:t xml:space="preserve">Victim and N2 are from the same faculty, relative to the ingroup baseline.</w:t>
-            </w:r>
-          </w:p>
-        </w:tc>
-      </w:tr>
-      <w:tr>
-        <w:tc>
-          <w:tcPr/>
-          <w:p>
-            <w:pPr>
-              <w:pStyle w:val="Compact"/>
-            </w:pPr>
-            <w:r>
-              <w:t xml:space="preserve">victim_N2_groupoutgroup</w:t>
-            </w:r>
-          </w:p>
-        </w:tc>
+              <w:t xml:space="preserve">Victim and N2 are from the same faculty.</w:t>
+            </w:r>
+          </w:p>
+        </w:tc>
+      </w:tr>
+      <w:tr>
         <w:tc>
           <w:tcPr/>
           <w:p>
@@ -1956,23 +1893,12 @@
               <w:pStyle w:val="Compact"/>
             </w:pPr>
             <w:r>
-              <w:t xml:space="preserve">Victim and N2 are from different faculties, relative to the ingroup baseline.</w:t>
-            </w:r>
-          </w:p>
-        </w:tc>
-      </w:tr>
-      <w:tr>
-        <w:tc>
-          <w:tcPr/>
-          <w:p>
-            <w:pPr>
-              <w:pStyle w:val="Compact"/>
-            </w:pPr>
-            <w:r>
-              <w:t xml:space="preserve">bystander_victim_groupoutgroup</w:t>
-            </w:r>
-          </w:p>
-        </w:tc>
+              <w:t xml:space="preserve">Victim and N2 are from different faculties.</w:t>
+            </w:r>
+          </w:p>
+        </w:tc>
+      </w:tr>
+      <w:tr>
         <w:tc>
           <w:tcPr/>
           <w:p>
@@ -1991,23 +1917,12 @@
               <w:pStyle w:val="Compact"/>
             </w:pPr>
             <w:r>
-              <w:t xml:space="preserve">Bystander and victim are from different faculties, relative to ingroup.</w:t>
-            </w:r>
-          </w:p>
-        </w:tc>
-      </w:tr>
-      <w:tr>
-        <w:tc>
-          <w:tcPr/>
-          <w:p>
-            <w:pPr>
-              <w:pStyle w:val="Compact"/>
-            </w:pPr>
-            <w:r>
-              <w:t xml:space="preserve">bystander_N1_groupingroup</w:t>
-            </w:r>
-          </w:p>
-        </w:tc>
+              <w:t xml:space="preserve">Bystander and victim are from different faculties.</w:t>
+            </w:r>
+          </w:p>
+        </w:tc>
+      </w:tr>
+      <w:tr>
         <w:tc>
           <w:tcPr/>
           <w:p>
@@ -2026,23 +1941,12 @@
               <w:pStyle w:val="Compact"/>
             </w:pPr>
             <w:r>
-              <w:t xml:space="preserve">Bystander and N1 are from the same faculty, relative to the ingroup baseline.</w:t>
-            </w:r>
-          </w:p>
-        </w:tc>
-      </w:tr>
-      <w:tr>
-        <w:tc>
-          <w:tcPr/>
-          <w:p>
-            <w:pPr>
-              <w:pStyle w:val="Compact"/>
-            </w:pPr>
-            <w:r>
-              <w:t xml:space="preserve">bystander_N1_groupoutgroup</w:t>
-            </w:r>
-          </w:p>
-        </w:tc>
+              <w:t xml:space="preserve">Bystander and N1 are from the same faculty.</w:t>
+            </w:r>
+          </w:p>
+        </w:tc>
+      </w:tr>
+      <w:tr>
         <w:tc>
           <w:tcPr/>
           <w:p>
@@ -2061,23 +1965,12 @@
               <w:pStyle w:val="Compact"/>
             </w:pPr>
             <w:r>
-              <w:t xml:space="preserve">Bystander and N1 are from different faculties, relative to the ingroup baseline.</w:t>
-            </w:r>
-          </w:p>
-        </w:tc>
-      </w:tr>
-      <w:tr>
-        <w:tc>
-          <w:tcPr/>
-          <w:p>
-            <w:pPr>
-              <w:pStyle w:val="Compact"/>
-            </w:pPr>
-            <w:r>
-              <w:t xml:space="preserve">bystander_N2_groupingroup</w:t>
-            </w:r>
-          </w:p>
-        </w:tc>
+              <w:t xml:space="preserve">Bystander and N1 are from different faculties.</w:t>
+            </w:r>
+          </w:p>
+        </w:tc>
+      </w:tr>
+      <w:tr>
         <w:tc>
           <w:tcPr/>
           <w:p>
@@ -2096,23 +1989,12 @@
               <w:pStyle w:val="Compact"/>
             </w:pPr>
             <w:r>
-              <w:t xml:space="preserve">Bystander and N2 are from the same faculty, relative to the ingroup baseline.</w:t>
-            </w:r>
-          </w:p>
-        </w:tc>
-      </w:tr>
-      <w:tr>
-        <w:tc>
-          <w:tcPr/>
-          <w:p>
-            <w:pPr>
-              <w:pStyle w:val="Compact"/>
-            </w:pPr>
-            <w:r>
-              <w:t xml:space="preserve">bystander_N2_groupoutgroup</w:t>
-            </w:r>
-          </w:p>
-        </w:tc>
+              <w:t xml:space="preserve">Bystander and N2 are from the same faculty.</w:t>
+            </w:r>
+          </w:p>
+        </w:tc>
+      </w:tr>
+      <w:tr>
         <w:tc>
           <w:tcPr/>
           <w:p>
@@ -2131,23 +2013,12 @@
               <w:pStyle w:val="Compact"/>
             </w:pPr>
             <w:r>
-              <w:t xml:space="preserve">Bystander and N2 are from different faculties, relative to the ingroup baseline.</w:t>
-            </w:r>
-          </w:p>
-        </w:tc>
-      </w:tr>
-      <w:tr>
-        <w:tc>
-          <w:tcPr/>
-          <w:p>
-            <w:pPr>
-              <w:pStyle w:val="Compact"/>
-            </w:pPr>
-            <w:r>
-              <w:t xml:space="preserve">N1_N2_same_facultysame</w:t>
-            </w:r>
-          </w:p>
-        </w:tc>
+              <w:t xml:space="preserve">Bystander and N2 are from different faculties.</w:t>
+            </w:r>
+          </w:p>
+        </w:tc>
+      </w:tr>
+      <w:tr>
         <w:tc>
           <w:tcPr/>
           <w:p>
@@ -2166,23 +2037,12 @@
               <w:pStyle w:val="Compact"/>
             </w:pPr>
             <w:r>
-              <w:t xml:space="preserve">N1 and N2 share faculty, relative to different-faculty context.</w:t>
-            </w:r>
-          </w:p>
-        </w:tc>
-      </w:tr>
-      <w:tr>
-        <w:tc>
-          <w:tcPr/>
-          <w:p>
-            <w:pPr>
-              <w:pStyle w:val="Compact"/>
-            </w:pPr>
-            <w:r>
-              <w:t xml:space="preserve">iri_fs:victim_N1_groupoutgroup</w:t>
-            </w:r>
-          </w:p>
-        </w:tc>
+              <w:t xml:space="preserve">N1 and N2 share faculty membership.</w:t>
+            </w:r>
+          </w:p>
+        </w:tc>
+      </w:tr>
+      <w:tr>
         <w:tc>
           <w:tcPr/>
           <w:p>
@@ -2214,17 +2074,6 @@
               <w:pStyle w:val="Compact"/>
             </w:pPr>
             <w:r>
-              <w:t xml:space="preserve">iri_ec:victim_N2_groupoutgroup</w:t>
-            </w:r>
-          </w:p>
-        </w:tc>
-        <w:tc>
-          <w:tcPr/>
-          <w:p>
-            <w:pPr>
-              <w:pStyle w:val="Compact"/>
-            </w:pPr>
-            <w:r>
               <w:t xml:space="preserve">EC x V-N2 Out</w:t>
             </w:r>
           </w:p>
@@ -2249,17 +2098,6 @@
               <w:pStyle w:val="Compact"/>
             </w:pPr>
             <w:r>
-              <w:t xml:space="preserve">iri_pt:bystander_victim_groupoutgroup</w:t>
-            </w:r>
-          </w:p>
-        </w:tc>
-        <w:tc>
-          <w:tcPr/>
-          <w:p>
-            <w:pPr>
-              <w:pStyle w:val="Compact"/>
-            </w:pPr>
-            <w:r>
               <w:t xml:space="preserve">PT x B-V Out</w:t>
             </w:r>
           </w:p>
@@ -2284,17 +2122,6 @@
               <w:pStyle w:val="Compact"/>
             </w:pPr>
             <w:r>
-              <w:t xml:space="preserve">iri_pd:bystander_N1_groupoutgroup</w:t>
-            </w:r>
-          </w:p>
-        </w:tc>
-        <w:tc>
-          <w:tcPr/>
-          <w:p>
-            <w:pPr>
-              <w:pStyle w:val="Compact"/>
-            </w:pPr>
-            <w:r>
               <w:t xml:space="preserve">PD x B-N1 Out</w:t>
             </w:r>
           </w:p>
@@ -2319,17 +2146,6 @@
               <w:pStyle w:val="Compact"/>
             </w:pPr>
             <w:r>
-              <w:t xml:space="preserve">decision_target</w:t>
-            </w:r>
-          </w:p>
-        </w:tc>
-        <w:tc>
-          <w:tcPr/>
-          <w:p>
-            <w:pPr>
-              <w:pStyle w:val="Compact"/>
-            </w:pPr>
-            <w:r>
               <w:t xml:space="preserve">Target Acc</w:t>
             </w:r>
           </w:p>
@@ -2354,17 +2170,6 @@
               <w:pStyle w:val="Compact"/>
             </w:pPr>
             <w:r>
-              <w:t xml:space="preserve">decision_other</w:t>
-            </w:r>
-          </w:p>
-        </w:tc>
-        <w:tc>
-          <w:tcPr/>
-          <w:p>
-            <w:pPr>
-              <w:pStyle w:val="Compact"/>
-            </w:pPr>
-            <w:r>
               <w:t xml:space="preserve">Other Acc</w:t>
             </w:r>
           </w:p>
@@ -2389,17 +2194,6 @@
               <w:pStyle w:val="Compact"/>
             </w:pPr>
             <w:r>
-              <w:t xml:space="preserve">decision_target:decision_other</w:t>
-            </w:r>
-          </w:p>
-        </w:tc>
-        <w:tc>
-          <w:tcPr/>
-          <w:p>
-            <w:pPr>
-              <w:pStyle w:val="Compact"/>
-            </w:pPr>
-            <w:r>
               <w:t xml:space="preserve">Target x Other</w:t>
             </w:r>
           </w:p>
@@ -2424,17 +2218,6 @@
               <w:pStyle w:val="Compact"/>
             </w:pPr>
             <w:r>
-              <w:t xml:space="preserve">faculty_player_factorEngineering</w:t>
-            </w:r>
-          </w:p>
-        </w:tc>
-        <w:tc>
-          <w:tcPr/>
-          <w:p>
-            <w:pPr>
-              <w:pStyle w:val="Compact"/>
-            </w:pPr>
-            <w:r>
               <w:t xml:space="preserve">Eng part.</w:t>
             </w:r>
           </w:p>
@@ -2459,17 +2242,6 @@
               <w:pStyle w:val="Compact"/>
             </w:pPr>
             <w:r>
-              <w:t xml:space="preserve">sex_female</w:t>
-            </w:r>
-          </w:p>
-        </w:tc>
-        <w:tc>
-          <w:tcPr/>
-          <w:p>
-            <w:pPr>
-              <w:pStyle w:val="Compact"/>
-            </w:pPr>
-            <w:r>
               <w:t xml:space="preserve">Woman</w:t>
             </w:r>
           </w:p>
@@ -2494,17 +2266,6 @@
               <w:pStyle w:val="Compact"/>
             </w:pPr>
             <w:r>
-              <w:t xml:space="preserve">age</w:t>
-            </w:r>
-          </w:p>
-        </w:tc>
-        <w:tc>
-          <w:tcPr/>
-          <w:p>
-            <w:pPr>
-              <w:pStyle w:val="Compact"/>
-            </w:pPr>
-            <w:r>
               <w:t xml:space="preserve">Age</w:t>
             </w:r>
           </w:p>
@@ -2529,17 +2290,6 @@
               <w:pStyle w:val="Compact"/>
             </w:pPr>
             <w:r>
-              <w:t xml:space="preserve">ses</w:t>
-            </w:r>
-          </w:p>
-        </w:tc>
-        <w:tc>
-          <w:tcPr/>
-          <w:p>
-            <w:pPr>
-              <w:pStyle w:val="Compact"/>
-            </w:pPr>
-            <w:r>
               <w:t xml:space="preserve">SES</w:t>
             </w:r>
           </w:p>
@@ -2557,6 +2307,14 @@
         </w:tc>
       </w:tr>
     </w:tbl>
+    <w:p>
+      <w:pPr>
+        <w:pStyle w:val="BodyText"/>
+      </w:pPr>
+      <w:r>
+        <w:t xml:space="preserve">Note. Group contrasts are interpreted against the ingroup baseline unless explicitly stated otherwise.</w:t>
+      </w:r>
+    </w:p>
     <w:p>
       <w:pPr>
         <w:pStyle w:val="BodyText"/>
@@ -2569,8 +2327,17 @@
     <w:bookmarkStart w:id="13" w:name="interaction-interpretation-rules"/>
     <w:p>
       <w:pPr>
-        <w:pStyle w:val="Heading2"/>
-      </w:pPr>
+        <w:pStyle w:val="Heading1"/>
+      </w:pPr>
+      <w:r>
+        <w:rPr>
+          <w:rStyle w:val="SectionNumber"/>
+        </w:rPr>
+        <w:t xml:space="preserve">5</w:t>
+      </w:r>
+      <w:r>
+        <w:tab/>
+      </w:r>
       <w:r>
         <w:t xml:space="preserve">Interaction interpretation rules</w:t>
       </w:r>
@@ -2639,8 +2406,17 @@
     <w:bookmarkStart w:id="19" w:name="X60b4aeb12bc1aa24024f1271b1d039b522ec8a5"/>
     <w:p>
       <w:pPr>
-        <w:pStyle w:val="Heading2"/>
-      </w:pPr>
+        <w:pStyle w:val="Heading1"/>
+      </w:pPr>
+      <w:r>
+        <w:rPr>
+          <w:rStyle w:val="SectionNumber"/>
+        </w:rPr>
+        <w:t xml:space="preserve">6</w:t>
+      </w:r>
+      <w:r>
+        <w:tab/>
+      </w:r>
       <w:r>
         <w:t xml:space="preserve">H1-H5 hypotheses with role-specific equation summaries</w:t>
       </w:r>
@@ -2648,541 +2424,6 @@
     <w:p>
       <w:pPr>
         <w:pStyle w:val="FirstParagraph"/>
-      </w:pPr>
-      <w:r>
-        <w:rPr>
-          <w:b/>
-          <w:bCs/>
-        </w:rPr>
-        <w:t xml:space="preserve">Table 6. H1-H5 role-specific formulas and theoretical focus</w:t>
-      </w:r>
-    </w:p>
-    <w:tbl>
-      <w:tblPr>
-        <w:tblStyle w:val="Table"/>
-        <w:tblW w:type="pct" w:w="5000"/>
-        <w:tblLayout w:type="fixed"/>
-        <w:tblLook w:firstRow="1" w:lastRow="0" w:firstColumn="0" w:lastColumn="0" w:noHBand="0" w:noVBand="0" w:val="0020"/>
-      </w:tblPr>
-      <w:tblGrid>
-        <w:gridCol w:w="1980"/>
-        <w:gridCol w:w="1980"/>
-        <w:gridCol w:w="1980"/>
-        <w:gridCol w:w="1980"/>
-      </w:tblGrid>
-      <w:tr>
-        <w:trPr>
-          <w:tblHeader w:val="on"/>
-        </w:trPr>
-        <w:tc>
-          <w:tcPr/>
-          <w:p>
-            <w:pPr>
-              <w:pStyle w:val="Compact"/>
-            </w:pPr>
-            <w:r>
-              <w:t xml:space="preserve">hypothesis</w:t>
-            </w:r>
-          </w:p>
-        </w:tc>
-        <w:tc>
-          <w:tcPr/>
-          <w:p>
-            <w:pPr>
-              <w:pStyle w:val="Compact"/>
-            </w:pPr>
-            <w:r>
-              <w:t xml:space="preserve">role</w:t>
-            </w:r>
-          </w:p>
-        </w:tc>
-        <w:tc>
-          <w:tcPr/>
-          <w:p>
-            <w:pPr>
-              <w:pStyle w:val="Compact"/>
-            </w:pPr>
-            <w:r>
-              <w:t xml:space="preserve">formula_rhs</w:t>
-            </w:r>
-          </w:p>
-        </w:tc>
-        <w:tc>
-          <w:tcPr/>
-          <w:p>
-            <w:pPr>
-              <w:pStyle w:val="Compact"/>
-            </w:pPr>
-            <w:r>
-              <w:t xml:space="preserve">theoretical_focus</w:t>
-            </w:r>
-          </w:p>
-        </w:tc>
-      </w:tr>
-      <w:tr>
-        <w:tc>
-          <w:tcPr/>
-          <w:p>
-            <w:pPr>
-              <w:pStyle w:val="Compact"/>
-            </w:pPr>
-            <w:r>
-              <w:t xml:space="preserve">H1</w:t>
-            </w:r>
-          </w:p>
-        </w:tc>
-        <w:tc>
-          <w:tcPr/>
-          <w:p>
-            <w:pPr>
-              <w:pStyle w:val="Compact"/>
-            </w:pPr>
-            <w:r>
-              <w:t xml:space="preserve">Victim</w:t>
-            </w:r>
-          </w:p>
-        </w:tc>
-        <w:tc>
-          <w:tcPr/>
-          <w:p>
-            <w:pPr>
-              <w:pStyle w:val="Compact"/>
-            </w:pPr>
-            <w:r>
-              <w:t xml:space="preserve">iri_fs + iri_ec + iri_pt + iri_pd + age + ses + sex_female + faculty_player_factor + factor(session)</w:t>
-            </w:r>
-          </w:p>
-        </w:tc>
-        <w:tc>
-          <w:tcPr/>
-          <w:p>
-            <w:pPr>
-              <w:pStyle w:val="Compact"/>
-            </w:pPr>
-            <w:r>
-              <w:t xml:space="preserve">Empathy dimensions only, always adjusted by sociodemographics.</w:t>
-            </w:r>
-          </w:p>
-        </w:tc>
-      </w:tr>
-      <w:tr>
-        <w:tc>
-          <w:tcPr/>
-          <w:p>
-            <w:pPr>
-              <w:pStyle w:val="Compact"/>
-            </w:pPr>
-            <w:r>
-              <w:t xml:space="preserve">H1</w:t>
-            </w:r>
-          </w:p>
-        </w:tc>
-        <w:tc>
-          <w:tcPr/>
-          <w:p>
-            <w:pPr>
-              <w:pStyle w:val="Compact"/>
-            </w:pPr>
-            <w:r>
-              <w:t xml:space="preserve">Bystander</w:t>
-            </w:r>
-          </w:p>
-        </w:tc>
-        <w:tc>
-          <w:tcPr/>
-          <w:p>
-            <w:pPr>
-              <w:pStyle w:val="Compact"/>
-            </w:pPr>
-            <w:r>
-              <w:t xml:space="preserve">iri_fs + iri_ec + iri_pt + iri_pd + age + ses + sex_female + faculty_player_factor + factor(session)</w:t>
-            </w:r>
-          </w:p>
-        </w:tc>
-        <w:tc>
-          <w:tcPr/>
-          <w:p>
-            <w:pPr>
-              <w:pStyle w:val="Compact"/>
-            </w:pPr>
-            <w:r>
-              <w:t xml:space="preserve">Empathy dimensions only, always adjusted by sociodemographics.</w:t>
-            </w:r>
-          </w:p>
-        </w:tc>
-      </w:tr>
-      <w:tr>
-        <w:tc>
-          <w:tcPr/>
-          <w:p>
-            <w:pPr>
-              <w:pStyle w:val="Compact"/>
-            </w:pPr>
-            <w:r>
-              <w:t xml:space="preserve">H2</w:t>
-            </w:r>
-          </w:p>
-        </w:tc>
-        <w:tc>
-          <w:tcPr/>
-          <w:p>
-            <w:pPr>
-              <w:pStyle w:val="Compact"/>
-            </w:pPr>
-            <w:r>
-              <w:t xml:space="preserve">Victim</w:t>
-            </w:r>
-          </w:p>
-        </w:tc>
-        <w:tc>
-          <w:tcPr/>
-          <w:p>
-            <w:pPr>
-              <w:pStyle w:val="Compact"/>
-            </w:pPr>
-            <w:r>
-              <w:t xml:space="preserve">victim_N1_group + victim_N2_group + victim_N1_group:victim_N2_group + N1_N2_same_faculty + age + ses + sex_female + faculty_player_factor + factor(session)</w:t>
-            </w:r>
-          </w:p>
-        </w:tc>
-        <w:tc>
-          <w:tcPr/>
-          <w:p>
-            <w:pPr>
-              <w:pStyle w:val="Compact"/>
-            </w:pPr>
-            <w:r>
-              <w:t xml:space="preserve">Victim-side ingroup/outgroup structure with the allowed N1 x N2 relational interaction.</w:t>
-            </w:r>
-          </w:p>
-        </w:tc>
-      </w:tr>
-      <w:tr>
-        <w:tc>
-          <w:tcPr/>
-          <w:p>
-            <w:pPr>
-              <w:pStyle w:val="Compact"/>
-            </w:pPr>
-            <w:r>
-              <w:t xml:space="preserve">H2</w:t>
-            </w:r>
-          </w:p>
-        </w:tc>
-        <w:tc>
-          <w:tcPr/>
-          <w:p>
-            <w:pPr>
-              <w:pStyle w:val="Compact"/>
-            </w:pPr>
-            <w:r>
-              <w:t xml:space="preserve">Bystander</w:t>
-            </w:r>
-          </w:p>
-        </w:tc>
-        <w:tc>
-          <w:tcPr/>
-          <w:p>
-            <w:pPr>
-              <w:pStyle w:val="Compact"/>
-            </w:pPr>
-            <w:r>
-              <w:t xml:space="preserve">bystander_victim_group + bystander_N1_group + bystander_N2_group + victim_N1_group + victim_N2_group + bystander_N1_group:bystander_N2_group + victim_N1_group:victim_N2_group + N1_N2_same_faculty + age + ses + sex_female + faculty_player_factor + factor(session)</w:t>
-            </w:r>
-          </w:p>
-        </w:tc>
-        <w:tc>
-          <w:tcPr/>
-          <w:p>
-            <w:pPr>
-              <w:pStyle w:val="Compact"/>
-            </w:pPr>
-            <w:r>
-              <w:t xml:space="preserve">Bystander-side relational structure with explicit bystander-victim, bystander-negotiator, victim-negotiator, and N1/N2 context terms.</w:t>
-            </w:r>
-          </w:p>
-        </w:tc>
-      </w:tr>
-      <w:tr>
-        <w:tc>
-          <w:tcPr/>
-          <w:p>
-            <w:pPr>
-              <w:pStyle w:val="Compact"/>
-            </w:pPr>
-            <w:r>
-              <w:t xml:space="preserve">H3</w:t>
-            </w:r>
-          </w:p>
-        </w:tc>
-        <w:tc>
-          <w:tcPr/>
-          <w:p>
-            <w:pPr>
-              <w:pStyle w:val="Compact"/>
-            </w:pPr>
-            <w:r>
-              <w:t xml:space="preserve">Victim</w:t>
-            </w:r>
-          </w:p>
-        </w:tc>
-        <w:tc>
-          <w:tcPr/>
-          <w:p>
-            <w:pPr>
-              <w:pStyle w:val="Compact"/>
-            </w:pPr>
-            <w:r>
-              <w:t xml:space="preserve">iri_fs + iri_ec + iri_pt + iri_pd + victim_N1_group + victim_N2_group + victim_N1_group:victim_N2_group + N1_N2_same_faculty + iri_fs:victim_N1_group + iri_fs:victim_N2_group + iri_ec:victim_N1_group + iri_ec:victim_N2_group + iri_pt:victim_N1_group + iri_pt:victim_N2_group + iri_pd:victim_N1_group + iri_pd:victim_N2_group + age + ses + sex_female + faculty_player_factor + factor(session)</w:t>
-            </w:r>
-          </w:p>
-        </w:tc>
-        <w:tc>
-          <w:tcPr/>
-          <w:p>
-            <w:pPr>
-              <w:pStyle w:val="Compact"/>
-            </w:pPr>
-            <w:r>
-              <w:t xml:space="preserve">Empathy plus victim-side relational structure, including empathy x victim-N1 and empathy x victim-N2 interactions because empathy may depend on negotiator closeness.</w:t>
-            </w:r>
-          </w:p>
-        </w:tc>
-      </w:tr>
-      <w:tr>
-        <w:tc>
-          <w:tcPr/>
-          <w:p>
-            <w:pPr>
-              <w:pStyle w:val="Compact"/>
-            </w:pPr>
-            <w:r>
-              <w:t xml:space="preserve">H3</w:t>
-            </w:r>
-          </w:p>
-        </w:tc>
-        <w:tc>
-          <w:tcPr/>
-          <w:p>
-            <w:pPr>
-              <w:pStyle w:val="Compact"/>
-            </w:pPr>
-            <w:r>
-              <w:t xml:space="preserve">Bystander</w:t>
-            </w:r>
-          </w:p>
-        </w:tc>
-        <w:tc>
-          <w:tcPr/>
-          <w:p>
-            <w:pPr>
-              <w:pStyle w:val="Compact"/>
-            </w:pPr>
-            <w:r>
-              <w:t xml:space="preserve">iri_fs + iri_ec + iri_pt + iri_pd + bystander_victim_group + bystander_N1_group + bystander_N2_group + victim_N1_group + victim_N2_group + bystander_N1_group:bystander_N2_group + victim_N1_group:victim_N2_group + N1_N2_same_faculty + iri_fs:bystander_victim_group + iri_fs:bystander_N1_group + iri_fs:bystander_N2_group + iri_ec:bystander_victim_group + iri_ec:bystander_N1_group + iri_ec:bystander_N2_group + iri_pt:bystander_victim_group + iri_pt:bystander_N1_group + iri_pt:bystander_N2_group + iri_pd:bystander_victim_group + iri_pd:bystander_N1_group + iri_pd:bystander_N2_group + age + ses + sex_female + faculty_player_factor + factor(session)</w:t>
-            </w:r>
-          </w:p>
-        </w:tc>
-        <w:tc>
-          <w:tcPr/>
-          <w:p>
-            <w:pPr>
-              <w:pStyle w:val="Compact"/>
-            </w:pPr>
-            <w:r>
-              <w:t xml:space="preserve">Empathy plus bystander-side relational structure, including empathy x bystander-victim and empathy x bystander-negotiator interactions because empathy may depend on group closeness in the bystander role.</w:t>
-            </w:r>
-          </w:p>
-        </w:tc>
-      </w:tr>
-      <w:tr>
-        <w:tc>
-          <w:tcPr/>
-          <w:p>
-            <w:pPr>
-              <w:pStyle w:val="Compact"/>
-            </w:pPr>
-            <w:r>
-              <w:t xml:space="preserve">H4</w:t>
-            </w:r>
-          </w:p>
-        </w:tc>
-        <w:tc>
-          <w:tcPr/>
-          <w:p>
-            <w:pPr>
-              <w:pStyle w:val="Compact"/>
-            </w:pPr>
-            <w:r>
-              <w:t xml:space="preserve">Victim</w:t>
-            </w:r>
-          </w:p>
-        </w:tc>
-        <w:tc>
-          <w:tcPr/>
-          <w:p>
-            <w:pPr>
-              <w:pStyle w:val="Compact"/>
-            </w:pPr>
-            <w:r>
-              <w:t xml:space="preserve">decision_target * decision_other + age + ses + sex_female + faculty_player_factor + factor(session)</w:t>
-            </w:r>
-          </w:p>
-        </w:tc>
-        <w:tc>
-          <w:tcPr/>
-          <w:p>
-            <w:pPr>
-              <w:pStyle w:val="Compact"/>
-            </w:pPr>
-            <w:r>
-              <w:t xml:space="preserve">Target and other negotiator decisions with their interaction, plus sociodemographics.</w:t>
-            </w:r>
-          </w:p>
-        </w:tc>
-      </w:tr>
-      <w:tr>
-        <w:tc>
-          <w:tcPr/>
-          <w:p>
-            <w:pPr>
-              <w:pStyle w:val="Compact"/>
-            </w:pPr>
-            <w:r>
-              <w:t xml:space="preserve">H4</w:t>
-            </w:r>
-          </w:p>
-        </w:tc>
-        <w:tc>
-          <w:tcPr/>
-          <w:p>
-            <w:pPr>
-              <w:pStyle w:val="Compact"/>
-            </w:pPr>
-            <w:r>
-              <w:t xml:space="preserve">Bystander</w:t>
-            </w:r>
-          </w:p>
-        </w:tc>
-        <w:tc>
-          <w:tcPr/>
-          <w:p>
-            <w:pPr>
-              <w:pStyle w:val="Compact"/>
-            </w:pPr>
-            <w:r>
-              <w:t xml:space="preserve">decision_target * decision_other + age + ses + sex_female + faculty_player_factor + factor(session)</w:t>
-            </w:r>
-          </w:p>
-        </w:tc>
-        <w:tc>
-          <w:tcPr/>
-          <w:p>
-            <w:pPr>
-              <w:pStyle w:val="Compact"/>
-            </w:pPr>
-            <w:r>
-              <w:t xml:space="preserve">Target and other negotiator decisions with their interaction, plus sociodemographics.</w:t>
-            </w:r>
-          </w:p>
-        </w:tc>
-      </w:tr>
-      <w:tr>
-        <w:tc>
-          <w:tcPr/>
-          <w:p>
-            <w:pPr>
-              <w:pStyle w:val="Compact"/>
-            </w:pPr>
-            <w:r>
-              <w:t xml:space="preserve">H5</w:t>
-            </w:r>
-          </w:p>
-        </w:tc>
-        <w:tc>
-          <w:tcPr/>
-          <w:p>
-            <w:pPr>
-              <w:pStyle w:val="Compact"/>
-            </w:pPr>
-            <w:r>
-              <w:t xml:space="preserve">Victim</w:t>
-            </w:r>
-          </w:p>
-        </w:tc>
-        <w:tc>
-          <w:tcPr/>
-          <w:p>
-            <w:pPr>
-              <w:pStyle w:val="Compact"/>
-            </w:pPr>
-            <w:r>
-              <w:t xml:space="preserve">iri_fs + iri_ec + iri_pt + iri_pd + victim_N1_group + victim_N2_group + victim_N1_group:victim_N2_group + N1_N2_same_faculty + iri_fs:victim_N1_group + iri_fs:victim_N2_group + iri_ec:victim_N1_group + iri_ec:victim_N2_group + iri_pt:victim_N1_group + iri_pt:victim_N2_group + iri_pd:victim_N1_group + iri_pd:victim_N2_group + decision_target * decision_other + age + ses + sex_female + faculty_player_factor + factor(session)</w:t>
-            </w:r>
-          </w:p>
-        </w:tc>
-        <w:tc>
-          <w:tcPr/>
-          <w:p>
-            <w:pPr>
-              <w:pStyle w:val="Compact"/>
-            </w:pPr>
-            <w:r>
-              <w:t xml:space="preserve">Integrated model with empathy, victim-side relations, empathy x group interactions, decisions, and the victim-side relational interaction.</w:t>
-            </w:r>
-          </w:p>
-        </w:tc>
-      </w:tr>
-      <w:tr>
-        <w:tc>
-          <w:tcPr/>
-          <w:p>
-            <w:pPr>
-              <w:pStyle w:val="Compact"/>
-            </w:pPr>
-            <w:r>
-              <w:t xml:space="preserve">H5</w:t>
-            </w:r>
-          </w:p>
-        </w:tc>
-        <w:tc>
-          <w:tcPr/>
-          <w:p>
-            <w:pPr>
-              <w:pStyle w:val="Compact"/>
-            </w:pPr>
-            <w:r>
-              <w:t xml:space="preserve">Bystander</w:t>
-            </w:r>
-          </w:p>
-        </w:tc>
-        <w:tc>
-          <w:tcPr/>
-          <w:p>
-            <w:pPr>
-              <w:pStyle w:val="Compact"/>
-            </w:pPr>
-            <w:r>
-              <w:t xml:space="preserve">iri_fs + iri_ec + iri_pt + iri_pd + bystander_victim_group + bystander_N1_group + bystander_N2_group + victim_N1_group + victim_N2_group + bystander_N1_group:bystander_N2_group + victim_N1_group:victim_N2_group + N1_N2_same_faculty + iri_fs:bystander_victim_group + iri_fs:bystander_N1_group + iri_fs:bystander_N2_group + iri_ec:bystander_victim_group + iri_ec:bystander_N1_group + iri_ec:bystander_N2_group + iri_pt:bystander_victim_group + iri_pt:bystander_N1_group + iri_pt:bystander_N2_group + iri_pd:bystander_victim_group + iri_pd:bystander_N1_group + iri_pd:bystander_N2_group + decision_target * decision_other + age + ses + sex_female + faculty_player_factor + factor(session)</w:t>
-            </w:r>
-          </w:p>
-        </w:tc>
-        <w:tc>
-          <w:tcPr/>
-          <w:p>
-            <w:pPr>
-              <w:pStyle w:val="Compact"/>
-            </w:pPr>
-            <w:r>
-              <w:t xml:space="preserve">Integrated model with empathy, bystander-side relations, empathy x group interactions, decisions, and the role-specific relational interactions.</w:t>
-            </w:r>
-          </w:p>
-        </w:tc>
-      </w:tr>
-    </w:tbl>
-    <w:p>
-      <w:pPr>
-        <w:pStyle w:val="BodyText"/>
       </w:pPr>
       <w:r>
         <w:t xml:space="preserve">Any earlier repository note that described negotiator code</w:t>
@@ -3206,8 +2447,17 @@
     <w:bookmarkStart w:id="14" w:name="h1"/>
     <w:p>
       <w:pPr>
-        <w:pStyle w:val="Heading3"/>
-      </w:pPr>
+        <w:pStyle w:val="Heading2"/>
+      </w:pPr>
+      <w:r>
+        <w:rPr>
+          <w:rStyle w:val="SectionNumber"/>
+        </w:rPr>
+        <w:t xml:space="preserve">6.1</w:t>
+      </w:r>
+      <w:r>
+        <w:tab/>
+      </w:r>
       <w:r>
         <w:t xml:space="preserve">H1</w:t>
       </w:r>
@@ -3262,8 +2512,17 @@
     <w:bookmarkStart w:id="15" w:name="h2"/>
     <w:p>
       <w:pPr>
-        <w:pStyle w:val="Heading3"/>
-      </w:pPr>
+        <w:pStyle w:val="Heading2"/>
+      </w:pPr>
+      <w:r>
+        <w:rPr>
+          <w:rStyle w:val="SectionNumber"/>
+        </w:rPr>
+        <w:t xml:space="preserve">6.2</w:t>
+      </w:r>
+      <w:r>
+        <w:tab/>
+      </w:r>
       <w:r>
         <w:t xml:space="preserve">H2</w:t>
       </w:r>
@@ -3318,8 +2577,17 @@
     <w:bookmarkStart w:id="16" w:name="h3"/>
     <w:p>
       <w:pPr>
-        <w:pStyle w:val="Heading3"/>
-      </w:pPr>
+        <w:pStyle w:val="Heading2"/>
+      </w:pPr>
+      <w:r>
+        <w:rPr>
+          <w:rStyle w:val="SectionNumber"/>
+        </w:rPr>
+        <w:t xml:space="preserve">6.3</w:t>
+      </w:r>
+      <w:r>
+        <w:tab/>
+      </w:r>
       <w:r>
         <w:t xml:space="preserve">H3</w:t>
       </w:r>
@@ -3374,8 +2642,17 @@
     <w:bookmarkStart w:id="17" w:name="h4"/>
     <w:p>
       <w:pPr>
-        <w:pStyle w:val="Heading3"/>
-      </w:pPr>
+        <w:pStyle w:val="Heading2"/>
+      </w:pPr>
+      <w:r>
+        <w:rPr>
+          <w:rStyle w:val="SectionNumber"/>
+        </w:rPr>
+        <w:t xml:space="preserve">6.4</w:t>
+      </w:r>
+      <w:r>
+        <w:tab/>
+      </w:r>
       <w:r>
         <w:t xml:space="preserve">H4</w:t>
       </w:r>
@@ -3430,8 +2707,17 @@
     <w:bookmarkStart w:id="18" w:name="h5"/>
     <w:p>
       <w:pPr>
-        <w:pStyle w:val="Heading3"/>
-      </w:pPr>
+        <w:pStyle w:val="Heading2"/>
+      </w:pPr>
+      <w:r>
+        <w:rPr>
+          <w:rStyle w:val="SectionNumber"/>
+        </w:rPr>
+        <w:t xml:space="preserve">6.5</w:t>
+      </w:r>
+      <w:r>
+        <w:tab/>
+      </w:r>
       <w:r>
         <w:t xml:space="preserve">H5</w:t>
       </w:r>
@@ -3487,8 +2773,17 @@
     <w:bookmarkStart w:id="20" w:name="mathematical-foundations"/>
     <w:p>
       <w:pPr>
-        <w:pStyle w:val="Heading2"/>
-      </w:pPr>
+        <w:pStyle w:val="Heading1"/>
+      </w:pPr>
+      <w:r>
+        <w:rPr>
+          <w:rStyle w:val="SectionNumber"/>
+        </w:rPr>
+        <w:t xml:space="preserve">7</w:t>
+      </w:r>
+      <w:r>
+        <w:tab/>
+      </w:r>
       <w:r>
         <w:t xml:space="preserve">Mathematical foundations</w:t>
       </w:r>
@@ -3861,8 +3156,17 @@
     <w:bookmarkStart w:id="21" w:name="X73b1fba57f166d2e3173cfbf58efb90d2fc504a"/>
     <w:p>
       <w:pPr>
-        <w:pStyle w:val="Heading2"/>
-      </w:pPr>
+        <w:pStyle w:val="Heading1"/>
+      </w:pPr>
+      <w:r>
+        <w:rPr>
+          <w:rStyle w:val="SectionNumber"/>
+        </w:rPr>
+        <w:t xml:space="preserve">8</w:t>
+      </w:r>
+      <w:r>
+        <w:tab/>
+      </w:r>
       <w:r>
         <w:t xml:space="preserve">Dependence and effective sample size diagnostic</w:t>
       </w:r>
@@ -3884,7 +3188,7 @@
           <w:b/>
           <w:bCs/>
         </w:rPr>
-        <w:t xml:space="preserve">Table 7. Descriptive clustering diagnostic</w:t>
+        <w:t xml:space="preserve">Table 6. Descriptive clustering diagnostic</w:t>
       </w:r>
     </w:p>
     <w:tbl>
@@ -4105,11 +3409,20 @@
       </w:r>
     </w:p>
     <w:bookmarkEnd w:id="21"/>
-    <w:bookmarkStart w:id="34" w:name="descriptive-statistics-and-figures"/>
-    <w:p>
-      <w:pPr>
-        <w:pStyle w:val="Heading2"/>
-      </w:pPr>
+    <w:bookmarkStart w:id="61" w:name="descriptive-statistics-and-figures"/>
+    <w:p>
+      <w:pPr>
+        <w:pStyle w:val="Heading1"/>
+      </w:pPr>
+      <w:r>
+        <w:rPr>
+          <w:rStyle w:val="SectionNumber"/>
+        </w:rPr>
+        <w:t xml:space="preserve">9</w:t>
+      </w:r>
+      <w:r>
+        <w:tab/>
+      </w:r>
       <w:r>
         <w:t xml:space="preserve">Descriptive statistics and figures</w:t>
       </w:r>
@@ -4123,7 +3436,7 @@
           <w:b/>
           <w:bCs/>
         </w:rPr>
-        <w:t xml:space="preserve">Table 8. Decision summary by role</w:t>
+        <w:t xml:space="preserve">Table 7. Decision summary by role</w:t>
       </w:r>
     </w:p>
     <w:tbl>
@@ -4565,7 +3878,7 @@
           <w:b/>
           <w:bCs/>
         </w:rPr>
-        <w:t xml:space="preserve">Table 9. Role-specific ingroup/outgroup summary</w:t>
+        <w:t xml:space="preserve">Table 8. Role-specific ingroup/outgroup summary</w:t>
       </w:r>
     </w:p>
     <w:tbl>
@@ -5047,7 +4360,7 @@
           <w:b/>
           <w:bCs/>
         </w:rPr>
-        <w:t xml:space="preserve">Table 10. Participant-level empathy and mean judgement correlation matrix</w:t>
+        <w:t xml:space="preserve">Table 9. Participant-level empathy and mean judgement correlation matrix</w:t>
       </w:r>
     </w:p>
     <w:tbl>
@@ -5707,20 +5020,272 @@
       <w:r>
         <w:drawing>
           <wp:inline>
-            <wp:extent cx="5334000" cy="3111500"/>
+            <wp:extent cx="5334000" cy="3555999"/>
             <wp:effectExtent b="0" l="0" r="0" t="0"/>
-            <wp:docPr descr="Observed decision patterns by role." title="" id="32" name="Picture"/>
+            <wp:docPr descr="Observed judgement distributions by role and target negotiator." title="" id="32" name="Picture"/>
             <a:graphic>
               <a:graphicData uri="http://schemas.openxmlformats.org/drawingml/2006/picture">
                 <pic:pic>
                   <pic:nvPicPr>
-                    <pic:cNvPr descr="C:/Users/LEONA/Documents/GitHub/TOBIT/outputs/figures/figure_decision_pattern_by_role.png" id="33" name="Picture"/>
+                    <pic:cNvPr descr="C:/Users/LEONA/Documents/GitHub/TOBIT/outputs/figures/figure_judgement_distribution_by_role_and_target.png" id="33" name="Picture"/>
                     <pic:cNvPicPr>
                       <a:picLocks noChangeArrowheads="1" noChangeAspect="1"/>
                     </pic:cNvPicPr>
                   </pic:nvPicPr>
                   <pic:blipFill>
                     <a:blip r:embed="rId31"/>
+                    <a:stretch>
+                      <a:fillRect/>
+                    </a:stretch>
+                  </pic:blipFill>
+                  <pic:spPr bwMode="auto">
+                    <a:xfrm>
+                      <a:off x="0" y="0"/>
+                      <a:ext cx="5334000" cy="3555999"/>
+                    </a:xfrm>
+                    <a:prstGeom prst="rect">
+                      <a:avLst/>
+                    </a:prstGeom>
+                    <a:noFill/>
+                    <a:ln w="9525">
+                      <a:noFill/>
+                      <a:headEnd/>
+                      <a:tailEnd/>
+                    </a:ln>
+                  </pic:spPr>
+                </pic:pic>
+              </a:graphicData>
+            </a:graphic>
+          </wp:inline>
+        </w:drawing>
+      </w:r>
+    </w:p>
+    <w:p>
+      <w:pPr>
+        <w:pStyle w:val="ImageCaption"/>
+      </w:pPr>
+      <w:r>
+        <w:t xml:space="preserve">Observed judgement distributions by role and target negotiator.</w:t>
+      </w:r>
+    </w:p>
+    <w:p>
+      <w:pPr>
+        <w:pStyle w:val="BodyText"/>
+      </w:pPr>
+      <w:r>
+        <w:t xml:space="preserve">This figure shows whether the raw bounded judgement distribution differs depending on whether the evaluated target is N1 or N2 within victim and bystander settings.</w:t>
+      </w:r>
+    </w:p>
+    <w:p>
+      <w:pPr>
+        <w:pStyle w:val="CaptionedFigure"/>
+      </w:pPr>
+      <w:r>
+        <w:drawing>
+          <wp:inline>
+            <wp:extent cx="5334000" cy="3555999"/>
+            <wp:effectExtent b="0" l="0" r="0" t="0"/>
+            <wp:docPr descr="Observed judgement distributions by role and target decision." title="" id="35" name="Picture"/>
+            <a:graphic>
+              <a:graphicData uri="http://schemas.openxmlformats.org/drawingml/2006/picture">
+                <pic:pic>
+                  <pic:nvPicPr>
+                    <pic:cNvPr descr="C:/Users/LEONA/Documents/GitHub/TOBIT/outputs/figures/figure_judgement_distribution_by_role_and_target_decision.png" id="36" name="Picture"/>
+                    <pic:cNvPicPr>
+                      <a:picLocks noChangeArrowheads="1" noChangeAspect="1"/>
+                    </pic:cNvPicPr>
+                  </pic:nvPicPr>
+                  <pic:blipFill>
+                    <a:blip r:embed="rId34"/>
+                    <a:stretch>
+                      <a:fillRect/>
+                    </a:stretch>
+                  </pic:blipFill>
+                  <pic:spPr bwMode="auto">
+                    <a:xfrm>
+                      <a:off x="0" y="0"/>
+                      <a:ext cx="5334000" cy="3555999"/>
+                    </a:xfrm>
+                    <a:prstGeom prst="rect">
+                      <a:avLst/>
+                    </a:prstGeom>
+                    <a:noFill/>
+                    <a:ln w="9525">
+                      <a:noFill/>
+                      <a:headEnd/>
+                      <a:tailEnd/>
+                    </a:ln>
+                  </pic:spPr>
+                </pic:pic>
+              </a:graphicData>
+            </a:graphic>
+          </wp:inline>
+        </w:drawing>
+      </w:r>
+    </w:p>
+    <w:p>
+      <w:pPr>
+        <w:pStyle w:val="ImageCaption"/>
+      </w:pPr>
+      <w:r>
+        <w:t xml:space="preserve">Observed judgement distributions by role and target decision.</w:t>
+      </w:r>
+    </w:p>
+    <w:p>
+      <w:pPr>
+        <w:pStyle w:val="BodyText"/>
+      </w:pPr>
+      <w:r>
+        <w:t xml:space="preserve">This figure isolates whether the target’s own acceptance or rejection is associated with different raw judgement profiles within each role.</w:t>
+      </w:r>
+    </w:p>
+    <w:p>
+      <w:pPr>
+        <w:pStyle w:val="CaptionedFigure"/>
+      </w:pPr>
+      <w:r>
+        <w:drawing>
+          <wp:inline>
+            <wp:extent cx="5334000" cy="3555999"/>
+            <wp:effectExtent b="0" l="0" r="0" t="0"/>
+            <wp:docPr descr="Observed judgement distributions by role and counterpart decision." title="" id="38" name="Picture"/>
+            <a:graphic>
+              <a:graphicData uri="http://schemas.openxmlformats.org/drawingml/2006/picture">
+                <pic:pic>
+                  <pic:nvPicPr>
+                    <pic:cNvPr descr="C:/Users/LEONA/Documents/GitHub/TOBIT/outputs/figures/figure_judgement_distribution_by_role_and_other_decision.png" id="39" name="Picture"/>
+                    <pic:cNvPicPr>
+                      <a:picLocks noChangeArrowheads="1" noChangeAspect="1"/>
+                    </pic:cNvPicPr>
+                  </pic:nvPicPr>
+                  <pic:blipFill>
+                    <a:blip r:embed="rId37"/>
+                    <a:stretch>
+                      <a:fillRect/>
+                    </a:stretch>
+                  </pic:blipFill>
+                  <pic:spPr bwMode="auto">
+                    <a:xfrm>
+                      <a:off x="0" y="0"/>
+                      <a:ext cx="5334000" cy="3555999"/>
+                    </a:xfrm>
+                    <a:prstGeom prst="rect">
+                      <a:avLst/>
+                    </a:prstGeom>
+                    <a:noFill/>
+                    <a:ln w="9525">
+                      <a:noFill/>
+                      <a:headEnd/>
+                      <a:tailEnd/>
+                    </a:ln>
+                  </pic:spPr>
+                </pic:pic>
+              </a:graphicData>
+            </a:graphic>
+          </wp:inline>
+        </w:drawing>
+      </w:r>
+    </w:p>
+    <w:p>
+      <w:pPr>
+        <w:pStyle w:val="ImageCaption"/>
+      </w:pPr>
+      <w:r>
+        <w:t xml:space="preserve">Observed judgement distributions by role and counterpart decision.</w:t>
+      </w:r>
+    </w:p>
+    <w:p>
+      <w:pPr>
+        <w:pStyle w:val="BodyText"/>
+      </w:pPr>
+      <w:r>
+        <w:t xml:space="preserve">This figure shows whether judgement of the target varies with the acceptance or rejection of the other negotiator.</w:t>
+      </w:r>
+    </w:p>
+    <w:p>
+      <w:pPr>
+        <w:pStyle w:val="CaptionedFigure"/>
+      </w:pPr>
+      <w:r>
+        <w:drawing>
+          <wp:inline>
+            <wp:extent cx="5334000" cy="2580967"/>
+            <wp:effectExtent b="0" l="0" r="0" t="0"/>
+            <wp:docPr descr="Observed judgement distributions by role and joint decision pattern." title="" id="41" name="Picture"/>
+            <a:graphic>
+              <a:graphicData uri="http://schemas.openxmlformats.org/drawingml/2006/picture">
+                <pic:pic>
+                  <pic:nvPicPr>
+                    <pic:cNvPr descr="C:/Users/LEONA/Documents/GitHub/TOBIT/outputs/figures/figure_judgement_distribution_by_role_and_decision_pattern.png" id="42" name="Picture"/>
+                    <pic:cNvPicPr>
+                      <a:picLocks noChangeArrowheads="1" noChangeAspect="1"/>
+                    </pic:cNvPicPr>
+                  </pic:nvPicPr>
+                  <pic:blipFill>
+                    <a:blip r:embed="rId40"/>
+                    <a:stretch>
+                      <a:fillRect/>
+                    </a:stretch>
+                  </pic:blipFill>
+                  <pic:spPr bwMode="auto">
+                    <a:xfrm>
+                      <a:off x="0" y="0"/>
+                      <a:ext cx="5334000" cy="2580967"/>
+                    </a:xfrm>
+                    <a:prstGeom prst="rect">
+                      <a:avLst/>
+                    </a:prstGeom>
+                    <a:noFill/>
+                    <a:ln w="9525">
+                      <a:noFill/>
+                      <a:headEnd/>
+                      <a:tailEnd/>
+                    </a:ln>
+                  </pic:spPr>
+                </pic:pic>
+              </a:graphicData>
+            </a:graphic>
+          </wp:inline>
+        </w:drawing>
+      </w:r>
+    </w:p>
+    <w:p>
+      <w:pPr>
+        <w:pStyle w:val="ImageCaption"/>
+      </w:pPr>
+      <w:r>
+        <w:t xml:space="preserve">Observed judgement distributions by role and joint decision pattern.</w:t>
+      </w:r>
+    </w:p>
+    <w:p>
+      <w:pPr>
+        <w:pStyle w:val="BodyText"/>
+      </w:pPr>
+      <w:r>
+        <w:t xml:space="preserve">This figure shows how the target-focused judgement distribution changes across the four joint negotiation outcomes in victim and bystander settings.</w:t>
+      </w:r>
+    </w:p>
+    <w:p>
+      <w:pPr>
+        <w:pStyle w:val="CaptionedFigure"/>
+      </w:pPr>
+      <w:r>
+        <w:drawing>
+          <wp:inline>
+            <wp:extent cx="5334000" cy="3111500"/>
+            <wp:effectExtent b="0" l="0" r="0" t="0"/>
+            <wp:docPr descr="Observed decision-pattern counts by role." title="" id="44" name="Picture"/>
+            <a:graphic>
+              <a:graphicData uri="http://schemas.openxmlformats.org/drawingml/2006/picture">
+                <pic:pic>
+                  <pic:nvPicPr>
+                    <pic:cNvPr descr="C:/Users/LEONA/Documents/GitHub/TOBIT/outputs/figures/figure_decision_pattern_by_role.png" id="45" name="Picture"/>
+                    <pic:cNvPicPr>
+                      <a:picLocks noChangeArrowheads="1" noChangeAspect="1"/>
+                    </pic:cNvPicPr>
+                  </pic:nvPicPr>
+                  <pic:blipFill>
+                    <a:blip r:embed="rId43"/>
                     <a:stretch>
                       <a:fillRect/>
                     </a:stretch>
@@ -5752,7 +5317,7 @@
         <w:pStyle w:val="ImageCaption"/>
       </w:pPr>
       <w:r>
-        <w:t xml:space="preserve">Observed decision patterns by role.</w:t>
+        <w:t xml:space="preserve">Observed decision-pattern counts by role.</w:t>
       </w:r>
     </w:p>
     <w:p>
@@ -5760,15 +5325,339 @@
         <w:pStyle w:val="BodyText"/>
       </w:pPr>
       <w:r>
-        <w:t xml:space="preserve">This figure summarizes how the four joint decision contexts are distributed across roles.</w:t>
-      </w:r>
-    </w:p>
-    <w:bookmarkEnd w:id="34"/>
-    <w:bookmarkStart w:id="38" w:name="estimator-fit-summary"/>
-    <w:p>
-      <w:pPr>
-        <w:pStyle w:val="Heading2"/>
-      </w:pPr>
+        <w:t xml:space="preserve">This figure summarizes how often each joint decision pattern appears in victim and bystander subsets.</w:t>
+      </w:r>
+    </w:p>
+    <w:p>
+      <w:pPr>
+        <w:pStyle w:val="CaptionedFigure"/>
+      </w:pPr>
+      <w:r>
+        <w:drawing>
+          <wp:inline>
+            <wp:extent cx="5334000" cy="4473677"/>
+            <wp:effectExtent b="0" l="0" r="0" t="0"/>
+            <wp:docPr descr="Victim-role judgement distributions across N1 x N2 faculty pairings." title="" id="47" name="Picture"/>
+            <a:graphic>
+              <a:graphicData uri="http://schemas.openxmlformats.org/drawingml/2006/picture">
+                <pic:pic>
+                  <pic:nvPicPr>
+                    <pic:cNvPr descr="C:/Users/LEONA/Documents/GitHub/TOBIT/outputs/figures/figure_judgement_distribution_victim_n1n2_faculty_grid.png" id="48" name="Picture"/>
+                    <pic:cNvPicPr>
+                      <a:picLocks noChangeArrowheads="1" noChangeAspect="1"/>
+                    </pic:cNvPicPr>
+                  </pic:nvPicPr>
+                  <pic:blipFill>
+                    <a:blip r:embed="rId46"/>
+                    <a:stretch>
+                      <a:fillRect/>
+                    </a:stretch>
+                  </pic:blipFill>
+                  <pic:spPr bwMode="auto">
+                    <a:xfrm>
+                      <a:off x="0" y="0"/>
+                      <a:ext cx="5334000" cy="4473677"/>
+                    </a:xfrm>
+                    <a:prstGeom prst="rect">
+                      <a:avLst/>
+                    </a:prstGeom>
+                    <a:noFill/>
+                    <a:ln w="9525">
+                      <a:noFill/>
+                      <a:headEnd/>
+                      <a:tailEnd/>
+                    </a:ln>
+                  </pic:spPr>
+                </pic:pic>
+              </a:graphicData>
+            </a:graphic>
+          </wp:inline>
+        </w:drawing>
+      </w:r>
+    </w:p>
+    <w:p>
+      <w:pPr>
+        <w:pStyle w:val="ImageCaption"/>
+      </w:pPr>
+      <w:r>
+        <w:t xml:space="preserve">Victim-role judgement distributions across N1 x N2 faculty pairings.</w:t>
+      </w:r>
+    </w:p>
+    <w:p>
+      <w:pPr>
+        <w:pStyle w:val="BodyText"/>
+      </w:pPr>
+      <w:r>
+        <w:t xml:space="preserve">This figure shows how the raw judgement distribution varies across the full relational space defined by the faculty pairing of N1 and N2.</w:t>
+      </w:r>
+    </w:p>
+    <w:p>
+      <w:pPr>
+        <w:pStyle w:val="CaptionedFigure"/>
+      </w:pPr>
+      <w:r>
+        <w:drawing>
+          <wp:inline>
+            <wp:extent cx="5334000" cy="4473677"/>
+            <wp:effectExtent b="0" l="0" r="0" t="0"/>
+            <wp:docPr descr="Bystander-role judgement distributions across N1 x N2 faculty pairings." title="" id="50" name="Picture"/>
+            <a:graphic>
+              <a:graphicData uri="http://schemas.openxmlformats.org/drawingml/2006/picture">
+                <pic:pic>
+                  <pic:nvPicPr>
+                    <pic:cNvPr descr="C:/Users/LEONA/Documents/GitHub/TOBIT/outputs/figures/figure_judgement_distribution_bystander_n1n2_faculty_grid.png" id="51" name="Picture"/>
+                    <pic:cNvPicPr>
+                      <a:picLocks noChangeArrowheads="1" noChangeAspect="1"/>
+                    </pic:cNvPicPr>
+                  </pic:nvPicPr>
+                  <pic:blipFill>
+                    <a:blip r:embed="rId49"/>
+                    <a:stretch>
+                      <a:fillRect/>
+                    </a:stretch>
+                  </pic:blipFill>
+                  <pic:spPr bwMode="auto">
+                    <a:xfrm>
+                      <a:off x="0" y="0"/>
+                      <a:ext cx="5334000" cy="4473677"/>
+                    </a:xfrm>
+                    <a:prstGeom prst="rect">
+                      <a:avLst/>
+                    </a:prstGeom>
+                    <a:noFill/>
+                    <a:ln w="9525">
+                      <a:noFill/>
+                      <a:headEnd/>
+                      <a:tailEnd/>
+                    </a:ln>
+                  </pic:spPr>
+                </pic:pic>
+              </a:graphicData>
+            </a:graphic>
+          </wp:inline>
+        </w:drawing>
+      </w:r>
+    </w:p>
+    <w:p>
+      <w:pPr>
+        <w:pStyle w:val="ImageCaption"/>
+      </w:pPr>
+      <w:r>
+        <w:t xml:space="preserve">Bystander-role judgement distributions across N1 x N2 faculty pairings.</w:t>
+      </w:r>
+    </w:p>
+    <w:p>
+      <w:pPr>
+        <w:pStyle w:val="BodyText"/>
+      </w:pPr>
+      <w:r>
+        <w:t xml:space="preserve">This figure shows how the raw judgement distribution varies across the full relational space defined by the faculty pairing of N1 and N2.</w:t>
+      </w:r>
+    </w:p>
+    <w:p>
+      <w:pPr>
+        <w:pStyle w:val="CaptionedFigure"/>
+      </w:pPr>
+      <w:r>
+        <w:drawing>
+          <wp:inline>
+            <wp:extent cx="5334000" cy="3555999"/>
+            <wp:effectExtent b="0" l="0" r="0" t="0"/>
+            <wp:docPr descr="Victim-role judgement distributions across victim-N1 and victim-N2 ingroup/outgroup combinations." title="" id="53" name="Picture"/>
+            <a:graphic>
+              <a:graphicData uri="http://schemas.openxmlformats.org/drawingml/2006/picture">
+                <pic:pic>
+                  <pic:nvPicPr>
+                    <pic:cNvPr descr="C:/Users/LEONA/Documents/GitHub/TOBIT/outputs/figures/figure_judgement_distribution_victim_group_grid.png" id="54" name="Picture"/>
+                    <pic:cNvPicPr>
+                      <a:picLocks noChangeArrowheads="1" noChangeAspect="1"/>
+                    </pic:cNvPicPr>
+                  </pic:nvPicPr>
+                  <pic:blipFill>
+                    <a:blip r:embed="rId52"/>
+                    <a:stretch>
+                      <a:fillRect/>
+                    </a:stretch>
+                  </pic:blipFill>
+                  <pic:spPr bwMode="auto">
+                    <a:xfrm>
+                      <a:off x="0" y="0"/>
+                      <a:ext cx="5334000" cy="3555999"/>
+                    </a:xfrm>
+                    <a:prstGeom prst="rect">
+                      <a:avLst/>
+                    </a:prstGeom>
+                    <a:noFill/>
+                    <a:ln w="9525">
+                      <a:noFill/>
+                      <a:headEnd/>
+                      <a:tailEnd/>
+                    </a:ln>
+                  </pic:spPr>
+                </pic:pic>
+              </a:graphicData>
+            </a:graphic>
+          </wp:inline>
+        </w:drawing>
+      </w:r>
+    </w:p>
+    <w:p>
+      <w:pPr>
+        <w:pStyle w:val="ImageCaption"/>
+      </w:pPr>
+      <w:r>
+        <w:t xml:space="preserve">Victim-role judgement distributions across victim-N1 and victim-N2 ingroup/outgroup combinations.</w:t>
+      </w:r>
+    </w:p>
+    <w:p>
+      <w:pPr>
+        <w:pStyle w:val="BodyText"/>
+      </w:pPr>
+      <w:r>
+        <w:t xml:space="preserve">This optional figure highlights how raw victim-role judgement varies across victim-centered ingroup/outgroup combinations.</w:t>
+      </w:r>
+    </w:p>
+    <w:p>
+      <w:pPr>
+        <w:pStyle w:val="CaptionedFigure"/>
+      </w:pPr>
+      <w:r>
+        <w:drawing>
+          <wp:inline>
+            <wp:extent cx="5334000" cy="3555999"/>
+            <wp:effectExtent b="0" l="0" r="0" t="0"/>
+            <wp:docPr descr="Bystander-role judgement distributions across bystander-N1 and bystander-N2 ingroup/outgroup combinations." title="" id="56" name="Picture"/>
+            <a:graphic>
+              <a:graphicData uri="http://schemas.openxmlformats.org/drawingml/2006/picture">
+                <pic:pic>
+                  <pic:nvPicPr>
+                    <pic:cNvPr descr="C:/Users/LEONA/Documents/GitHub/TOBIT/outputs/figures/figure_judgement_distribution_bystander_playerN1_playerN2_grid.png" id="57" name="Picture"/>
+                    <pic:cNvPicPr>
+                      <a:picLocks noChangeArrowheads="1" noChangeAspect="1"/>
+                    </pic:cNvPicPr>
+                  </pic:nvPicPr>
+                  <pic:blipFill>
+                    <a:blip r:embed="rId55"/>
+                    <a:stretch>
+                      <a:fillRect/>
+                    </a:stretch>
+                  </pic:blipFill>
+                  <pic:spPr bwMode="auto">
+                    <a:xfrm>
+                      <a:off x="0" y="0"/>
+                      <a:ext cx="5334000" cy="3555999"/>
+                    </a:xfrm>
+                    <a:prstGeom prst="rect">
+                      <a:avLst/>
+                    </a:prstGeom>
+                    <a:noFill/>
+                    <a:ln w="9525">
+                      <a:noFill/>
+                      <a:headEnd/>
+                      <a:tailEnd/>
+                    </a:ln>
+                  </pic:spPr>
+                </pic:pic>
+              </a:graphicData>
+            </a:graphic>
+          </wp:inline>
+        </w:drawing>
+      </w:r>
+    </w:p>
+    <w:p>
+      <w:pPr>
+        <w:pStyle w:val="ImageCaption"/>
+      </w:pPr>
+      <w:r>
+        <w:t xml:space="preserve">Bystander-role judgement distributions across bystander-N1 and bystander-N2 ingroup/outgroup combinations.</w:t>
+      </w:r>
+    </w:p>
+    <w:p>
+      <w:pPr>
+        <w:pStyle w:val="BodyText"/>
+      </w:pPr>
+      <w:r>
+        <w:t xml:space="preserve">This optional figure emphasizes bystander-side relational combinations directly tied to N1 and N2 group alignment.</w:t>
+      </w:r>
+    </w:p>
+    <w:p>
+      <w:pPr>
+        <w:pStyle w:val="CaptionedFigure"/>
+      </w:pPr>
+      <w:r>
+        <w:drawing>
+          <wp:inline>
+            <wp:extent cx="5334000" cy="3555999"/>
+            <wp:effectExtent b="0" l="0" r="0" t="0"/>
+            <wp:docPr descr="Bystander-role judgement distributions across victim-N1 and victim-N2 ingroup/outgroup combinations." title="" id="59" name="Picture"/>
+            <a:graphic>
+              <a:graphicData uri="http://schemas.openxmlformats.org/drawingml/2006/picture">
+                <pic:pic>
+                  <pic:nvPicPr>
+                    <pic:cNvPr descr="C:/Users/LEONA/Documents/GitHub/TOBIT/outputs/figures/figure_judgement_distribution_bystander_victimN1_victimN2_grid.png" id="60" name="Picture"/>
+                    <pic:cNvPicPr>
+                      <a:picLocks noChangeArrowheads="1" noChangeAspect="1"/>
+                    </pic:cNvPicPr>
+                  </pic:nvPicPr>
+                  <pic:blipFill>
+                    <a:blip r:embed="rId58"/>
+                    <a:stretch>
+                      <a:fillRect/>
+                    </a:stretch>
+                  </pic:blipFill>
+                  <pic:spPr bwMode="auto">
+                    <a:xfrm>
+                      <a:off x="0" y="0"/>
+                      <a:ext cx="5334000" cy="3555999"/>
+                    </a:xfrm>
+                    <a:prstGeom prst="rect">
+                      <a:avLst/>
+                    </a:prstGeom>
+                    <a:noFill/>
+                    <a:ln w="9525">
+                      <a:noFill/>
+                      <a:headEnd/>
+                      <a:tailEnd/>
+                    </a:ln>
+                  </pic:spPr>
+                </pic:pic>
+              </a:graphicData>
+            </a:graphic>
+          </wp:inline>
+        </w:drawing>
+      </w:r>
+    </w:p>
+    <w:p>
+      <w:pPr>
+        <w:pStyle w:val="ImageCaption"/>
+      </w:pPr>
+      <w:r>
+        <w:t xml:space="preserve">Bystander-role judgement distributions across victim-N1 and victim-N2 ingroup/outgroup combinations.</w:t>
+      </w:r>
+    </w:p>
+    <w:p>
+      <w:pPr>
+        <w:pStyle w:val="BodyText"/>
+      </w:pPr>
+      <w:r>
+        <w:t xml:space="preserve">This optional figure shows how bystander judgement co-varies with victim-centered relational combinations in the same observed rows.</w:t>
+      </w:r>
+    </w:p>
+    <w:bookmarkEnd w:id="61"/>
+    <w:bookmarkStart w:id="65" w:name="estimator-fit-summary"/>
+    <w:p>
+      <w:pPr>
+        <w:pStyle w:val="Heading1"/>
+      </w:pPr>
+      <w:r>
+        <w:rPr>
+          <w:rStyle w:val="SectionNumber"/>
+        </w:rPr>
+        <w:t xml:space="preserve">10</w:t>
+      </w:r>
+      <w:r>
+        <w:tab/>
+      </w:r>
       <w:r>
         <w:t xml:space="preserve">Estimator fit summary</w:t>
       </w:r>
@@ -5804,7 +5693,7 @@
           <w:b/>
           <w:bCs/>
         </w:rPr>
-        <w:t xml:space="preserve">Table 11. Estimator configuration</w:t>
+        <w:t xml:space="preserve">Table 10. Estimator configuration</w:t>
       </w:r>
     </w:p>
     <w:tbl>
@@ -5892,20 +5781,38 @@
         </w:tc>
       </w:tr>
     </w:tbl>
-    <w:bookmarkStart w:id="37" w:name="model-level-fit-and-censoring-summary"/>
+    <w:bookmarkStart w:id="64" w:name="model-level-fit-and-censoring-summary"/>
+    <w:p>
+      <w:pPr>
+        <w:pStyle w:val="Heading2"/>
+      </w:pPr>
+      <w:r>
+        <w:rPr>
+          <w:rStyle w:val="SectionNumber"/>
+        </w:rPr>
+        <w:t xml:space="preserve">10.1</w:t>
+      </w:r>
+      <w:r>
+        <w:tab/>
+      </w:r>
+      <w:r>
+        <w:t xml:space="preserve">Model-level fit and censoring summary</w:t>
+      </w:r>
+    </w:p>
+    <w:bookmarkStart w:id="62" w:name="bystander-models"/>
     <w:p>
       <w:pPr>
         <w:pStyle w:val="Heading3"/>
       </w:pPr>
       <w:r>
-        <w:t xml:space="preserve">Model-level fit and censoring summary</w:t>
-      </w:r>
-    </w:p>
-    <w:bookmarkStart w:id="35" w:name="bystander-models"/>
-    <w:p>
-      <w:pPr>
-        <w:pStyle w:val="Heading4"/>
-      </w:pPr>
+        <w:rPr>
+          <w:rStyle w:val="SectionNumber"/>
+        </w:rPr>
+        <w:t xml:space="preserve">10.1.1</w:t>
+      </w:r>
+      <w:r>
+        <w:tab/>
+      </w:r>
       <w:r>
         <w:t xml:space="preserve">Bystander models</w:t>
       </w:r>
@@ -5919,7 +5826,7 @@
           <w:b/>
           <w:bCs/>
         </w:rPr>
-        <w:t xml:space="preserve">Table 12. Bystander model fit and censoring summary</w:t>
+        <w:t xml:space="preserve">Table 11. Bystander model fit and censoring summary</w:t>
       </w:r>
     </w:p>
     <w:tbl>
@@ -6348,12 +6255,21 @@
         </w:tc>
       </w:tr>
     </w:tbl>
-    <w:bookmarkEnd w:id="35"/>
-    <w:bookmarkStart w:id="36" w:name="victim-models"/>
-    <w:p>
-      <w:pPr>
-        <w:pStyle w:val="Heading4"/>
-      </w:pPr>
+    <w:bookmarkEnd w:id="62"/>
+    <w:bookmarkStart w:id="63" w:name="victim-models"/>
+    <w:p>
+      <w:pPr>
+        <w:pStyle w:val="Heading3"/>
+      </w:pPr>
+      <w:r>
+        <w:rPr>
+          <w:rStyle w:val="SectionNumber"/>
+        </w:rPr>
+        <w:t xml:space="preserve">10.1.2</w:t>
+      </w:r>
+      <w:r>
+        <w:tab/>
+      </w:r>
       <w:r>
         <w:t xml:space="preserve">Victim models</w:t>
       </w:r>
@@ -6367,7 +6283,7 @@
           <w:b/>
           <w:bCs/>
         </w:rPr>
-        <w:t xml:space="preserve">Table 13. Victim model fit and censoring summary</w:t>
+        <w:t xml:space="preserve">Table 12. Victim model fit and censoring summary</w:t>
       </w:r>
     </w:p>
     <w:tbl>
@@ -6796,23 +6712,41 @@
         </w:tc>
       </w:tr>
     </w:tbl>
-    <w:bookmarkEnd w:id="36"/>
-    <w:bookmarkEnd w:id="37"/>
-    <w:bookmarkEnd w:id="38"/>
-    <w:bookmarkStart w:id="41" w:name="hypothesis-significance-summary-by-role"/>
+    <w:bookmarkEnd w:id="63"/>
+    <w:bookmarkEnd w:id="64"/>
+    <w:bookmarkEnd w:id="65"/>
+    <w:bookmarkStart w:id="68" w:name="hypothesis-significance-summary-by-role"/>
+    <w:p>
+      <w:pPr>
+        <w:pStyle w:val="Heading1"/>
+      </w:pPr>
+      <w:r>
+        <w:rPr>
+          <w:rStyle w:val="SectionNumber"/>
+        </w:rPr>
+        <w:t xml:space="preserve">11</w:t>
+      </w:r>
+      <w:r>
+        <w:tab/>
+      </w:r>
+      <w:r>
+        <w:t xml:space="preserve">Hypothesis significance summary by role</w:t>
+      </w:r>
+    </w:p>
+    <w:bookmarkStart w:id="66" w:name="victim"/>
     <w:p>
       <w:pPr>
         <w:pStyle w:val="Heading2"/>
       </w:pPr>
       <w:r>
-        <w:t xml:space="preserve">Hypothesis significance summary by role</w:t>
-      </w:r>
-    </w:p>
-    <w:bookmarkStart w:id="39" w:name="victim"/>
-    <w:p>
-      <w:pPr>
-        <w:pStyle w:val="Heading3"/>
-      </w:pPr>
+        <w:rPr>
+          <w:rStyle w:val="SectionNumber"/>
+        </w:rPr>
+        <w:t xml:space="preserve">11.1</w:t>
+      </w:r>
+      <w:r>
+        <w:tab/>
+      </w:r>
       <w:r>
         <w:t xml:space="preserve">Victim</w:t>
       </w:r>
@@ -6826,7 +6760,7 @@
           <w:b/>
           <w:bCs/>
         </w:rPr>
-        <w:t xml:space="preserve">Table 14. Victim focal support terms (p &lt; 0.10)</w:t>
+        <w:t xml:space="preserve">Table 13. Victim focal support terms (p &lt; 0.10)</w:t>
       </w:r>
     </w:p>
     <w:tbl>
@@ -7091,12 +7025,21 @@
         </w:tc>
       </w:tr>
     </w:tbl>
-    <w:bookmarkEnd w:id="39"/>
-    <w:bookmarkStart w:id="40" w:name="bystander"/>
-    <w:p>
-      <w:pPr>
-        <w:pStyle w:val="Heading3"/>
-      </w:pPr>
+    <w:bookmarkEnd w:id="66"/>
+    <w:bookmarkStart w:id="67" w:name="bystander"/>
+    <w:p>
+      <w:pPr>
+        <w:pStyle w:val="Heading2"/>
+      </w:pPr>
+      <w:r>
+        <w:rPr>
+          <w:rStyle w:val="SectionNumber"/>
+        </w:rPr>
+        <w:t xml:space="preserve">11.2</w:t>
+      </w:r>
+      <w:r>
+        <w:tab/>
+      </w:r>
       <w:r>
         <w:t xml:space="preserve">Bystander</w:t>
       </w:r>
@@ -7110,7 +7053,7 @@
           <w:b/>
           <w:bCs/>
         </w:rPr>
-        <w:t xml:space="preserve">Table 15. Bystander focal support terms (p &lt; 0.10)</w:t>
+        <w:t xml:space="preserve">Table 14. Bystander focal support terms (p &lt; 0.10)</w:t>
       </w:r>
     </w:p>
     <w:tbl>
@@ -7383,22 +7326,40 @@
         </w:tc>
       </w:tr>
     </w:tbl>
-    <w:bookmarkEnd w:id="40"/>
-    <w:bookmarkEnd w:id="41"/>
-    <w:bookmarkStart w:id="182" w:name="significance-driven-figures"/>
+    <w:bookmarkEnd w:id="67"/>
+    <w:bookmarkEnd w:id="68"/>
+    <w:bookmarkStart w:id="209" w:name="significance-driven-figures"/>
+    <w:p>
+      <w:pPr>
+        <w:pStyle w:val="Heading1"/>
+      </w:pPr>
+      <w:r>
+        <w:rPr>
+          <w:rStyle w:val="SectionNumber"/>
+        </w:rPr>
+        <w:t xml:space="preserve">12</w:t>
+      </w:r>
+      <w:r>
+        <w:tab/>
+      </w:r>
+      <w:r>
+        <w:t xml:space="preserve">Significance-driven figures</w:t>
+      </w:r>
+    </w:p>
+    <w:bookmarkStart w:id="72" w:name="h1-victim-empathy-perspective-taking"/>
     <w:p>
       <w:pPr>
         <w:pStyle w:val="Heading2"/>
       </w:pPr>
       <w:r>
-        <w:t xml:space="preserve">Significance-driven figures</w:t>
-      </w:r>
-    </w:p>
-    <w:bookmarkStart w:id="45" w:name="h1-victim-empathy-perspective-taking"/>
-    <w:p>
-      <w:pPr>
-        <w:pStyle w:val="Heading3"/>
-      </w:pPr>
+        <w:rPr>
+          <w:rStyle w:val="SectionNumber"/>
+        </w:rPr>
+        <w:t xml:space="preserve">12.1</w:t>
+      </w:r>
+      <w:r>
+        <w:tab/>
+      </w:r>
       <w:r>
         <w:t xml:space="preserve">H1 Victim: Empathy: Perspective taking</w:t>
       </w:r>
@@ -7412,18 +7373,18 @@
           <wp:inline>
             <wp:extent cx="5334000" cy="3758045"/>
             <wp:effectExtent b="0" l="0" r="0" t="0"/>
-            <wp:docPr descr="H1 Victim: model-implied predictions for Empathy: Perspective taking." title="" id="43" name="Picture"/>
+            <wp:docPr descr="H1 Victim: model-implied predictions for Empathy: Perspective taking." title="" id="70" name="Picture"/>
             <a:graphic>
               <a:graphicData uri="http://schemas.openxmlformats.org/drawingml/2006/picture">
                 <pic:pic>
                   <pic:nvPicPr>
-                    <pic:cNvPr descr="C:/Users/LEONA/Documents/GitHub/TOBIT/outputs/figures/figure_h1_victim_iri_pt.png" id="44" name="Picture"/>
+                    <pic:cNvPr descr="C:/Users/LEONA/Documents/GitHub/TOBIT/outputs/figures/figure_h1_victim_iri_pt.png" id="71" name="Picture"/>
                     <pic:cNvPicPr>
                       <a:picLocks noChangeArrowheads="1" noChangeAspect="1"/>
                     </pic:cNvPicPr>
                   </pic:nvPicPr>
                   <pic:blipFill>
-                    <a:blip r:embed="rId42"/>
+                    <a:blip r:embed="rId69"/>
                     <a:stretch>
                       <a:fillRect/>
                     </a:stretch>
@@ -7466,12 +7427,21 @@
         <w:t xml:space="preserve">Across the displayed contrast, the model implies higher predicted judgement toward the right-hand side of the plot.</w:t>
       </w:r>
     </w:p>
-    <w:bookmarkEnd w:id="45"/>
-    <w:bookmarkStart w:id="49" w:name="X416a7afb6d99c1f1168f72bb3821f0994eac840"/>
-    <w:p>
-      <w:pPr>
-        <w:pStyle w:val="Heading3"/>
-      </w:pPr>
+    <w:bookmarkEnd w:id="72"/>
+    <w:bookmarkStart w:id="76" w:name="X416a7afb6d99c1f1168f72bb3821f0994eac840"/>
+    <w:p>
+      <w:pPr>
+        <w:pStyle w:val="Heading2"/>
+      </w:pPr>
+      <w:r>
+        <w:rPr>
+          <w:rStyle w:val="SectionNumber"/>
+        </w:rPr>
+        <w:t xml:space="preserve">12.2</w:t>
+      </w:r>
+      <w:r>
+        <w:tab/>
+      </w:r>
       <w:r>
         <w:t xml:space="preserve">H2 Bystander: Bystander-N2 outgroup vs ingroup</w:t>
       </w:r>
@@ -7485,18 +7455,18 @@
           <wp:inline>
             <wp:extent cx="5334000" cy="3758045"/>
             <wp:effectExtent b="0" l="0" r="0" t="0"/>
-            <wp:docPr descr="H2 Bystander: model-implied predictions for Bystander-N2 outgroup vs ingroup." title="" id="47" name="Picture"/>
+            <wp:docPr descr="H2 Bystander: model-implied predictions for Bystander-N2 outgroup vs ingroup." title="" id="74" name="Picture"/>
             <a:graphic>
               <a:graphicData uri="http://schemas.openxmlformats.org/drawingml/2006/picture">
                 <pic:pic>
                   <pic:nvPicPr>
-                    <pic:cNvPr descr="C:/Users/LEONA/Documents/GitHub/TOBIT/outputs/figures/figure_h2_bystander_bystander_n2_groupoutgroup.png" id="48" name="Picture"/>
+                    <pic:cNvPr descr="C:/Users/LEONA/Documents/GitHub/TOBIT/outputs/figures/figure_h2_bystander_bystander_n2_groupoutgroup.png" id="75" name="Picture"/>
                     <pic:cNvPicPr>
                       <a:picLocks noChangeArrowheads="1" noChangeAspect="1"/>
                     </pic:cNvPicPr>
                   </pic:nvPicPr>
                   <pic:blipFill>
-                    <a:blip r:embed="rId46"/>
+                    <a:blip r:embed="rId73"/>
                     <a:stretch>
                       <a:fillRect/>
                     </a:stretch>
@@ -7539,12 +7509,21 @@
         <w:t xml:space="preserve">Across the displayed contrast, the model implies lower predicted judgement toward the right-hand side of the plot.</w:t>
       </w:r>
     </w:p>
-    <w:bookmarkEnd w:id="49"/>
-    <w:bookmarkStart w:id="53" w:name="Xdd485a3ec7a70ed2e60008e12eab4a1ec798ead"/>
-    <w:p>
-      <w:pPr>
-        <w:pStyle w:val="Heading3"/>
-      </w:pPr>
+    <w:bookmarkEnd w:id="76"/>
+    <w:bookmarkStart w:id="80" w:name="Xdd485a3ec7a70ed2e60008e12eab4a1ec798ead"/>
+    <w:p>
+      <w:pPr>
+        <w:pStyle w:val="Heading2"/>
+      </w:pPr>
+      <w:r>
+        <w:rPr>
+          <w:rStyle w:val="SectionNumber"/>
+        </w:rPr>
+        <w:t xml:space="preserve">12.3</w:t>
+      </w:r>
+      <w:r>
+        <w:tab/>
+      </w:r>
       <w:r>
         <w:t xml:space="preserve">H2 Bystander: Victim-N1 outgroup vs ingroup</w:t>
       </w:r>
@@ -7558,18 +7537,18 @@
           <wp:inline>
             <wp:extent cx="5334000" cy="3758045"/>
             <wp:effectExtent b="0" l="0" r="0" t="0"/>
-            <wp:docPr descr="H2 Bystander: model-implied predictions for Victim-N1 outgroup vs ingroup." title="" id="51" name="Picture"/>
+            <wp:docPr descr="H2 Bystander: model-implied predictions for Victim-N1 outgroup vs ingroup." title="" id="78" name="Picture"/>
             <a:graphic>
               <a:graphicData uri="http://schemas.openxmlformats.org/drawingml/2006/picture">
                 <pic:pic>
                   <pic:nvPicPr>
-                    <pic:cNvPr descr="C:/Users/LEONA/Documents/GitHub/TOBIT/outputs/figures/figure_h2_bystander_victim_n1_groupoutgroup.png" id="52" name="Picture"/>
+                    <pic:cNvPr descr="C:/Users/LEONA/Documents/GitHub/TOBIT/outputs/figures/figure_h2_bystander_victim_n1_groupoutgroup.png" id="79" name="Picture"/>
                     <pic:cNvPicPr>
                       <a:picLocks noChangeArrowheads="1" noChangeAspect="1"/>
                     </pic:cNvPicPr>
                   </pic:nvPicPr>
                   <pic:blipFill>
-                    <a:blip r:embed="rId50"/>
+                    <a:blip r:embed="rId77"/>
                     <a:stretch>
                       <a:fillRect/>
                     </a:stretch>
@@ -7612,12 +7591,21 @@
         <w:t xml:space="preserve">Across the displayed contrast, the model implies higher predicted judgement toward the right-hand side of the plot.</w:t>
       </w:r>
     </w:p>
-    <w:bookmarkEnd w:id="53"/>
-    <w:bookmarkStart w:id="57" w:name="X55ed25854cec4c987a0a9c5bbf19f196ef13414"/>
-    <w:p>
-      <w:pPr>
-        <w:pStyle w:val="Heading3"/>
-      </w:pPr>
+    <w:bookmarkEnd w:id="80"/>
+    <w:bookmarkStart w:id="84" w:name="X55ed25854cec4c987a0a9c5bbf19f196ef13414"/>
+    <w:p>
+      <w:pPr>
+        <w:pStyle w:val="Heading2"/>
+      </w:pPr>
+      <w:r>
+        <w:rPr>
+          <w:rStyle w:val="SectionNumber"/>
+        </w:rPr>
+        <w:t xml:space="preserve">12.4</w:t>
+      </w:r>
+      <w:r>
+        <w:tab/>
+      </w:r>
       <w:r>
         <w:t xml:space="preserve">H2 Bystander: Victim-N2 outgroup vs ingroup</w:t>
       </w:r>
@@ -7631,18 +7619,18 @@
           <wp:inline>
             <wp:extent cx="5334000" cy="3758045"/>
             <wp:effectExtent b="0" l="0" r="0" t="0"/>
-            <wp:docPr descr="H2 Bystander: model-implied predictions for Victim-N2 outgroup vs ingroup." title="" id="55" name="Picture"/>
+            <wp:docPr descr="H2 Bystander: model-implied predictions for Victim-N2 outgroup vs ingroup." title="" id="82" name="Picture"/>
             <a:graphic>
               <a:graphicData uri="http://schemas.openxmlformats.org/drawingml/2006/picture">
                 <pic:pic>
                   <pic:nvPicPr>
-                    <pic:cNvPr descr="C:/Users/LEONA/Documents/GitHub/TOBIT/outputs/figures/figure_h2_bystander_victim_n2_groupoutgroup.png" id="56" name="Picture"/>
+                    <pic:cNvPr descr="C:/Users/LEONA/Documents/GitHub/TOBIT/outputs/figures/figure_h2_bystander_victim_n2_groupoutgroup.png" id="83" name="Picture"/>
                     <pic:cNvPicPr>
                       <a:picLocks noChangeArrowheads="1" noChangeAspect="1"/>
                     </pic:cNvPicPr>
                   </pic:nvPicPr>
                   <pic:blipFill>
-                    <a:blip r:embed="rId54"/>
+                    <a:blip r:embed="rId81"/>
                     <a:stretch>
                       <a:fillRect/>
                     </a:stretch>
@@ -7685,12 +7673,21 @@
         <w:t xml:space="preserve">Across the displayed contrast, the model implies higher predicted judgement toward the right-hand side of the plot.</w:t>
       </w:r>
     </w:p>
-    <w:bookmarkEnd w:id="57"/>
-    <w:bookmarkStart w:id="61" w:name="Xa964ecf31680265b63cf884179ba58462c02437"/>
-    <w:p>
-      <w:pPr>
-        <w:pStyle w:val="Heading3"/>
-      </w:pPr>
+    <w:bookmarkEnd w:id="84"/>
+    <w:bookmarkStart w:id="88" w:name="Xa964ecf31680265b63cf884179ba58462c02437"/>
+    <w:p>
+      <w:pPr>
+        <w:pStyle w:val="Heading2"/>
+      </w:pPr>
+      <w:r>
+        <w:rPr>
+          <w:rStyle w:val="SectionNumber"/>
+        </w:rPr>
+        <w:t xml:space="preserve">12.5</w:t>
+      </w:r>
+      <w:r>
+        <w:tab/>
+      </w:r>
       <w:r>
         <w:t xml:space="preserve">H2 Bystander: Bystander-N1 outgroup vs ingroup x Bystander-N2 outgroup vs ingroup</w:t>
       </w:r>
@@ -7704,18 +7701,18 @@
           <wp:inline>
             <wp:extent cx="5334000" cy="3758045"/>
             <wp:effectExtent b="0" l="0" r="0" t="0"/>
-            <wp:docPr descr="H2 Bystander: model-implied predictions for Bystander-N1 outgroup vs ingroup x Bystander-N2 outgroup vs ingroup." title="" id="59" name="Picture"/>
+            <wp:docPr descr="H2 Bystander: model-implied predictions for Bystander-N1 outgroup vs ingroup x Bystander-N2 outgroup vs ingroup." title="" id="86" name="Picture"/>
             <a:graphic>
               <a:graphicData uri="http://schemas.openxmlformats.org/drawingml/2006/picture">
                 <pic:pic>
                   <pic:nvPicPr>
-                    <pic:cNvPr descr="C:/Users/LEONA/Documents/GitHub/TOBIT/outputs/figures/figure_h2_bystander_bystander_n1_groupoutgroup_bystander_n2_groupoutgr.png" id="60" name="Picture"/>
+                    <pic:cNvPr descr="C:/Users/LEONA/Documents/GitHub/TOBIT/outputs/figures/figure_h2_bystander_bystander_n1_groupoutgroup_bystander_n2_groupoutgr.png" id="87" name="Picture"/>
                     <pic:cNvPicPr>
                       <a:picLocks noChangeArrowheads="1" noChangeAspect="1"/>
                     </pic:cNvPicPr>
                   </pic:nvPicPr>
                   <pic:blipFill>
-                    <a:blip r:embed="rId58"/>
+                    <a:blip r:embed="rId85"/>
                     <a:stretch>
                       <a:fillRect/>
                     </a:stretch>
@@ -7755,15 +7752,24 @@
         <w:pStyle w:val="BodyText"/>
       </w:pPr>
       <w:r>
-        <w:t xml:space="preserve">The plotted lines summarize how the fitted predicted judgement changes across the focal term while holding the remaining covariates at their reference profile.</w:t>
-      </w:r>
-    </w:p>
-    <w:bookmarkEnd w:id="61"/>
-    <w:bookmarkStart w:id="65" w:name="Xb7c8bf81433cae6e8dd91d9cbe70ed30263193e"/>
-    <w:p>
-      <w:pPr>
-        <w:pStyle w:val="Heading3"/>
-      </w:pPr>
+        <w:t xml:space="preserve">The plotted fitted lines and shaded 95% confidence bands summarize how predicted judgement changes across the focal term while holding remaining covariates at their reference profile.</w:t>
+      </w:r>
+    </w:p>
+    <w:bookmarkEnd w:id="88"/>
+    <w:bookmarkStart w:id="92" w:name="Xb7c8bf81433cae6e8dd91d9cbe70ed30263193e"/>
+    <w:p>
+      <w:pPr>
+        <w:pStyle w:val="Heading2"/>
+      </w:pPr>
+      <w:r>
+        <w:rPr>
+          <w:rStyle w:val="SectionNumber"/>
+        </w:rPr>
+        <w:t xml:space="preserve">12.6</w:t>
+      </w:r>
+      <w:r>
+        <w:tab/>
+      </w:r>
       <w:r>
         <w:t xml:space="preserve">H2 Bystander: Victim-N1 outgroup vs ingroup x Victim-N2 outgroup vs ingroup</w:t>
       </w:r>
@@ -7777,18 +7783,18 @@
           <wp:inline>
             <wp:extent cx="5334000" cy="3758045"/>
             <wp:effectExtent b="0" l="0" r="0" t="0"/>
-            <wp:docPr descr="H2 Bystander: model-implied predictions for Victim-N1 outgroup vs ingroup x Victim-N2 outgroup vs ingroup." title="" id="63" name="Picture"/>
+            <wp:docPr descr="H2 Bystander: model-implied predictions for Victim-N1 outgroup vs ingroup x Victim-N2 outgroup vs ingroup." title="" id="90" name="Picture"/>
             <a:graphic>
               <a:graphicData uri="http://schemas.openxmlformats.org/drawingml/2006/picture">
                 <pic:pic>
                   <pic:nvPicPr>
-                    <pic:cNvPr descr="C:/Users/LEONA/Documents/GitHub/TOBIT/outputs/figures/figure_h2_bystander_victim_n1_groupoutgroup_victim_n2_groupoutgroup.png" id="64" name="Picture"/>
+                    <pic:cNvPr descr="C:/Users/LEONA/Documents/GitHub/TOBIT/outputs/figures/figure_h2_bystander_victim_n1_groupoutgroup_victim_n2_groupoutgroup.png" id="91" name="Picture"/>
                     <pic:cNvPicPr>
                       <a:picLocks noChangeArrowheads="1" noChangeAspect="1"/>
                     </pic:cNvPicPr>
                   </pic:nvPicPr>
                   <pic:blipFill>
-                    <a:blip r:embed="rId62"/>
+                    <a:blip r:embed="rId89"/>
                     <a:stretch>
                       <a:fillRect/>
                     </a:stretch>
@@ -7828,15 +7834,24 @@
         <w:pStyle w:val="BodyText"/>
       </w:pPr>
       <w:r>
-        <w:t xml:space="preserve">The plotted lines summarize how the fitted predicted judgement changes across the focal term while holding the remaining covariates at their reference profile.</w:t>
-      </w:r>
-    </w:p>
-    <w:bookmarkEnd w:id="65"/>
-    <w:bookmarkStart w:id="69" w:name="h3-victim-empathy-fantasy"/>
-    <w:p>
-      <w:pPr>
-        <w:pStyle w:val="Heading3"/>
-      </w:pPr>
+        <w:t xml:space="preserve">The plotted fitted lines and shaded 95% confidence bands summarize how predicted judgement changes across the focal term while holding remaining covariates at their reference profile.</w:t>
+      </w:r>
+    </w:p>
+    <w:bookmarkEnd w:id="92"/>
+    <w:bookmarkStart w:id="96" w:name="h3-victim-empathy-fantasy"/>
+    <w:p>
+      <w:pPr>
+        <w:pStyle w:val="Heading2"/>
+      </w:pPr>
+      <w:r>
+        <w:rPr>
+          <w:rStyle w:val="SectionNumber"/>
+        </w:rPr>
+        <w:t xml:space="preserve">12.7</w:t>
+      </w:r>
+      <w:r>
+        <w:tab/>
+      </w:r>
       <w:r>
         <w:t xml:space="preserve">H3 Victim: Empathy: Fantasy</w:t>
       </w:r>
@@ -7850,18 +7865,18 @@
           <wp:inline>
             <wp:extent cx="5334000" cy="3758045"/>
             <wp:effectExtent b="0" l="0" r="0" t="0"/>
-            <wp:docPr descr="H3 Victim: model-implied predictions for Empathy: Fantasy." title="" id="67" name="Picture"/>
+            <wp:docPr descr="H3 Victim: model-implied predictions for Empathy: Fantasy." title="" id="94" name="Picture"/>
             <a:graphic>
               <a:graphicData uri="http://schemas.openxmlformats.org/drawingml/2006/picture">
                 <pic:pic>
                   <pic:nvPicPr>
-                    <pic:cNvPr descr="C:/Users/LEONA/Documents/GitHub/TOBIT/outputs/figures/figure_h3_victim_iri_fs.png" id="68" name="Picture"/>
+                    <pic:cNvPr descr="C:/Users/LEONA/Documents/GitHub/TOBIT/outputs/figures/figure_h3_victim_iri_fs.png" id="95" name="Picture"/>
                     <pic:cNvPicPr>
                       <a:picLocks noChangeArrowheads="1" noChangeAspect="1"/>
                     </pic:cNvPicPr>
                   </pic:nvPicPr>
                   <pic:blipFill>
-                    <a:blip r:embed="rId66"/>
+                    <a:blip r:embed="rId93"/>
                     <a:stretch>
                       <a:fillRect/>
                     </a:stretch>
@@ -7904,12 +7919,21 @@
         <w:t xml:space="preserve">Across the displayed contrast, the model implies higher predicted judgement toward the right-hand side of the plot.</w:t>
       </w:r>
     </w:p>
-    <w:bookmarkEnd w:id="69"/>
-    <w:bookmarkStart w:id="73" w:name="h3-victim-empathy-perspective-taking"/>
-    <w:p>
-      <w:pPr>
-        <w:pStyle w:val="Heading3"/>
-      </w:pPr>
+    <w:bookmarkEnd w:id="96"/>
+    <w:bookmarkStart w:id="100" w:name="h3-victim-empathy-perspective-taking"/>
+    <w:p>
+      <w:pPr>
+        <w:pStyle w:val="Heading2"/>
+      </w:pPr>
+      <w:r>
+        <w:rPr>
+          <w:rStyle w:val="SectionNumber"/>
+        </w:rPr>
+        <w:t xml:space="preserve">12.8</w:t>
+      </w:r>
+      <w:r>
+        <w:tab/>
+      </w:r>
       <w:r>
         <w:t xml:space="preserve">H3 Victim: Empathy: Perspective taking</w:t>
       </w:r>
@@ -7923,18 +7947,18 @@
           <wp:inline>
             <wp:extent cx="5334000" cy="3758045"/>
             <wp:effectExtent b="0" l="0" r="0" t="0"/>
-            <wp:docPr descr="H3 Victim: model-implied predictions for Empathy: Perspective taking." title="" id="71" name="Picture"/>
+            <wp:docPr descr="H3 Victim: model-implied predictions for Empathy: Perspective taking." title="" id="98" name="Picture"/>
             <a:graphic>
               <a:graphicData uri="http://schemas.openxmlformats.org/drawingml/2006/picture">
                 <pic:pic>
                   <pic:nvPicPr>
-                    <pic:cNvPr descr="C:/Users/LEONA/Documents/GitHub/TOBIT/outputs/figures/figure_h3_victim_iri_pt.png" id="72" name="Picture"/>
+                    <pic:cNvPr descr="C:/Users/LEONA/Documents/GitHub/TOBIT/outputs/figures/figure_h3_victim_iri_pt.png" id="99" name="Picture"/>
                     <pic:cNvPicPr>
                       <a:picLocks noChangeArrowheads="1" noChangeAspect="1"/>
                     </pic:cNvPicPr>
                   </pic:nvPicPr>
                   <pic:blipFill>
-                    <a:blip r:embed="rId70"/>
+                    <a:blip r:embed="rId97"/>
                     <a:stretch>
                       <a:fillRect/>
                     </a:stretch>
@@ -7977,12 +8001,21 @@
         <w:t xml:space="preserve">Across the displayed contrast, the model implies higher predicted judgement toward the right-hand side of the plot.</w:t>
       </w:r>
     </w:p>
-    <w:bookmarkEnd w:id="73"/>
-    <w:bookmarkStart w:id="77" w:name="h3-bystander-empathy-empathic-concern"/>
-    <w:p>
-      <w:pPr>
-        <w:pStyle w:val="Heading3"/>
-      </w:pPr>
+    <w:bookmarkEnd w:id="100"/>
+    <w:bookmarkStart w:id="104" w:name="h3-bystander-empathy-empathic-concern"/>
+    <w:p>
+      <w:pPr>
+        <w:pStyle w:val="Heading2"/>
+      </w:pPr>
+      <w:r>
+        <w:rPr>
+          <w:rStyle w:val="SectionNumber"/>
+        </w:rPr>
+        <w:t xml:space="preserve">12.9</w:t>
+      </w:r>
+      <w:r>
+        <w:tab/>
+      </w:r>
       <w:r>
         <w:t xml:space="preserve">H3 Bystander: Empathy: Empathic concern</w:t>
       </w:r>
@@ -7996,18 +8029,18 @@
           <wp:inline>
             <wp:extent cx="5334000" cy="3758045"/>
             <wp:effectExtent b="0" l="0" r="0" t="0"/>
-            <wp:docPr descr="H3 Bystander: model-implied predictions for Empathy: Empathic concern." title="" id="75" name="Picture"/>
+            <wp:docPr descr="H3 Bystander: model-implied predictions for Empathy: Empathic concern." title="" id="102" name="Picture"/>
             <a:graphic>
               <a:graphicData uri="http://schemas.openxmlformats.org/drawingml/2006/picture">
                 <pic:pic>
                   <pic:nvPicPr>
-                    <pic:cNvPr descr="C:/Users/LEONA/Documents/GitHub/TOBIT/outputs/figures/figure_h3_bystander_iri_ec.png" id="76" name="Picture"/>
+                    <pic:cNvPr descr="C:/Users/LEONA/Documents/GitHub/TOBIT/outputs/figures/figure_h3_bystander_iri_ec.png" id="103" name="Picture"/>
                     <pic:cNvPicPr>
                       <a:picLocks noChangeArrowheads="1" noChangeAspect="1"/>
                     </pic:cNvPicPr>
                   </pic:nvPicPr>
                   <pic:blipFill>
-                    <a:blip r:embed="rId74"/>
+                    <a:blip r:embed="rId101"/>
                     <a:stretch>
                       <a:fillRect/>
                     </a:stretch>
@@ -8050,12 +8083,21 @@
         <w:t xml:space="preserve">Across the displayed contrast, the model implies higher predicted judgement toward the right-hand side of the plot.</w:t>
       </w:r>
     </w:p>
-    <w:bookmarkEnd w:id="77"/>
-    <w:bookmarkStart w:id="81" w:name="h3-bystander-empathy-personal-distress"/>
-    <w:p>
-      <w:pPr>
-        <w:pStyle w:val="Heading3"/>
-      </w:pPr>
+    <w:bookmarkEnd w:id="104"/>
+    <w:bookmarkStart w:id="108" w:name="h3-bystander-empathy-personal-distress"/>
+    <w:p>
+      <w:pPr>
+        <w:pStyle w:val="Heading2"/>
+      </w:pPr>
+      <w:r>
+        <w:rPr>
+          <w:rStyle w:val="SectionNumber"/>
+        </w:rPr>
+        <w:t xml:space="preserve">12.10</w:t>
+      </w:r>
+      <w:r>
+        <w:tab/>
+      </w:r>
       <w:r>
         <w:t xml:space="preserve">H3 Bystander: Empathy: Personal distress</w:t>
       </w:r>
@@ -8069,18 +8111,18 @@
           <wp:inline>
             <wp:extent cx="5334000" cy="3758045"/>
             <wp:effectExtent b="0" l="0" r="0" t="0"/>
-            <wp:docPr descr="H3 Bystander: model-implied predictions for Empathy: Personal distress." title="" id="79" name="Picture"/>
+            <wp:docPr descr="H3 Bystander: model-implied predictions for Empathy: Personal distress." title="" id="106" name="Picture"/>
             <a:graphic>
               <a:graphicData uri="http://schemas.openxmlformats.org/drawingml/2006/picture">
                 <pic:pic>
                   <pic:nvPicPr>
-                    <pic:cNvPr descr="C:/Users/LEONA/Documents/GitHub/TOBIT/outputs/figures/figure_h3_bystander_iri_pd.png" id="80" name="Picture"/>
+                    <pic:cNvPr descr="C:/Users/LEONA/Documents/GitHub/TOBIT/outputs/figures/figure_h3_bystander_iri_pd.png" id="107" name="Picture"/>
                     <pic:cNvPicPr>
                       <a:picLocks noChangeArrowheads="1" noChangeAspect="1"/>
                     </pic:cNvPicPr>
                   </pic:nvPicPr>
                   <pic:blipFill>
-                    <a:blip r:embed="rId78"/>
+                    <a:blip r:embed="rId105"/>
                     <a:stretch>
                       <a:fillRect/>
                     </a:stretch>
@@ -8123,12 +8165,21 @@
         <w:t xml:space="preserve">Across the displayed contrast, the model implies higher predicted judgement toward the right-hand side of the plot.</w:t>
       </w:r>
     </w:p>
-    <w:bookmarkEnd w:id="81"/>
-    <w:bookmarkStart w:id="85" w:name="X80105f1ed69bd5dd15fc75d847dee8e8f6298b9"/>
-    <w:p>
-      <w:pPr>
-        <w:pStyle w:val="Heading3"/>
-      </w:pPr>
+    <w:bookmarkEnd w:id="108"/>
+    <w:bookmarkStart w:id="112" w:name="X80105f1ed69bd5dd15fc75d847dee8e8f6298b9"/>
+    <w:p>
+      <w:pPr>
+        <w:pStyle w:val="Heading2"/>
+      </w:pPr>
+      <w:r>
+        <w:rPr>
+          <w:rStyle w:val="SectionNumber"/>
+        </w:rPr>
+        <w:t xml:space="preserve">12.11</w:t>
+      </w:r>
+      <w:r>
+        <w:tab/>
+      </w:r>
       <w:r>
         <w:t xml:space="preserve">H3 Bystander: Victim-N1 outgroup vs ingroup</w:t>
       </w:r>
@@ -8142,18 +8193,18 @@
           <wp:inline>
             <wp:extent cx="5334000" cy="3758045"/>
             <wp:effectExtent b="0" l="0" r="0" t="0"/>
-            <wp:docPr descr="H3 Bystander: model-implied predictions for Victim-N1 outgroup vs ingroup." title="" id="83" name="Picture"/>
+            <wp:docPr descr="H3 Bystander: model-implied predictions for Victim-N1 outgroup vs ingroup." title="" id="110" name="Picture"/>
             <a:graphic>
               <a:graphicData uri="http://schemas.openxmlformats.org/drawingml/2006/picture">
                 <pic:pic>
                   <pic:nvPicPr>
-                    <pic:cNvPr descr="C:/Users/LEONA/Documents/GitHub/TOBIT/outputs/figures/figure_h3_bystander_victim_n1_groupoutgroup.png" id="84" name="Picture"/>
+                    <pic:cNvPr descr="C:/Users/LEONA/Documents/GitHub/TOBIT/outputs/figures/figure_h3_bystander_victim_n1_groupoutgroup.png" id="111" name="Picture"/>
                     <pic:cNvPicPr>
                       <a:picLocks noChangeArrowheads="1" noChangeAspect="1"/>
                     </pic:cNvPicPr>
                   </pic:nvPicPr>
                   <pic:blipFill>
-                    <a:blip r:embed="rId82"/>
+                    <a:blip r:embed="rId109"/>
                     <a:stretch>
                       <a:fillRect/>
                     </a:stretch>
@@ -8196,12 +8247,21 @@
         <w:t xml:space="preserve">Across the displayed contrast, the model implies higher predicted judgement toward the right-hand side of the plot.</w:t>
       </w:r>
     </w:p>
-    <w:bookmarkEnd w:id="85"/>
-    <w:bookmarkStart w:id="89" w:name="X4b01aedba081294bb83f6e85c55972fa1f5683d"/>
-    <w:p>
-      <w:pPr>
-        <w:pStyle w:val="Heading3"/>
-      </w:pPr>
+    <w:bookmarkEnd w:id="112"/>
+    <w:bookmarkStart w:id="116" w:name="X4b01aedba081294bb83f6e85c55972fa1f5683d"/>
+    <w:p>
+      <w:pPr>
+        <w:pStyle w:val="Heading2"/>
+      </w:pPr>
+      <w:r>
+        <w:rPr>
+          <w:rStyle w:val="SectionNumber"/>
+        </w:rPr>
+        <w:t xml:space="preserve">12.12</w:t>
+      </w:r>
+      <w:r>
+        <w:tab/>
+      </w:r>
       <w:r>
         <w:t xml:space="preserve">H3 Bystander: Victim-N2 outgroup vs ingroup</w:t>
       </w:r>
@@ -8215,18 +8275,18 @@
           <wp:inline>
             <wp:extent cx="5334000" cy="3758045"/>
             <wp:effectExtent b="0" l="0" r="0" t="0"/>
-            <wp:docPr descr="H3 Bystander: model-implied predictions for Victim-N2 outgroup vs ingroup." title="" id="87" name="Picture"/>
+            <wp:docPr descr="H3 Bystander: model-implied predictions for Victim-N2 outgroup vs ingroup." title="" id="114" name="Picture"/>
             <a:graphic>
               <a:graphicData uri="http://schemas.openxmlformats.org/drawingml/2006/picture">
                 <pic:pic>
                   <pic:nvPicPr>
-                    <pic:cNvPr descr="C:/Users/LEONA/Documents/GitHub/TOBIT/outputs/figures/figure_h3_bystander_victim_n2_groupoutgroup.png" id="88" name="Picture"/>
+                    <pic:cNvPr descr="C:/Users/LEONA/Documents/GitHub/TOBIT/outputs/figures/figure_h3_bystander_victim_n2_groupoutgroup.png" id="115" name="Picture"/>
                     <pic:cNvPicPr>
                       <a:picLocks noChangeArrowheads="1" noChangeAspect="1"/>
                     </pic:cNvPicPr>
                   </pic:nvPicPr>
                   <pic:blipFill>
-                    <a:blip r:embed="rId86"/>
+                    <a:blip r:embed="rId113"/>
                     <a:stretch>
                       <a:fillRect/>
                     </a:stretch>
@@ -8269,12 +8329,21 @@
         <w:t xml:space="preserve">Across the displayed contrast, the model implies higher predicted judgement toward the right-hand side of the plot.</w:t>
       </w:r>
     </w:p>
-    <w:bookmarkEnd w:id="89"/>
-    <w:bookmarkStart w:id="93" w:name="X39a15d267883eae0250cc49b2299dab6604b690"/>
-    <w:p>
-      <w:pPr>
-        <w:pStyle w:val="Heading3"/>
-      </w:pPr>
+    <w:bookmarkEnd w:id="116"/>
+    <w:bookmarkStart w:id="120" w:name="X39a15d267883eae0250cc49b2299dab6604b690"/>
+    <w:p>
+      <w:pPr>
+        <w:pStyle w:val="Heading2"/>
+      </w:pPr>
+      <w:r>
+        <w:rPr>
+          <w:rStyle w:val="SectionNumber"/>
+        </w:rPr>
+        <w:t xml:space="preserve">12.13</w:t>
+      </w:r>
+      <w:r>
+        <w:tab/>
+      </w:r>
       <w:r>
         <w:t xml:space="preserve">H3 Bystander: Bystander-N1 outgroup vs ingroup x Bystander-N2 outgroup vs ingroup</w:t>
       </w:r>
@@ -8288,18 +8357,18 @@
           <wp:inline>
             <wp:extent cx="5334000" cy="3758045"/>
             <wp:effectExtent b="0" l="0" r="0" t="0"/>
-            <wp:docPr descr="H3 Bystander: model-implied predictions for Bystander-N1 outgroup vs ingroup x Bystander-N2 outgroup vs ingroup." title="" id="91" name="Picture"/>
+            <wp:docPr descr="H3 Bystander: model-implied predictions for Bystander-N1 outgroup vs ingroup x Bystander-N2 outgroup vs ingroup." title="" id="118" name="Picture"/>
             <a:graphic>
               <a:graphicData uri="http://schemas.openxmlformats.org/drawingml/2006/picture">
                 <pic:pic>
                   <pic:nvPicPr>
-                    <pic:cNvPr descr="C:/Users/LEONA/Documents/GitHub/TOBIT/outputs/figures/figure_h3_bystander_bystander_n1_groupoutgroup_bystander_n2_groupoutgr.png" id="92" name="Picture"/>
+                    <pic:cNvPr descr="C:/Users/LEONA/Documents/GitHub/TOBIT/outputs/figures/figure_h3_bystander_bystander_n1_groupoutgroup_bystander_n2_groupoutgr.png" id="119" name="Picture"/>
                     <pic:cNvPicPr>
                       <a:picLocks noChangeArrowheads="1" noChangeAspect="1"/>
                     </pic:cNvPicPr>
                   </pic:nvPicPr>
                   <pic:blipFill>
-                    <a:blip r:embed="rId90"/>
+                    <a:blip r:embed="rId117"/>
                     <a:stretch>
                       <a:fillRect/>
                     </a:stretch>
@@ -8339,15 +8408,24 @@
         <w:pStyle w:val="BodyText"/>
       </w:pPr>
       <w:r>
-        <w:t xml:space="preserve">The plotted lines summarize how the fitted predicted judgement changes across the focal term while holding the remaining covariates at their reference profile.</w:t>
-      </w:r>
-    </w:p>
-    <w:bookmarkEnd w:id="93"/>
-    <w:bookmarkStart w:id="97" w:name="X2a62790a1a661ddb282230ddf4b0158c494526d"/>
-    <w:p>
-      <w:pPr>
-        <w:pStyle w:val="Heading3"/>
-      </w:pPr>
+        <w:t xml:space="preserve">The plotted fitted lines and shaded 95% confidence bands summarize how predicted judgement changes across the focal term while holding remaining covariates at their reference profile.</w:t>
+      </w:r>
+    </w:p>
+    <w:bookmarkEnd w:id="120"/>
+    <w:bookmarkStart w:id="124" w:name="X2a62790a1a661ddb282230ddf4b0158c494526d"/>
+    <w:p>
+      <w:pPr>
+        <w:pStyle w:val="Heading2"/>
+      </w:pPr>
+      <w:r>
+        <w:rPr>
+          <w:rStyle w:val="SectionNumber"/>
+        </w:rPr>
+        <w:t xml:space="preserve">12.14</w:t>
+      </w:r>
+      <w:r>
+        <w:tab/>
+      </w:r>
       <w:r>
         <w:t xml:space="preserve">H3 Bystander: Victim-N1 outgroup vs ingroup x Victim-N2 outgroup vs ingroup</w:t>
       </w:r>
@@ -8361,18 +8439,18 @@
           <wp:inline>
             <wp:extent cx="5334000" cy="3758045"/>
             <wp:effectExtent b="0" l="0" r="0" t="0"/>
-            <wp:docPr descr="H3 Bystander: model-implied predictions for Victim-N1 outgroup vs ingroup x Victim-N2 outgroup vs ingroup." title="" id="95" name="Picture"/>
+            <wp:docPr descr="H3 Bystander: model-implied predictions for Victim-N1 outgroup vs ingroup x Victim-N2 outgroup vs ingroup." title="" id="122" name="Picture"/>
             <a:graphic>
               <a:graphicData uri="http://schemas.openxmlformats.org/drawingml/2006/picture">
                 <pic:pic>
                   <pic:nvPicPr>
-                    <pic:cNvPr descr="C:/Users/LEONA/Documents/GitHub/TOBIT/outputs/figures/figure_h3_bystander_victim_n1_groupoutgroup_victim_n2_groupoutgroup.png" id="96" name="Picture"/>
+                    <pic:cNvPr descr="C:/Users/LEONA/Documents/GitHub/TOBIT/outputs/figures/figure_h3_bystander_victim_n1_groupoutgroup_victim_n2_groupoutgroup.png" id="123" name="Picture"/>
                     <pic:cNvPicPr>
                       <a:picLocks noChangeArrowheads="1" noChangeAspect="1"/>
                     </pic:cNvPicPr>
                   </pic:nvPicPr>
                   <pic:blipFill>
-                    <a:blip r:embed="rId94"/>
+                    <a:blip r:embed="rId121"/>
                     <a:stretch>
                       <a:fillRect/>
                     </a:stretch>
@@ -8412,15 +8490,24 @@
         <w:pStyle w:val="BodyText"/>
       </w:pPr>
       <w:r>
-        <w:t xml:space="preserve">The plotted lines summarize how the fitted predicted judgement changes across the focal term while holding the remaining covariates at their reference profile.</w:t>
-      </w:r>
-    </w:p>
-    <w:bookmarkEnd w:id="97"/>
-    <w:bookmarkStart w:id="101" w:name="Xa811ccf62655ee03e47779fbb683bfefa502873"/>
-    <w:p>
-      <w:pPr>
-        <w:pStyle w:val="Heading3"/>
-      </w:pPr>
+        <w:t xml:space="preserve">The plotted fitted lines and shaded 95% confidence bands summarize how predicted judgement changes across the focal term while holding remaining covariates at their reference profile.</w:t>
+      </w:r>
+    </w:p>
+    <w:bookmarkEnd w:id="124"/>
+    <w:bookmarkStart w:id="128" w:name="Xa811ccf62655ee03e47779fbb683bfefa502873"/>
+    <w:p>
+      <w:pPr>
+        <w:pStyle w:val="Heading2"/>
+      </w:pPr>
+      <w:r>
+        <w:rPr>
+          <w:rStyle w:val="SectionNumber"/>
+        </w:rPr>
+        <w:t xml:space="preserve">12.15</w:t>
+      </w:r>
+      <w:r>
+        <w:tab/>
+      </w:r>
       <w:r>
         <w:t xml:space="preserve">H3 Bystander: Empathy: Fantasy x Bystander-victim outgroup vs ingroup</w:t>
       </w:r>
@@ -8434,18 +8521,18 @@
           <wp:inline>
             <wp:extent cx="5334000" cy="3758045"/>
             <wp:effectExtent b="0" l="0" r="0" t="0"/>
-            <wp:docPr descr="H3 Bystander: model-implied predictions for Empathy: Fantasy x Bystander-victim outgroup vs ingroup." title="" id="99" name="Picture"/>
+            <wp:docPr descr="H3 Bystander: model-implied predictions for Empathy: Fantasy x Bystander-victim outgroup vs ingroup." title="" id="126" name="Picture"/>
             <a:graphic>
               <a:graphicData uri="http://schemas.openxmlformats.org/drawingml/2006/picture">
                 <pic:pic>
                   <pic:nvPicPr>
-                    <pic:cNvPr descr="C:/Users/LEONA/Documents/GitHub/TOBIT/outputs/figures/figure_h3_bystander_iri_fs_bystander_victim_groupoutgroup.png" id="100" name="Picture"/>
+                    <pic:cNvPr descr="C:/Users/LEONA/Documents/GitHub/TOBIT/outputs/figures/figure_h3_bystander_iri_fs_bystander_victim_groupoutgroup.png" id="127" name="Picture"/>
                     <pic:cNvPicPr>
                       <a:picLocks noChangeArrowheads="1" noChangeAspect="1"/>
                     </pic:cNvPicPr>
                   </pic:nvPicPr>
                   <pic:blipFill>
-                    <a:blip r:embed="rId98"/>
+                    <a:blip r:embed="rId125"/>
                     <a:stretch>
                       <a:fillRect/>
                     </a:stretch>
@@ -8485,15 +8572,24 @@
         <w:pStyle w:val="BodyText"/>
       </w:pPr>
       <w:r>
-        <w:t xml:space="preserve">The plotted lines summarize how the fitted predicted judgement changes across the focal term while holding the remaining covariates at their reference profile.</w:t>
-      </w:r>
-    </w:p>
-    <w:bookmarkEnd w:id="101"/>
-    <w:bookmarkStart w:id="105" w:name="Xc5b39e9d850349b2152b27d209186f8837e85b5"/>
-    <w:p>
-      <w:pPr>
-        <w:pStyle w:val="Heading3"/>
-      </w:pPr>
+        <w:t xml:space="preserve">The plotted fitted lines and shaded 95% confidence bands summarize how predicted judgement changes across the focal term while holding remaining covariates at their reference profile.</w:t>
+      </w:r>
+    </w:p>
+    <w:bookmarkEnd w:id="128"/>
+    <w:bookmarkStart w:id="132" w:name="Xc5b39e9d850349b2152b27d209186f8837e85b5"/>
+    <w:p>
+      <w:pPr>
+        <w:pStyle w:val="Heading2"/>
+      </w:pPr>
+      <w:r>
+        <w:rPr>
+          <w:rStyle w:val="SectionNumber"/>
+        </w:rPr>
+        <w:t xml:space="preserve">12.16</w:t>
+      </w:r>
+      <w:r>
+        <w:tab/>
+      </w:r>
       <w:r>
         <w:t xml:space="preserve">H3 Bystander: Empathy: Personal distress x Bystander-victim outgroup vs ingroup</w:t>
       </w:r>
@@ -8507,18 +8603,18 @@
           <wp:inline>
             <wp:extent cx="5334000" cy="3758045"/>
             <wp:effectExtent b="0" l="0" r="0" t="0"/>
-            <wp:docPr descr="H3 Bystander: model-implied predictions for Empathy: Personal distress x Bystander-victim outgroup vs ingroup." title="" id="103" name="Picture"/>
+            <wp:docPr descr="H3 Bystander: model-implied predictions for Empathy: Personal distress x Bystander-victim outgroup vs ingroup." title="" id="130" name="Picture"/>
             <a:graphic>
               <a:graphicData uri="http://schemas.openxmlformats.org/drawingml/2006/picture">
                 <pic:pic>
                   <pic:nvPicPr>
-                    <pic:cNvPr descr="C:/Users/LEONA/Documents/GitHub/TOBIT/outputs/figures/figure_h3_bystander_iri_pd_bystander_victim_groupoutgroup.png" id="104" name="Picture"/>
+                    <pic:cNvPr descr="C:/Users/LEONA/Documents/GitHub/TOBIT/outputs/figures/figure_h3_bystander_iri_pd_bystander_victim_groupoutgroup.png" id="131" name="Picture"/>
                     <pic:cNvPicPr>
                       <a:picLocks noChangeArrowheads="1" noChangeAspect="1"/>
                     </pic:cNvPicPr>
                   </pic:nvPicPr>
                   <pic:blipFill>
-                    <a:blip r:embed="rId102"/>
+                    <a:blip r:embed="rId129"/>
                     <a:stretch>
                       <a:fillRect/>
                     </a:stretch>
@@ -8558,15 +8654,24 @@
         <w:pStyle w:val="BodyText"/>
       </w:pPr>
       <w:r>
-        <w:t xml:space="preserve">The plotted lines summarize how the fitted predicted judgement changes across the focal term while holding the remaining covariates at their reference profile.</w:t>
-      </w:r>
-    </w:p>
-    <w:bookmarkEnd w:id="105"/>
-    <w:bookmarkStart w:id="109" w:name="h4-victim-target-accepted"/>
-    <w:p>
-      <w:pPr>
-        <w:pStyle w:val="Heading3"/>
-      </w:pPr>
+        <w:t xml:space="preserve">The plotted fitted lines and shaded 95% confidence bands summarize how predicted judgement changes across the focal term while holding remaining covariates at their reference profile.</w:t>
+      </w:r>
+    </w:p>
+    <w:bookmarkEnd w:id="132"/>
+    <w:bookmarkStart w:id="136" w:name="h4-victim-target-accepted"/>
+    <w:p>
+      <w:pPr>
+        <w:pStyle w:val="Heading2"/>
+      </w:pPr>
+      <w:r>
+        <w:rPr>
+          <w:rStyle w:val="SectionNumber"/>
+        </w:rPr>
+        <w:t xml:space="preserve">12.17</w:t>
+      </w:r>
+      <w:r>
+        <w:tab/>
+      </w:r>
       <w:r>
         <w:t xml:space="preserve">H4 Victim: Target accepted</w:t>
       </w:r>
@@ -8580,18 +8685,18 @@
           <wp:inline>
             <wp:extent cx="5334000" cy="3758045"/>
             <wp:effectExtent b="0" l="0" r="0" t="0"/>
-            <wp:docPr descr="H4 Victim: model-implied predictions for Target accepted." title="" id="107" name="Picture"/>
+            <wp:docPr descr="H4 Victim: model-implied predictions for Target accepted." title="" id="134" name="Picture"/>
             <a:graphic>
               <a:graphicData uri="http://schemas.openxmlformats.org/drawingml/2006/picture">
                 <pic:pic>
                   <pic:nvPicPr>
-                    <pic:cNvPr descr="C:/Users/LEONA/Documents/GitHub/TOBIT/outputs/figures/figure_h4_victim_decision_target.png" id="108" name="Picture"/>
+                    <pic:cNvPr descr="C:/Users/LEONA/Documents/GitHub/TOBIT/outputs/figures/figure_h4_victim_decision_target.png" id="135" name="Picture"/>
                     <pic:cNvPicPr>
                       <a:picLocks noChangeArrowheads="1" noChangeAspect="1"/>
                     </pic:cNvPicPr>
                   </pic:nvPicPr>
                   <pic:blipFill>
-                    <a:blip r:embed="rId106"/>
+                    <a:blip r:embed="rId133"/>
                     <a:stretch>
                       <a:fillRect/>
                     </a:stretch>
@@ -8634,12 +8739,21 @@
         <w:t xml:space="preserve">Across the displayed contrast, the model implies lower predicted judgement toward the right-hand side of the plot.</w:t>
       </w:r>
     </w:p>
-    <w:bookmarkEnd w:id="109"/>
-    <w:bookmarkStart w:id="113" w:name="h4-victim-other-negotiator-accepted"/>
-    <w:p>
-      <w:pPr>
-        <w:pStyle w:val="Heading3"/>
-      </w:pPr>
+    <w:bookmarkEnd w:id="136"/>
+    <w:bookmarkStart w:id="140" w:name="h4-victim-other-negotiator-accepted"/>
+    <w:p>
+      <w:pPr>
+        <w:pStyle w:val="Heading2"/>
+      </w:pPr>
+      <w:r>
+        <w:rPr>
+          <w:rStyle w:val="SectionNumber"/>
+        </w:rPr>
+        <w:t xml:space="preserve">12.18</w:t>
+      </w:r>
+      <w:r>
+        <w:tab/>
+      </w:r>
       <w:r>
         <w:t xml:space="preserve">H4 Victim: Other negotiator accepted</w:t>
       </w:r>
@@ -8653,18 +8767,18 @@
           <wp:inline>
             <wp:extent cx="5334000" cy="3758045"/>
             <wp:effectExtent b="0" l="0" r="0" t="0"/>
-            <wp:docPr descr="H4 Victim: model-implied predictions for Other negotiator accepted." title="" id="111" name="Picture"/>
+            <wp:docPr descr="H4 Victim: model-implied predictions for Other negotiator accepted." title="" id="138" name="Picture"/>
             <a:graphic>
               <a:graphicData uri="http://schemas.openxmlformats.org/drawingml/2006/picture">
                 <pic:pic>
                   <pic:nvPicPr>
-                    <pic:cNvPr descr="C:/Users/LEONA/Documents/GitHub/TOBIT/outputs/figures/figure_h4_victim_decision_other.png" id="112" name="Picture"/>
+                    <pic:cNvPr descr="C:/Users/LEONA/Documents/GitHub/TOBIT/outputs/figures/figure_h4_victim_decision_other.png" id="139" name="Picture"/>
                     <pic:cNvPicPr>
                       <a:picLocks noChangeArrowheads="1" noChangeAspect="1"/>
                     </pic:cNvPicPr>
                   </pic:nvPicPr>
                   <pic:blipFill>
-                    <a:blip r:embed="rId110"/>
+                    <a:blip r:embed="rId137"/>
                     <a:stretch>
                       <a:fillRect/>
                     </a:stretch>
@@ -8707,12 +8821,21 @@
         <w:t xml:space="preserve">Across the displayed contrast, the model implies lower predicted judgement toward the right-hand side of the plot.</w:t>
       </w:r>
     </w:p>
-    <w:bookmarkEnd w:id="113"/>
-    <w:bookmarkStart w:id="117" w:name="X052fab48b1ea964599c321c8db082fd0bd537d7"/>
-    <w:p>
-      <w:pPr>
-        <w:pStyle w:val="Heading3"/>
-      </w:pPr>
+    <w:bookmarkEnd w:id="140"/>
+    <w:bookmarkStart w:id="144" w:name="X052fab48b1ea964599c321c8db082fd0bd537d7"/>
+    <w:p>
+      <w:pPr>
+        <w:pStyle w:val="Heading2"/>
+      </w:pPr>
+      <w:r>
+        <w:rPr>
+          <w:rStyle w:val="SectionNumber"/>
+        </w:rPr>
+        <w:t xml:space="preserve">12.19</w:t>
+      </w:r>
+      <w:r>
+        <w:tab/>
+      </w:r>
       <w:r>
         <w:t xml:space="preserve">H4 Victim: Target accepted x Other accepted</w:t>
       </w:r>
@@ -8726,18 +8849,18 @@
           <wp:inline>
             <wp:extent cx="5334000" cy="3758045"/>
             <wp:effectExtent b="0" l="0" r="0" t="0"/>
-            <wp:docPr descr="H4 Victim: model-implied predictions for Target accepted x Other accepted." title="" id="115" name="Picture"/>
+            <wp:docPr descr="H4 Victim: model-implied predictions for Target accepted x Other accepted." title="" id="142" name="Picture"/>
             <a:graphic>
               <a:graphicData uri="http://schemas.openxmlformats.org/drawingml/2006/picture">
                 <pic:pic>
                   <pic:nvPicPr>
-                    <pic:cNvPr descr="C:/Users/LEONA/Documents/GitHub/TOBIT/outputs/figures/figure_h4_victim_decision_target_decision_other.png" id="116" name="Picture"/>
+                    <pic:cNvPr descr="C:/Users/LEONA/Documents/GitHub/TOBIT/outputs/figures/figure_h4_victim_decision_target_decision_other.png" id="143" name="Picture"/>
                     <pic:cNvPicPr>
                       <a:picLocks noChangeArrowheads="1" noChangeAspect="1"/>
                     </pic:cNvPicPr>
                   </pic:nvPicPr>
                   <pic:blipFill>
-                    <a:blip r:embed="rId114"/>
+                    <a:blip r:embed="rId141"/>
                     <a:stretch>
                       <a:fillRect/>
                     </a:stretch>
@@ -8777,15 +8900,24 @@
         <w:pStyle w:val="BodyText"/>
       </w:pPr>
       <w:r>
-        <w:t xml:space="preserve">The plotted lines summarize how the fitted predicted judgement changes across the focal term while holding the remaining covariates at their reference profile.</w:t>
-      </w:r>
-    </w:p>
-    <w:bookmarkEnd w:id="117"/>
-    <w:bookmarkStart w:id="121" w:name="h4-bystander-target-accepted"/>
-    <w:p>
-      <w:pPr>
-        <w:pStyle w:val="Heading3"/>
-      </w:pPr>
+        <w:t xml:space="preserve">The plotted fitted lines and shaded 95% confidence bands summarize how predicted judgement changes across the focal term while holding remaining covariates at their reference profile.</w:t>
+      </w:r>
+    </w:p>
+    <w:bookmarkEnd w:id="144"/>
+    <w:bookmarkStart w:id="148" w:name="h4-bystander-target-accepted"/>
+    <w:p>
+      <w:pPr>
+        <w:pStyle w:val="Heading2"/>
+      </w:pPr>
+      <w:r>
+        <w:rPr>
+          <w:rStyle w:val="SectionNumber"/>
+        </w:rPr>
+        <w:t xml:space="preserve">12.20</w:t>
+      </w:r>
+      <w:r>
+        <w:tab/>
+      </w:r>
       <w:r>
         <w:t xml:space="preserve">H4 Bystander: Target accepted</w:t>
       </w:r>
@@ -8799,18 +8931,18 @@
           <wp:inline>
             <wp:extent cx="5334000" cy="3758045"/>
             <wp:effectExtent b="0" l="0" r="0" t="0"/>
-            <wp:docPr descr="H4 Bystander: model-implied predictions for Target accepted." title="" id="119" name="Picture"/>
+            <wp:docPr descr="H4 Bystander: model-implied predictions for Target accepted." title="" id="146" name="Picture"/>
             <a:graphic>
               <a:graphicData uri="http://schemas.openxmlformats.org/drawingml/2006/picture">
                 <pic:pic>
                   <pic:nvPicPr>
-                    <pic:cNvPr descr="C:/Users/LEONA/Documents/GitHub/TOBIT/outputs/figures/figure_h4_bystander_decision_target.png" id="120" name="Picture"/>
+                    <pic:cNvPr descr="C:/Users/LEONA/Documents/GitHub/TOBIT/outputs/figures/figure_h4_bystander_decision_target.png" id="147" name="Picture"/>
                     <pic:cNvPicPr>
                       <a:picLocks noChangeArrowheads="1" noChangeAspect="1"/>
                     </pic:cNvPicPr>
                   </pic:nvPicPr>
                   <pic:blipFill>
-                    <a:blip r:embed="rId118"/>
+                    <a:blip r:embed="rId145"/>
                     <a:stretch>
                       <a:fillRect/>
                     </a:stretch>
@@ -8853,12 +8985,21 @@
         <w:t xml:space="preserve">Across the displayed contrast, the model implies lower predicted judgement toward the right-hand side of the plot.</w:t>
       </w:r>
     </w:p>
-    <w:bookmarkEnd w:id="121"/>
-    <w:bookmarkStart w:id="125" w:name="h4-bystander-other-negotiator-accepted"/>
-    <w:p>
-      <w:pPr>
-        <w:pStyle w:val="Heading3"/>
-      </w:pPr>
+    <w:bookmarkEnd w:id="148"/>
+    <w:bookmarkStart w:id="152" w:name="h4-bystander-other-negotiator-accepted"/>
+    <w:p>
+      <w:pPr>
+        <w:pStyle w:val="Heading2"/>
+      </w:pPr>
+      <w:r>
+        <w:rPr>
+          <w:rStyle w:val="SectionNumber"/>
+        </w:rPr>
+        <w:t xml:space="preserve">12.21</w:t>
+      </w:r>
+      <w:r>
+        <w:tab/>
+      </w:r>
       <w:r>
         <w:t xml:space="preserve">H4 Bystander: Other negotiator accepted</w:t>
       </w:r>
@@ -8872,18 +9013,18 @@
           <wp:inline>
             <wp:extent cx="5334000" cy="3758045"/>
             <wp:effectExtent b="0" l="0" r="0" t="0"/>
-            <wp:docPr descr="H4 Bystander: model-implied predictions for Other negotiator accepted." title="" id="123" name="Picture"/>
+            <wp:docPr descr="H4 Bystander: model-implied predictions for Other negotiator accepted." title="" id="150" name="Picture"/>
             <a:graphic>
               <a:graphicData uri="http://schemas.openxmlformats.org/drawingml/2006/picture">
                 <pic:pic>
                   <pic:nvPicPr>
-                    <pic:cNvPr descr="C:/Users/LEONA/Documents/GitHub/TOBIT/outputs/figures/figure_h4_bystander_decision_other.png" id="124" name="Picture"/>
+                    <pic:cNvPr descr="C:/Users/LEONA/Documents/GitHub/TOBIT/outputs/figures/figure_h4_bystander_decision_other.png" id="151" name="Picture"/>
                     <pic:cNvPicPr>
                       <a:picLocks noChangeArrowheads="1" noChangeAspect="1"/>
                     </pic:cNvPicPr>
                   </pic:nvPicPr>
                   <pic:blipFill>
-                    <a:blip r:embed="rId122"/>
+                    <a:blip r:embed="rId149"/>
                     <a:stretch>
                       <a:fillRect/>
                     </a:stretch>
@@ -8926,12 +9067,21 @@
         <w:t xml:space="preserve">Across the displayed contrast, the model implies lower predicted judgement toward the right-hand side of the plot.</w:t>
       </w:r>
     </w:p>
-    <w:bookmarkEnd w:id="125"/>
-    <w:bookmarkStart w:id="129" w:name="X3dab2ca1c3cf4200fcf11818dce98800611d980"/>
-    <w:p>
-      <w:pPr>
-        <w:pStyle w:val="Heading3"/>
-      </w:pPr>
+    <w:bookmarkEnd w:id="152"/>
+    <w:bookmarkStart w:id="156" w:name="X3dab2ca1c3cf4200fcf11818dce98800611d980"/>
+    <w:p>
+      <w:pPr>
+        <w:pStyle w:val="Heading2"/>
+      </w:pPr>
+      <w:r>
+        <w:rPr>
+          <w:rStyle w:val="SectionNumber"/>
+        </w:rPr>
+        <w:t xml:space="preserve">12.22</w:t>
+      </w:r>
+      <w:r>
+        <w:tab/>
+      </w:r>
       <w:r>
         <w:t xml:space="preserve">H4 Bystander: Target accepted x Other accepted</w:t>
       </w:r>
@@ -8945,18 +9095,18 @@
           <wp:inline>
             <wp:extent cx="5334000" cy="3758045"/>
             <wp:effectExtent b="0" l="0" r="0" t="0"/>
-            <wp:docPr descr="H4 Bystander: model-implied predictions for Target accepted x Other accepted." title="" id="127" name="Picture"/>
+            <wp:docPr descr="H4 Bystander: model-implied predictions for Target accepted x Other accepted." title="" id="154" name="Picture"/>
             <a:graphic>
               <a:graphicData uri="http://schemas.openxmlformats.org/drawingml/2006/picture">
                 <pic:pic>
                   <pic:nvPicPr>
-                    <pic:cNvPr descr="C:/Users/LEONA/Documents/GitHub/TOBIT/outputs/figures/figure_h4_bystander_decision_target_decision_other.png" id="128" name="Picture"/>
+                    <pic:cNvPr descr="C:/Users/LEONA/Documents/GitHub/TOBIT/outputs/figures/figure_h4_bystander_decision_target_decision_other.png" id="155" name="Picture"/>
                     <pic:cNvPicPr>
                       <a:picLocks noChangeArrowheads="1" noChangeAspect="1"/>
                     </pic:cNvPicPr>
                   </pic:nvPicPr>
                   <pic:blipFill>
-                    <a:blip r:embed="rId126"/>
+                    <a:blip r:embed="rId153"/>
                     <a:stretch>
                       <a:fillRect/>
                     </a:stretch>
@@ -8996,15 +9146,24 @@
         <w:pStyle w:val="BodyText"/>
       </w:pPr>
       <w:r>
-        <w:t xml:space="preserve">The plotted lines summarize how the fitted predicted judgement changes across the focal term while holding the remaining covariates at their reference profile.</w:t>
-      </w:r>
-    </w:p>
-    <w:bookmarkEnd w:id="129"/>
-    <w:bookmarkStart w:id="133" w:name="h5-victim-empathy-fantasy"/>
-    <w:p>
-      <w:pPr>
-        <w:pStyle w:val="Heading3"/>
-      </w:pPr>
+        <w:t xml:space="preserve">The plotted fitted lines and shaded 95% confidence bands summarize how predicted judgement changes across the focal term while holding remaining covariates at their reference profile.</w:t>
+      </w:r>
+    </w:p>
+    <w:bookmarkEnd w:id="156"/>
+    <w:bookmarkStart w:id="160" w:name="h5-victim-empathy-fantasy"/>
+    <w:p>
+      <w:pPr>
+        <w:pStyle w:val="Heading2"/>
+      </w:pPr>
+      <w:r>
+        <w:rPr>
+          <w:rStyle w:val="SectionNumber"/>
+        </w:rPr>
+        <w:t xml:space="preserve">12.23</w:t>
+      </w:r>
+      <w:r>
+        <w:tab/>
+      </w:r>
       <w:r>
         <w:t xml:space="preserve">H5 Victim: Empathy: Fantasy</w:t>
       </w:r>
@@ -9018,18 +9177,18 @@
           <wp:inline>
             <wp:extent cx="5334000" cy="3758045"/>
             <wp:effectExtent b="0" l="0" r="0" t="0"/>
-            <wp:docPr descr="H5 Victim: model-implied predictions for Empathy: Fantasy." title="" id="131" name="Picture"/>
+            <wp:docPr descr="H5 Victim: model-implied predictions for Empathy: Fantasy." title="" id="158" name="Picture"/>
             <a:graphic>
               <a:graphicData uri="http://schemas.openxmlformats.org/drawingml/2006/picture">
                 <pic:pic>
                   <pic:nvPicPr>
-                    <pic:cNvPr descr="C:/Users/LEONA/Documents/GitHub/TOBIT/outputs/figures/figure_h5_victim_iri_fs.png" id="132" name="Picture"/>
+                    <pic:cNvPr descr="C:/Users/LEONA/Documents/GitHub/TOBIT/outputs/figures/figure_h5_victim_iri_fs.png" id="159" name="Picture"/>
                     <pic:cNvPicPr>
                       <a:picLocks noChangeArrowheads="1" noChangeAspect="1"/>
                     </pic:cNvPicPr>
                   </pic:nvPicPr>
                   <pic:blipFill>
-                    <a:blip r:embed="rId130"/>
+                    <a:blip r:embed="rId157"/>
                     <a:stretch>
                       <a:fillRect/>
                     </a:stretch>
@@ -9072,12 +9231,21 @@
         <w:t xml:space="preserve">Across the displayed contrast, the model implies higher predicted judgement toward the right-hand side of the plot.</w:t>
       </w:r>
     </w:p>
-    <w:bookmarkEnd w:id="133"/>
-    <w:bookmarkStart w:id="137" w:name="h5-victim-victim-n2-outgroup-vs-ingroup"/>
-    <w:p>
-      <w:pPr>
-        <w:pStyle w:val="Heading3"/>
-      </w:pPr>
+    <w:bookmarkEnd w:id="160"/>
+    <w:bookmarkStart w:id="164" w:name="h5-victim-victim-n2-outgroup-vs-ingroup"/>
+    <w:p>
+      <w:pPr>
+        <w:pStyle w:val="Heading2"/>
+      </w:pPr>
+      <w:r>
+        <w:rPr>
+          <w:rStyle w:val="SectionNumber"/>
+        </w:rPr>
+        <w:t xml:space="preserve">12.24</w:t>
+      </w:r>
+      <w:r>
+        <w:tab/>
+      </w:r>
       <w:r>
         <w:t xml:space="preserve">H5 Victim: Victim-N2 outgroup vs ingroup</w:t>
       </w:r>
@@ -9091,18 +9259,18 @@
           <wp:inline>
             <wp:extent cx="5334000" cy="3758045"/>
             <wp:effectExtent b="0" l="0" r="0" t="0"/>
-            <wp:docPr descr="H5 Victim: model-implied predictions for Victim-N2 outgroup vs ingroup." title="" id="135" name="Picture"/>
+            <wp:docPr descr="H5 Victim: model-implied predictions for Victim-N2 outgroup vs ingroup." title="" id="162" name="Picture"/>
             <a:graphic>
               <a:graphicData uri="http://schemas.openxmlformats.org/drawingml/2006/picture">
                 <pic:pic>
                   <pic:nvPicPr>
-                    <pic:cNvPr descr="C:/Users/LEONA/Documents/GitHub/TOBIT/outputs/figures/figure_h5_victim_victim_n2_groupoutgroup.png" id="136" name="Picture"/>
+                    <pic:cNvPr descr="C:/Users/LEONA/Documents/GitHub/TOBIT/outputs/figures/figure_h5_victim_victim_n2_groupoutgroup.png" id="163" name="Picture"/>
                     <pic:cNvPicPr>
                       <a:picLocks noChangeArrowheads="1" noChangeAspect="1"/>
                     </pic:cNvPicPr>
                   </pic:nvPicPr>
                   <pic:blipFill>
-                    <a:blip r:embed="rId134"/>
+                    <a:blip r:embed="rId161"/>
                     <a:stretch>
                       <a:fillRect/>
                     </a:stretch>
@@ -9145,12 +9313,21 @@
         <w:t xml:space="preserve">Across the displayed contrast, the model implies lower predicted judgement toward the right-hand side of the plot.</w:t>
       </w:r>
     </w:p>
-    <w:bookmarkEnd w:id="137"/>
-    <w:bookmarkStart w:id="141" w:name="h5-victim-target-accepted"/>
-    <w:p>
-      <w:pPr>
-        <w:pStyle w:val="Heading3"/>
-      </w:pPr>
+    <w:bookmarkEnd w:id="164"/>
+    <w:bookmarkStart w:id="168" w:name="h5-victim-target-accepted"/>
+    <w:p>
+      <w:pPr>
+        <w:pStyle w:val="Heading2"/>
+      </w:pPr>
+      <w:r>
+        <w:rPr>
+          <w:rStyle w:val="SectionNumber"/>
+        </w:rPr>
+        <w:t xml:space="preserve">12.25</w:t>
+      </w:r>
+      <w:r>
+        <w:tab/>
+      </w:r>
       <w:r>
         <w:t xml:space="preserve">H5 Victim: Target accepted</w:t>
       </w:r>
@@ -9164,18 +9341,18 @@
           <wp:inline>
             <wp:extent cx="5334000" cy="3758045"/>
             <wp:effectExtent b="0" l="0" r="0" t="0"/>
-            <wp:docPr descr="H5 Victim: model-implied predictions for Target accepted." title="" id="139" name="Picture"/>
+            <wp:docPr descr="H5 Victim: model-implied predictions for Target accepted." title="" id="166" name="Picture"/>
             <a:graphic>
               <a:graphicData uri="http://schemas.openxmlformats.org/drawingml/2006/picture">
                 <pic:pic>
                   <pic:nvPicPr>
-                    <pic:cNvPr descr="C:/Users/LEONA/Documents/GitHub/TOBIT/outputs/figures/figure_h5_victim_decision_target.png" id="140" name="Picture"/>
+                    <pic:cNvPr descr="C:/Users/LEONA/Documents/GitHub/TOBIT/outputs/figures/figure_h5_victim_decision_target.png" id="167" name="Picture"/>
                     <pic:cNvPicPr>
                       <a:picLocks noChangeArrowheads="1" noChangeAspect="1"/>
                     </pic:cNvPicPr>
                   </pic:nvPicPr>
                   <pic:blipFill>
-                    <a:blip r:embed="rId138"/>
+                    <a:blip r:embed="rId165"/>
                     <a:stretch>
                       <a:fillRect/>
                     </a:stretch>
@@ -9218,12 +9395,21 @@
         <w:t xml:space="preserve">Across the displayed contrast, the model implies lower predicted judgement toward the right-hand side of the plot.</w:t>
       </w:r>
     </w:p>
-    <w:bookmarkEnd w:id="141"/>
-    <w:bookmarkStart w:id="145" w:name="h5-victim-other-negotiator-accepted"/>
-    <w:p>
-      <w:pPr>
-        <w:pStyle w:val="Heading3"/>
-      </w:pPr>
+    <w:bookmarkEnd w:id="168"/>
+    <w:bookmarkStart w:id="172" w:name="h5-victim-other-negotiator-accepted"/>
+    <w:p>
+      <w:pPr>
+        <w:pStyle w:val="Heading2"/>
+      </w:pPr>
+      <w:r>
+        <w:rPr>
+          <w:rStyle w:val="SectionNumber"/>
+        </w:rPr>
+        <w:t xml:space="preserve">12.26</w:t>
+      </w:r>
+      <w:r>
+        <w:tab/>
+      </w:r>
       <w:r>
         <w:t xml:space="preserve">H5 Victim: Other negotiator accepted</w:t>
       </w:r>
@@ -9237,18 +9423,18 @@
           <wp:inline>
             <wp:extent cx="5334000" cy="3758045"/>
             <wp:effectExtent b="0" l="0" r="0" t="0"/>
-            <wp:docPr descr="H5 Victim: model-implied predictions for Other negotiator accepted." title="" id="143" name="Picture"/>
+            <wp:docPr descr="H5 Victim: model-implied predictions for Other negotiator accepted." title="" id="170" name="Picture"/>
             <a:graphic>
               <a:graphicData uri="http://schemas.openxmlformats.org/drawingml/2006/picture">
                 <pic:pic>
                   <pic:nvPicPr>
-                    <pic:cNvPr descr="C:/Users/LEONA/Documents/GitHub/TOBIT/outputs/figures/figure_h5_victim_decision_other.png" id="144" name="Picture"/>
+                    <pic:cNvPr descr="C:/Users/LEONA/Documents/GitHub/TOBIT/outputs/figures/figure_h5_victim_decision_other.png" id="171" name="Picture"/>
                     <pic:cNvPicPr>
                       <a:picLocks noChangeArrowheads="1" noChangeAspect="1"/>
                     </pic:cNvPicPr>
                   </pic:nvPicPr>
                   <pic:blipFill>
-                    <a:blip r:embed="rId142"/>
+                    <a:blip r:embed="rId169"/>
                     <a:stretch>
                       <a:fillRect/>
                     </a:stretch>
@@ -9291,12 +9477,21 @@
         <w:t xml:space="preserve">Across the displayed contrast, the model implies lower predicted judgement toward the right-hand side of the plot.</w:t>
       </w:r>
     </w:p>
-    <w:bookmarkEnd w:id="145"/>
-    <w:bookmarkStart w:id="149" w:name="Xd2f1c4beb8b81683039c1a5189643540567ef1c"/>
-    <w:p>
-      <w:pPr>
-        <w:pStyle w:val="Heading3"/>
-      </w:pPr>
+    <w:bookmarkEnd w:id="172"/>
+    <w:bookmarkStart w:id="176" w:name="Xd2f1c4beb8b81683039c1a5189643540567ef1c"/>
+    <w:p>
+      <w:pPr>
+        <w:pStyle w:val="Heading2"/>
+      </w:pPr>
+      <w:r>
+        <w:rPr>
+          <w:rStyle w:val="SectionNumber"/>
+        </w:rPr>
+        <w:t xml:space="preserve">12.27</w:t>
+      </w:r>
+      <w:r>
+        <w:tab/>
+      </w:r>
       <w:r>
         <w:t xml:space="preserve">H5 Victim: Empathy: Fantasy x Victim-N1 outgroup vs ingroup</w:t>
       </w:r>
@@ -9310,18 +9505,18 @@
           <wp:inline>
             <wp:extent cx="5334000" cy="3758045"/>
             <wp:effectExtent b="0" l="0" r="0" t="0"/>
-            <wp:docPr descr="H5 Victim: model-implied predictions for Empathy: Fantasy x Victim-N1 outgroup vs ingroup." title="" id="147" name="Picture"/>
+            <wp:docPr descr="H5 Victim: model-implied predictions for Empathy: Fantasy x Victim-N1 outgroup vs ingroup." title="" id="174" name="Picture"/>
             <a:graphic>
               <a:graphicData uri="http://schemas.openxmlformats.org/drawingml/2006/picture">
                 <pic:pic>
                   <pic:nvPicPr>
-                    <pic:cNvPr descr="C:/Users/LEONA/Documents/GitHub/TOBIT/outputs/figures/figure_h5_victim_iri_fs_victim_n1_groupoutgroup.png" id="148" name="Picture"/>
+                    <pic:cNvPr descr="C:/Users/LEONA/Documents/GitHub/TOBIT/outputs/figures/figure_h5_victim_iri_fs_victim_n1_groupoutgroup.png" id="175" name="Picture"/>
                     <pic:cNvPicPr>
                       <a:picLocks noChangeArrowheads="1" noChangeAspect="1"/>
                     </pic:cNvPicPr>
                   </pic:nvPicPr>
                   <pic:blipFill>
-                    <a:blip r:embed="rId146"/>
+                    <a:blip r:embed="rId173"/>
                     <a:stretch>
                       <a:fillRect/>
                     </a:stretch>
@@ -9361,15 +9556,24 @@
         <w:pStyle w:val="BodyText"/>
       </w:pPr>
       <w:r>
-        <w:t xml:space="preserve">The plotted lines summarize how the fitted predicted judgement changes across the focal term while holding the remaining covariates at their reference profile.</w:t>
-      </w:r>
-    </w:p>
-    <w:bookmarkEnd w:id="149"/>
-    <w:bookmarkStart w:id="153" w:name="Xf4e8d87866757d66792ae42dfa42ca06dea875a"/>
-    <w:p>
-      <w:pPr>
-        <w:pStyle w:val="Heading3"/>
-      </w:pPr>
+        <w:t xml:space="preserve">The plotted fitted lines and shaded 95% confidence bands summarize how predicted judgement changes across the focal term while holding remaining covariates at their reference profile.</w:t>
+      </w:r>
+    </w:p>
+    <w:bookmarkEnd w:id="176"/>
+    <w:bookmarkStart w:id="180" w:name="Xf4e8d87866757d66792ae42dfa42ca06dea875a"/>
+    <w:p>
+      <w:pPr>
+        <w:pStyle w:val="Heading2"/>
+      </w:pPr>
+      <w:r>
+        <w:rPr>
+          <w:rStyle w:val="SectionNumber"/>
+        </w:rPr>
+        <w:t xml:space="preserve">12.28</w:t>
+      </w:r>
+      <w:r>
+        <w:tab/>
+      </w:r>
       <w:r>
         <w:t xml:space="preserve">H5 Victim: Target accepted x Other accepted</w:t>
       </w:r>
@@ -9383,18 +9587,18 @@
           <wp:inline>
             <wp:extent cx="5334000" cy="3758045"/>
             <wp:effectExtent b="0" l="0" r="0" t="0"/>
-            <wp:docPr descr="H5 Victim: model-implied predictions for Target accepted x Other accepted." title="" id="151" name="Picture"/>
+            <wp:docPr descr="H5 Victim: model-implied predictions for Target accepted x Other accepted." title="" id="178" name="Picture"/>
             <a:graphic>
               <a:graphicData uri="http://schemas.openxmlformats.org/drawingml/2006/picture">
                 <pic:pic>
                   <pic:nvPicPr>
-                    <pic:cNvPr descr="C:/Users/LEONA/Documents/GitHub/TOBIT/outputs/figures/figure_h5_victim_decision_target_decision_other.png" id="152" name="Picture"/>
+                    <pic:cNvPr descr="C:/Users/LEONA/Documents/GitHub/TOBIT/outputs/figures/figure_h5_victim_decision_target_decision_other.png" id="179" name="Picture"/>
                     <pic:cNvPicPr>
                       <a:picLocks noChangeArrowheads="1" noChangeAspect="1"/>
                     </pic:cNvPicPr>
                   </pic:nvPicPr>
                   <pic:blipFill>
-                    <a:blip r:embed="rId150"/>
+                    <a:blip r:embed="rId177"/>
                     <a:stretch>
                       <a:fillRect/>
                     </a:stretch>
@@ -9434,15 +9638,24 @@
         <w:pStyle w:val="BodyText"/>
       </w:pPr>
       <w:r>
-        <w:t xml:space="preserve">The plotted lines summarize how the fitted predicted judgement changes across the focal term while holding the remaining covariates at their reference profile.</w:t>
-      </w:r>
-    </w:p>
-    <w:bookmarkEnd w:id="153"/>
-    <w:bookmarkStart w:id="157" w:name="X24bb5787c729feb4c88c2040e52544e0f982e47"/>
-    <w:p>
-      <w:pPr>
-        <w:pStyle w:val="Heading3"/>
-      </w:pPr>
+        <w:t xml:space="preserve">The plotted fitted lines and shaded 95% confidence bands summarize how predicted judgement changes across the focal term while holding remaining covariates at their reference profile.</w:t>
+      </w:r>
+    </w:p>
+    <w:bookmarkEnd w:id="180"/>
+    <w:bookmarkStart w:id="184" w:name="X24bb5787c729feb4c88c2040e52544e0f982e47"/>
+    <w:p>
+      <w:pPr>
+        <w:pStyle w:val="Heading2"/>
+      </w:pPr>
+      <w:r>
+        <w:rPr>
+          <w:rStyle w:val="SectionNumber"/>
+        </w:rPr>
+        <w:t xml:space="preserve">12.29</w:t>
+      </w:r>
+      <w:r>
+        <w:tab/>
+      </w:r>
       <w:r>
         <w:t xml:space="preserve">H5 Bystander: Victim-N1 outgroup vs ingroup</w:t>
       </w:r>
@@ -9456,18 +9669,18 @@
           <wp:inline>
             <wp:extent cx="5334000" cy="3758045"/>
             <wp:effectExtent b="0" l="0" r="0" t="0"/>
-            <wp:docPr descr="H5 Bystander: model-implied predictions for Victim-N1 outgroup vs ingroup." title="" id="155" name="Picture"/>
+            <wp:docPr descr="H5 Bystander: model-implied predictions for Victim-N1 outgroup vs ingroup." title="" id="182" name="Picture"/>
             <a:graphic>
               <a:graphicData uri="http://schemas.openxmlformats.org/drawingml/2006/picture">
                 <pic:pic>
                   <pic:nvPicPr>
-                    <pic:cNvPr descr="C:/Users/LEONA/Documents/GitHub/TOBIT/outputs/figures/figure_h5_bystander_victim_n1_groupoutgroup.png" id="156" name="Picture"/>
+                    <pic:cNvPr descr="C:/Users/LEONA/Documents/GitHub/TOBIT/outputs/figures/figure_h5_bystander_victim_n1_groupoutgroup.png" id="183" name="Picture"/>
                     <pic:cNvPicPr>
                       <a:picLocks noChangeArrowheads="1" noChangeAspect="1"/>
                     </pic:cNvPicPr>
                   </pic:nvPicPr>
                   <pic:blipFill>
-                    <a:blip r:embed="rId154"/>
+                    <a:blip r:embed="rId181"/>
                     <a:stretch>
                       <a:fillRect/>
                     </a:stretch>
@@ -9510,12 +9723,21 @@
         <w:t xml:space="preserve">Across the displayed contrast, the model implies higher predicted judgement toward the right-hand side of the plot.</w:t>
       </w:r>
     </w:p>
-    <w:bookmarkEnd w:id="157"/>
-    <w:bookmarkStart w:id="161" w:name="X9abed49d8e0cf7414deed7d5ddc62f897eefcbc"/>
-    <w:p>
-      <w:pPr>
-        <w:pStyle w:val="Heading3"/>
-      </w:pPr>
+    <w:bookmarkEnd w:id="184"/>
+    <w:bookmarkStart w:id="188" w:name="X9abed49d8e0cf7414deed7d5ddc62f897eefcbc"/>
+    <w:p>
+      <w:pPr>
+        <w:pStyle w:val="Heading2"/>
+      </w:pPr>
+      <w:r>
+        <w:rPr>
+          <w:rStyle w:val="SectionNumber"/>
+        </w:rPr>
+        <w:t xml:space="preserve">12.30</w:t>
+      </w:r>
+      <w:r>
+        <w:tab/>
+      </w:r>
       <w:r>
         <w:t xml:space="preserve">H5 Bystander: Victim-N2 outgroup vs ingroup</w:t>
       </w:r>
@@ -9529,18 +9751,18 @@
           <wp:inline>
             <wp:extent cx="5334000" cy="3758045"/>
             <wp:effectExtent b="0" l="0" r="0" t="0"/>
-            <wp:docPr descr="H5 Bystander: model-implied predictions for Victim-N2 outgroup vs ingroup." title="" id="159" name="Picture"/>
+            <wp:docPr descr="H5 Bystander: model-implied predictions for Victim-N2 outgroup vs ingroup." title="" id="186" name="Picture"/>
             <a:graphic>
               <a:graphicData uri="http://schemas.openxmlformats.org/drawingml/2006/picture">
                 <pic:pic>
                   <pic:nvPicPr>
-                    <pic:cNvPr descr="C:/Users/LEONA/Documents/GitHub/TOBIT/outputs/figures/figure_h5_bystander_victim_n2_groupoutgroup.png" id="160" name="Picture"/>
+                    <pic:cNvPr descr="C:/Users/LEONA/Documents/GitHub/TOBIT/outputs/figures/figure_h5_bystander_victim_n2_groupoutgroup.png" id="187" name="Picture"/>
                     <pic:cNvPicPr>
                       <a:picLocks noChangeArrowheads="1" noChangeAspect="1"/>
                     </pic:cNvPicPr>
                   </pic:nvPicPr>
                   <pic:blipFill>
-                    <a:blip r:embed="rId158"/>
+                    <a:blip r:embed="rId185"/>
                     <a:stretch>
                       <a:fillRect/>
                     </a:stretch>
@@ -9583,12 +9805,21 @@
         <w:t xml:space="preserve">Across the displayed contrast, the model implies higher predicted judgement toward the right-hand side of the plot.</w:t>
       </w:r>
     </w:p>
-    <w:bookmarkEnd w:id="161"/>
-    <w:bookmarkStart w:id="165" w:name="h5-bystander-target-accepted"/>
-    <w:p>
-      <w:pPr>
-        <w:pStyle w:val="Heading3"/>
-      </w:pPr>
+    <w:bookmarkEnd w:id="188"/>
+    <w:bookmarkStart w:id="192" w:name="h5-bystander-target-accepted"/>
+    <w:p>
+      <w:pPr>
+        <w:pStyle w:val="Heading2"/>
+      </w:pPr>
+      <w:r>
+        <w:rPr>
+          <w:rStyle w:val="SectionNumber"/>
+        </w:rPr>
+        <w:t xml:space="preserve">12.31</w:t>
+      </w:r>
+      <w:r>
+        <w:tab/>
+      </w:r>
       <w:r>
         <w:t xml:space="preserve">H5 Bystander: Target accepted</w:t>
       </w:r>
@@ -9602,18 +9833,18 @@
           <wp:inline>
             <wp:extent cx="5334000" cy="3758045"/>
             <wp:effectExtent b="0" l="0" r="0" t="0"/>
-            <wp:docPr descr="H5 Bystander: model-implied predictions for Target accepted." title="" id="163" name="Picture"/>
+            <wp:docPr descr="H5 Bystander: model-implied predictions for Target accepted." title="" id="190" name="Picture"/>
             <a:graphic>
               <a:graphicData uri="http://schemas.openxmlformats.org/drawingml/2006/picture">
                 <pic:pic>
                   <pic:nvPicPr>
-                    <pic:cNvPr descr="C:/Users/LEONA/Documents/GitHub/TOBIT/outputs/figures/figure_h5_bystander_decision_target.png" id="164" name="Picture"/>
+                    <pic:cNvPr descr="C:/Users/LEONA/Documents/GitHub/TOBIT/outputs/figures/figure_h5_bystander_decision_target.png" id="191" name="Picture"/>
                     <pic:cNvPicPr>
                       <a:picLocks noChangeArrowheads="1" noChangeAspect="1"/>
                     </pic:cNvPicPr>
                   </pic:nvPicPr>
                   <pic:blipFill>
-                    <a:blip r:embed="rId162"/>
+                    <a:blip r:embed="rId189"/>
                     <a:stretch>
                       <a:fillRect/>
                     </a:stretch>
@@ -9656,12 +9887,21 @@
         <w:t xml:space="preserve">Across the displayed contrast, the model implies lower predicted judgement toward the right-hand side of the plot.</w:t>
       </w:r>
     </w:p>
-    <w:bookmarkEnd w:id="165"/>
-    <w:bookmarkStart w:id="169" w:name="h5-bystander-other-negotiator-accepted"/>
-    <w:p>
-      <w:pPr>
-        <w:pStyle w:val="Heading3"/>
-      </w:pPr>
+    <w:bookmarkEnd w:id="192"/>
+    <w:bookmarkStart w:id="196" w:name="h5-bystander-other-negotiator-accepted"/>
+    <w:p>
+      <w:pPr>
+        <w:pStyle w:val="Heading2"/>
+      </w:pPr>
+      <w:r>
+        <w:rPr>
+          <w:rStyle w:val="SectionNumber"/>
+        </w:rPr>
+        <w:t xml:space="preserve">12.32</w:t>
+      </w:r>
+      <w:r>
+        <w:tab/>
+      </w:r>
       <w:r>
         <w:t xml:space="preserve">H5 Bystander: Other negotiator accepted</w:t>
       </w:r>
@@ -9675,18 +9915,18 @@
           <wp:inline>
             <wp:extent cx="5334000" cy="3758045"/>
             <wp:effectExtent b="0" l="0" r="0" t="0"/>
-            <wp:docPr descr="H5 Bystander: model-implied predictions for Other negotiator accepted." title="" id="167" name="Picture"/>
+            <wp:docPr descr="H5 Bystander: model-implied predictions for Other negotiator accepted." title="" id="194" name="Picture"/>
             <a:graphic>
               <a:graphicData uri="http://schemas.openxmlformats.org/drawingml/2006/picture">
                 <pic:pic>
                   <pic:nvPicPr>
-                    <pic:cNvPr descr="C:/Users/LEONA/Documents/GitHub/TOBIT/outputs/figures/figure_h5_bystander_decision_other.png" id="168" name="Picture"/>
+                    <pic:cNvPr descr="C:/Users/LEONA/Documents/GitHub/TOBIT/outputs/figures/figure_h5_bystander_decision_other.png" id="195" name="Picture"/>
                     <pic:cNvPicPr>
                       <a:picLocks noChangeArrowheads="1" noChangeAspect="1"/>
                     </pic:cNvPicPr>
                   </pic:nvPicPr>
                   <pic:blipFill>
-                    <a:blip r:embed="rId166"/>
+                    <a:blip r:embed="rId193"/>
                     <a:stretch>
                       <a:fillRect/>
                     </a:stretch>
@@ -9729,12 +9969,21 @@
         <w:t xml:space="preserve">Across the displayed contrast, the model implies lower predicted judgement toward the right-hand side of the plot.</w:t>
       </w:r>
     </w:p>
-    <w:bookmarkEnd w:id="169"/>
-    <w:bookmarkStart w:id="173" w:name="X54d62c543a29564b99272901ad4077324123289"/>
-    <w:p>
-      <w:pPr>
-        <w:pStyle w:val="Heading3"/>
-      </w:pPr>
+    <w:bookmarkEnd w:id="196"/>
+    <w:bookmarkStart w:id="200" w:name="X54d62c543a29564b99272901ad4077324123289"/>
+    <w:p>
+      <w:pPr>
+        <w:pStyle w:val="Heading2"/>
+      </w:pPr>
+      <w:r>
+        <w:rPr>
+          <w:rStyle w:val="SectionNumber"/>
+        </w:rPr>
+        <w:t xml:space="preserve">12.33</w:t>
+      </w:r>
+      <w:r>
+        <w:tab/>
+      </w:r>
       <w:r>
         <w:t xml:space="preserve">H5 Bystander: Victim-N1 outgroup vs ingroup x Victim-N2 outgroup vs ingroup</w:t>
       </w:r>
@@ -9748,18 +9997,18 @@
           <wp:inline>
             <wp:extent cx="5334000" cy="3758045"/>
             <wp:effectExtent b="0" l="0" r="0" t="0"/>
-            <wp:docPr descr="H5 Bystander: model-implied predictions for Victim-N1 outgroup vs ingroup x Victim-N2 outgroup vs ingroup." title="" id="171" name="Picture"/>
+            <wp:docPr descr="H5 Bystander: model-implied predictions for Victim-N1 outgroup vs ingroup x Victim-N2 outgroup vs ingroup." title="" id="198" name="Picture"/>
             <a:graphic>
               <a:graphicData uri="http://schemas.openxmlformats.org/drawingml/2006/picture">
                 <pic:pic>
                   <pic:nvPicPr>
-                    <pic:cNvPr descr="C:/Users/LEONA/Documents/GitHub/TOBIT/outputs/figures/figure_h5_bystander_victim_n1_groupoutgroup_victim_n2_groupoutgroup.png" id="172" name="Picture"/>
+                    <pic:cNvPr descr="C:/Users/LEONA/Documents/GitHub/TOBIT/outputs/figures/figure_h5_bystander_victim_n1_groupoutgroup_victim_n2_groupoutgroup.png" id="199" name="Picture"/>
                     <pic:cNvPicPr>
                       <a:picLocks noChangeArrowheads="1" noChangeAspect="1"/>
                     </pic:cNvPicPr>
                   </pic:nvPicPr>
                   <pic:blipFill>
-                    <a:blip r:embed="rId170"/>
+                    <a:blip r:embed="rId197"/>
                     <a:stretch>
                       <a:fillRect/>
                     </a:stretch>
@@ -9799,15 +10048,24 @@
         <w:pStyle w:val="BodyText"/>
       </w:pPr>
       <w:r>
-        <w:t xml:space="preserve">The plotted lines summarize how the fitted predicted judgement changes across the focal term while holding the remaining covariates at their reference profile.</w:t>
-      </w:r>
-    </w:p>
-    <w:bookmarkEnd w:id="173"/>
-    <w:bookmarkStart w:id="177" w:name="Xbb1c350f96f6b884ddfa02b72a45276d2da07da"/>
-    <w:p>
-      <w:pPr>
-        <w:pStyle w:val="Heading3"/>
-      </w:pPr>
+        <w:t xml:space="preserve">The plotted fitted lines and shaded 95% confidence bands summarize how predicted judgement changes across the focal term while holding remaining covariates at their reference profile.</w:t>
+      </w:r>
+    </w:p>
+    <w:bookmarkEnd w:id="200"/>
+    <w:bookmarkStart w:id="204" w:name="Xbb1c350f96f6b884ddfa02b72a45276d2da07da"/>
+    <w:p>
+      <w:pPr>
+        <w:pStyle w:val="Heading2"/>
+      </w:pPr>
+      <w:r>
+        <w:rPr>
+          <w:rStyle w:val="SectionNumber"/>
+        </w:rPr>
+        <w:t xml:space="preserve">12.34</w:t>
+      </w:r>
+      <w:r>
+        <w:tab/>
+      </w:r>
       <w:r>
         <w:t xml:space="preserve">H5 Bystander: Empathy: Fantasy x Bystander-victim outgroup vs ingroup</w:t>
       </w:r>
@@ -9821,18 +10079,18 @@
           <wp:inline>
             <wp:extent cx="5334000" cy="3758045"/>
             <wp:effectExtent b="0" l="0" r="0" t="0"/>
-            <wp:docPr descr="H5 Bystander: model-implied predictions for Empathy: Fantasy x Bystander-victim outgroup vs ingroup." title="" id="175" name="Picture"/>
+            <wp:docPr descr="H5 Bystander: model-implied predictions for Empathy: Fantasy x Bystander-victim outgroup vs ingroup." title="" id="202" name="Picture"/>
             <a:graphic>
               <a:graphicData uri="http://schemas.openxmlformats.org/drawingml/2006/picture">
                 <pic:pic>
                   <pic:nvPicPr>
-                    <pic:cNvPr descr="C:/Users/LEONA/Documents/GitHub/TOBIT/outputs/figures/figure_h5_bystander_iri_fs_bystander_victim_groupoutgroup.png" id="176" name="Picture"/>
+                    <pic:cNvPr descr="C:/Users/LEONA/Documents/GitHub/TOBIT/outputs/figures/figure_h5_bystander_iri_fs_bystander_victim_groupoutgroup.png" id="203" name="Picture"/>
                     <pic:cNvPicPr>
                       <a:picLocks noChangeArrowheads="1" noChangeAspect="1"/>
                     </pic:cNvPicPr>
                   </pic:nvPicPr>
                   <pic:blipFill>
-                    <a:blip r:embed="rId174"/>
+                    <a:blip r:embed="rId201"/>
                     <a:stretch>
                       <a:fillRect/>
                     </a:stretch>
@@ -9872,15 +10130,24 @@
         <w:pStyle w:val="BodyText"/>
       </w:pPr>
       <w:r>
-        <w:t xml:space="preserve">The plotted lines summarize how the fitted predicted judgement changes across the focal term while holding the remaining covariates at their reference profile.</w:t>
-      </w:r>
-    </w:p>
-    <w:bookmarkEnd w:id="177"/>
-    <w:bookmarkStart w:id="181" w:name="X164e4830a91e6bc5ce42d04133b56b0cd3cbb78"/>
-    <w:p>
-      <w:pPr>
-        <w:pStyle w:val="Heading3"/>
-      </w:pPr>
+        <w:t xml:space="preserve">The plotted fitted lines and shaded 95% confidence bands summarize how predicted judgement changes across the focal term while holding remaining covariates at their reference profile.</w:t>
+      </w:r>
+    </w:p>
+    <w:bookmarkEnd w:id="204"/>
+    <w:bookmarkStart w:id="208" w:name="X164e4830a91e6bc5ce42d04133b56b0cd3cbb78"/>
+    <w:p>
+      <w:pPr>
+        <w:pStyle w:val="Heading2"/>
+      </w:pPr>
+      <w:r>
+        <w:rPr>
+          <w:rStyle w:val="SectionNumber"/>
+        </w:rPr>
+        <w:t xml:space="preserve">12.35</w:t>
+      </w:r>
+      <w:r>
+        <w:tab/>
+      </w:r>
       <w:r>
         <w:t xml:space="preserve">H5 Bystander: Target accepted x Other accepted</w:t>
       </w:r>
@@ -9894,18 +10161,18 @@
           <wp:inline>
             <wp:extent cx="5334000" cy="3758045"/>
             <wp:effectExtent b="0" l="0" r="0" t="0"/>
-            <wp:docPr descr="H5 Bystander: model-implied predictions for Target accepted x Other accepted." title="" id="179" name="Picture"/>
+            <wp:docPr descr="H5 Bystander: model-implied predictions for Target accepted x Other accepted." title="" id="206" name="Picture"/>
             <a:graphic>
               <a:graphicData uri="http://schemas.openxmlformats.org/drawingml/2006/picture">
                 <pic:pic>
                   <pic:nvPicPr>
-                    <pic:cNvPr descr="C:/Users/LEONA/Documents/GitHub/TOBIT/outputs/figures/figure_h5_bystander_decision_target_decision_other.png" id="180" name="Picture"/>
+                    <pic:cNvPr descr="C:/Users/LEONA/Documents/GitHub/TOBIT/outputs/figures/figure_h5_bystander_decision_target_decision_other.png" id="207" name="Picture"/>
                     <pic:cNvPicPr>
                       <a:picLocks noChangeArrowheads="1" noChangeAspect="1"/>
                     </pic:cNvPicPr>
                   </pic:nvPicPr>
                   <pic:blipFill>
-                    <a:blip r:embed="rId178"/>
+                    <a:blip r:embed="rId205"/>
                     <a:stretch>
                       <a:fillRect/>
                     </a:stretch>
@@ -9945,25 +10212,43 @@
         <w:pStyle w:val="BodyText"/>
       </w:pPr>
       <w:r>
-        <w:t xml:space="preserve">The plotted lines summarize how the fitted predicted judgement changes across the focal term while holding the remaining covariates at their reference profile.</w:t>
-      </w:r>
-    </w:p>
-    <w:bookmarkEnd w:id="181"/>
-    <w:bookmarkEnd w:id="182"/>
-    <w:bookmarkStart w:id="193" w:name="X5a8c3f9761090d629abc66a5a15f407445dc4ab"/>
+        <w:t xml:space="preserve">The plotted fitted lines and shaded 95% confidence bands summarize how predicted judgement changes across the focal term while holding remaining covariates at their reference profile.</w:t>
+      </w:r>
+    </w:p>
+    <w:bookmarkEnd w:id="208"/>
+    <w:bookmarkEnd w:id="209"/>
+    <w:bookmarkStart w:id="220" w:name="X5a8c3f9761090d629abc66a5a15f407445dc4ab"/>
+    <w:p>
+      <w:pPr>
+        <w:pStyle w:val="Heading1"/>
+      </w:pPr>
+      <w:r>
+        <w:rPr>
+          <w:rStyle w:val="SectionNumber"/>
+        </w:rPr>
+        <w:t xml:space="preserve">13</w:t>
+      </w:r>
+      <w:r>
+        <w:tab/>
+      </w:r>
+      <w:r>
+        <w:t xml:space="preserve">Full coefficient tables and interpretation summary</w:t>
+      </w:r>
+    </w:p>
+    <w:bookmarkStart w:id="210" w:name="h1-victim-coefficient-table"/>
     <w:p>
       <w:pPr>
         <w:pStyle w:val="Heading2"/>
       </w:pPr>
       <w:r>
-        <w:t xml:space="preserve">Full coefficient tables and interpretation summary</w:t>
-      </w:r>
-    </w:p>
-    <w:bookmarkStart w:id="183" w:name="h1-victim-coefficient-table"/>
-    <w:p>
-      <w:pPr>
-        <w:pStyle w:val="Heading3"/>
-      </w:pPr>
+        <w:rPr>
+          <w:rStyle w:val="SectionNumber"/>
+        </w:rPr>
+        <w:t xml:space="preserve">13.1</w:t>
+      </w:r>
+      <w:r>
+        <w:tab/>
+      </w:r>
       <w:r>
         <w:t xml:space="preserve">H1 Victim coefficient table</w:t>
       </w:r>
@@ -9977,7 +10262,7 @@
           <w:b/>
           <w:bCs/>
         </w:rPr>
-        <w:t xml:space="preserve">Table 16. H1 Victim coefficient estimates</w:t>
+        <w:t xml:space="preserve">Table 15. H1 Victim coefficient estimates</w:t>
       </w:r>
     </w:p>
     <w:tbl>
@@ -10755,12 +11040,21 @@
         <w:t xml:space="preserve">The H1 Victim model shows focal evidence for one hypothesis terms. Empathy: Perspective taking is associated with higher predicted judgement (estimate = 1.77, p = 0.004**). Session dummies remain in the fitted estimator for adjustment but are intentionally omitted from the substantive narrative.</w:t>
       </w:r>
     </w:p>
-    <w:bookmarkEnd w:id="183"/>
-    <w:bookmarkStart w:id="184" w:name="h1-bystander-coefficient-table"/>
-    <w:p>
-      <w:pPr>
-        <w:pStyle w:val="Heading3"/>
-      </w:pPr>
+    <w:bookmarkEnd w:id="210"/>
+    <w:bookmarkStart w:id="211" w:name="h1-bystander-coefficient-table"/>
+    <w:p>
+      <w:pPr>
+        <w:pStyle w:val="Heading2"/>
+      </w:pPr>
+      <w:r>
+        <w:rPr>
+          <w:rStyle w:val="SectionNumber"/>
+        </w:rPr>
+        <w:t xml:space="preserve">13.2</w:t>
+      </w:r>
+      <w:r>
+        <w:tab/>
+      </w:r>
       <w:r>
         <w:t xml:space="preserve">H1 Bystander coefficient table</w:t>
       </w:r>
@@ -10774,7 +11068,7 @@
           <w:b/>
           <w:bCs/>
         </w:rPr>
-        <w:t xml:space="preserve">Table 17. H1 Bystander coefficient estimates</w:t>
+        <w:t xml:space="preserve">Table 16. H1 Bystander coefficient estimates</w:t>
       </w:r>
     </w:p>
     <w:tbl>
@@ -11552,12 +11846,21 @@
         <w:t xml:space="preserve">In the H1 Bystander model, no focal hypothesis term reached p &lt; 0.10. The report therefore retains the coefficient table for auditability but does not attach a significance-driven substantive interpretation beyond the descriptive prediction plots.</w:t>
       </w:r>
     </w:p>
-    <w:bookmarkEnd w:id="184"/>
-    <w:bookmarkStart w:id="185" w:name="h2-victim-coefficient-table"/>
-    <w:p>
-      <w:pPr>
-        <w:pStyle w:val="Heading3"/>
-      </w:pPr>
+    <w:bookmarkEnd w:id="211"/>
+    <w:bookmarkStart w:id="212" w:name="h2-victim-coefficient-table"/>
+    <w:p>
+      <w:pPr>
+        <w:pStyle w:val="Heading2"/>
+      </w:pPr>
+      <w:r>
+        <w:rPr>
+          <w:rStyle w:val="SectionNumber"/>
+        </w:rPr>
+        <w:t xml:space="preserve">13.3</w:t>
+      </w:r>
+      <w:r>
+        <w:tab/>
+      </w:r>
       <w:r>
         <w:t xml:space="preserve">H2 Victim coefficient table</w:t>
       </w:r>
@@ -11571,7 +11874,7 @@
           <w:b/>
           <w:bCs/>
         </w:rPr>
-        <w:t xml:space="preserve">Table 18. H2 Victim coefficient estimates</w:t>
+        <w:t xml:space="preserve">Table 17. H2 Victim coefficient estimates</w:t>
       </w:r>
     </w:p>
     <w:tbl>
@@ -12349,12 +12652,21 @@
         <w:t xml:space="preserve">In the H2 Victim model, no focal hypothesis term reached p &lt; 0.10. The report therefore retains the coefficient table for auditability but does not attach a significance-driven substantive interpretation beyond the descriptive prediction plots.</w:t>
       </w:r>
     </w:p>
-    <w:bookmarkEnd w:id="185"/>
-    <w:bookmarkStart w:id="186" w:name="h2-bystander-coefficient-table"/>
-    <w:p>
-      <w:pPr>
-        <w:pStyle w:val="Heading3"/>
-      </w:pPr>
+    <w:bookmarkEnd w:id="212"/>
+    <w:bookmarkStart w:id="213" w:name="h2-bystander-coefficient-table"/>
+    <w:p>
+      <w:pPr>
+        <w:pStyle w:val="Heading2"/>
+      </w:pPr>
+      <w:r>
+        <w:rPr>
+          <w:rStyle w:val="SectionNumber"/>
+        </w:rPr>
+        <w:t xml:space="preserve">13.4</w:t>
+      </w:r>
+      <w:r>
+        <w:tab/>
+      </w:r>
       <w:r>
         <w:t xml:space="preserve">H2 Bystander coefficient table</w:t>
       </w:r>
@@ -12368,7 +12680,7 @@
           <w:b/>
           <w:bCs/>
         </w:rPr>
-        <w:t xml:space="preserve">Table 19. H2 Bystander coefficient estimates</w:t>
+        <w:t xml:space="preserve">Table 18. H2 Bystander coefficient estimates</w:t>
       </w:r>
     </w:p>
     <w:tbl>
@@ -13418,12 +13730,21 @@
         <w:t xml:space="preserve">The H2 Bystander model shows focal evidence for 5 hypothesis terms. Victim-N2 outgroup vs ingroup is associated with lower predicted judgement (estimate = -2.33, p = 0.055+). Bystander-N2 outgroup vs ingroup is associated with higher predicted judgement (estimate = 2.08, p = 0.063+). Victim-N1 outgroup vs ingroup x Victim-N2 outgroup vs ingroup is associated with higher predicted judgement (estimate = 2.88, p = 0.068+). Session dummies remain in the fitted estimator for adjustment but are intentionally omitted from the substantive narrative.</w:t>
       </w:r>
     </w:p>
-    <w:bookmarkEnd w:id="186"/>
-    <w:bookmarkStart w:id="187" w:name="h3-victim-coefficient-table"/>
-    <w:p>
-      <w:pPr>
-        <w:pStyle w:val="Heading3"/>
-      </w:pPr>
+    <w:bookmarkEnd w:id="213"/>
+    <w:bookmarkStart w:id="214" w:name="h3-victim-coefficient-table"/>
+    <w:p>
+      <w:pPr>
+        <w:pStyle w:val="Heading2"/>
+      </w:pPr>
+      <w:r>
+        <w:rPr>
+          <w:rStyle w:val="SectionNumber"/>
+        </w:rPr>
+        <w:t xml:space="preserve">13.5</w:t>
+      </w:r>
+      <w:r>
+        <w:tab/>
+      </w:r>
       <w:r>
         <w:t xml:space="preserve">H3 Victim coefficient table</w:t>
       </w:r>
@@ -13437,7 +13758,7 @@
           <w:b/>
           <w:bCs/>
         </w:rPr>
-        <w:t xml:space="preserve">Table 20. H3 Victim coefficient estimates</w:t>
+        <w:t xml:space="preserve">Table 19. H3 Victim coefficient estimates</w:t>
       </w:r>
     </w:p>
     <w:tbl>
@@ -15031,12 +15352,21 @@
         <w:t xml:space="preserve">The H3 Victim model shows focal evidence for 2 hypothesis terms. Empathy: Fantasy is associated with higher predicted judgement (estimate = 2.04, p = 0.017*). Empathy: Perspective taking is associated with higher predicted judgement (estimate = 1.68, p = 0.087+). Session dummies remain in the fitted estimator for adjustment but are intentionally omitted from the substantive narrative.</w:t>
       </w:r>
     </w:p>
-    <w:bookmarkEnd w:id="187"/>
-    <w:bookmarkStart w:id="188" w:name="h3-bystander-coefficient-table"/>
-    <w:p>
-      <w:pPr>
-        <w:pStyle w:val="Heading3"/>
-      </w:pPr>
+    <w:bookmarkEnd w:id="214"/>
+    <w:bookmarkStart w:id="215" w:name="h3-bystander-coefficient-table"/>
+    <w:p>
+      <w:pPr>
+        <w:pStyle w:val="Heading2"/>
+      </w:pPr>
+      <w:r>
+        <w:rPr>
+          <w:rStyle w:val="SectionNumber"/>
+        </w:rPr>
+        <w:t xml:space="preserve">13.6</w:t>
+      </w:r>
+      <w:r>
+        <w:tab/>
+      </w:r>
       <w:r>
         <w:t xml:space="preserve">H3 Bystander coefficient table</w:t>
       </w:r>
@@ -15050,7 +15380,7 @@
           <w:b/>
           <w:bCs/>
         </w:rPr>
-        <w:t xml:space="preserve">Table 21. H3 Bystander coefficient estimates</w:t>
+        <w:t xml:space="preserve">Table 20. H3 Bystander coefficient estimates</w:t>
       </w:r>
     </w:p>
     <w:tbl>
@@ -17188,12 +17518,21 @@
         <w:t xml:space="preserve">The H3 Bystander model shows focal evidence for 8 hypothesis terms. Empathy: Personal distress x Bystander-victim outgroup vs ingroup is associated with higher predicted judgement (estimate = 1.65, p = 0.032*). Victim-N2 outgroup vs ingroup is associated with lower predicted judgement (estimate = -2.32, p = 0.057+). Victim-N1 outgroup vs ingroup x Victim-N2 outgroup vs ingroup is associated with higher predicted judgement (estimate = 2.83, p = 0.072+). Session dummies remain in the fitted estimator for adjustment but are intentionally omitted from the substantive narrative.</w:t>
       </w:r>
     </w:p>
-    <w:bookmarkEnd w:id="188"/>
-    <w:bookmarkStart w:id="189" w:name="h4-victim-coefficient-table"/>
-    <w:p>
-      <w:pPr>
-        <w:pStyle w:val="Heading3"/>
-      </w:pPr>
+    <w:bookmarkEnd w:id="215"/>
+    <w:bookmarkStart w:id="216" w:name="h4-victim-coefficient-table"/>
+    <w:p>
+      <w:pPr>
+        <w:pStyle w:val="Heading2"/>
+      </w:pPr>
+      <w:r>
+        <w:rPr>
+          <w:rStyle w:val="SectionNumber"/>
+        </w:rPr>
+        <w:t xml:space="preserve">13.7</w:t>
+      </w:r>
+      <w:r>
+        <w:tab/>
+      </w:r>
       <w:r>
         <w:t xml:space="preserve">H4 Victim coefficient table</w:t>
       </w:r>
@@ -17207,7 +17546,7 @@
           <w:b/>
           <w:bCs/>
         </w:rPr>
-        <w:t xml:space="preserve">Table 22. H4 Victim coefficient estimates</w:t>
+        <w:t xml:space="preserve">Table 21. H4 Victim coefficient estimates</w:t>
       </w:r>
     </w:p>
     <w:tbl>
@@ -17929,12 +18268,21 @@
         <w:t xml:space="preserve">). Other negotiator accepted is associated with lower predicted judgement (estimate = -3.95, p = &lt;0.001***). Session dummies remain in the fitted estimator for adjustment but are intentionally omitted from the substantive narrative.</w:t>
       </w:r>
     </w:p>
-    <w:bookmarkEnd w:id="189"/>
-    <w:bookmarkStart w:id="190" w:name="h4-bystander-coefficient-table"/>
-    <w:p>
-      <w:pPr>
-        <w:pStyle w:val="Heading3"/>
-      </w:pPr>
+    <w:bookmarkEnd w:id="216"/>
+    <w:bookmarkStart w:id="217" w:name="h4-bystander-coefficient-table"/>
+    <w:p>
+      <w:pPr>
+        <w:pStyle w:val="Heading2"/>
+      </w:pPr>
+      <w:r>
+        <w:rPr>
+          <w:rStyle w:val="SectionNumber"/>
+        </w:rPr>
+        <w:t xml:space="preserve">13.8</w:t>
+      </w:r>
+      <w:r>
+        <w:tab/>
+      </w:r>
       <w:r>
         <w:t xml:space="preserve">H4 Bystander coefficient table</w:t>
       </w:r>
@@ -17948,7 +18296,7 @@
           <w:b/>
           <w:bCs/>
         </w:rPr>
-        <w:t xml:space="preserve">Table 23. H4 Bystander coefficient estimates</w:t>
+        <w:t xml:space="preserve">Table 22. H4 Bystander coefficient estimates</w:t>
       </w:r>
     </w:p>
     <w:tbl>
@@ -18670,12 +19018,21 @@
         <w:t xml:space="preserve">). Target accepted x Other accepted is associated with higher predicted judgement (estimate = 4.85, p = &lt;0.001***). Session dummies remain in the fitted estimator for adjustment but are intentionally omitted from the substantive narrative.</w:t>
       </w:r>
     </w:p>
-    <w:bookmarkEnd w:id="190"/>
-    <w:bookmarkStart w:id="191" w:name="h5-victim-coefficient-table"/>
-    <w:p>
-      <w:pPr>
-        <w:pStyle w:val="Heading3"/>
-      </w:pPr>
+    <w:bookmarkEnd w:id="217"/>
+    <w:bookmarkStart w:id="218" w:name="h5-victim-coefficient-table"/>
+    <w:p>
+      <w:pPr>
+        <w:pStyle w:val="Heading2"/>
+      </w:pPr>
+      <w:r>
+        <w:rPr>
+          <w:rStyle w:val="SectionNumber"/>
+        </w:rPr>
+        <w:t xml:space="preserve">13.9</w:t>
+      </w:r>
+      <w:r>
+        <w:tab/>
+      </w:r>
       <w:r>
         <w:t xml:space="preserve">H5 Victim coefficient table</w:t>
       </w:r>
@@ -18689,7 +19046,7 @@
           <w:b/>
           <w:bCs/>
         </w:rPr>
-        <w:t xml:space="preserve">Table 24. H5 Victim coefficient estimates</w:t>
+        <w:t xml:space="preserve">Table 23. H5 Victim coefficient estimates</w:t>
       </w:r>
     </w:p>
     <w:tbl>
@@ -20499,12 +20856,21 @@
         <w:t xml:space="preserve">). Other negotiator accepted is associated with lower predicted judgement (estimate = -3.88, p = &lt;0.001***). Session dummies remain in the fitted estimator for adjustment but are intentionally omitted from the substantive narrative.</w:t>
       </w:r>
     </w:p>
-    <w:bookmarkEnd w:id="191"/>
-    <w:bookmarkStart w:id="192" w:name="h5-bystander-coefficient-table"/>
-    <w:p>
-      <w:pPr>
-        <w:pStyle w:val="Heading3"/>
-      </w:pPr>
+    <w:bookmarkEnd w:id="218"/>
+    <w:bookmarkStart w:id="219" w:name="h5-bystander-coefficient-table"/>
+    <w:p>
+      <w:pPr>
+        <w:pStyle w:val="Heading2"/>
+      </w:pPr>
+      <w:r>
+        <w:rPr>
+          <w:rStyle w:val="SectionNumber"/>
+        </w:rPr>
+        <w:t xml:space="preserve">13.10</w:t>
+      </w:r>
+      <w:r>
+        <w:tab/>
+      </w:r>
       <w:r>
         <w:t xml:space="preserve">H5 Bystander coefficient table</w:t>
       </w:r>
@@ -20518,7 +20884,7 @@
           <w:b/>
           <w:bCs/>
         </w:rPr>
-        <w:t xml:space="preserve">Table 25. H5 Bystander coefficient estimates</w:t>
+        <w:t xml:space="preserve">Table 24. H5 Bystander coefficient estimates</w:t>
       </w:r>
     </w:p>
     <w:tbl>
@@ -22872,13 +23238,22 @@
         <w:t xml:space="preserve">). Target accepted x Other accepted is associated with higher predicted judgement (estimate = 4.89, p = &lt;0.001***). Session dummies remain in the fitted estimator for adjustment but are intentionally omitted from the substantive narrative.</w:t>
       </w:r>
     </w:p>
-    <w:bookmarkEnd w:id="192"/>
-    <w:bookmarkEnd w:id="193"/>
-    <w:bookmarkStart w:id="194" w:name="compliance-checklist"/>
-    <w:p>
-      <w:pPr>
-        <w:pStyle w:val="Heading2"/>
-      </w:pPr>
+    <w:bookmarkEnd w:id="219"/>
+    <w:bookmarkEnd w:id="220"/>
+    <w:bookmarkStart w:id="221" w:name="compliance-checklist"/>
+    <w:p>
+      <w:pPr>
+        <w:pStyle w:val="Heading1"/>
+      </w:pPr>
+      <w:r>
+        <w:rPr>
+          <w:rStyle w:val="SectionNumber"/>
+        </w:rPr>
+        <w:t xml:space="preserve">14</w:t>
+      </w:r>
+      <w:r>
+        <w:tab/>
+      </w:r>
       <w:r>
         <w:t xml:space="preserve">Compliance checklist</w:t>
       </w:r>
@@ -22892,7 +23267,7 @@
           <w:b/>
           <w:bCs/>
         </w:rPr>
-        <w:t xml:space="preserve">Table 26. Pipeline compliance checklist</w:t>
+        <w:t xml:space="preserve">Table 25. Pipeline compliance checklist</w:t>
       </w:r>
     </w:p>
     <w:tbl>
@@ -23191,12 +23566,21 @@
         </w:tc>
       </w:tr>
     </w:tbl>
-    <w:bookmarkEnd w:id="194"/>
-    <w:bookmarkStart w:id="195" w:name="corrections-relative-to-outdated-notes"/>
-    <w:p>
-      <w:pPr>
-        <w:pStyle w:val="Heading2"/>
-      </w:pPr>
+    <w:bookmarkEnd w:id="221"/>
+    <w:bookmarkStart w:id="222" w:name="corrections-relative-to-outdated-notes"/>
+    <w:p>
+      <w:pPr>
+        <w:pStyle w:val="Heading1"/>
+      </w:pPr>
+      <w:r>
+        <w:rPr>
+          <w:rStyle w:val="SectionNumber"/>
+        </w:rPr>
+        <w:t xml:space="preserve">15</w:t>
+      </w:r>
+      <w:r>
+        <w:tab/>
+      </w:r>
       <w:r>
         <w:t xml:space="preserve">Corrections relative to outdated notes</w:t>
       </w:r>
@@ -23248,12 +23632,21 @@
         <w:t xml:space="preserve">. The repository now documents the implemented estimator and the authoritative role-specific design directly.</w:t>
       </w:r>
     </w:p>
-    <w:bookmarkEnd w:id="195"/>
-    <w:bookmarkStart w:id="196" w:name="limitations"/>
-    <w:p>
-      <w:pPr>
-        <w:pStyle w:val="Heading2"/>
-      </w:pPr>
+    <w:bookmarkEnd w:id="222"/>
+    <w:bookmarkStart w:id="223" w:name="limitations"/>
+    <w:p>
+      <w:pPr>
+        <w:pStyle w:val="Heading1"/>
+      </w:pPr>
+      <w:r>
+        <w:rPr>
+          <w:rStyle w:val="SectionNumber"/>
+        </w:rPr>
+        <w:t xml:space="preserve">16</w:t>
+      </w:r>
+      <w:r>
+        <w:tab/>
+      </w:r>
       <w:r>
         <w:t xml:space="preserve">Limitations</w:t>
       </w:r>
@@ -23278,12 +23671,21 @@
         <w:t xml:space="preserve">The dynamic figures visualize model-implied predictions from the saved primary Tobit fits and should be interpreted jointly with the coefficient tables rather than as standalone causal effects.</w:t>
       </w:r>
     </w:p>
-    <w:bookmarkEnd w:id="196"/>
-    <w:bookmarkStart w:id="197" w:name="discussion"/>
-    <w:p>
-      <w:pPr>
-        <w:pStyle w:val="Heading2"/>
-      </w:pPr>
+    <w:bookmarkEnd w:id="223"/>
+    <w:bookmarkStart w:id="224" w:name="discussion"/>
+    <w:p>
+      <w:pPr>
+        <w:pStyle w:val="Heading1"/>
+      </w:pPr>
+      <w:r>
+        <w:rPr>
+          <w:rStyle w:val="SectionNumber"/>
+        </w:rPr>
+        <w:t xml:space="preserve">17</w:t>
+      </w:r>
+      <w:r>
+        <w:tab/>
+      </w:r>
       <w:r>
         <w:t xml:space="preserve">Discussion</w:t>
       </w:r>
@@ -23402,12 +23804,21 @@
         <w:t xml:space="preserve">The main limitations follow directly from that estimator choice and from the sparsity of some relational cells. The production branch does not estimate a full mixed Tobit, some interaction contrasts may be dropped in rank-deficient subsets, and any substantive reading should remain tied to the coefficient tables and model-implied figures rather than to isolated p-values. Future work should compare these production estimates against stable multilevel censored models, test alternative role-specific interaction sets, and examine whether the same theoretical patterns replicate under additional institutional or cultural contexts.</w:t>
       </w:r>
     </w:p>
-    <w:bookmarkEnd w:id="197"/>
-    <w:bookmarkStart w:id="198" w:name="final-audit-note"/>
-    <w:p>
-      <w:pPr>
-        <w:pStyle w:val="Heading2"/>
-      </w:pPr>
+    <w:bookmarkEnd w:id="224"/>
+    <w:bookmarkStart w:id="225" w:name="final-audit-note"/>
+    <w:p>
+      <w:pPr>
+        <w:pStyle w:val="Heading1"/>
+      </w:pPr>
+      <w:r>
+        <w:rPr>
+          <w:rStyle w:val="SectionNumber"/>
+        </w:rPr>
+        <w:t xml:space="preserve">18</w:t>
+      </w:r>
+      <w:r>
+        <w:tab/>
+      </w:r>
       <w:r>
         <w:t xml:space="preserve">Final audit note</w:t>
       </w:r>
@@ -23520,12 +23931,690 @@
         <w:t xml:space="preserve">, not a full mixed-effects Tobit with random participant and session intercepts.</w:t>
       </w:r>
     </w:p>
-    <w:bookmarkEnd w:id="198"/>
-    <w:bookmarkStart w:id="199" w:name="conclusion"/>
-    <w:p>
-      <w:pPr>
-        <w:pStyle w:val="Heading2"/>
-      </w:pPr>
+    <w:bookmarkEnd w:id="225"/>
+    <w:bookmarkStart w:id="226" w:name="technical-appendix-predictor-code-map"/>
+    <w:p>
+      <w:pPr>
+        <w:pStyle w:val="Heading1"/>
+      </w:pPr>
+      <w:r>
+        <w:rPr>
+          <w:rStyle w:val="SectionNumber"/>
+        </w:rPr>
+        <w:t xml:space="preserve">19</w:t>
+      </w:r>
+      <w:r>
+        <w:tab/>
+      </w:r>
+      <w:r>
+        <w:t xml:space="preserve">Technical appendix: predictor code map</w:t>
+      </w:r>
+    </w:p>
+    <w:p>
+      <w:pPr>
+        <w:pStyle w:val="FirstParagraph"/>
+      </w:pPr>
+      <w:r>
+        <w:rPr>
+          <w:b/>
+          <w:bCs/>
+        </w:rPr>
+        <w:t xml:space="preserve">Table 26. Predictor-to-code map (technical appendix)</w:t>
+      </w:r>
+    </w:p>
+    <w:tbl>
+      <w:tblPr>
+        <w:tblStyle w:val="Table"/>
+        <w:tblW w:type="auto" w:w="0"/>
+        <w:tblLook w:firstRow="1" w:lastRow="0" w:firstColumn="0" w:lastColumn="0" w:noHBand="0" w:noVBand="0" w:val="0020"/>
+      </w:tblPr>
+      <w:tblGrid>
+        <w:gridCol w:w="3960"/>
+        <w:gridCol w:w="3960"/>
+      </w:tblGrid>
+      <w:tr>
+        <w:trPr>
+          <w:tblHeader w:val="on"/>
+        </w:trPr>
+        <w:tc>
+          <w:tcPr/>
+          <w:p>
+            <w:pPr>
+              <w:pStyle w:val="Compact"/>
+            </w:pPr>
+            <w:r>
+              <w:t xml:space="preserve">Predictor</w:t>
+            </w:r>
+          </w:p>
+        </w:tc>
+        <w:tc>
+          <w:tcPr/>
+          <w:p>
+            <w:pPr>
+              <w:pStyle w:val="Compact"/>
+            </w:pPr>
+            <w:r>
+              <w:t xml:space="preserve">Code</w:t>
+            </w:r>
+          </w:p>
+        </w:tc>
+      </w:tr>
+      <w:tr>
+        <w:tc>
+          <w:tcPr/>
+          <w:p>
+            <w:pPr>
+              <w:pStyle w:val="Compact"/>
+            </w:pPr>
+            <w:r>
+              <w:t xml:space="preserve">iri_fs</w:t>
+            </w:r>
+          </w:p>
+        </w:tc>
+        <w:tc>
+          <w:tcPr/>
+          <w:p>
+            <w:pPr>
+              <w:pStyle w:val="Compact"/>
+            </w:pPr>
+            <w:r>
+              <w:t xml:space="preserve">FS</w:t>
+            </w:r>
+          </w:p>
+        </w:tc>
+      </w:tr>
+      <w:tr>
+        <w:tc>
+          <w:tcPr/>
+          <w:p>
+            <w:pPr>
+              <w:pStyle w:val="Compact"/>
+            </w:pPr>
+            <w:r>
+              <w:t xml:space="preserve">iri_ec</w:t>
+            </w:r>
+          </w:p>
+        </w:tc>
+        <w:tc>
+          <w:tcPr/>
+          <w:p>
+            <w:pPr>
+              <w:pStyle w:val="Compact"/>
+            </w:pPr>
+            <w:r>
+              <w:t xml:space="preserve">EC</w:t>
+            </w:r>
+          </w:p>
+        </w:tc>
+      </w:tr>
+      <w:tr>
+        <w:tc>
+          <w:tcPr/>
+          <w:p>
+            <w:pPr>
+              <w:pStyle w:val="Compact"/>
+            </w:pPr>
+            <w:r>
+              <w:t xml:space="preserve">iri_pt</w:t>
+            </w:r>
+          </w:p>
+        </w:tc>
+        <w:tc>
+          <w:tcPr/>
+          <w:p>
+            <w:pPr>
+              <w:pStyle w:val="Compact"/>
+            </w:pPr>
+            <w:r>
+              <w:t xml:space="preserve">PT</w:t>
+            </w:r>
+          </w:p>
+        </w:tc>
+      </w:tr>
+      <w:tr>
+        <w:tc>
+          <w:tcPr/>
+          <w:p>
+            <w:pPr>
+              <w:pStyle w:val="Compact"/>
+            </w:pPr>
+            <w:r>
+              <w:t xml:space="preserve">iri_pd</w:t>
+            </w:r>
+          </w:p>
+        </w:tc>
+        <w:tc>
+          <w:tcPr/>
+          <w:p>
+            <w:pPr>
+              <w:pStyle w:val="Compact"/>
+            </w:pPr>
+            <w:r>
+              <w:t xml:space="preserve">PD</w:t>
+            </w:r>
+          </w:p>
+        </w:tc>
+      </w:tr>
+      <w:tr>
+        <w:tc>
+          <w:tcPr/>
+          <w:p>
+            <w:pPr>
+              <w:pStyle w:val="Compact"/>
+            </w:pPr>
+            <w:r>
+              <w:t xml:space="preserve">victim_N1_groupingroup</w:t>
+            </w:r>
+          </w:p>
+        </w:tc>
+        <w:tc>
+          <w:tcPr/>
+          <w:p>
+            <w:pPr>
+              <w:pStyle w:val="Compact"/>
+            </w:pPr>
+            <w:r>
+              <w:t xml:space="preserve">V-N1 In</w:t>
+            </w:r>
+          </w:p>
+        </w:tc>
+      </w:tr>
+      <w:tr>
+        <w:tc>
+          <w:tcPr/>
+          <w:p>
+            <w:pPr>
+              <w:pStyle w:val="Compact"/>
+            </w:pPr>
+            <w:r>
+              <w:t xml:space="preserve">victim_N1_groupoutgroup</w:t>
+            </w:r>
+          </w:p>
+        </w:tc>
+        <w:tc>
+          <w:tcPr/>
+          <w:p>
+            <w:pPr>
+              <w:pStyle w:val="Compact"/>
+            </w:pPr>
+            <w:r>
+              <w:t xml:space="preserve">V-N1 Out</w:t>
+            </w:r>
+          </w:p>
+        </w:tc>
+      </w:tr>
+      <w:tr>
+        <w:tc>
+          <w:tcPr/>
+          <w:p>
+            <w:pPr>
+              <w:pStyle w:val="Compact"/>
+            </w:pPr>
+            <w:r>
+              <w:t xml:space="preserve">victim_N2_groupingroup</w:t>
+            </w:r>
+          </w:p>
+        </w:tc>
+        <w:tc>
+          <w:tcPr/>
+          <w:p>
+            <w:pPr>
+              <w:pStyle w:val="Compact"/>
+            </w:pPr>
+            <w:r>
+              <w:t xml:space="preserve">V-N2 In</w:t>
+            </w:r>
+          </w:p>
+        </w:tc>
+      </w:tr>
+      <w:tr>
+        <w:tc>
+          <w:tcPr/>
+          <w:p>
+            <w:pPr>
+              <w:pStyle w:val="Compact"/>
+            </w:pPr>
+            <w:r>
+              <w:t xml:space="preserve">victim_N2_groupoutgroup</w:t>
+            </w:r>
+          </w:p>
+        </w:tc>
+        <w:tc>
+          <w:tcPr/>
+          <w:p>
+            <w:pPr>
+              <w:pStyle w:val="Compact"/>
+            </w:pPr>
+            <w:r>
+              <w:t xml:space="preserve">V-N2 Out</w:t>
+            </w:r>
+          </w:p>
+        </w:tc>
+      </w:tr>
+      <w:tr>
+        <w:tc>
+          <w:tcPr/>
+          <w:p>
+            <w:pPr>
+              <w:pStyle w:val="Compact"/>
+            </w:pPr>
+            <w:r>
+              <w:t xml:space="preserve">bystander_victim_groupoutgroup</w:t>
+            </w:r>
+          </w:p>
+        </w:tc>
+        <w:tc>
+          <w:tcPr/>
+          <w:p>
+            <w:pPr>
+              <w:pStyle w:val="Compact"/>
+            </w:pPr>
+            <w:r>
+              <w:t xml:space="preserve">B-V Out</w:t>
+            </w:r>
+          </w:p>
+        </w:tc>
+      </w:tr>
+      <w:tr>
+        <w:tc>
+          <w:tcPr/>
+          <w:p>
+            <w:pPr>
+              <w:pStyle w:val="Compact"/>
+            </w:pPr>
+            <w:r>
+              <w:t xml:space="preserve">bystander_N1_groupingroup</w:t>
+            </w:r>
+          </w:p>
+        </w:tc>
+        <w:tc>
+          <w:tcPr/>
+          <w:p>
+            <w:pPr>
+              <w:pStyle w:val="Compact"/>
+            </w:pPr>
+            <w:r>
+              <w:t xml:space="preserve">B-N1 In</w:t>
+            </w:r>
+          </w:p>
+        </w:tc>
+      </w:tr>
+      <w:tr>
+        <w:tc>
+          <w:tcPr/>
+          <w:p>
+            <w:pPr>
+              <w:pStyle w:val="Compact"/>
+            </w:pPr>
+            <w:r>
+              <w:t xml:space="preserve">bystander_N1_groupoutgroup</w:t>
+            </w:r>
+          </w:p>
+        </w:tc>
+        <w:tc>
+          <w:tcPr/>
+          <w:p>
+            <w:pPr>
+              <w:pStyle w:val="Compact"/>
+            </w:pPr>
+            <w:r>
+              <w:t xml:space="preserve">B-N1 Out</w:t>
+            </w:r>
+          </w:p>
+        </w:tc>
+      </w:tr>
+      <w:tr>
+        <w:tc>
+          <w:tcPr/>
+          <w:p>
+            <w:pPr>
+              <w:pStyle w:val="Compact"/>
+            </w:pPr>
+            <w:r>
+              <w:t xml:space="preserve">bystander_N2_groupingroup</w:t>
+            </w:r>
+          </w:p>
+        </w:tc>
+        <w:tc>
+          <w:tcPr/>
+          <w:p>
+            <w:pPr>
+              <w:pStyle w:val="Compact"/>
+            </w:pPr>
+            <w:r>
+              <w:t xml:space="preserve">B-N2 In</w:t>
+            </w:r>
+          </w:p>
+        </w:tc>
+      </w:tr>
+      <w:tr>
+        <w:tc>
+          <w:tcPr/>
+          <w:p>
+            <w:pPr>
+              <w:pStyle w:val="Compact"/>
+            </w:pPr>
+            <w:r>
+              <w:t xml:space="preserve">bystander_N2_groupoutgroup</w:t>
+            </w:r>
+          </w:p>
+        </w:tc>
+        <w:tc>
+          <w:tcPr/>
+          <w:p>
+            <w:pPr>
+              <w:pStyle w:val="Compact"/>
+            </w:pPr>
+            <w:r>
+              <w:t xml:space="preserve">B-N2 Out</w:t>
+            </w:r>
+          </w:p>
+        </w:tc>
+      </w:tr>
+      <w:tr>
+        <w:tc>
+          <w:tcPr/>
+          <w:p>
+            <w:pPr>
+              <w:pStyle w:val="Compact"/>
+            </w:pPr>
+            <w:r>
+              <w:t xml:space="preserve">N1_N2_same_facultysame</w:t>
+            </w:r>
+          </w:p>
+        </w:tc>
+        <w:tc>
+          <w:tcPr/>
+          <w:p>
+            <w:pPr>
+              <w:pStyle w:val="Compact"/>
+            </w:pPr>
+            <w:r>
+              <w:t xml:space="preserve">SameFac</w:t>
+            </w:r>
+          </w:p>
+        </w:tc>
+      </w:tr>
+      <w:tr>
+        <w:tc>
+          <w:tcPr/>
+          <w:p>
+            <w:pPr>
+              <w:pStyle w:val="Compact"/>
+            </w:pPr>
+            <w:r>
+              <w:t xml:space="preserve">iri_fs:victim_N1_groupoutgroup</w:t>
+            </w:r>
+          </w:p>
+        </w:tc>
+        <w:tc>
+          <w:tcPr/>
+          <w:p>
+            <w:pPr>
+              <w:pStyle w:val="Compact"/>
+            </w:pPr>
+            <w:r>
+              <w:t xml:space="preserve">FS x V-N1 Out</w:t>
+            </w:r>
+          </w:p>
+        </w:tc>
+      </w:tr>
+      <w:tr>
+        <w:tc>
+          <w:tcPr/>
+          <w:p>
+            <w:pPr>
+              <w:pStyle w:val="Compact"/>
+            </w:pPr>
+            <w:r>
+              <w:t xml:space="preserve">iri_ec:victim_N2_groupoutgroup</w:t>
+            </w:r>
+          </w:p>
+        </w:tc>
+        <w:tc>
+          <w:tcPr/>
+          <w:p>
+            <w:pPr>
+              <w:pStyle w:val="Compact"/>
+            </w:pPr>
+            <w:r>
+              <w:t xml:space="preserve">EC x V-N2 Out</w:t>
+            </w:r>
+          </w:p>
+        </w:tc>
+      </w:tr>
+      <w:tr>
+        <w:tc>
+          <w:tcPr/>
+          <w:p>
+            <w:pPr>
+              <w:pStyle w:val="Compact"/>
+            </w:pPr>
+            <w:r>
+              <w:t xml:space="preserve">iri_pt:bystander_victim_groupoutgroup</w:t>
+            </w:r>
+          </w:p>
+        </w:tc>
+        <w:tc>
+          <w:tcPr/>
+          <w:p>
+            <w:pPr>
+              <w:pStyle w:val="Compact"/>
+            </w:pPr>
+            <w:r>
+              <w:t xml:space="preserve">PT x B-V Out</w:t>
+            </w:r>
+          </w:p>
+        </w:tc>
+      </w:tr>
+      <w:tr>
+        <w:tc>
+          <w:tcPr/>
+          <w:p>
+            <w:pPr>
+              <w:pStyle w:val="Compact"/>
+            </w:pPr>
+            <w:r>
+              <w:t xml:space="preserve">iri_pd:bystander_N1_groupoutgroup</w:t>
+            </w:r>
+          </w:p>
+        </w:tc>
+        <w:tc>
+          <w:tcPr/>
+          <w:p>
+            <w:pPr>
+              <w:pStyle w:val="Compact"/>
+            </w:pPr>
+            <w:r>
+              <w:t xml:space="preserve">PD x B-N1 Out</w:t>
+            </w:r>
+          </w:p>
+        </w:tc>
+      </w:tr>
+      <w:tr>
+        <w:tc>
+          <w:tcPr/>
+          <w:p>
+            <w:pPr>
+              <w:pStyle w:val="Compact"/>
+            </w:pPr>
+            <w:r>
+              <w:t xml:space="preserve">decision_target</w:t>
+            </w:r>
+          </w:p>
+        </w:tc>
+        <w:tc>
+          <w:tcPr/>
+          <w:p>
+            <w:pPr>
+              <w:pStyle w:val="Compact"/>
+            </w:pPr>
+            <w:r>
+              <w:t xml:space="preserve">Target Acc</w:t>
+            </w:r>
+          </w:p>
+        </w:tc>
+      </w:tr>
+      <w:tr>
+        <w:tc>
+          <w:tcPr/>
+          <w:p>
+            <w:pPr>
+              <w:pStyle w:val="Compact"/>
+            </w:pPr>
+            <w:r>
+              <w:t xml:space="preserve">decision_other</w:t>
+            </w:r>
+          </w:p>
+        </w:tc>
+        <w:tc>
+          <w:tcPr/>
+          <w:p>
+            <w:pPr>
+              <w:pStyle w:val="Compact"/>
+            </w:pPr>
+            <w:r>
+              <w:t xml:space="preserve">Other Acc</w:t>
+            </w:r>
+          </w:p>
+        </w:tc>
+      </w:tr>
+      <w:tr>
+        <w:tc>
+          <w:tcPr/>
+          <w:p>
+            <w:pPr>
+              <w:pStyle w:val="Compact"/>
+            </w:pPr>
+            <w:r>
+              <w:t xml:space="preserve">decision_target:decision_other</w:t>
+            </w:r>
+          </w:p>
+        </w:tc>
+        <w:tc>
+          <w:tcPr/>
+          <w:p>
+            <w:pPr>
+              <w:pStyle w:val="Compact"/>
+            </w:pPr>
+            <w:r>
+              <w:t xml:space="preserve">Target x Other</w:t>
+            </w:r>
+          </w:p>
+        </w:tc>
+      </w:tr>
+      <w:tr>
+        <w:tc>
+          <w:tcPr/>
+          <w:p>
+            <w:pPr>
+              <w:pStyle w:val="Compact"/>
+            </w:pPr>
+            <w:r>
+              <w:t xml:space="preserve">faculty_player_factorEngineering</w:t>
+            </w:r>
+          </w:p>
+        </w:tc>
+        <w:tc>
+          <w:tcPr/>
+          <w:p>
+            <w:pPr>
+              <w:pStyle w:val="Compact"/>
+            </w:pPr>
+            <w:r>
+              <w:t xml:space="preserve">Eng part.</w:t>
+            </w:r>
+          </w:p>
+        </w:tc>
+      </w:tr>
+      <w:tr>
+        <w:tc>
+          <w:tcPr/>
+          <w:p>
+            <w:pPr>
+              <w:pStyle w:val="Compact"/>
+            </w:pPr>
+            <w:r>
+              <w:t xml:space="preserve">sex_female</w:t>
+            </w:r>
+          </w:p>
+        </w:tc>
+        <w:tc>
+          <w:tcPr/>
+          <w:p>
+            <w:pPr>
+              <w:pStyle w:val="Compact"/>
+            </w:pPr>
+            <w:r>
+              <w:t xml:space="preserve">Woman</w:t>
+            </w:r>
+          </w:p>
+        </w:tc>
+      </w:tr>
+      <w:tr>
+        <w:tc>
+          <w:tcPr/>
+          <w:p>
+            <w:pPr>
+              <w:pStyle w:val="Compact"/>
+            </w:pPr>
+            <w:r>
+              <w:t xml:space="preserve">age</w:t>
+            </w:r>
+          </w:p>
+        </w:tc>
+        <w:tc>
+          <w:tcPr/>
+          <w:p>
+            <w:pPr>
+              <w:pStyle w:val="Compact"/>
+            </w:pPr>
+            <w:r>
+              <w:t xml:space="preserve">Age</w:t>
+            </w:r>
+          </w:p>
+        </w:tc>
+      </w:tr>
+      <w:tr>
+        <w:tc>
+          <w:tcPr/>
+          <w:p>
+            <w:pPr>
+              <w:pStyle w:val="Compact"/>
+            </w:pPr>
+            <w:r>
+              <w:t xml:space="preserve">ses</w:t>
+            </w:r>
+          </w:p>
+        </w:tc>
+        <w:tc>
+          <w:tcPr/>
+          <w:p>
+            <w:pPr>
+              <w:pStyle w:val="Compact"/>
+            </w:pPr>
+            <w:r>
+              <w:t xml:space="preserve">SES</w:t>
+            </w:r>
+          </w:p>
+        </w:tc>
+      </w:tr>
+    </w:tbl>
+    <w:bookmarkEnd w:id="226"/>
+    <w:bookmarkStart w:id="234" w:name="conclusion"/>
+    <w:p>
+      <w:pPr>
+        <w:pStyle w:val="Heading1"/>
+      </w:pPr>
+      <w:r>
+        <w:rPr>
+          <w:rStyle w:val="SectionNumber"/>
+        </w:rPr>
+        <w:t xml:space="preserve">20</w:t>
+      </w:r>
+      <w:r>
+        <w:tab/>
+      </w:r>
       <w:r>
         <w:t xml:space="preserve">Conclusion</w:t>
       </w:r>
@@ -23535,7 +24624,7 @@
         <w:pStyle w:val="FirstParagraph"/>
       </w:pPr>
       <w:r>
-        <w:t xml:space="preserve">The active workflow now reproduces a scientific dynamic report structure while remaining faithful to the implemented estimator: two-sided Tobit,</w:t>
+        <w:t xml:space="preserve">The conclusions presented here should be interpreted as associational rather than causal. In this report, moral judgement was estimated with a two-sided Tobit model that handles censoring, repeated participant observations, and session adjustment through</w:t>
       </w:r>
       <w:r>
         <w:t xml:space="preserve"> </w:t>
@@ -23547,7 +24636,241 @@
         <w:t xml:space="preserve">factor(session)</w:t>
       </w:r>
       <w:r>
-        <w:t xml:space="preserve">, participant-cluster robust inference by</w:t>
+        <w:t xml:space="preserve"> </w:t>
+      </w:r>
+      <w:r>
+        <w:t xml:space="preserve">with participant-cluster robust inference.</w:t>
+      </w:r>
+    </w:p>
+    <w:p>
+      <w:pPr>
+        <w:pStyle w:val="BodyText"/>
+      </w:pPr>
+      <w:r>
+        <w:t xml:space="preserve">This conclusion section cross-references the full report structure. It should be read together with the H1-H5 equation summaries, the hypothesis significance summary by role, the full coefficient tables and interpretation summary, and the significance-driven figures.</w:t>
+      </w:r>
+    </w:p>
+    <w:bookmarkStart w:id="232" w:name="hypothesis-by-hypothesis-synthesis"/>
+    <w:p>
+      <w:pPr>
+        <w:pStyle w:val="Heading2"/>
+      </w:pPr>
+      <w:r>
+        <w:rPr>
+          <w:rStyle w:val="SectionNumber"/>
+        </w:rPr>
+        <w:t xml:space="preserve">20.1</w:t>
+      </w:r>
+      <w:r>
+        <w:tab/>
+      </w:r>
+      <w:r>
+        <w:t xml:space="preserve">Hypothesis-by-hypothesis synthesis</w:t>
+      </w:r>
+    </w:p>
+    <w:bookmarkStart w:id="227" w:name="h1-1"/>
+    <w:p>
+      <w:pPr>
+        <w:pStyle w:val="Heading3"/>
+      </w:pPr>
+      <w:r>
+        <w:rPr>
+          <w:rStyle w:val="SectionNumber"/>
+        </w:rPr>
+        <w:t xml:space="preserve">20.1.1</w:t>
+      </w:r>
+      <w:r>
+        <w:tab/>
+      </w:r>
+      <w:r>
+        <w:t xml:space="preserve">H1</w:t>
+      </w:r>
+    </w:p>
+    <w:p>
+      <w:pPr>
+        <w:pStyle w:val="FirstParagraph"/>
+      </w:pPr>
+      <w:r>
+        <w:t xml:space="preserve">H1 evaluates empathy as a direct predictor of moral judgement while retaining common controls. For cross-reference, see the H1 equation summary and the H1 role-specific coefficient tables and figures. In the victim role,</w:t>
+      </w:r>
+      <w:r>
+        <w:t xml:space="preserve"> </w:t>
+      </w:r>
+      <w:r>
+        <w:t xml:space="preserve">the role-specific support summary highlighted: Empathy: Perspective taking**.</w:t>
+      </w:r>
+      <w:r>
+        <w:t xml:space="preserve"> </w:t>
+      </w:r>
+      <w:r>
+        <w:t xml:space="preserve">In the bystander role,</w:t>
+      </w:r>
+      <w:r>
+        <w:t xml:space="preserve"> </w:t>
+      </w:r>
+      <w:r>
+        <w:t xml:space="preserve">no focal term reached the p &lt; 0.10 threshold in the role-specific summary table.</w:t>
+      </w:r>
+      <w:r>
+        <w:t xml:space="preserve"> </w:t>
+      </w:r>
+      <w:r>
+        <w:t xml:space="preserve">Taken together, H1 suggests that the role position conditions how clearly empathy appears in the fitted judgement pattern.</w:t>
+      </w:r>
+    </w:p>
+    <w:bookmarkEnd w:id="227"/>
+    <w:bookmarkStart w:id="228" w:name="h2-1"/>
+    <w:p>
+      <w:pPr>
+        <w:pStyle w:val="Heading3"/>
+      </w:pPr>
+      <w:r>
+        <w:rPr>
+          <w:rStyle w:val="SectionNumber"/>
+        </w:rPr>
+        <w:t xml:space="preserve">20.1.2</w:t>
+      </w:r>
+      <w:r>
+        <w:tab/>
+      </w:r>
+      <w:r>
+        <w:t xml:space="preserve">H2</w:t>
+      </w:r>
+    </w:p>
+    <w:p>
+      <w:pPr>
+        <w:pStyle w:val="FirstParagraph"/>
+      </w:pPr>
+      <w:r>
+        <w:t xml:space="preserve">H2 focuses on role-specific ingroup/outgroup structure. For cross-reference, see the H2 equation summary and the H2 role-specific coefficient tables and figures. In the victim role,</w:t>
+      </w:r>
+      <w:r>
+        <w:t xml:space="preserve"> </w:t>
+      </w:r>
+      <w:r>
+        <w:t xml:space="preserve">no focal term reached the p &lt; 0.10 threshold in the role-specific summary table.</w:t>
+      </w:r>
+      <w:r>
+        <w:t xml:space="preserve"> </w:t>
+      </w:r>
+      <w:r>
+        <w:t xml:space="preserve">In the bystander role,</w:t>
+      </w:r>
+      <w:r>
+        <w:t xml:space="preserve"> </w:t>
+      </w:r>
+      <w:r>
+        <w:t xml:space="preserve">the role-specific support summary highlighted: Bystander-N2 outgroup vs ingroup+; Victim-N1 outgroup vs ingroup+; Victim-N2 outgroup vs ingroup+; Bystander-N1 outgroup vs ingroup x Bystander-N2 outgroup vs ingroup+; Victim-N1 outgroup vs ingroup x Victim-N2 outgroup vs ingroup+.</w:t>
+      </w:r>
+      <w:r>
+        <w:t xml:space="preserve"> </w:t>
+      </w:r>
+      <w:r>
+        <w:t xml:space="preserve">This comparison indicates that relational alignment cues are not equally informative across roles, and they can become more visible when participants evaluate as observers rather than as directly harmed actors.</w:t>
+      </w:r>
+    </w:p>
+    <w:bookmarkEnd w:id="228"/>
+    <w:bookmarkStart w:id="229" w:name="h3-1"/>
+    <w:p>
+      <w:pPr>
+        <w:pStyle w:val="Heading3"/>
+      </w:pPr>
+      <w:r>
+        <w:rPr>
+          <w:rStyle w:val="SectionNumber"/>
+        </w:rPr>
+        <w:t xml:space="preserve">20.1.3</w:t>
+      </w:r>
+      <w:r>
+        <w:tab/>
+      </w:r>
+      <w:r>
+        <w:t xml:space="preserve">H3</w:t>
+      </w:r>
+    </w:p>
+    <w:p>
+      <w:pPr>
+        <w:pStyle w:val="FirstParagraph"/>
+      </w:pPr>
+      <w:r>
+        <w:t xml:space="preserve">H3 combines empathy, group structure, and interaction terms. For cross-reference, see the H3 equation summary, the H3 coefficient tables, and the H3 interaction figures. In the victim role,</w:t>
+      </w:r>
+      <w:r>
+        <w:t xml:space="preserve"> </w:t>
+      </w:r>
+      <w:r>
+        <w:t xml:space="preserve">the role-specific support summary highlighted: Empathy: Fantasy</w:t>
+      </w:r>
+      <w:r>
+        <w:rPr>
+          <w:i/>
+          <w:iCs/>
+        </w:rPr>
+        <w:t xml:space="preserve">; Empathy: Perspective taking+.</w:t>
+      </w:r>
+      <w:r>
+        <w:rPr>
+          <w:i/>
+          <w:iCs/>
+        </w:rPr>
+        <w:t xml:space="preserve"> </w:t>
+      </w:r>
+      <w:r>
+        <w:rPr>
+          <w:i/>
+          <w:iCs/>
+        </w:rPr>
+        <w:t xml:space="preserve">In the bystander role,</w:t>
+      </w:r>
+      <w:r>
+        <w:rPr>
+          <w:i/>
+          <w:iCs/>
+        </w:rPr>
+        <w:t xml:space="preserve"> </w:t>
+      </w:r>
+      <w:r>
+        <w:rPr>
+          <w:i/>
+          <w:iCs/>
+        </w:rPr>
+        <w:t xml:space="preserve">the role-specific support summary highlighted: Empathy: Empathic concern+; Empathy: Personal distress+; Victim-N1 outgroup vs ingroup+; Victim-N2 outgroup vs ingroup+; Bystander-N1 outgroup vs ingroup x Bystander-N2 outgroup vs ingroup+; Victim-N1 outgroup vs ingroup x Victim-N2 outgroup vs ingroup+; Empathy: Fantasy x Bystander-victim outgroup vs ingroup+; Empathy: Personal distress x Bystander-victim outgroup vs ingroup</w:t>
+      </w:r>
+      <w:r>
+        <w:t xml:space="preserve">.</w:t>
+      </w:r>
+      <w:r>
+        <w:t xml:space="preserve"> </w:t>
+      </w:r>
+      <w:r>
+        <w:t xml:space="preserve">The H3 evidence should therefore be interpreted as a test of contextual moderation: empathy does not necessarily operate as a uniform slope when social distance changes.</w:t>
+      </w:r>
+    </w:p>
+    <w:bookmarkEnd w:id="229"/>
+    <w:bookmarkStart w:id="230" w:name="h4-1"/>
+    <w:p>
+      <w:pPr>
+        <w:pStyle w:val="Heading3"/>
+      </w:pPr>
+      <w:r>
+        <w:rPr>
+          <w:rStyle w:val="SectionNumber"/>
+        </w:rPr>
+        <w:t xml:space="preserve">20.1.4</w:t>
+      </w:r>
+      <w:r>
+        <w:tab/>
+      </w:r>
+      <w:r>
+        <w:t xml:space="preserve">H4</w:t>
+      </w:r>
+    </w:p>
+    <w:p>
+      <w:pPr>
+        <w:pStyle w:val="FirstParagraph"/>
+      </w:pPr>
+      <w:r>
+        <w:t xml:space="preserve">H4 tests decision terms directly through</w:t>
       </w:r>
       <w:r>
         <w:t xml:space="preserve"> </w:t>
@@ -23556,14 +24879,290 @@
         <w:rPr>
           <w:rStyle w:val="VerbatimChar"/>
         </w:rPr>
-        <w:t xml:space="preserve">id</w:t>
-      </w:r>
-      <w:r>
-        <w:t xml:space="preserve">, no row duplication, and full H1-H5 coverage across victim and bystander specifications.</w:t>
-      </w:r>
-    </w:p>
-    <w:bookmarkEnd w:id="199"/>
-    <w:bookmarkEnd w:id="200"/>
+        <w:t xml:space="preserve">decision_target</w:t>
+      </w:r>
+      <w:r>
+        <w:t xml:space="preserve">,</w:t>
+      </w:r>
+      <w:r>
+        <w:t xml:space="preserve"> </w:t>
+      </w:r>
+      <w:r>
+        <w:rPr>
+          <w:rStyle w:val="VerbatimChar"/>
+        </w:rPr>
+        <w:t xml:space="preserve">decision_other</w:t>
+      </w:r>
+      <w:r>
+        <w:t xml:space="preserve">, and their interaction. For cross-reference, see the H4 equation summary and the H4 role-specific coefficient tables and significance figures. In the victim role,</w:t>
+      </w:r>
+      <w:r>
+        <w:t xml:space="preserve"> </w:t>
+      </w:r>
+      <w:r>
+        <w:t xml:space="preserve">the role-specific support summary highlighted: Target accepted</w:t>
+      </w:r>
+      <w:r>
+        <w:rPr>
+          <w:b/>
+          <w:bCs/>
+          <w:i/>
+          <w:iCs/>
+        </w:rPr>
+        <w:t xml:space="preserve">; Other negotiator accepted</w:t>
+      </w:r>
+      <w:r>
+        <w:t xml:space="preserve">; Target accepted x Other accepted</w:t>
+      </w:r>
+      <w:r>
+        <w:rPr>
+          <w:b/>
+          <w:bCs/>
+          <w:i/>
+          <w:iCs/>
+        </w:rPr>
+        <w:t xml:space="preserve">.</w:t>
+      </w:r>
+      <w:r>
+        <w:rPr>
+          <w:b/>
+          <w:bCs/>
+          <w:i/>
+          <w:iCs/>
+        </w:rPr>
+        <w:t xml:space="preserve"> </w:t>
+      </w:r>
+      <w:r>
+        <w:rPr>
+          <w:b/>
+          <w:bCs/>
+          <w:i/>
+          <w:iCs/>
+        </w:rPr>
+        <w:t xml:space="preserve">In the bystander role,</w:t>
+      </w:r>
+      <w:r>
+        <w:rPr>
+          <w:b/>
+          <w:bCs/>
+          <w:i/>
+          <w:iCs/>
+        </w:rPr>
+        <w:t xml:space="preserve"> </w:t>
+      </w:r>
+      <w:r>
+        <w:rPr>
+          <w:b/>
+          <w:bCs/>
+          <w:i/>
+          <w:iCs/>
+        </w:rPr>
+        <w:t xml:space="preserve">the role-specific support summary highlighted: Target accepted</w:t>
+      </w:r>
+      <w:r>
+        <w:t xml:space="preserve">; Other negotiator accepted</w:t>
+      </w:r>
+      <w:r>
+        <w:rPr>
+          <w:b/>
+          <w:bCs/>
+          <w:i/>
+          <w:iCs/>
+        </w:rPr>
+        <w:t xml:space="preserve">; Target accepted x Other accepted</w:t>
+      </w:r>
+      <w:r>
+        <w:t xml:space="preserve">.</w:t>
+      </w:r>
+      <w:r>
+        <w:t xml:space="preserve"> </w:t>
+      </w:r>
+      <w:r>
+        <w:t xml:space="preserve">Across both roles, H4 is typically where the decisional mechanism is most clearly visible, because the target judgement is explicitly conditioned by joint negotiation outcomes.</w:t>
+      </w:r>
+    </w:p>
+    <w:bookmarkEnd w:id="230"/>
+    <w:bookmarkStart w:id="231" w:name="h5-1"/>
+    <w:p>
+      <w:pPr>
+        <w:pStyle w:val="Heading3"/>
+      </w:pPr>
+      <w:r>
+        <w:rPr>
+          <w:rStyle w:val="SectionNumber"/>
+        </w:rPr>
+        <w:t xml:space="preserve">20.1.5</w:t>
+      </w:r>
+      <w:r>
+        <w:tab/>
+      </w:r>
+      <w:r>
+        <w:t xml:space="preserve">H5</w:t>
+      </w:r>
+    </w:p>
+    <w:p>
+      <w:pPr>
+        <w:pStyle w:val="FirstParagraph"/>
+      </w:pPr>
+      <w:r>
+        <w:t xml:space="preserve">H5 is the integrated specification combining empathy, relational terms, decisions, and interactions. For cross-reference, see the H5 equation summary, H5 coefficient tables, and H5 significance figures. In the victim role,</w:t>
+      </w:r>
+      <w:r>
+        <w:t xml:space="preserve"> </w:t>
+      </w:r>
+      <w:r>
+        <w:t xml:space="preserve">the role-specific support summary highlighted: Empathy: Fantasy</w:t>
+      </w:r>
+      <w:r>
+        <w:rPr>
+          <w:i/>
+          <w:iCs/>
+        </w:rPr>
+        <w:t xml:space="preserve">; Victim-N2 outgroup vs ingroup+; Target accepted</w:t>
+      </w:r>
+      <w:r>
+        <w:rPr>
+          <w:b/>
+          <w:bCs/>
+        </w:rPr>
+        <w:t xml:space="preserve">; Other negotiator accepted</w:t>
+      </w:r>
+      <w:r>
+        <w:rPr>
+          <w:i/>
+          <w:iCs/>
+        </w:rPr>
+        <w:t xml:space="preserve">; Empathy: Fantasy x Victim-N1 outgroup vs ingroup+; Target accepted x Other accepted</w:t>
+      </w:r>
+      <w:r>
+        <w:rPr>
+          <w:b/>
+          <w:bCs/>
+        </w:rPr>
+        <w:t xml:space="preserve">.</w:t>
+      </w:r>
+      <w:r>
+        <w:rPr>
+          <w:b/>
+          <w:bCs/>
+        </w:rPr>
+        <w:t xml:space="preserve"> </w:t>
+      </w:r>
+      <w:r>
+        <w:rPr>
+          <w:b/>
+          <w:bCs/>
+        </w:rPr>
+        <w:t xml:space="preserve">In the bystander role,</w:t>
+      </w:r>
+      <w:r>
+        <w:rPr>
+          <w:b/>
+          <w:bCs/>
+        </w:rPr>
+        <w:t xml:space="preserve"> </w:t>
+      </w:r>
+      <w:r>
+        <w:rPr>
+          <w:b/>
+          <w:bCs/>
+        </w:rPr>
+        <w:t xml:space="preserve">the role-specific support summary highlighted: Victim-N1 outgroup vs ingroup</w:t>
+      </w:r>
+      <w:r>
+        <w:rPr>
+          <w:b/>
+          <w:bCs/>
+          <w:i/>
+          <w:iCs/>
+        </w:rPr>
+        <w:t xml:space="preserve">; Victim-N2 outgroup vs ingroup</w:t>
+      </w:r>
+      <w:r>
+        <w:rPr>
+          <w:b/>
+          <w:bCs/>
+        </w:rPr>
+        <w:t xml:space="preserve">; Target accepted</w:t>
+      </w:r>
+      <w:r>
+        <w:rPr>
+          <w:i/>
+          <w:iCs/>
+        </w:rPr>
+        <w:t xml:space="preserve">; Other negotiator accepted</w:t>
+      </w:r>
+      <w:r>
+        <w:rPr>
+          <w:b/>
+          <w:bCs/>
+        </w:rPr>
+        <w:t xml:space="preserve">; Victim-N1 outgroup vs ingroup x Victim-N2 outgroup vs ingroup</w:t>
+      </w:r>
+      <w:r>
+        <w:rPr>
+          <w:b/>
+          <w:bCs/>
+          <w:i/>
+          <w:iCs/>
+        </w:rPr>
+        <w:t xml:space="preserve">; Empathy: Fantasy x Bystander-victim outgroup vs ingroup</w:t>
+      </w:r>
+      <w:r>
+        <w:rPr>
+          <w:b/>
+          <w:bCs/>
+        </w:rPr>
+        <w:t xml:space="preserve">; Target accepted x Other accepted</w:t>
+      </w:r>
+      <w:r>
+        <w:t xml:space="preserve">*.</w:t>
+      </w:r>
+      <w:r>
+        <w:t xml:space="preserve"> </w:t>
+      </w:r>
+      <w:r>
+        <w:t xml:space="preserve">H5 should be read as a synthesis rather than a replacement of previous hypotheses: it shows how dispositional, relational, and decisional components coexist in one model.</w:t>
+      </w:r>
+    </w:p>
+    <w:bookmarkEnd w:id="231"/>
+    <w:bookmarkEnd w:id="232"/>
+    <w:bookmarkStart w:id="233" w:name="overall-interpretation"/>
+    <w:p>
+      <w:pPr>
+        <w:pStyle w:val="Heading2"/>
+      </w:pPr>
+      <w:r>
+        <w:rPr>
+          <w:rStyle w:val="SectionNumber"/>
+        </w:rPr>
+        <w:t xml:space="preserve">20.2</w:t>
+      </w:r>
+      <w:r>
+        <w:tab/>
+      </w:r>
+      <w:r>
+        <w:t xml:space="preserve">Overall interpretation</w:t>
+      </w:r>
+    </w:p>
+    <w:p>
+      <w:pPr>
+        <w:pStyle w:val="FirstParagraph"/>
+      </w:pPr>
+      <w:r>
+        <w:t xml:space="preserve">Taken as a whole, the five hypotheses indicate that moral judgement in this experiment is multi-mechanistic rather than one-dimensional. Empathy-related terms can matter, relational alignment can matter, and decision terms can matter strongly, but their visibility changes by role and model context.</w:t>
+      </w:r>
+    </w:p>
+    <w:p>
+      <w:pPr>
+        <w:pStyle w:val="BodyText"/>
+      </w:pPr>
+      <w:r>
+        <w:t xml:space="preserve">In practical terms, the report supports a role-contingent interpretation: victim-side judgement retains stronger dispositional content in some specifications, while bystander-side judgement often shows greater dependence on relational context, and both roles remain sensitive to the joint decisions made by negotiators.</w:t>
+      </w:r>
+    </w:p>
+    <w:bookmarkEnd w:id="233"/>
+    <w:bookmarkEnd w:id="234"/>
     <w:sectPr>
       <w:footnotePr>
         <w:numRestart w:val="eachSect"/>

--- a/outputs/logs/dynamic_report.docx
+++ b/outputs/logs/dynamic_report.docx
@@ -23,7 +23,7 @@
         <w:pStyle w:val="Date"/>
       </w:pPr>
       <w:r>
-        <w:t xml:space="preserve">2026-04-19 21:09:01</w:t>
+        <w:t xml:space="preserve">2026-04-20 19:57:21</w:t>
       </w:r>
     </w:p>
     <w:p>
@@ -648,7 +648,7 @@
       </w:r>
     </w:p>
     <w:bookmarkEnd w:id="9"/>
-    <w:bookmarkStart w:id="10" w:name="dataset-and-sample-description"/>
+    <w:bookmarkStart w:id="10" w:name="X6012c578712cbdbbb9356d412d082ca5f58c4b6"/>
     <w:p>
       <w:pPr>
         <w:pStyle w:val="Heading1"/>
@@ -663,7 +663,7 @@
         <w:tab/>
       </w:r>
       <w:r>
-        <w:t xml:space="preserve">Dataset and sample description</w:t>
+        <w:t xml:space="preserve">Semantic naming bridge and row-level mapping</w:t>
       </w:r>
     </w:p>
     <w:p>
@@ -671,31 +671,61 @@
         <w:pStyle w:val="FirstParagraph"/>
       </w:pPr>
       <w:r>
-        <w:t xml:space="preserve">The report uses the consolidated long experimental dataset as the single analytical source.</w:t>
+        <w:t xml:space="preserve">Legacy/intuitive naming bridge:</w:t>
       </w:r>
       <w:r>
         <w:t xml:space="preserve"> </w:t>
       </w:r>
       <w:r>
-        <w:t xml:space="preserve">Each participant contributes 20 judgement rows in principle: ten scenarios multiplied by two target-negotiator evaluations.</w:t>
+        <w:rPr>
+          <w:rStyle w:val="VerbatimChar"/>
+        </w:rPr>
+        <w:t xml:space="preserve">accept_target</w:t>
       </w:r>
       <w:r>
         <w:t xml:space="preserve"> </w:t>
       </w:r>
       <w:r>
-        <w:t xml:space="preserve">Each imported row remains one real judgement observation on the target negotiator, enriched with relational context for N1, N2, victim, and bystander without duplicating rows.</w:t>
+        <w:t xml:space="preserve">-&gt; active operational name</w:t>
       </w:r>
       <w:r>
         <w:t xml:space="preserve"> </w:t>
       </w:r>
       <w:r>
-        <w:t xml:space="preserve">Double counting is prevented because N1 and N2 are reconstructed as contextual attributes inside each existing row rather than by expanding the file into duplicated negotiator-specific observations.</w:t>
+        <w:rPr>
+          <w:rStyle w:val="VerbatimChar"/>
+        </w:rPr>
+        <w:t xml:space="preserve">decision_target</w:t>
+      </w:r>
+      <w:r>
+        <w:t xml:space="preserve">;</w:t>
       </w:r>
       <w:r>
         <w:t xml:space="preserve"> </w:t>
       </w:r>
       <w:r>
-        <w:t xml:space="preserve">Victim and bystander analyses are estimated separately so that relational coding follows the role-specific logic of the experiment.</w:t>
+        <w:rPr>
+          <w:rStyle w:val="VerbatimChar"/>
+        </w:rPr>
+        <w:t xml:space="preserve">accept_other</w:t>
+      </w:r>
+      <w:r>
+        <w:t xml:space="preserve"> </w:t>
+      </w:r>
+      <w:r>
+        <w:t xml:space="preserve">-&gt; active operational name</w:t>
+      </w:r>
+      <w:r>
+        <w:t xml:space="preserve"> </w:t>
+      </w:r>
+      <w:r>
+        <w:rPr>
+          <w:rStyle w:val="VerbatimChar"/>
+        </w:rPr>
+        <w:t xml:space="preserve">decision_other</w:t>
+      </w:r>
+      <w:r>
+        <w:t xml:space="preserve">.</w:t>
       </w:r>
     </w:p>
     <w:p>
@@ -703,7 +733,67 @@
         <w:pStyle w:val="BodyText"/>
       </w:pPr>
       <w:r>
-        <w:t xml:space="preserve">The authoritative interpretation is that each player observes ten scenarios and evaluates two negotiators, so the longitudinal file should contain 20 judgement rows per participant. The clustering diagnostic below is consistent with that design.</w:t>
+        <w:t xml:space="preserve">Row-level semantics:</w:t>
+      </w:r>
+      <w:r>
+        <w:t xml:space="preserve"> </w:t>
+      </w:r>
+      <w:r>
+        <w:rPr>
+          <w:rStyle w:val="VerbatimChar"/>
+        </w:rPr>
+        <w:t xml:space="preserve">target</w:t>
+      </w:r>
+      <w:r>
+        <w:t xml:space="preserve"> </w:t>
+      </w:r>
+      <w:r>
+        <w:t xml:space="preserve">and</w:t>
+      </w:r>
+      <w:r>
+        <w:t xml:space="preserve"> </w:t>
+      </w:r>
+      <w:r>
+        <w:rPr>
+          <w:rStyle w:val="VerbatimChar"/>
+        </w:rPr>
+        <w:t xml:space="preserve">other</w:t>
+      </w:r>
+      <w:r>
+        <w:t xml:space="preserve"> </w:t>
+      </w:r>
+      <w:r>
+        <w:t xml:space="preserve">are dynamic roles per observation, while</w:t>
+      </w:r>
+      <w:r>
+        <w:t xml:space="preserve"> </w:t>
+      </w:r>
+      <w:r>
+        <w:rPr>
+          <w:rStyle w:val="VerbatimChar"/>
+        </w:rPr>
+        <w:t xml:space="preserve">N1</w:t>
+      </w:r>
+      <w:r>
+        <w:t xml:space="preserve"> </w:t>
+      </w:r>
+      <w:r>
+        <w:t xml:space="preserve">and</w:t>
+      </w:r>
+      <w:r>
+        <w:t xml:space="preserve"> </w:t>
+      </w:r>
+      <w:r>
+        <w:rPr>
+          <w:rStyle w:val="VerbatimChar"/>
+        </w:rPr>
+        <w:t xml:space="preserve">N2</w:t>
+      </w:r>
+      <w:r>
+        <w:t xml:space="preserve"> </w:t>
+      </w:r>
+      <w:r>
+        <w:t xml:space="preserve">are structural slots reconstructed inside each row.</w:t>
       </w:r>
     </w:p>
     <w:p>
@@ -715,7 +805,267 @@
           <w:b/>
           <w:bCs/>
         </w:rPr>
-        <w:t xml:space="preserve">Table 1. Participant summary</w:t>
+        <w:t xml:space="preserve">Table 1. Row-level decision mapping from dynamic target/other to structural N1/N2 slots</w:t>
+      </w:r>
+    </w:p>
+    <w:tbl>
+      <w:tblPr>
+        <w:tblStyle w:val="Table"/>
+        <w:tblW w:type="pct" w:w="5000"/>
+        <w:tblLayout w:type="fixed"/>
+        <w:tblLook w:firstRow="1" w:lastRow="0" w:firstColumn="0" w:lastColumn="0" w:noHBand="0" w:noVBand="0" w:val="0020"/>
+      </w:tblPr>
+      <w:tblGrid>
+        <w:gridCol w:w="1584"/>
+        <w:gridCol w:w="1584"/>
+        <w:gridCol w:w="1584"/>
+        <w:gridCol w:w="1584"/>
+        <w:gridCol w:w="1584"/>
+      </w:tblGrid>
+      <w:tr>
+        <w:trPr>
+          <w:tblHeader w:val="on"/>
+        </w:trPr>
+        <w:tc>
+          <w:tcPr/>
+          <w:p>
+            <w:pPr>
+              <w:pStyle w:val="Compact"/>
+            </w:pPr>
+            <w:r>
+              <w:t xml:space="preserve">rule</w:t>
+            </w:r>
+          </w:p>
+        </w:tc>
+        <w:tc>
+          <w:tcPr/>
+          <w:p>
+            <w:pPr>
+              <w:pStyle w:val="Compact"/>
+            </w:pPr>
+            <w:r>
+              <w:t xml:space="preserve">expected_mapping</w:t>
+            </w:r>
+          </w:p>
+        </w:tc>
+        <w:tc>
+          <w:tcPr/>
+          <w:p>
+            <w:pPr>
+              <w:pStyle w:val="Compact"/>
+            </w:pPr>
+            <w:r>
+              <w:t xml:space="preserve">rows_in_scope</w:t>
+            </w:r>
+          </w:p>
+        </w:tc>
+        <w:tc>
+          <w:tcPr/>
+          <w:p>
+            <w:pPr>
+              <w:pStyle w:val="Compact"/>
+            </w:pPr>
+            <w:r>
+              <w:t xml:space="preserve">rows_following_rule</w:t>
+            </w:r>
+          </w:p>
+        </w:tc>
+        <w:tc>
+          <w:tcPr/>
+          <w:p>
+            <w:pPr>
+              <w:pStyle w:val="Compact"/>
+            </w:pPr>
+            <w:r>
+              <w:t xml:space="preserve">status</w:t>
+            </w:r>
+          </w:p>
+        </w:tc>
+      </w:tr>
+      <w:tr>
+        <w:tc>
+          <w:tcPr/>
+          <w:p>
+            <w:pPr>
+              <w:pStyle w:val="Compact"/>
+            </w:pPr>
+            <w:r>
+              <w:t xml:space="preserve">target == 1</w:t>
+            </w:r>
+          </w:p>
+        </w:tc>
+        <w:tc>
+          <w:tcPr/>
+          <w:p>
+            <w:pPr>
+              <w:pStyle w:val="Compact"/>
+            </w:pPr>
+            <w:r>
+              <w:t xml:space="preserve">N1_decision = decision_target; N2_decision = decision_other</w:t>
+            </w:r>
+          </w:p>
+        </w:tc>
+        <w:tc>
+          <w:tcPr/>
+          <w:p>
+            <w:pPr>
+              <w:pStyle w:val="Compact"/>
+            </w:pPr>
+            <w:r>
+              <w:t xml:space="preserve">2430</w:t>
+            </w:r>
+          </w:p>
+        </w:tc>
+        <w:tc>
+          <w:tcPr/>
+          <w:p>
+            <w:pPr>
+              <w:pStyle w:val="Compact"/>
+            </w:pPr>
+            <w:r>
+              <w:t xml:space="preserve">2430</w:t>
+            </w:r>
+          </w:p>
+        </w:tc>
+        <w:tc>
+          <w:tcPr/>
+          <w:p>
+            <w:pPr>
+              <w:pStyle w:val="Compact"/>
+            </w:pPr>
+            <w:r>
+              <w:t xml:space="preserve">PASS</w:t>
+            </w:r>
+          </w:p>
+        </w:tc>
+      </w:tr>
+      <w:tr>
+        <w:tc>
+          <w:tcPr/>
+          <w:p>
+            <w:pPr>
+              <w:pStyle w:val="Compact"/>
+            </w:pPr>
+            <w:r>
+              <w:t xml:space="preserve">target == 2</w:t>
+            </w:r>
+          </w:p>
+        </w:tc>
+        <w:tc>
+          <w:tcPr/>
+          <w:p>
+            <w:pPr>
+              <w:pStyle w:val="Compact"/>
+            </w:pPr>
+            <w:r>
+              <w:t xml:space="preserve">N1_decision = decision_other; N2_decision = decision_target</w:t>
+            </w:r>
+          </w:p>
+        </w:tc>
+        <w:tc>
+          <w:tcPr/>
+          <w:p>
+            <w:pPr>
+              <w:pStyle w:val="Compact"/>
+            </w:pPr>
+            <w:r>
+              <w:t xml:space="preserve">2430</w:t>
+            </w:r>
+          </w:p>
+        </w:tc>
+        <w:tc>
+          <w:tcPr/>
+          <w:p>
+            <w:pPr>
+              <w:pStyle w:val="Compact"/>
+            </w:pPr>
+            <w:r>
+              <w:t xml:space="preserve">2430</w:t>
+            </w:r>
+          </w:p>
+        </w:tc>
+        <w:tc>
+          <w:tcPr/>
+          <w:p>
+            <w:pPr>
+              <w:pStyle w:val="Compact"/>
+            </w:pPr>
+            <w:r>
+              <w:t xml:space="preserve">PASS</w:t>
+            </w:r>
+          </w:p>
+        </w:tc>
+      </w:tr>
+    </w:tbl>
+    <w:bookmarkEnd w:id="10"/>
+    <w:bookmarkStart w:id="11" w:name="dataset-and-sample-description"/>
+    <w:p>
+      <w:pPr>
+        <w:pStyle w:val="Heading1"/>
+      </w:pPr>
+      <w:r>
+        <w:rPr>
+          <w:rStyle w:val="SectionNumber"/>
+        </w:rPr>
+        <w:t xml:space="preserve">3</w:t>
+      </w:r>
+      <w:r>
+        <w:tab/>
+      </w:r>
+      <w:r>
+        <w:t xml:space="preserve">Dataset and sample description</w:t>
+      </w:r>
+    </w:p>
+    <w:p>
+      <w:pPr>
+        <w:pStyle w:val="FirstParagraph"/>
+      </w:pPr>
+      <w:r>
+        <w:t xml:space="preserve">The report uses the consolidated long experimental dataset as the single analytical source.</w:t>
+      </w:r>
+      <w:r>
+        <w:t xml:space="preserve"> </w:t>
+      </w:r>
+      <w:r>
+        <w:t xml:space="preserve">Each participant contributes 20 judgement rows in principle: ten scenarios multiplied by two target-negotiator evaluations.</w:t>
+      </w:r>
+      <w:r>
+        <w:t xml:space="preserve"> </w:t>
+      </w:r>
+      <w:r>
+        <w:t xml:space="preserve">Each imported row remains one real judgement observation on the target negotiator, enriched with relational context for N1, N2, victim, and bystander without duplicating rows.</w:t>
+      </w:r>
+      <w:r>
+        <w:t xml:space="preserve"> </w:t>
+      </w:r>
+      <w:r>
+        <w:t xml:space="preserve">Double counting is prevented because N1 and N2 are reconstructed as contextual attributes inside each existing row rather than by expanding the file into duplicated negotiator-specific observations.</w:t>
+      </w:r>
+      <w:r>
+        <w:t xml:space="preserve"> </w:t>
+      </w:r>
+      <w:r>
+        <w:t xml:space="preserve">Victim and bystander analyses are estimated separately so that relational coding follows the role-specific logic of the experiment.</w:t>
+      </w:r>
+    </w:p>
+    <w:p>
+      <w:pPr>
+        <w:pStyle w:val="BodyText"/>
+      </w:pPr>
+      <w:r>
+        <w:t xml:space="preserve">The authoritative interpretation is that each player observes ten scenarios and evaluates two negotiators, so the longitudinal file should contain 20 judgement rows per participant. The clustering diagnostic below is consistent with that design.</w:t>
+      </w:r>
+    </w:p>
+    <w:p>
+      <w:pPr>
+        <w:pStyle w:val="BodyText"/>
+      </w:pPr>
+      <w:r>
+        <w:rPr>
+          <w:b/>
+          <w:bCs/>
+        </w:rPr>
+        <w:t xml:space="preserve">Table 2. Participant summary</w:t>
       </w:r>
     </w:p>
     <w:tbl>
@@ -885,7 +1235,7 @@
           <w:b/>
           <w:bCs/>
         </w:rPr>
-        <w:t xml:space="preserve">Table 2. Judgement summary</w:t>
+        <w:t xml:space="preserve">Table 3. Judgement summary</w:t>
       </w:r>
     </w:p>
     <w:tbl>
@@ -1133,8 +1483,8 @@
         </w:tc>
       </w:tr>
     </w:tbl>
-    <w:bookmarkEnd w:id="10"/>
-    <w:bookmarkStart w:id="11" w:name="datacard-and-symbol-dictionary"/>
+    <w:bookmarkEnd w:id="11"/>
+    <w:bookmarkStart w:id="12" w:name="datacard-and-symbol-dictionary"/>
     <w:p>
       <w:pPr>
         <w:pStyle w:val="Heading1"/>
@@ -1143,7 +1493,7 @@
         <w:rPr>
           <w:rStyle w:val="SectionNumber"/>
         </w:rPr>
-        <w:t xml:space="preserve">3</w:t>
+        <w:t xml:space="preserve">4</w:t>
       </w:r>
       <w:r>
         <w:tab/>
@@ -1161,7 +1511,7 @@
           <w:b/>
           <w:bCs/>
         </w:rPr>
-        <w:t xml:space="preserve">Table 3. Datacard symbol dictionary</w:t>
+        <w:t xml:space="preserve">Table 4. Datacard symbol dictionary</w:t>
       </w:r>
     </w:p>
     <w:tbl>
@@ -1282,6 +1632,78 @@
               <w:pStyle w:val="Compact"/>
             </w:pPr>
             <w:r>
+              <w:t xml:space="preserve">target (row-dynamic)</w:t>
+            </w:r>
+          </w:p>
+        </w:tc>
+        <w:tc>
+          <w:tcPr/>
+          <w:p>
+            <w:pPr>
+              <w:pStyle w:val="Compact"/>
+            </w:pPr>
+            <w:r>
+              <w:t xml:space="preserve">Judged negotiator in that row; this role is dynamic and can be N1 or N2 depending on the observation.</w:t>
+            </w:r>
+          </w:p>
+        </w:tc>
+      </w:tr>
+      <w:tr>
+        <w:tc>
+          <w:tcPr/>
+          <w:p>
+            <w:pPr>
+              <w:pStyle w:val="Compact"/>
+            </w:pPr>
+            <w:r>
+              <w:t xml:space="preserve">other (row-dynamic counterpart)</w:t>
+            </w:r>
+          </w:p>
+        </w:tc>
+        <w:tc>
+          <w:tcPr/>
+          <w:p>
+            <w:pPr>
+              <w:pStyle w:val="Compact"/>
+            </w:pPr>
+            <w:r>
+              <w:t xml:space="preserve">Counterpart negotiator in that same row context (the non-target actor).</w:t>
+            </w:r>
+          </w:p>
+        </w:tc>
+      </w:tr>
+      <w:tr>
+        <w:tc>
+          <w:tcPr/>
+          <w:p>
+            <w:pPr>
+              <w:pStyle w:val="Compact"/>
+            </w:pPr>
+            <w:r>
+              <w:t xml:space="preserve">N1 / N2 (structural slots)</w:t>
+            </w:r>
+          </w:p>
+        </w:tc>
+        <w:tc>
+          <w:tcPr/>
+          <w:p>
+            <w:pPr>
+              <w:pStyle w:val="Compact"/>
+            </w:pPr>
+            <w:r>
+              <w:t xml:space="preserve">Structural negotiator identities reconstructed within each row for relational modeling; they are not fixed aliases of target/other.</w:t>
+            </w:r>
+          </w:p>
+        </w:tc>
+      </w:tr>
+      <w:tr>
+        <w:tc>
+          <w:tcPr/>
+          <w:p>
+            <w:pPr>
+              <w:pStyle w:val="Compact"/>
+            </w:pPr>
+            <w:r>
               <w:t xml:space="preserve">decision_target</w:t>
             </w:r>
           </w:p>
@@ -1293,7 +1715,7 @@
               <w:pStyle w:val="Compact"/>
             </w:pPr>
             <w:r>
-              <w:t xml:space="preserve">Indicator for whether the target negotiator accepted the harmful deal; judgement is directed toward this actor.</w:t>
+              <w:t xml:space="preserve">Indicator for whether the row-dynamic target negotiator accepted the harmful deal; active operational name for legacy wording accept_target.</w:t>
             </w:r>
           </w:p>
         </w:tc>
@@ -1317,7 +1739,7 @@
               <w:pStyle w:val="Compact"/>
             </w:pPr>
             <w:r>
-              <w:t xml:space="preserve">Indicator for whether the other negotiator accepted the harmful deal and may shift judgement of the target through the joint outcome context.</w:t>
+              <w:t xml:space="preserve">Indicator for whether the row-dynamic other negotiator accepted the harmful deal; active operational name for legacy wording accept_other.</w:t>
             </w:r>
           </w:p>
         </w:tc>
@@ -1366,6 +1788,30 @@
             </w:pPr>
             <w:r>
               <w:t xml:space="preserve">Bystander-side relational factors for the victim and both negotiators, again using faculty coincidence as ingroup.</w:t>
+            </w:r>
+          </w:p>
+        </w:tc>
+      </w:tr>
+      <w:tr>
+        <w:tc>
+          <w:tcPr/>
+          <w:p>
+            <w:pPr>
+              <w:pStyle w:val="Compact"/>
+            </w:pPr>
+            <w:r>
+              <w:t xml:space="preserve">group_target / group_other (legacy audit)</w:t>
+            </w:r>
+          </w:p>
+        </w:tc>
+        <w:tc>
+          <w:tcPr/>
+          <w:p>
+            <w:pPr>
+              <w:pStyle w:val="Compact"/>
+            </w:pPr>
+            <w:r>
+              <w:t xml:space="preserve">Legacy source grouping fields retained for provenance checks; not used directly in active H2/H3/H5 formulas.</w:t>
             </w:r>
           </w:p>
         </w:tc>
@@ -1476,7 +1922,7 @@
           <w:b/>
           <w:bCs/>
         </w:rPr>
-        <w:t xml:space="preserve">Table 4. Observation audit</w:t>
+        <w:t xml:space="preserve">Table 5. Observation audit</w:t>
       </w:r>
     </w:p>
     <w:tbl>
@@ -1637,8 +2083,8 @@
         </w:tc>
       </w:tr>
     </w:tbl>
-    <w:bookmarkEnd w:id="11"/>
-    <w:bookmarkStart w:id="12" w:name="predictor-glossary"/>
+    <w:bookmarkEnd w:id="12"/>
+    <w:bookmarkStart w:id="13" w:name="predictor-glossary"/>
     <w:p>
       <w:pPr>
         <w:pStyle w:val="Heading1"/>
@@ -1647,7 +2093,7 @@
         <w:rPr>
           <w:rStyle w:val="SectionNumber"/>
         </w:rPr>
-        <w:t xml:space="preserve">4</w:t>
+        <w:t xml:space="preserve">5</w:t>
       </w:r>
       <w:r>
         <w:tab/>
@@ -1665,7 +2111,7 @@
           <w:b/>
           <w:bCs/>
         </w:rPr>
-        <w:t xml:space="preserve">Table 5. Predictor glossary (reader version)</w:t>
+        <w:t xml:space="preserve">Table 6. Predictor glossary (reader version)</w:t>
       </w:r>
     </w:p>
     <w:tbl>
@@ -2157,7 +2603,7 @@
               <w:pStyle w:val="Compact"/>
             </w:pPr>
             <w:r>
-              <w:t xml:space="preserve">Target negotiator accepted the harmful deal.</w:t>
+              <w:t xml:space="preserve">Row-dynamic target negotiator accepted the harmful deal (legacy wording: accept_target).</w:t>
             </w:r>
           </w:p>
         </w:tc>
@@ -2181,7 +2627,7 @@
               <w:pStyle w:val="Compact"/>
             </w:pPr>
             <w:r>
-              <w:t xml:space="preserve">Other negotiator accepted the harmful deal.</w:t>
+              <w:t xml:space="preserve">Row-dynamic counterpart negotiator accepted the harmful deal (legacy wording: accept_other).</w:t>
             </w:r>
           </w:p>
         </w:tc>
@@ -2323,8 +2769,8 @@
         <w:t xml:space="preserve">The report keeps compact predictor references in figure captions and narratives, but the glossary above remains the authoritative mapping back to the current pipeline variables.</w:t>
       </w:r>
     </w:p>
-    <w:bookmarkEnd w:id="12"/>
-    <w:bookmarkStart w:id="13" w:name="interaction-interpretation-rules"/>
+    <w:bookmarkEnd w:id="13"/>
+    <w:bookmarkStart w:id="14" w:name="interaction-interpretation-rules"/>
     <w:p>
       <w:pPr>
         <w:pStyle w:val="Heading1"/>
@@ -2333,7 +2779,7 @@
         <w:rPr>
           <w:rStyle w:val="SectionNumber"/>
         </w:rPr>
-        <w:t xml:space="preserve">5</w:t>
+        <w:t xml:space="preserve">6</w:t>
       </w:r>
       <w:r>
         <w:tab/>
@@ -2402,8 +2848,8 @@
         <w:t xml:space="preserve">Session effects are adjustment terms only and are not interpreted as substantive experimental mechanisms.</w:t>
       </w:r>
     </w:p>
-    <w:bookmarkEnd w:id="13"/>
-    <w:bookmarkStart w:id="19" w:name="X60b4aeb12bc1aa24024f1271b1d039b522ec8a5"/>
+    <w:bookmarkEnd w:id="14"/>
+    <w:bookmarkStart w:id="20" w:name="X60b4aeb12bc1aa24024f1271b1d039b522ec8a5"/>
     <w:p>
       <w:pPr>
         <w:pStyle w:val="Heading1"/>
@@ -2412,7 +2858,7 @@
         <w:rPr>
           <w:rStyle w:val="SectionNumber"/>
         </w:rPr>
-        <w:t xml:space="preserve">6</w:t>
+        <w:t xml:space="preserve">7</w:t>
       </w:r>
       <w:r>
         <w:tab/>
@@ -2426,7 +2872,7 @@
         <w:pStyle w:val="FirstParagraph"/>
       </w:pPr>
       <w:r>
-        <w:t xml:space="preserve">Any earlier repository note that described negotiator code</w:t>
+        <w:t xml:space="preserve">Any earlier repository note that treated negotiator code</w:t>
       </w:r>
       <w:r>
         <w:t xml:space="preserve"> </w:t>
@@ -2441,10 +2887,10 @@
         <w:t xml:space="preserve"> </w:t>
       </w:r>
       <w:r>
-        <w:t xml:space="preserve">as a hidden label or that narrowed H3 to additive effects only should now be treated as outdated. The active formulas below are the authoritative specification.</w:t>
-      </w:r>
-    </w:p>
-    <w:bookmarkStart w:id="14" w:name="h1"/>
+        <w:t xml:space="preserve">as anything other than the explicit control category, or that narrowed H3 to additive effects only, should now be treated as outdated. The active formulas below are the authoritative specification.</w:t>
+      </w:r>
+    </w:p>
+    <w:bookmarkStart w:id="15" w:name="h1"/>
     <w:p>
       <w:pPr>
         <w:pStyle w:val="Heading2"/>
@@ -2453,7 +2899,7 @@
         <w:rPr>
           <w:rStyle w:val="SectionNumber"/>
         </w:rPr>
-        <w:t xml:space="preserve">6.1</w:t>
+        <w:t xml:space="preserve">7.1</w:t>
       </w:r>
       <w:r>
         <w:tab/>
@@ -2508,8 +2954,8 @@
         <w:t xml:space="preserve">iri_fs + iri_ec + iri_pt + iri_pd + age + ses + sex_female + faculty_player_factor + factor(session)</w:t>
       </w:r>
     </w:p>
-    <w:bookmarkEnd w:id="14"/>
-    <w:bookmarkStart w:id="15" w:name="h2"/>
+    <w:bookmarkEnd w:id="15"/>
+    <w:bookmarkStart w:id="16" w:name="h2"/>
     <w:p>
       <w:pPr>
         <w:pStyle w:val="Heading2"/>
@@ -2518,7 +2964,7 @@
         <w:rPr>
           <w:rStyle w:val="SectionNumber"/>
         </w:rPr>
-        <w:t xml:space="preserve">6.2</w:t>
+        <w:t xml:space="preserve">7.2</w:t>
       </w:r>
       <w:r>
         <w:tab/>
@@ -2573,8 +3019,8 @@
         <w:t xml:space="preserve">bystander_victim_group + bystander_N1_group + bystander_N2_group + victim_N1_group + victim_N2_group + bystander_N1_group:bystander_N2_group + victim_N1_group:victim_N2_group + N1_N2_same_faculty + age + ses + sex_female + faculty_player_factor + factor(session)</w:t>
       </w:r>
     </w:p>
-    <w:bookmarkEnd w:id="15"/>
-    <w:bookmarkStart w:id="16" w:name="h3"/>
+    <w:bookmarkEnd w:id="16"/>
+    <w:bookmarkStart w:id="17" w:name="h3"/>
     <w:p>
       <w:pPr>
         <w:pStyle w:val="Heading2"/>
@@ -2583,7 +3029,7 @@
         <w:rPr>
           <w:rStyle w:val="SectionNumber"/>
         </w:rPr>
-        <w:t xml:space="preserve">6.3</w:t>
+        <w:t xml:space="preserve">7.3</w:t>
       </w:r>
       <w:r>
         <w:tab/>
@@ -2638,8 +3084,8 @@
         <w:t xml:space="preserve">iri_fs + iri_ec + iri_pt + iri_pd + bystander_victim_group + bystander_N1_group + bystander_N2_group + victim_N1_group + victim_N2_group + bystander_N1_group:bystander_N2_group + victim_N1_group:victim_N2_group + N1_N2_same_faculty + iri_fs:bystander_victim_group + iri_fs:bystander_N1_group + iri_fs:bystander_N2_group + iri_ec:bystander_victim_group + iri_ec:bystander_N1_group + iri_ec:bystander_N2_group + iri_pt:bystander_victim_group + iri_pt:bystander_N1_group + iri_pt:bystander_N2_group + iri_pd:bystander_victim_group + iri_pd:bystander_N1_group + iri_pd:bystander_N2_group + age + ses + sex_female + faculty_player_factor + factor(session)</w:t>
       </w:r>
     </w:p>
-    <w:bookmarkEnd w:id="16"/>
-    <w:bookmarkStart w:id="17" w:name="h4"/>
+    <w:bookmarkEnd w:id="17"/>
+    <w:bookmarkStart w:id="18" w:name="h4"/>
     <w:p>
       <w:pPr>
         <w:pStyle w:val="Heading2"/>
@@ -2648,7 +3094,7 @@
         <w:rPr>
           <w:rStyle w:val="SectionNumber"/>
         </w:rPr>
-        <w:t xml:space="preserve">6.4</w:t>
+        <w:t xml:space="preserve">7.4</w:t>
       </w:r>
       <w:r>
         <w:tab/>
@@ -2703,8 +3149,8 @@
         <w:t xml:space="preserve">decision_target * decision_other + age + ses + sex_female + faculty_player_factor + factor(session)</w:t>
       </w:r>
     </w:p>
-    <w:bookmarkEnd w:id="17"/>
-    <w:bookmarkStart w:id="18" w:name="h5"/>
+    <w:bookmarkEnd w:id="18"/>
+    <w:bookmarkStart w:id="19" w:name="h5"/>
     <w:p>
       <w:pPr>
         <w:pStyle w:val="Heading2"/>
@@ -2713,7 +3159,7 @@
         <w:rPr>
           <w:rStyle w:val="SectionNumber"/>
         </w:rPr>
-        <w:t xml:space="preserve">6.5</w:t>
+        <w:t xml:space="preserve">7.5</w:t>
       </w:r>
       <w:r>
         <w:tab/>
@@ -2768,9 +3214,9 @@
         <w:t xml:space="preserve">iri_fs + iri_ec + iri_pt + iri_pd + bystander_victim_group + bystander_N1_group + bystander_N2_group + victim_N1_group + victim_N2_group + bystander_N1_group:bystander_N2_group + victim_N1_group:victim_N2_group + N1_N2_same_faculty + iri_fs:bystander_victim_group + iri_fs:bystander_N1_group + iri_fs:bystander_N2_group + iri_ec:bystander_victim_group + iri_ec:bystander_N1_group + iri_ec:bystander_N2_group + iri_pt:bystander_victim_group + iri_pt:bystander_N1_group + iri_pt:bystander_N2_group + iri_pd:bystander_victim_group + iri_pd:bystander_N1_group + iri_pd:bystander_N2_group + decision_target * decision_other + age + ses + sex_female + faculty_player_factor + factor(session)</w:t>
       </w:r>
     </w:p>
-    <w:bookmarkEnd w:id="18"/>
     <w:bookmarkEnd w:id="19"/>
-    <w:bookmarkStart w:id="20" w:name="mathematical-foundations"/>
+    <w:bookmarkEnd w:id="20"/>
+    <w:bookmarkStart w:id="21" w:name="mathematical-foundations"/>
     <w:p>
       <w:pPr>
         <w:pStyle w:val="Heading1"/>
@@ -2779,7 +3225,7 @@
         <w:rPr>
           <w:rStyle w:val="SectionNumber"/>
         </w:rPr>
-        <w:t xml:space="preserve">7</w:t>
+        <w:t xml:space="preserve">8</w:t>
       </w:r>
       <w:r>
         <w:tab/>
@@ -3152,8 +3598,8 @@
         <w:t xml:space="preserve">because the fitted estimator is a two-sided Tobit with session fixed effects and participant-cluster robust standard errors. The report does not claim a random session intercept that was not actually estimated.</w:t>
       </w:r>
     </w:p>
-    <w:bookmarkEnd w:id="20"/>
-    <w:bookmarkStart w:id="21" w:name="X73b1fba57f166d2e3173cfbf58efb90d2fc504a"/>
+    <w:bookmarkEnd w:id="21"/>
+    <w:bookmarkStart w:id="22" w:name="X73b1fba57f166d2e3173cfbf58efb90d2fc504a"/>
     <w:p>
       <w:pPr>
         <w:pStyle w:val="Heading1"/>
@@ -3162,7 +3608,7 @@
         <w:rPr>
           <w:rStyle w:val="SectionNumber"/>
         </w:rPr>
-        <w:t xml:space="preserve">8</w:t>
+        <w:t xml:space="preserve">9</w:t>
       </w:r>
       <w:r>
         <w:tab/>
@@ -3188,7 +3634,7 @@
           <w:b/>
           <w:bCs/>
         </w:rPr>
-        <w:t xml:space="preserve">Table 6. Descriptive clustering diagnostic</w:t>
+        <w:t xml:space="preserve">Table 7. Descriptive clustering diagnostic</w:t>
       </w:r>
     </w:p>
     <w:tbl>
@@ -3408,8 +3854,8 @@
         <w:t xml:space="preserve">.</w:t>
       </w:r>
     </w:p>
-    <w:bookmarkEnd w:id="21"/>
-    <w:bookmarkStart w:id="61" w:name="descriptive-statistics-and-figures"/>
+    <w:bookmarkEnd w:id="22"/>
+    <w:bookmarkStart w:id="62" w:name="descriptive-statistics-and-figures"/>
     <w:p>
       <w:pPr>
         <w:pStyle w:val="Heading1"/>
@@ -3418,7 +3864,7 @@
         <w:rPr>
           <w:rStyle w:val="SectionNumber"/>
         </w:rPr>
-        <w:t xml:space="preserve">9</w:t>
+        <w:t xml:space="preserve">10</w:t>
       </w:r>
       <w:r>
         <w:tab/>
@@ -3436,7 +3882,7 @@
           <w:b/>
           <w:bCs/>
         </w:rPr>
-        <w:t xml:space="preserve">Table 7. Decision summary by role</w:t>
+        <w:t xml:space="preserve">Table 8. Decision summary by role</w:t>
       </w:r>
     </w:p>
     <w:tbl>
@@ -3878,7 +4324,7 @@
           <w:b/>
           <w:bCs/>
         </w:rPr>
-        <w:t xml:space="preserve">Table 8. Role-specific ingroup/outgroup summary</w:t>
+        <w:t xml:space="preserve">Table 9. Role-specific ingroup/outgroup summary</w:t>
       </w:r>
     </w:p>
     <w:tbl>
@@ -4360,7 +4806,7 @@
           <w:b/>
           <w:bCs/>
         </w:rPr>
-        <w:t xml:space="preserve">Table 9. Participant-level empathy and mean judgement correlation matrix</w:t>
+        <w:t xml:space="preserve">Table 10. Participant-level empathy and mean judgement correlation matrix</w:t>
       </w:r>
     </w:p>
     <w:tbl>
@@ -4833,18 +5279,18 @@
           <wp:inline>
             <wp:extent cx="5334000" cy="4978399"/>
             <wp:effectExtent b="0" l="0" r="0" t="0"/>
-            <wp:docPr descr="Mean IRI subscale profile across participants." title="" id="23" name="Picture"/>
+            <wp:docPr descr="Mean IRI subscale profile across participants." title="" id="24" name="Picture"/>
             <a:graphic>
               <a:graphicData uri="http://schemas.openxmlformats.org/drawingml/2006/picture">
                 <pic:pic>
                   <pic:nvPicPr>
-                    <pic:cNvPr descr="C:/Users/LEONA/Documents/GitHub/TOBIT/outputs/figures/figure_iri_subscale_radar.png" id="24" name="Picture"/>
+                    <pic:cNvPr descr="C:/Users/LEONA/Documents/GitHub/TOBIT/outputs/figures/figure_iri_subscale_radar.png" id="25" name="Picture"/>
                     <pic:cNvPicPr>
                       <a:picLocks noChangeArrowheads="1" noChangeAspect="1"/>
                     </pic:cNvPicPr>
                   </pic:nvPicPr>
                   <pic:blipFill>
-                    <a:blip r:embed="rId22"/>
+                    <a:blip r:embed="rId23"/>
                     <a:stretch>
                       <a:fillRect/>
                     </a:stretch>
@@ -4896,18 +5342,18 @@
           <wp:inline>
             <wp:extent cx="5334000" cy="3942521"/>
             <wp:effectExtent b="0" l="0" r="0" t="0"/>
-            <wp:docPr descr="Participant-level bivariate scatters of IRI subscales against mean judgement." title="" id="26" name="Picture"/>
+            <wp:docPr descr="Participant-level bivariate scatters of IRI subscales against mean judgement." title="" id="27" name="Picture"/>
             <a:graphic>
               <a:graphicData uri="http://schemas.openxmlformats.org/drawingml/2006/picture">
                 <pic:pic>
                   <pic:nvPicPr>
-                    <pic:cNvPr descr="C:/Users/LEONA/Documents/GitHub/TOBIT/outputs/figures/figure_bivariate_empathy_vs_mean_judgement.png" id="27" name="Picture"/>
+                    <pic:cNvPr descr="C:/Users/LEONA/Documents/GitHub/TOBIT/outputs/figures/figure_bivariate_empathy_vs_mean_judgement.png" id="28" name="Picture"/>
                     <pic:cNvPicPr>
                       <a:picLocks noChangeArrowheads="1" noChangeAspect="1"/>
                     </pic:cNvPicPr>
                   </pic:nvPicPr>
                   <pic:blipFill>
-                    <a:blip r:embed="rId25"/>
+                    <a:blip r:embed="rId26"/>
                     <a:stretch>
                       <a:fillRect/>
                     </a:stretch>
@@ -4959,18 +5405,18 @@
           <wp:inline>
             <wp:extent cx="5334000" cy="2667000"/>
             <wp:effectExtent b="0" l="0" r="0" t="0"/>
-            <wp:docPr descr="Observed judgement distributions split by role." title="" id="29" name="Picture"/>
+            <wp:docPr descr="Observed judgement distributions split by role." title="" id="30" name="Picture"/>
             <a:graphic>
               <a:graphicData uri="http://schemas.openxmlformats.org/drawingml/2006/picture">
                 <pic:pic>
                   <pic:nvPicPr>
-                    <pic:cNvPr descr="C:/Users/LEONA/Documents/GitHub/TOBIT/outputs/figures/figure_judgement_distribution_by_role.png" id="30" name="Picture"/>
+                    <pic:cNvPr descr="C:/Users/LEONA/Documents/GitHub/TOBIT/outputs/figures/figure_judgement_distribution_by_role.png" id="31" name="Picture"/>
                     <pic:cNvPicPr>
                       <a:picLocks noChangeArrowheads="1" noChangeAspect="1"/>
                     </pic:cNvPicPr>
                   </pic:nvPicPr>
                   <pic:blipFill>
-                    <a:blip r:embed="rId28"/>
+                    <a:blip r:embed="rId29"/>
                     <a:stretch>
                       <a:fillRect/>
                     </a:stretch>
@@ -5022,18 +5468,18 @@
           <wp:inline>
             <wp:extent cx="5334000" cy="3555999"/>
             <wp:effectExtent b="0" l="0" r="0" t="0"/>
-            <wp:docPr descr="Observed judgement distributions by role and target negotiator." title="" id="32" name="Picture"/>
+            <wp:docPr descr="Observed judgement distributions by role and target negotiator." title="" id="33" name="Picture"/>
             <a:graphic>
               <a:graphicData uri="http://schemas.openxmlformats.org/drawingml/2006/picture">
                 <pic:pic>
                   <pic:nvPicPr>
-                    <pic:cNvPr descr="C:/Users/LEONA/Documents/GitHub/TOBIT/outputs/figures/figure_judgement_distribution_by_role_and_target.png" id="33" name="Picture"/>
+                    <pic:cNvPr descr="C:/Users/LEONA/Documents/GitHub/TOBIT/outputs/figures/figure_judgement_distribution_by_role_and_target.png" id="34" name="Picture"/>
                     <pic:cNvPicPr>
                       <a:picLocks noChangeArrowheads="1" noChangeAspect="1"/>
                     </pic:cNvPicPr>
                   </pic:nvPicPr>
                   <pic:blipFill>
-                    <a:blip r:embed="rId31"/>
+                    <a:blip r:embed="rId32"/>
                     <a:stretch>
                       <a:fillRect/>
                     </a:stretch>
@@ -5085,18 +5531,18 @@
           <wp:inline>
             <wp:extent cx="5334000" cy="3555999"/>
             <wp:effectExtent b="0" l="0" r="0" t="0"/>
-            <wp:docPr descr="Observed judgement distributions by role and target decision." title="" id="35" name="Picture"/>
+            <wp:docPr descr="Observed judgement distributions by role and target decision." title="" id="36" name="Picture"/>
             <a:graphic>
               <a:graphicData uri="http://schemas.openxmlformats.org/drawingml/2006/picture">
                 <pic:pic>
                   <pic:nvPicPr>
-                    <pic:cNvPr descr="C:/Users/LEONA/Documents/GitHub/TOBIT/outputs/figures/figure_judgement_distribution_by_role_and_target_decision.png" id="36" name="Picture"/>
+                    <pic:cNvPr descr="C:/Users/LEONA/Documents/GitHub/TOBIT/outputs/figures/figure_judgement_distribution_by_role_and_target_decision.png" id="37" name="Picture"/>
                     <pic:cNvPicPr>
                       <a:picLocks noChangeArrowheads="1" noChangeAspect="1"/>
                     </pic:cNvPicPr>
                   </pic:nvPicPr>
                   <pic:blipFill>
-                    <a:blip r:embed="rId34"/>
+                    <a:blip r:embed="rId35"/>
                     <a:stretch>
                       <a:fillRect/>
                     </a:stretch>
@@ -5148,18 +5594,18 @@
           <wp:inline>
             <wp:extent cx="5334000" cy="3555999"/>
             <wp:effectExtent b="0" l="0" r="0" t="0"/>
-            <wp:docPr descr="Observed judgement distributions by role and counterpart decision." title="" id="38" name="Picture"/>
+            <wp:docPr descr="Observed judgement distributions by role and counterpart decision." title="" id="39" name="Picture"/>
             <a:graphic>
               <a:graphicData uri="http://schemas.openxmlformats.org/drawingml/2006/picture">
                 <pic:pic>
                   <pic:nvPicPr>
-                    <pic:cNvPr descr="C:/Users/LEONA/Documents/GitHub/TOBIT/outputs/figures/figure_judgement_distribution_by_role_and_other_decision.png" id="39" name="Picture"/>
+                    <pic:cNvPr descr="C:/Users/LEONA/Documents/GitHub/TOBIT/outputs/figures/figure_judgement_distribution_by_role_and_other_decision.png" id="40" name="Picture"/>
                     <pic:cNvPicPr>
                       <a:picLocks noChangeArrowheads="1" noChangeAspect="1"/>
                     </pic:cNvPicPr>
                   </pic:nvPicPr>
                   <pic:blipFill>
-                    <a:blip r:embed="rId37"/>
+                    <a:blip r:embed="rId38"/>
                     <a:stretch>
                       <a:fillRect/>
                     </a:stretch>
@@ -5211,18 +5657,18 @@
           <wp:inline>
             <wp:extent cx="5334000" cy="2580967"/>
             <wp:effectExtent b="0" l="0" r="0" t="0"/>
-            <wp:docPr descr="Observed judgement distributions by role and joint decision pattern." title="" id="41" name="Picture"/>
+            <wp:docPr descr="Observed judgement distributions by role and joint decision pattern." title="" id="42" name="Picture"/>
             <a:graphic>
               <a:graphicData uri="http://schemas.openxmlformats.org/drawingml/2006/picture">
                 <pic:pic>
                   <pic:nvPicPr>
-                    <pic:cNvPr descr="C:/Users/LEONA/Documents/GitHub/TOBIT/outputs/figures/figure_judgement_distribution_by_role_and_decision_pattern.png" id="42" name="Picture"/>
+                    <pic:cNvPr descr="C:/Users/LEONA/Documents/GitHub/TOBIT/outputs/figures/figure_judgement_distribution_by_role_and_decision_pattern.png" id="43" name="Picture"/>
                     <pic:cNvPicPr>
                       <a:picLocks noChangeArrowheads="1" noChangeAspect="1"/>
                     </pic:cNvPicPr>
                   </pic:nvPicPr>
                   <pic:blipFill>
-                    <a:blip r:embed="rId40"/>
+                    <a:blip r:embed="rId41"/>
                     <a:stretch>
                       <a:fillRect/>
                     </a:stretch>
@@ -5274,18 +5720,18 @@
           <wp:inline>
             <wp:extent cx="5334000" cy="3111500"/>
             <wp:effectExtent b="0" l="0" r="0" t="0"/>
-            <wp:docPr descr="Observed decision-pattern counts by role." title="" id="44" name="Picture"/>
+            <wp:docPr descr="Observed decision-pattern counts by role." title="" id="45" name="Picture"/>
             <a:graphic>
               <a:graphicData uri="http://schemas.openxmlformats.org/drawingml/2006/picture">
                 <pic:pic>
                   <pic:nvPicPr>
-                    <pic:cNvPr descr="C:/Users/LEONA/Documents/GitHub/TOBIT/outputs/figures/figure_decision_pattern_by_role.png" id="45" name="Picture"/>
+                    <pic:cNvPr descr="C:/Users/LEONA/Documents/GitHub/TOBIT/outputs/figures/figure_decision_pattern_by_role.png" id="46" name="Picture"/>
                     <pic:cNvPicPr>
                       <a:picLocks noChangeArrowheads="1" noChangeAspect="1"/>
                     </pic:cNvPicPr>
                   </pic:nvPicPr>
                   <pic:blipFill>
-                    <a:blip r:embed="rId43"/>
+                    <a:blip r:embed="rId44"/>
                     <a:stretch>
                       <a:fillRect/>
                     </a:stretch>
@@ -5337,18 +5783,18 @@
           <wp:inline>
             <wp:extent cx="5334000" cy="4473677"/>
             <wp:effectExtent b="0" l="0" r="0" t="0"/>
-            <wp:docPr descr="Victim-role judgement distributions across N1 x N2 faculty pairings." title="" id="47" name="Picture"/>
+            <wp:docPr descr="Victim-role judgement distributions across N1 x N2 faculty pairings." title="" id="48" name="Picture"/>
             <a:graphic>
               <a:graphicData uri="http://schemas.openxmlformats.org/drawingml/2006/picture">
                 <pic:pic>
                   <pic:nvPicPr>
-                    <pic:cNvPr descr="C:/Users/LEONA/Documents/GitHub/TOBIT/outputs/figures/figure_judgement_distribution_victim_n1n2_faculty_grid.png" id="48" name="Picture"/>
+                    <pic:cNvPr descr="C:/Users/LEONA/Documents/GitHub/TOBIT/outputs/figures/figure_judgement_distribution_victim_n1n2_faculty_grid.png" id="49" name="Picture"/>
                     <pic:cNvPicPr>
                       <a:picLocks noChangeArrowheads="1" noChangeAspect="1"/>
                     </pic:cNvPicPr>
                   </pic:nvPicPr>
                   <pic:blipFill>
-                    <a:blip r:embed="rId46"/>
+                    <a:blip r:embed="rId47"/>
                     <a:stretch>
                       <a:fillRect/>
                     </a:stretch>
@@ -5400,18 +5846,18 @@
           <wp:inline>
             <wp:extent cx="5334000" cy="4473677"/>
             <wp:effectExtent b="0" l="0" r="0" t="0"/>
-            <wp:docPr descr="Bystander-role judgement distributions across N1 x N2 faculty pairings." title="" id="50" name="Picture"/>
+            <wp:docPr descr="Bystander-role judgement distributions across N1 x N2 faculty pairings." title="" id="51" name="Picture"/>
             <a:graphic>
               <a:graphicData uri="http://schemas.openxmlformats.org/drawingml/2006/picture">
                 <pic:pic>
                   <pic:nvPicPr>
-                    <pic:cNvPr descr="C:/Users/LEONA/Documents/GitHub/TOBIT/outputs/figures/figure_judgement_distribution_bystander_n1n2_faculty_grid.png" id="51" name="Picture"/>
+                    <pic:cNvPr descr="C:/Users/LEONA/Documents/GitHub/TOBIT/outputs/figures/figure_judgement_distribution_bystander_n1n2_faculty_grid.png" id="52" name="Picture"/>
                     <pic:cNvPicPr>
                       <a:picLocks noChangeArrowheads="1" noChangeAspect="1"/>
                     </pic:cNvPicPr>
                   </pic:nvPicPr>
                   <pic:blipFill>
-                    <a:blip r:embed="rId49"/>
+                    <a:blip r:embed="rId50"/>
                     <a:stretch>
                       <a:fillRect/>
                     </a:stretch>
@@ -5463,18 +5909,18 @@
           <wp:inline>
             <wp:extent cx="5334000" cy="3555999"/>
             <wp:effectExtent b="0" l="0" r="0" t="0"/>
-            <wp:docPr descr="Victim-role judgement distributions across victim-N1 and victim-N2 ingroup/outgroup combinations." title="" id="53" name="Picture"/>
+            <wp:docPr descr="Victim-role judgement distributions across victim-N1 and victim-N2 ingroup/outgroup combinations." title="" id="54" name="Picture"/>
             <a:graphic>
               <a:graphicData uri="http://schemas.openxmlformats.org/drawingml/2006/picture">
                 <pic:pic>
                   <pic:nvPicPr>
-                    <pic:cNvPr descr="C:/Users/LEONA/Documents/GitHub/TOBIT/outputs/figures/figure_judgement_distribution_victim_group_grid.png" id="54" name="Picture"/>
+                    <pic:cNvPr descr="C:/Users/LEONA/Documents/GitHub/TOBIT/outputs/figures/figure_judgement_distribution_victim_group_grid.png" id="55" name="Picture"/>
                     <pic:cNvPicPr>
                       <a:picLocks noChangeArrowheads="1" noChangeAspect="1"/>
                     </pic:cNvPicPr>
                   </pic:nvPicPr>
                   <pic:blipFill>
-                    <a:blip r:embed="rId52"/>
+                    <a:blip r:embed="rId53"/>
                     <a:stretch>
                       <a:fillRect/>
                     </a:stretch>
@@ -5526,18 +5972,18 @@
           <wp:inline>
             <wp:extent cx="5334000" cy="3555999"/>
             <wp:effectExtent b="0" l="0" r="0" t="0"/>
-            <wp:docPr descr="Bystander-role judgement distributions across bystander-N1 and bystander-N2 ingroup/outgroup combinations." title="" id="56" name="Picture"/>
+            <wp:docPr descr="Bystander-role judgement distributions across bystander-N1 and bystander-N2 ingroup/outgroup combinations." title="" id="57" name="Picture"/>
             <a:graphic>
               <a:graphicData uri="http://schemas.openxmlformats.org/drawingml/2006/picture">
                 <pic:pic>
                   <pic:nvPicPr>
-                    <pic:cNvPr descr="C:/Users/LEONA/Documents/GitHub/TOBIT/outputs/figures/figure_judgement_distribution_bystander_playerN1_playerN2_grid.png" id="57" name="Picture"/>
+                    <pic:cNvPr descr="C:/Users/LEONA/Documents/GitHub/TOBIT/outputs/figures/figure_judgement_distribution_bystander_playerN1_playerN2_grid.png" id="58" name="Picture"/>
                     <pic:cNvPicPr>
                       <a:picLocks noChangeArrowheads="1" noChangeAspect="1"/>
                     </pic:cNvPicPr>
                   </pic:nvPicPr>
                   <pic:blipFill>
-                    <a:blip r:embed="rId55"/>
+                    <a:blip r:embed="rId56"/>
                     <a:stretch>
                       <a:fillRect/>
                     </a:stretch>
@@ -5589,18 +6035,18 @@
           <wp:inline>
             <wp:extent cx="5334000" cy="3555999"/>
             <wp:effectExtent b="0" l="0" r="0" t="0"/>
-            <wp:docPr descr="Bystander-role judgement distributions across victim-N1 and victim-N2 ingroup/outgroup combinations." title="" id="59" name="Picture"/>
+            <wp:docPr descr="Bystander-role judgement distributions across victim-N1 and victim-N2 ingroup/outgroup combinations." title="" id="60" name="Picture"/>
             <a:graphic>
               <a:graphicData uri="http://schemas.openxmlformats.org/drawingml/2006/picture">
                 <pic:pic>
                   <pic:nvPicPr>
-                    <pic:cNvPr descr="C:/Users/LEONA/Documents/GitHub/TOBIT/outputs/figures/figure_judgement_distribution_bystander_victimN1_victimN2_grid.png" id="60" name="Picture"/>
+                    <pic:cNvPr descr="C:/Users/LEONA/Documents/GitHub/TOBIT/outputs/figures/figure_judgement_distribution_bystander_victimN1_victimN2_grid.png" id="61" name="Picture"/>
                     <pic:cNvPicPr>
                       <a:picLocks noChangeArrowheads="1" noChangeAspect="1"/>
                     </pic:cNvPicPr>
                   </pic:nvPicPr>
                   <pic:blipFill>
-                    <a:blip r:embed="rId58"/>
+                    <a:blip r:embed="rId59"/>
                     <a:stretch>
                       <a:fillRect/>
                     </a:stretch>
@@ -5643,8 +6089,8 @@
         <w:t xml:space="preserve">This optional figure shows how bystander judgement co-varies with victim-centered relational combinations in the same observed rows.</w:t>
       </w:r>
     </w:p>
-    <w:bookmarkEnd w:id="61"/>
-    <w:bookmarkStart w:id="65" w:name="estimator-fit-summary"/>
+    <w:bookmarkEnd w:id="62"/>
+    <w:bookmarkStart w:id="66" w:name="estimator-fit-summary"/>
     <w:p>
       <w:pPr>
         <w:pStyle w:val="Heading1"/>
@@ -5653,7 +6099,7 @@
         <w:rPr>
           <w:rStyle w:val="SectionNumber"/>
         </w:rPr>
-        <w:t xml:space="preserve">10</w:t>
+        <w:t xml:space="preserve">11</w:t>
       </w:r>
       <w:r>
         <w:tab/>
@@ -5693,7 +6139,7 @@
           <w:b/>
           <w:bCs/>
         </w:rPr>
-        <w:t xml:space="preserve">Table 10. Estimator configuration</w:t>
+        <w:t xml:space="preserve">Table 11. Estimator configuration</w:t>
       </w:r>
     </w:p>
     <w:tbl>
@@ -5781,7 +6227,7 @@
         </w:tc>
       </w:tr>
     </w:tbl>
-    <w:bookmarkStart w:id="64" w:name="model-level-fit-and-censoring-summary"/>
+    <w:bookmarkStart w:id="65" w:name="model-level-fit-and-censoring-summary"/>
     <w:p>
       <w:pPr>
         <w:pStyle w:val="Heading2"/>
@@ -5790,7 +6236,7 @@
         <w:rPr>
           <w:rStyle w:val="SectionNumber"/>
         </w:rPr>
-        <w:t xml:space="preserve">10.1</w:t>
+        <w:t xml:space="preserve">11.1</w:t>
       </w:r>
       <w:r>
         <w:tab/>
@@ -5799,7 +6245,7 @@
         <w:t xml:space="preserve">Model-level fit and censoring summary</w:t>
       </w:r>
     </w:p>
-    <w:bookmarkStart w:id="62" w:name="bystander-models"/>
+    <w:bookmarkStart w:id="63" w:name="bystander-models"/>
     <w:p>
       <w:pPr>
         <w:pStyle w:val="Heading3"/>
@@ -5808,7 +6254,7 @@
         <w:rPr>
           <w:rStyle w:val="SectionNumber"/>
         </w:rPr>
-        <w:t xml:space="preserve">10.1.1</w:t>
+        <w:t xml:space="preserve">11.1.1</w:t>
       </w:r>
       <w:r>
         <w:tab/>
@@ -5826,7 +6272,7 @@
           <w:b/>
           <w:bCs/>
         </w:rPr>
-        <w:t xml:space="preserve">Table 11. Bystander model fit and censoring summary</w:t>
+        <w:t xml:space="preserve">Table 12. Bystander model fit and censoring summary</w:t>
       </w:r>
     </w:p>
     <w:tbl>
@@ -6255,8 +6701,8 @@
         </w:tc>
       </w:tr>
     </w:tbl>
-    <w:bookmarkEnd w:id="62"/>
-    <w:bookmarkStart w:id="63" w:name="victim-models"/>
+    <w:bookmarkEnd w:id="63"/>
+    <w:bookmarkStart w:id="64" w:name="victim-models"/>
     <w:p>
       <w:pPr>
         <w:pStyle w:val="Heading3"/>
@@ -6265,7 +6711,7 @@
         <w:rPr>
           <w:rStyle w:val="SectionNumber"/>
         </w:rPr>
-        <w:t xml:space="preserve">10.1.2</w:t>
+        <w:t xml:space="preserve">11.1.2</w:t>
       </w:r>
       <w:r>
         <w:tab/>
@@ -6283,7 +6729,7 @@
           <w:b/>
           <w:bCs/>
         </w:rPr>
-        <w:t xml:space="preserve">Table 12. Victim model fit and censoring summary</w:t>
+        <w:t xml:space="preserve">Table 13. Victim model fit and censoring summary</w:t>
       </w:r>
     </w:p>
     <w:tbl>
@@ -6712,10 +7158,10 @@
         </w:tc>
       </w:tr>
     </w:tbl>
-    <w:bookmarkEnd w:id="63"/>
     <w:bookmarkEnd w:id="64"/>
     <w:bookmarkEnd w:id="65"/>
-    <w:bookmarkStart w:id="68" w:name="hypothesis-significance-summary-by-role"/>
+    <w:bookmarkEnd w:id="66"/>
+    <w:bookmarkStart w:id="69" w:name="hypothesis-significance-summary-by-role"/>
     <w:p>
       <w:pPr>
         <w:pStyle w:val="Heading1"/>
@@ -6724,7 +7170,7 @@
         <w:rPr>
           <w:rStyle w:val="SectionNumber"/>
         </w:rPr>
-        <w:t xml:space="preserve">11</w:t>
+        <w:t xml:space="preserve">12</w:t>
       </w:r>
       <w:r>
         <w:tab/>
@@ -6733,7 +7179,7 @@
         <w:t xml:space="preserve">Hypothesis significance summary by role</w:t>
       </w:r>
     </w:p>
-    <w:bookmarkStart w:id="66" w:name="victim"/>
+    <w:bookmarkStart w:id="67" w:name="victim"/>
     <w:p>
       <w:pPr>
         <w:pStyle w:val="Heading2"/>
@@ -6742,7 +7188,7 @@
         <w:rPr>
           <w:rStyle w:val="SectionNumber"/>
         </w:rPr>
-        <w:t xml:space="preserve">11.1</w:t>
+        <w:t xml:space="preserve">12.1</w:t>
       </w:r>
       <w:r>
         <w:tab/>
@@ -6760,7 +7206,7 @@
           <w:b/>
           <w:bCs/>
         </w:rPr>
-        <w:t xml:space="preserve">Table 13. Victim focal support terms (p &lt; 0.10)</w:t>
+        <w:t xml:space="preserve">Table 14. Victim focal support terms (p &lt; 0.10)</w:t>
       </w:r>
     </w:p>
     <w:tbl>
@@ -7025,8 +7471,8 @@
         </w:tc>
       </w:tr>
     </w:tbl>
-    <w:bookmarkEnd w:id="66"/>
-    <w:bookmarkStart w:id="67" w:name="bystander"/>
+    <w:bookmarkEnd w:id="67"/>
+    <w:bookmarkStart w:id="68" w:name="bystander"/>
     <w:p>
       <w:pPr>
         <w:pStyle w:val="Heading2"/>
@@ -7035,7 +7481,7 @@
         <w:rPr>
           <w:rStyle w:val="SectionNumber"/>
         </w:rPr>
-        <w:t xml:space="preserve">11.2</w:t>
+        <w:t xml:space="preserve">12.2</w:t>
       </w:r>
       <w:r>
         <w:tab/>
@@ -7053,7 +7499,7 @@
           <w:b/>
           <w:bCs/>
         </w:rPr>
-        <w:t xml:space="preserve">Table 14. Bystander focal support terms (p &lt; 0.10)</w:t>
+        <w:t xml:space="preserve">Table 15. Bystander focal support terms (p &lt; 0.10)</w:t>
       </w:r>
     </w:p>
     <w:tbl>
@@ -7326,9 +7772,9 @@
         </w:tc>
       </w:tr>
     </w:tbl>
-    <w:bookmarkEnd w:id="67"/>
     <w:bookmarkEnd w:id="68"/>
-    <w:bookmarkStart w:id="209" w:name="significance-driven-figures"/>
+    <w:bookmarkEnd w:id="69"/>
+    <w:bookmarkStart w:id="210" w:name="significance-driven-figures"/>
     <w:p>
       <w:pPr>
         <w:pStyle w:val="Heading1"/>
@@ -7337,7 +7783,7 @@
         <w:rPr>
           <w:rStyle w:val="SectionNumber"/>
         </w:rPr>
-        <w:t xml:space="preserve">12</w:t>
+        <w:t xml:space="preserve">13</w:t>
       </w:r>
       <w:r>
         <w:tab/>
@@ -7346,7 +7792,7 @@
         <w:t xml:space="preserve">Significance-driven figures</w:t>
       </w:r>
     </w:p>
-    <w:bookmarkStart w:id="72" w:name="h1-victim-empathy-perspective-taking"/>
+    <w:bookmarkStart w:id="73" w:name="h1-victim-empathy-perspective-taking"/>
     <w:p>
       <w:pPr>
         <w:pStyle w:val="Heading2"/>
@@ -7355,7 +7801,7 @@
         <w:rPr>
           <w:rStyle w:val="SectionNumber"/>
         </w:rPr>
-        <w:t xml:space="preserve">12.1</w:t>
+        <w:t xml:space="preserve">13.1</w:t>
       </w:r>
       <w:r>
         <w:tab/>
@@ -7373,18 +7819,18 @@
           <wp:inline>
             <wp:extent cx="5334000" cy="3758045"/>
             <wp:effectExtent b="0" l="0" r="0" t="0"/>
-            <wp:docPr descr="H1 Victim: model-implied predictions for Empathy: Perspective taking." title="" id="70" name="Picture"/>
+            <wp:docPr descr="H1 Victim: model-implied predictions for Empathy: Perspective taking." title="" id="71" name="Picture"/>
             <a:graphic>
               <a:graphicData uri="http://schemas.openxmlformats.org/drawingml/2006/picture">
                 <pic:pic>
                   <pic:nvPicPr>
-                    <pic:cNvPr descr="C:/Users/LEONA/Documents/GitHub/TOBIT/outputs/figures/figure_h1_victim_iri_pt.png" id="71" name="Picture"/>
+                    <pic:cNvPr descr="C:/Users/LEONA/Documents/GitHub/TOBIT/outputs/figures/figure_h1_victim_iri_pt.png" id="72" name="Picture"/>
                     <pic:cNvPicPr>
                       <a:picLocks noChangeArrowheads="1" noChangeAspect="1"/>
                     </pic:cNvPicPr>
                   </pic:nvPicPr>
                   <pic:blipFill>
-                    <a:blip r:embed="rId69"/>
+                    <a:blip r:embed="rId70"/>
                     <a:stretch>
                       <a:fillRect/>
                     </a:stretch>
@@ -7427,8 +7873,8 @@
         <w:t xml:space="preserve">Across the displayed contrast, the model implies higher predicted judgement toward the right-hand side of the plot.</w:t>
       </w:r>
     </w:p>
-    <w:bookmarkEnd w:id="72"/>
-    <w:bookmarkStart w:id="76" w:name="X416a7afb6d99c1f1168f72bb3821f0994eac840"/>
+    <w:bookmarkEnd w:id="73"/>
+    <w:bookmarkStart w:id="77" w:name="X416a7afb6d99c1f1168f72bb3821f0994eac840"/>
     <w:p>
       <w:pPr>
         <w:pStyle w:val="Heading2"/>
@@ -7437,7 +7883,7 @@
         <w:rPr>
           <w:rStyle w:val="SectionNumber"/>
         </w:rPr>
-        <w:t xml:space="preserve">12.2</w:t>
+        <w:t xml:space="preserve">13.2</w:t>
       </w:r>
       <w:r>
         <w:tab/>
@@ -7455,18 +7901,18 @@
           <wp:inline>
             <wp:extent cx="5334000" cy="3758045"/>
             <wp:effectExtent b="0" l="0" r="0" t="0"/>
-            <wp:docPr descr="H2 Bystander: model-implied predictions for Bystander-N2 outgroup vs ingroup." title="" id="74" name="Picture"/>
+            <wp:docPr descr="H2 Bystander: model-implied predictions for Bystander-N2 outgroup vs ingroup." title="" id="75" name="Picture"/>
             <a:graphic>
               <a:graphicData uri="http://schemas.openxmlformats.org/drawingml/2006/picture">
                 <pic:pic>
                   <pic:nvPicPr>
-                    <pic:cNvPr descr="C:/Users/LEONA/Documents/GitHub/TOBIT/outputs/figures/figure_h2_bystander_bystander_n2_groupoutgroup.png" id="75" name="Picture"/>
+                    <pic:cNvPr descr="C:/Users/LEONA/Documents/GitHub/TOBIT/outputs/figures/figure_h2_bystander_bystander_n2_groupoutgroup.png" id="76" name="Picture"/>
                     <pic:cNvPicPr>
                       <a:picLocks noChangeArrowheads="1" noChangeAspect="1"/>
                     </pic:cNvPicPr>
                   </pic:nvPicPr>
                   <pic:blipFill>
-                    <a:blip r:embed="rId73"/>
+                    <a:blip r:embed="rId74"/>
                     <a:stretch>
                       <a:fillRect/>
                     </a:stretch>
@@ -7509,8 +7955,8 @@
         <w:t xml:space="preserve">Across the displayed contrast, the model implies lower predicted judgement toward the right-hand side of the plot.</w:t>
       </w:r>
     </w:p>
-    <w:bookmarkEnd w:id="76"/>
-    <w:bookmarkStart w:id="80" w:name="Xdd485a3ec7a70ed2e60008e12eab4a1ec798ead"/>
+    <w:bookmarkEnd w:id="77"/>
+    <w:bookmarkStart w:id="81" w:name="Xdd485a3ec7a70ed2e60008e12eab4a1ec798ead"/>
     <w:p>
       <w:pPr>
         <w:pStyle w:val="Heading2"/>
@@ -7519,7 +7965,7 @@
         <w:rPr>
           <w:rStyle w:val="SectionNumber"/>
         </w:rPr>
-        <w:t xml:space="preserve">12.3</w:t>
+        <w:t xml:space="preserve">13.3</w:t>
       </w:r>
       <w:r>
         <w:tab/>
@@ -7537,18 +7983,18 @@
           <wp:inline>
             <wp:extent cx="5334000" cy="3758045"/>
             <wp:effectExtent b="0" l="0" r="0" t="0"/>
-            <wp:docPr descr="H2 Bystander: model-implied predictions for Victim-N1 outgroup vs ingroup." title="" id="78" name="Picture"/>
+            <wp:docPr descr="H2 Bystander: model-implied predictions for Victim-N1 outgroup vs ingroup." title="" id="79" name="Picture"/>
             <a:graphic>
               <a:graphicData uri="http://schemas.openxmlformats.org/drawingml/2006/picture">
                 <pic:pic>
                   <pic:nvPicPr>
-                    <pic:cNvPr descr="C:/Users/LEONA/Documents/GitHub/TOBIT/outputs/figures/figure_h2_bystander_victim_n1_groupoutgroup.png" id="79" name="Picture"/>
+                    <pic:cNvPr descr="C:/Users/LEONA/Documents/GitHub/TOBIT/outputs/figures/figure_h2_bystander_victim_n1_groupoutgroup.png" id="80" name="Picture"/>
                     <pic:cNvPicPr>
                       <a:picLocks noChangeArrowheads="1" noChangeAspect="1"/>
                     </pic:cNvPicPr>
                   </pic:nvPicPr>
                   <pic:blipFill>
-                    <a:blip r:embed="rId77"/>
+                    <a:blip r:embed="rId78"/>
                     <a:stretch>
                       <a:fillRect/>
                     </a:stretch>
@@ -7591,8 +8037,8 @@
         <w:t xml:space="preserve">Across the displayed contrast, the model implies higher predicted judgement toward the right-hand side of the plot.</w:t>
       </w:r>
     </w:p>
-    <w:bookmarkEnd w:id="80"/>
-    <w:bookmarkStart w:id="84" w:name="X55ed25854cec4c987a0a9c5bbf19f196ef13414"/>
+    <w:bookmarkEnd w:id="81"/>
+    <w:bookmarkStart w:id="85" w:name="X55ed25854cec4c987a0a9c5bbf19f196ef13414"/>
     <w:p>
       <w:pPr>
         <w:pStyle w:val="Heading2"/>
@@ -7601,7 +8047,7 @@
         <w:rPr>
           <w:rStyle w:val="SectionNumber"/>
         </w:rPr>
-        <w:t xml:space="preserve">12.4</w:t>
+        <w:t xml:space="preserve">13.4</w:t>
       </w:r>
       <w:r>
         <w:tab/>
@@ -7619,18 +8065,18 @@
           <wp:inline>
             <wp:extent cx="5334000" cy="3758045"/>
             <wp:effectExtent b="0" l="0" r="0" t="0"/>
-            <wp:docPr descr="H2 Bystander: model-implied predictions for Victim-N2 outgroup vs ingroup." title="" id="82" name="Picture"/>
+            <wp:docPr descr="H2 Bystander: model-implied predictions for Victim-N2 outgroup vs ingroup." title="" id="83" name="Picture"/>
             <a:graphic>
               <a:graphicData uri="http://schemas.openxmlformats.org/drawingml/2006/picture">
                 <pic:pic>
                   <pic:nvPicPr>
-                    <pic:cNvPr descr="C:/Users/LEONA/Documents/GitHub/TOBIT/outputs/figures/figure_h2_bystander_victim_n2_groupoutgroup.png" id="83" name="Picture"/>
+                    <pic:cNvPr descr="C:/Users/LEONA/Documents/GitHub/TOBIT/outputs/figures/figure_h2_bystander_victim_n2_groupoutgroup.png" id="84" name="Picture"/>
                     <pic:cNvPicPr>
                       <a:picLocks noChangeArrowheads="1" noChangeAspect="1"/>
                     </pic:cNvPicPr>
                   </pic:nvPicPr>
                   <pic:blipFill>
-                    <a:blip r:embed="rId81"/>
+                    <a:blip r:embed="rId82"/>
                     <a:stretch>
                       <a:fillRect/>
                     </a:stretch>
@@ -7673,8 +8119,8 @@
         <w:t xml:space="preserve">Across the displayed contrast, the model implies higher predicted judgement toward the right-hand side of the plot.</w:t>
       </w:r>
     </w:p>
-    <w:bookmarkEnd w:id="84"/>
-    <w:bookmarkStart w:id="88" w:name="Xa964ecf31680265b63cf884179ba58462c02437"/>
+    <w:bookmarkEnd w:id="85"/>
+    <w:bookmarkStart w:id="89" w:name="Xa964ecf31680265b63cf884179ba58462c02437"/>
     <w:p>
       <w:pPr>
         <w:pStyle w:val="Heading2"/>
@@ -7683,7 +8129,7 @@
         <w:rPr>
           <w:rStyle w:val="SectionNumber"/>
         </w:rPr>
-        <w:t xml:space="preserve">12.5</w:t>
+        <w:t xml:space="preserve">13.5</w:t>
       </w:r>
       <w:r>
         <w:tab/>
@@ -7701,18 +8147,18 @@
           <wp:inline>
             <wp:extent cx="5334000" cy="3758045"/>
             <wp:effectExtent b="0" l="0" r="0" t="0"/>
-            <wp:docPr descr="H2 Bystander: model-implied predictions for Bystander-N1 outgroup vs ingroup x Bystander-N2 outgroup vs ingroup." title="" id="86" name="Picture"/>
+            <wp:docPr descr="H2 Bystander: model-implied predictions for Bystander-N1 outgroup vs ingroup x Bystander-N2 outgroup vs ingroup." title="" id="87" name="Picture"/>
             <a:graphic>
               <a:graphicData uri="http://schemas.openxmlformats.org/drawingml/2006/picture">
                 <pic:pic>
                   <pic:nvPicPr>
-                    <pic:cNvPr descr="C:/Users/LEONA/Documents/GitHub/TOBIT/outputs/figures/figure_h2_bystander_bystander_n1_groupoutgroup_bystander_n2_groupoutgr.png" id="87" name="Picture"/>
+                    <pic:cNvPr descr="C:/Users/LEONA/Documents/GitHub/TOBIT/outputs/figures/figure_h2_bystander_bystander_n1_groupoutgroup_bystander_n2_groupoutgr.png" id="88" name="Picture"/>
                     <pic:cNvPicPr>
                       <a:picLocks noChangeArrowheads="1" noChangeAspect="1"/>
                     </pic:cNvPicPr>
                   </pic:nvPicPr>
                   <pic:blipFill>
-                    <a:blip r:embed="rId85"/>
+                    <a:blip r:embed="rId86"/>
                     <a:stretch>
                       <a:fillRect/>
                     </a:stretch>
@@ -7755,8 +8201,8 @@
         <w:t xml:space="preserve">The plotted fitted lines and shaded 95% confidence bands summarize how predicted judgement changes across the focal term while holding remaining covariates at their reference profile.</w:t>
       </w:r>
     </w:p>
-    <w:bookmarkEnd w:id="88"/>
-    <w:bookmarkStart w:id="92" w:name="Xb7c8bf81433cae6e8dd91d9cbe70ed30263193e"/>
+    <w:bookmarkEnd w:id="89"/>
+    <w:bookmarkStart w:id="93" w:name="Xb7c8bf81433cae6e8dd91d9cbe70ed30263193e"/>
     <w:p>
       <w:pPr>
         <w:pStyle w:val="Heading2"/>
@@ -7765,7 +8211,7 @@
         <w:rPr>
           <w:rStyle w:val="SectionNumber"/>
         </w:rPr>
-        <w:t xml:space="preserve">12.6</w:t>
+        <w:t xml:space="preserve">13.6</w:t>
       </w:r>
       <w:r>
         <w:tab/>
@@ -7783,18 +8229,18 @@
           <wp:inline>
             <wp:extent cx="5334000" cy="3758045"/>
             <wp:effectExtent b="0" l="0" r="0" t="0"/>
-            <wp:docPr descr="H2 Bystander: model-implied predictions for Victim-N1 outgroup vs ingroup x Victim-N2 outgroup vs ingroup." title="" id="90" name="Picture"/>
+            <wp:docPr descr="H2 Bystander: model-implied predictions for Victim-N1 outgroup vs ingroup x Victim-N2 outgroup vs ingroup." title="" id="91" name="Picture"/>
             <a:graphic>
               <a:graphicData uri="http://schemas.openxmlformats.org/drawingml/2006/picture">
                 <pic:pic>
                   <pic:nvPicPr>
-                    <pic:cNvPr descr="C:/Users/LEONA/Documents/GitHub/TOBIT/outputs/figures/figure_h2_bystander_victim_n1_groupoutgroup_victim_n2_groupoutgroup.png" id="91" name="Picture"/>
+                    <pic:cNvPr descr="C:/Users/LEONA/Documents/GitHub/TOBIT/outputs/figures/figure_h2_bystander_victim_n1_groupoutgroup_victim_n2_groupoutgroup.png" id="92" name="Picture"/>
                     <pic:cNvPicPr>
                       <a:picLocks noChangeArrowheads="1" noChangeAspect="1"/>
                     </pic:cNvPicPr>
                   </pic:nvPicPr>
                   <pic:blipFill>
-                    <a:blip r:embed="rId89"/>
+                    <a:blip r:embed="rId90"/>
                     <a:stretch>
                       <a:fillRect/>
                     </a:stretch>
@@ -7837,8 +8283,8 @@
         <w:t xml:space="preserve">The plotted fitted lines and shaded 95% confidence bands summarize how predicted judgement changes across the focal term while holding remaining covariates at their reference profile.</w:t>
       </w:r>
     </w:p>
-    <w:bookmarkEnd w:id="92"/>
-    <w:bookmarkStart w:id="96" w:name="h3-victim-empathy-fantasy"/>
+    <w:bookmarkEnd w:id="93"/>
+    <w:bookmarkStart w:id="97" w:name="h3-victim-empathy-fantasy"/>
     <w:p>
       <w:pPr>
         <w:pStyle w:val="Heading2"/>
@@ -7847,7 +8293,7 @@
         <w:rPr>
           <w:rStyle w:val="SectionNumber"/>
         </w:rPr>
-        <w:t xml:space="preserve">12.7</w:t>
+        <w:t xml:space="preserve">13.7</w:t>
       </w:r>
       <w:r>
         <w:tab/>
@@ -7865,18 +8311,18 @@
           <wp:inline>
             <wp:extent cx="5334000" cy="3758045"/>
             <wp:effectExtent b="0" l="0" r="0" t="0"/>
-            <wp:docPr descr="H3 Victim: model-implied predictions for Empathy: Fantasy." title="" id="94" name="Picture"/>
+            <wp:docPr descr="H3 Victim: model-implied predictions for Empathy: Fantasy." title="" id="95" name="Picture"/>
             <a:graphic>
               <a:graphicData uri="http://schemas.openxmlformats.org/drawingml/2006/picture">
                 <pic:pic>
                   <pic:nvPicPr>
-                    <pic:cNvPr descr="C:/Users/LEONA/Documents/GitHub/TOBIT/outputs/figures/figure_h3_victim_iri_fs.png" id="95" name="Picture"/>
+                    <pic:cNvPr descr="C:/Users/LEONA/Documents/GitHub/TOBIT/outputs/figures/figure_h3_victim_iri_fs.png" id="96" name="Picture"/>
                     <pic:cNvPicPr>
                       <a:picLocks noChangeArrowheads="1" noChangeAspect="1"/>
                     </pic:cNvPicPr>
                   </pic:nvPicPr>
                   <pic:blipFill>
-                    <a:blip r:embed="rId93"/>
+                    <a:blip r:embed="rId94"/>
                     <a:stretch>
                       <a:fillRect/>
                     </a:stretch>
@@ -7919,8 +8365,8 @@
         <w:t xml:space="preserve">Across the displayed contrast, the model implies higher predicted judgement toward the right-hand side of the plot.</w:t>
       </w:r>
     </w:p>
-    <w:bookmarkEnd w:id="96"/>
-    <w:bookmarkStart w:id="100" w:name="h3-victim-empathy-perspective-taking"/>
+    <w:bookmarkEnd w:id="97"/>
+    <w:bookmarkStart w:id="101" w:name="h3-victim-empathy-perspective-taking"/>
     <w:p>
       <w:pPr>
         <w:pStyle w:val="Heading2"/>
@@ -7929,7 +8375,7 @@
         <w:rPr>
           <w:rStyle w:val="SectionNumber"/>
         </w:rPr>
-        <w:t xml:space="preserve">12.8</w:t>
+        <w:t xml:space="preserve">13.8</w:t>
       </w:r>
       <w:r>
         <w:tab/>
@@ -7947,18 +8393,18 @@
           <wp:inline>
             <wp:extent cx="5334000" cy="3758045"/>
             <wp:effectExtent b="0" l="0" r="0" t="0"/>
-            <wp:docPr descr="H3 Victim: model-implied predictions for Empathy: Perspective taking." title="" id="98" name="Picture"/>
+            <wp:docPr descr="H3 Victim: model-implied predictions for Empathy: Perspective taking." title="" id="99" name="Picture"/>
             <a:graphic>
               <a:graphicData uri="http://schemas.openxmlformats.org/drawingml/2006/picture">
                 <pic:pic>
                   <pic:nvPicPr>
-                    <pic:cNvPr descr="C:/Users/LEONA/Documents/GitHub/TOBIT/outputs/figures/figure_h3_victim_iri_pt.png" id="99" name="Picture"/>
+                    <pic:cNvPr descr="C:/Users/LEONA/Documents/GitHub/TOBIT/outputs/figures/figure_h3_victim_iri_pt.png" id="100" name="Picture"/>
                     <pic:cNvPicPr>
                       <a:picLocks noChangeArrowheads="1" noChangeAspect="1"/>
                     </pic:cNvPicPr>
                   </pic:nvPicPr>
                   <pic:blipFill>
-                    <a:blip r:embed="rId97"/>
+                    <a:blip r:embed="rId98"/>
                     <a:stretch>
                       <a:fillRect/>
                     </a:stretch>
@@ -8001,8 +8447,8 @@
         <w:t xml:space="preserve">Across the displayed contrast, the model implies higher predicted judgement toward the right-hand side of the plot.</w:t>
       </w:r>
     </w:p>
-    <w:bookmarkEnd w:id="100"/>
-    <w:bookmarkStart w:id="104" w:name="h3-bystander-empathy-empathic-concern"/>
+    <w:bookmarkEnd w:id="101"/>
+    <w:bookmarkStart w:id="105" w:name="h3-bystander-empathy-empathic-concern"/>
     <w:p>
       <w:pPr>
         <w:pStyle w:val="Heading2"/>
@@ -8011,7 +8457,7 @@
         <w:rPr>
           <w:rStyle w:val="SectionNumber"/>
         </w:rPr>
-        <w:t xml:space="preserve">12.9</w:t>
+        <w:t xml:space="preserve">13.9</w:t>
       </w:r>
       <w:r>
         <w:tab/>
@@ -8029,18 +8475,18 @@
           <wp:inline>
             <wp:extent cx="5334000" cy="3758045"/>
             <wp:effectExtent b="0" l="0" r="0" t="0"/>
-            <wp:docPr descr="H3 Bystander: model-implied predictions for Empathy: Empathic concern." title="" id="102" name="Picture"/>
+            <wp:docPr descr="H3 Bystander: model-implied predictions for Empathy: Empathic concern." title="" id="103" name="Picture"/>
             <a:graphic>
               <a:graphicData uri="http://schemas.openxmlformats.org/drawingml/2006/picture">
                 <pic:pic>
                   <pic:nvPicPr>
-                    <pic:cNvPr descr="C:/Users/LEONA/Documents/GitHub/TOBIT/outputs/figures/figure_h3_bystander_iri_ec.png" id="103" name="Picture"/>
+                    <pic:cNvPr descr="C:/Users/LEONA/Documents/GitHub/TOBIT/outputs/figures/figure_h3_bystander_iri_ec.png" id="104" name="Picture"/>
                     <pic:cNvPicPr>
                       <a:picLocks noChangeArrowheads="1" noChangeAspect="1"/>
                     </pic:cNvPicPr>
                   </pic:nvPicPr>
                   <pic:blipFill>
-                    <a:blip r:embed="rId101"/>
+                    <a:blip r:embed="rId102"/>
                     <a:stretch>
                       <a:fillRect/>
                     </a:stretch>
@@ -8083,8 +8529,8 @@
         <w:t xml:space="preserve">Across the displayed contrast, the model implies higher predicted judgement toward the right-hand side of the plot.</w:t>
       </w:r>
     </w:p>
-    <w:bookmarkEnd w:id="104"/>
-    <w:bookmarkStart w:id="108" w:name="h3-bystander-empathy-personal-distress"/>
+    <w:bookmarkEnd w:id="105"/>
+    <w:bookmarkStart w:id="109" w:name="h3-bystander-empathy-personal-distress"/>
     <w:p>
       <w:pPr>
         <w:pStyle w:val="Heading2"/>
@@ -8093,7 +8539,7 @@
         <w:rPr>
           <w:rStyle w:val="SectionNumber"/>
         </w:rPr>
-        <w:t xml:space="preserve">12.10</w:t>
+        <w:t xml:space="preserve">13.10</w:t>
       </w:r>
       <w:r>
         <w:tab/>
@@ -8111,18 +8557,18 @@
           <wp:inline>
             <wp:extent cx="5334000" cy="3758045"/>
             <wp:effectExtent b="0" l="0" r="0" t="0"/>
-            <wp:docPr descr="H3 Bystander: model-implied predictions for Empathy: Personal distress." title="" id="106" name="Picture"/>
+            <wp:docPr descr="H3 Bystander: model-implied predictions for Empathy: Personal distress." title="" id="107" name="Picture"/>
             <a:graphic>
               <a:graphicData uri="http://schemas.openxmlformats.org/drawingml/2006/picture">
                 <pic:pic>
                   <pic:nvPicPr>
-                    <pic:cNvPr descr="C:/Users/LEONA/Documents/GitHub/TOBIT/outputs/figures/figure_h3_bystander_iri_pd.png" id="107" name="Picture"/>
+                    <pic:cNvPr descr="C:/Users/LEONA/Documents/GitHub/TOBIT/outputs/figures/figure_h3_bystander_iri_pd.png" id="108" name="Picture"/>
                     <pic:cNvPicPr>
                       <a:picLocks noChangeArrowheads="1" noChangeAspect="1"/>
                     </pic:cNvPicPr>
                   </pic:nvPicPr>
                   <pic:blipFill>
-                    <a:blip r:embed="rId105"/>
+                    <a:blip r:embed="rId106"/>
                     <a:stretch>
                       <a:fillRect/>
                     </a:stretch>
@@ -8165,8 +8611,8 @@
         <w:t xml:space="preserve">Across the displayed contrast, the model implies higher predicted judgement toward the right-hand side of the plot.</w:t>
       </w:r>
     </w:p>
-    <w:bookmarkEnd w:id="108"/>
-    <w:bookmarkStart w:id="112" w:name="X80105f1ed69bd5dd15fc75d847dee8e8f6298b9"/>
+    <w:bookmarkEnd w:id="109"/>
+    <w:bookmarkStart w:id="113" w:name="X80105f1ed69bd5dd15fc75d847dee8e8f6298b9"/>
     <w:p>
       <w:pPr>
         <w:pStyle w:val="Heading2"/>
@@ -8175,7 +8621,7 @@
         <w:rPr>
           <w:rStyle w:val="SectionNumber"/>
         </w:rPr>
-        <w:t xml:space="preserve">12.11</w:t>
+        <w:t xml:space="preserve">13.11</w:t>
       </w:r>
       <w:r>
         <w:tab/>
@@ -8193,18 +8639,18 @@
           <wp:inline>
             <wp:extent cx="5334000" cy="3758045"/>
             <wp:effectExtent b="0" l="0" r="0" t="0"/>
-            <wp:docPr descr="H3 Bystander: model-implied predictions for Victim-N1 outgroup vs ingroup." title="" id="110" name="Picture"/>
+            <wp:docPr descr="H3 Bystander: model-implied predictions for Victim-N1 outgroup vs ingroup." title="" id="111" name="Picture"/>
             <a:graphic>
               <a:graphicData uri="http://schemas.openxmlformats.org/drawingml/2006/picture">
                 <pic:pic>
                   <pic:nvPicPr>
-                    <pic:cNvPr descr="C:/Users/LEONA/Documents/GitHub/TOBIT/outputs/figures/figure_h3_bystander_victim_n1_groupoutgroup.png" id="111" name="Picture"/>
+                    <pic:cNvPr descr="C:/Users/LEONA/Documents/GitHub/TOBIT/outputs/figures/figure_h3_bystander_victim_n1_groupoutgroup.png" id="112" name="Picture"/>
                     <pic:cNvPicPr>
                       <a:picLocks noChangeArrowheads="1" noChangeAspect="1"/>
                     </pic:cNvPicPr>
                   </pic:nvPicPr>
                   <pic:blipFill>
-                    <a:blip r:embed="rId109"/>
+                    <a:blip r:embed="rId110"/>
                     <a:stretch>
                       <a:fillRect/>
                     </a:stretch>
@@ -8247,8 +8693,8 @@
         <w:t xml:space="preserve">Across the displayed contrast, the model implies higher predicted judgement toward the right-hand side of the plot.</w:t>
       </w:r>
     </w:p>
-    <w:bookmarkEnd w:id="112"/>
-    <w:bookmarkStart w:id="116" w:name="X4b01aedba081294bb83f6e85c55972fa1f5683d"/>
+    <w:bookmarkEnd w:id="113"/>
+    <w:bookmarkStart w:id="117" w:name="X4b01aedba081294bb83f6e85c55972fa1f5683d"/>
     <w:p>
       <w:pPr>
         <w:pStyle w:val="Heading2"/>
@@ -8257,7 +8703,7 @@
         <w:rPr>
           <w:rStyle w:val="SectionNumber"/>
         </w:rPr>
-        <w:t xml:space="preserve">12.12</w:t>
+        <w:t xml:space="preserve">13.12</w:t>
       </w:r>
       <w:r>
         <w:tab/>
@@ -8275,18 +8721,18 @@
           <wp:inline>
             <wp:extent cx="5334000" cy="3758045"/>
             <wp:effectExtent b="0" l="0" r="0" t="0"/>
-            <wp:docPr descr="H3 Bystander: model-implied predictions for Victim-N2 outgroup vs ingroup." title="" id="114" name="Picture"/>
+            <wp:docPr descr="H3 Bystander: model-implied predictions for Victim-N2 outgroup vs ingroup." title="" id="115" name="Picture"/>
             <a:graphic>
               <a:graphicData uri="http://schemas.openxmlformats.org/drawingml/2006/picture">
                 <pic:pic>
                   <pic:nvPicPr>
-                    <pic:cNvPr descr="C:/Users/LEONA/Documents/GitHub/TOBIT/outputs/figures/figure_h3_bystander_victim_n2_groupoutgroup.png" id="115" name="Picture"/>
+                    <pic:cNvPr descr="C:/Users/LEONA/Documents/GitHub/TOBIT/outputs/figures/figure_h3_bystander_victim_n2_groupoutgroup.png" id="116" name="Picture"/>
                     <pic:cNvPicPr>
                       <a:picLocks noChangeArrowheads="1" noChangeAspect="1"/>
                     </pic:cNvPicPr>
                   </pic:nvPicPr>
                   <pic:blipFill>
-                    <a:blip r:embed="rId113"/>
+                    <a:blip r:embed="rId114"/>
                     <a:stretch>
                       <a:fillRect/>
                     </a:stretch>
@@ -8329,8 +8775,8 @@
         <w:t xml:space="preserve">Across the displayed contrast, the model implies higher predicted judgement toward the right-hand side of the plot.</w:t>
       </w:r>
     </w:p>
-    <w:bookmarkEnd w:id="116"/>
-    <w:bookmarkStart w:id="120" w:name="X39a15d267883eae0250cc49b2299dab6604b690"/>
+    <w:bookmarkEnd w:id="117"/>
+    <w:bookmarkStart w:id="121" w:name="X39a15d267883eae0250cc49b2299dab6604b690"/>
     <w:p>
       <w:pPr>
         <w:pStyle w:val="Heading2"/>
@@ -8339,7 +8785,7 @@
         <w:rPr>
           <w:rStyle w:val="SectionNumber"/>
         </w:rPr>
-        <w:t xml:space="preserve">12.13</w:t>
+        <w:t xml:space="preserve">13.13</w:t>
       </w:r>
       <w:r>
         <w:tab/>
@@ -8357,18 +8803,18 @@
           <wp:inline>
             <wp:extent cx="5334000" cy="3758045"/>
             <wp:effectExtent b="0" l="0" r="0" t="0"/>
-            <wp:docPr descr="H3 Bystander: model-implied predictions for Bystander-N1 outgroup vs ingroup x Bystander-N2 outgroup vs ingroup." title="" id="118" name="Picture"/>
+            <wp:docPr descr="H3 Bystander: model-implied predictions for Bystander-N1 outgroup vs ingroup x Bystander-N2 outgroup vs ingroup." title="" id="119" name="Picture"/>
             <a:graphic>
               <a:graphicData uri="http://schemas.openxmlformats.org/drawingml/2006/picture">
                 <pic:pic>
                   <pic:nvPicPr>
-                    <pic:cNvPr descr="C:/Users/LEONA/Documents/GitHub/TOBIT/outputs/figures/figure_h3_bystander_bystander_n1_groupoutgroup_bystander_n2_groupoutgr.png" id="119" name="Picture"/>
+                    <pic:cNvPr descr="C:/Users/LEONA/Documents/GitHub/TOBIT/outputs/figures/figure_h3_bystander_bystander_n1_groupoutgroup_bystander_n2_groupoutgr.png" id="120" name="Picture"/>
                     <pic:cNvPicPr>
                       <a:picLocks noChangeArrowheads="1" noChangeAspect="1"/>
                     </pic:cNvPicPr>
                   </pic:nvPicPr>
                   <pic:blipFill>
-                    <a:blip r:embed="rId117"/>
+                    <a:blip r:embed="rId118"/>
                     <a:stretch>
                       <a:fillRect/>
                     </a:stretch>
@@ -8411,8 +8857,8 @@
         <w:t xml:space="preserve">The plotted fitted lines and shaded 95% confidence bands summarize how predicted judgement changes across the focal term while holding remaining covariates at their reference profile.</w:t>
       </w:r>
     </w:p>
-    <w:bookmarkEnd w:id="120"/>
-    <w:bookmarkStart w:id="124" w:name="X2a62790a1a661ddb282230ddf4b0158c494526d"/>
+    <w:bookmarkEnd w:id="121"/>
+    <w:bookmarkStart w:id="125" w:name="X2a62790a1a661ddb282230ddf4b0158c494526d"/>
     <w:p>
       <w:pPr>
         <w:pStyle w:val="Heading2"/>
@@ -8421,7 +8867,7 @@
         <w:rPr>
           <w:rStyle w:val="SectionNumber"/>
         </w:rPr>
-        <w:t xml:space="preserve">12.14</w:t>
+        <w:t xml:space="preserve">13.14</w:t>
       </w:r>
       <w:r>
         <w:tab/>
@@ -8439,18 +8885,18 @@
           <wp:inline>
             <wp:extent cx="5334000" cy="3758045"/>
             <wp:effectExtent b="0" l="0" r="0" t="0"/>
-            <wp:docPr descr="H3 Bystander: model-implied predictions for Victim-N1 outgroup vs ingroup x Victim-N2 outgroup vs ingroup." title="" id="122" name="Picture"/>
+            <wp:docPr descr="H3 Bystander: model-implied predictions for Victim-N1 outgroup vs ingroup x Victim-N2 outgroup vs ingroup." title="" id="123" name="Picture"/>
             <a:graphic>
               <a:graphicData uri="http://schemas.openxmlformats.org/drawingml/2006/picture">
                 <pic:pic>
                   <pic:nvPicPr>
-                    <pic:cNvPr descr="C:/Users/LEONA/Documents/GitHub/TOBIT/outputs/figures/figure_h3_bystander_victim_n1_groupoutgroup_victim_n2_groupoutgroup.png" id="123" name="Picture"/>
+                    <pic:cNvPr descr="C:/Users/LEONA/Documents/GitHub/TOBIT/outputs/figures/figure_h3_bystander_victim_n1_groupoutgroup_victim_n2_groupoutgroup.png" id="124" name="Picture"/>
                     <pic:cNvPicPr>
                       <a:picLocks noChangeArrowheads="1" noChangeAspect="1"/>
                     </pic:cNvPicPr>
                   </pic:nvPicPr>
                   <pic:blipFill>
-                    <a:blip r:embed="rId121"/>
+                    <a:blip r:embed="rId122"/>
                     <a:stretch>
                       <a:fillRect/>
                     </a:stretch>
@@ -8493,8 +8939,8 @@
         <w:t xml:space="preserve">The plotted fitted lines and shaded 95% confidence bands summarize how predicted judgement changes across the focal term while holding remaining covariates at their reference profile.</w:t>
       </w:r>
     </w:p>
-    <w:bookmarkEnd w:id="124"/>
-    <w:bookmarkStart w:id="128" w:name="Xa811ccf62655ee03e47779fbb683bfefa502873"/>
+    <w:bookmarkEnd w:id="125"/>
+    <w:bookmarkStart w:id="129" w:name="Xa811ccf62655ee03e47779fbb683bfefa502873"/>
     <w:p>
       <w:pPr>
         <w:pStyle w:val="Heading2"/>
@@ -8503,7 +8949,7 @@
         <w:rPr>
           <w:rStyle w:val="SectionNumber"/>
         </w:rPr>
-        <w:t xml:space="preserve">12.15</w:t>
+        <w:t xml:space="preserve">13.15</w:t>
       </w:r>
       <w:r>
         <w:tab/>
@@ -8521,18 +8967,18 @@
           <wp:inline>
             <wp:extent cx="5334000" cy="3758045"/>
             <wp:effectExtent b="0" l="0" r="0" t="0"/>
-            <wp:docPr descr="H3 Bystander: model-implied predictions for Empathy: Fantasy x Bystander-victim outgroup vs ingroup." title="" id="126" name="Picture"/>
+            <wp:docPr descr="H3 Bystander: model-implied predictions for Empathy: Fantasy x Bystander-victim outgroup vs ingroup." title="" id="127" name="Picture"/>
             <a:graphic>
               <a:graphicData uri="http://schemas.openxmlformats.org/drawingml/2006/picture">
                 <pic:pic>
                   <pic:nvPicPr>
-                    <pic:cNvPr descr="C:/Users/LEONA/Documents/GitHub/TOBIT/outputs/figures/figure_h3_bystander_iri_fs_bystander_victim_groupoutgroup.png" id="127" name="Picture"/>
+                    <pic:cNvPr descr="C:/Users/LEONA/Documents/GitHub/TOBIT/outputs/figures/figure_h3_bystander_iri_fs_bystander_victim_groupoutgroup.png" id="128" name="Picture"/>
                     <pic:cNvPicPr>
                       <a:picLocks noChangeArrowheads="1" noChangeAspect="1"/>
                     </pic:cNvPicPr>
                   </pic:nvPicPr>
                   <pic:blipFill>
-                    <a:blip r:embed="rId125"/>
+                    <a:blip r:embed="rId126"/>
                     <a:stretch>
                       <a:fillRect/>
                     </a:stretch>
@@ -8575,8 +9021,8 @@
         <w:t xml:space="preserve">The plotted fitted lines and shaded 95% confidence bands summarize how predicted judgement changes across the focal term while holding remaining covariates at their reference profile.</w:t>
       </w:r>
     </w:p>
-    <w:bookmarkEnd w:id="128"/>
-    <w:bookmarkStart w:id="132" w:name="Xc5b39e9d850349b2152b27d209186f8837e85b5"/>
+    <w:bookmarkEnd w:id="129"/>
+    <w:bookmarkStart w:id="133" w:name="Xc5b39e9d850349b2152b27d209186f8837e85b5"/>
     <w:p>
       <w:pPr>
         <w:pStyle w:val="Heading2"/>
@@ -8585,7 +9031,7 @@
         <w:rPr>
           <w:rStyle w:val="SectionNumber"/>
         </w:rPr>
-        <w:t xml:space="preserve">12.16</w:t>
+        <w:t xml:space="preserve">13.16</w:t>
       </w:r>
       <w:r>
         <w:tab/>
@@ -8603,18 +9049,18 @@
           <wp:inline>
             <wp:extent cx="5334000" cy="3758045"/>
             <wp:effectExtent b="0" l="0" r="0" t="0"/>
-            <wp:docPr descr="H3 Bystander: model-implied predictions for Empathy: Personal distress x Bystander-victim outgroup vs ingroup." title="" id="130" name="Picture"/>
+            <wp:docPr descr="H3 Bystander: model-implied predictions for Empathy: Personal distress x Bystander-victim outgroup vs ingroup." title="" id="131" name="Picture"/>
             <a:graphic>
               <a:graphicData uri="http://schemas.openxmlformats.org/drawingml/2006/picture">
                 <pic:pic>
                   <pic:nvPicPr>
-                    <pic:cNvPr descr="C:/Users/LEONA/Documents/GitHub/TOBIT/outputs/figures/figure_h3_bystander_iri_pd_bystander_victim_groupoutgroup.png" id="131" name="Picture"/>
+                    <pic:cNvPr descr="C:/Users/LEONA/Documents/GitHub/TOBIT/outputs/figures/figure_h3_bystander_iri_pd_bystander_victim_groupoutgroup.png" id="132" name="Picture"/>
                     <pic:cNvPicPr>
                       <a:picLocks noChangeArrowheads="1" noChangeAspect="1"/>
                     </pic:cNvPicPr>
                   </pic:nvPicPr>
                   <pic:blipFill>
-                    <a:blip r:embed="rId129"/>
+                    <a:blip r:embed="rId130"/>
                     <a:stretch>
                       <a:fillRect/>
                     </a:stretch>
@@ -8657,8 +9103,8 @@
         <w:t xml:space="preserve">The plotted fitted lines and shaded 95% confidence bands summarize how predicted judgement changes across the focal term while holding remaining covariates at their reference profile.</w:t>
       </w:r>
     </w:p>
-    <w:bookmarkEnd w:id="132"/>
-    <w:bookmarkStart w:id="136" w:name="h4-victim-target-accepted"/>
+    <w:bookmarkEnd w:id="133"/>
+    <w:bookmarkStart w:id="137" w:name="h4-victim-target-accepted"/>
     <w:p>
       <w:pPr>
         <w:pStyle w:val="Heading2"/>
@@ -8667,7 +9113,7 @@
         <w:rPr>
           <w:rStyle w:val="SectionNumber"/>
         </w:rPr>
-        <w:t xml:space="preserve">12.17</w:t>
+        <w:t xml:space="preserve">13.17</w:t>
       </w:r>
       <w:r>
         <w:tab/>
@@ -8685,18 +9131,18 @@
           <wp:inline>
             <wp:extent cx="5334000" cy="3758045"/>
             <wp:effectExtent b="0" l="0" r="0" t="0"/>
-            <wp:docPr descr="H4 Victim: model-implied predictions for Target accepted." title="" id="134" name="Picture"/>
+            <wp:docPr descr="H4 Victim: model-implied predictions for Target accepted." title="" id="135" name="Picture"/>
             <a:graphic>
               <a:graphicData uri="http://schemas.openxmlformats.org/drawingml/2006/picture">
                 <pic:pic>
                   <pic:nvPicPr>
-                    <pic:cNvPr descr="C:/Users/LEONA/Documents/GitHub/TOBIT/outputs/figures/figure_h4_victim_decision_target.png" id="135" name="Picture"/>
+                    <pic:cNvPr descr="C:/Users/LEONA/Documents/GitHub/TOBIT/outputs/figures/figure_h4_victim_decision_target.png" id="136" name="Picture"/>
                     <pic:cNvPicPr>
                       <a:picLocks noChangeArrowheads="1" noChangeAspect="1"/>
                     </pic:cNvPicPr>
                   </pic:nvPicPr>
                   <pic:blipFill>
-                    <a:blip r:embed="rId133"/>
+                    <a:blip r:embed="rId134"/>
                     <a:stretch>
                       <a:fillRect/>
                     </a:stretch>
@@ -8739,8 +9185,8 @@
         <w:t xml:space="preserve">Across the displayed contrast, the model implies lower predicted judgement toward the right-hand side of the plot.</w:t>
       </w:r>
     </w:p>
-    <w:bookmarkEnd w:id="136"/>
-    <w:bookmarkStart w:id="140" w:name="h4-victim-other-negotiator-accepted"/>
+    <w:bookmarkEnd w:id="137"/>
+    <w:bookmarkStart w:id="141" w:name="h4-victim-other-negotiator-accepted"/>
     <w:p>
       <w:pPr>
         <w:pStyle w:val="Heading2"/>
@@ -8749,7 +9195,7 @@
         <w:rPr>
           <w:rStyle w:val="SectionNumber"/>
         </w:rPr>
-        <w:t xml:space="preserve">12.18</w:t>
+        <w:t xml:space="preserve">13.18</w:t>
       </w:r>
       <w:r>
         <w:tab/>
@@ -8767,18 +9213,18 @@
           <wp:inline>
             <wp:extent cx="5334000" cy="3758045"/>
             <wp:effectExtent b="0" l="0" r="0" t="0"/>
-            <wp:docPr descr="H4 Victim: model-implied predictions for Other negotiator accepted." title="" id="138" name="Picture"/>
+            <wp:docPr descr="H4 Victim: model-implied predictions for Other negotiator accepted." title="" id="139" name="Picture"/>
             <a:graphic>
               <a:graphicData uri="http://schemas.openxmlformats.org/drawingml/2006/picture">
                 <pic:pic>
                   <pic:nvPicPr>
-                    <pic:cNvPr descr="C:/Users/LEONA/Documents/GitHub/TOBIT/outputs/figures/figure_h4_victim_decision_other.png" id="139" name="Picture"/>
+                    <pic:cNvPr descr="C:/Users/LEONA/Documents/GitHub/TOBIT/outputs/figures/figure_h4_victim_decision_other.png" id="140" name="Picture"/>
                     <pic:cNvPicPr>
                       <a:picLocks noChangeArrowheads="1" noChangeAspect="1"/>
                     </pic:cNvPicPr>
                   </pic:nvPicPr>
                   <pic:blipFill>
-                    <a:blip r:embed="rId137"/>
+                    <a:blip r:embed="rId138"/>
                     <a:stretch>
                       <a:fillRect/>
                     </a:stretch>
@@ -8821,8 +9267,8 @@
         <w:t xml:space="preserve">Across the displayed contrast, the model implies lower predicted judgement toward the right-hand side of the plot.</w:t>
       </w:r>
     </w:p>
-    <w:bookmarkEnd w:id="140"/>
-    <w:bookmarkStart w:id="144" w:name="X052fab48b1ea964599c321c8db082fd0bd537d7"/>
+    <w:bookmarkEnd w:id="141"/>
+    <w:bookmarkStart w:id="145" w:name="X052fab48b1ea964599c321c8db082fd0bd537d7"/>
     <w:p>
       <w:pPr>
         <w:pStyle w:val="Heading2"/>
@@ -8831,7 +9277,7 @@
         <w:rPr>
           <w:rStyle w:val="SectionNumber"/>
         </w:rPr>
-        <w:t xml:space="preserve">12.19</w:t>
+        <w:t xml:space="preserve">13.19</w:t>
       </w:r>
       <w:r>
         <w:tab/>
@@ -8849,18 +9295,18 @@
           <wp:inline>
             <wp:extent cx="5334000" cy="3758045"/>
             <wp:effectExtent b="0" l="0" r="0" t="0"/>
-            <wp:docPr descr="H4 Victim: model-implied predictions for Target accepted x Other accepted." title="" id="142" name="Picture"/>
+            <wp:docPr descr="H4 Victim: model-implied predictions for Target accepted x Other accepted." title="" id="143" name="Picture"/>
             <a:graphic>
               <a:graphicData uri="http://schemas.openxmlformats.org/drawingml/2006/picture">
                 <pic:pic>
                   <pic:nvPicPr>
-                    <pic:cNvPr descr="C:/Users/LEONA/Documents/GitHub/TOBIT/outputs/figures/figure_h4_victim_decision_target_decision_other.png" id="143" name="Picture"/>
+                    <pic:cNvPr descr="C:/Users/LEONA/Documents/GitHub/TOBIT/outputs/figures/figure_h4_victim_decision_target_decision_other.png" id="144" name="Picture"/>
                     <pic:cNvPicPr>
                       <a:picLocks noChangeArrowheads="1" noChangeAspect="1"/>
                     </pic:cNvPicPr>
                   </pic:nvPicPr>
                   <pic:blipFill>
-                    <a:blip r:embed="rId141"/>
+                    <a:blip r:embed="rId142"/>
                     <a:stretch>
                       <a:fillRect/>
                     </a:stretch>
@@ -8903,8 +9349,8 @@
         <w:t xml:space="preserve">The plotted fitted lines and shaded 95% confidence bands summarize how predicted judgement changes across the focal term while holding remaining covariates at their reference profile.</w:t>
       </w:r>
     </w:p>
-    <w:bookmarkEnd w:id="144"/>
-    <w:bookmarkStart w:id="148" w:name="h4-bystander-target-accepted"/>
+    <w:bookmarkEnd w:id="145"/>
+    <w:bookmarkStart w:id="149" w:name="h4-bystander-target-accepted"/>
     <w:p>
       <w:pPr>
         <w:pStyle w:val="Heading2"/>
@@ -8913,7 +9359,7 @@
         <w:rPr>
           <w:rStyle w:val="SectionNumber"/>
         </w:rPr>
-        <w:t xml:space="preserve">12.20</w:t>
+        <w:t xml:space="preserve">13.20</w:t>
       </w:r>
       <w:r>
         <w:tab/>
@@ -8931,18 +9377,18 @@
           <wp:inline>
             <wp:extent cx="5334000" cy="3758045"/>
             <wp:effectExtent b="0" l="0" r="0" t="0"/>
-            <wp:docPr descr="H4 Bystander: model-implied predictions for Target accepted." title="" id="146" name="Picture"/>
+            <wp:docPr descr="H4 Bystander: model-implied predictions for Target accepted." title="" id="147" name="Picture"/>
             <a:graphic>
               <a:graphicData uri="http://schemas.openxmlformats.org/drawingml/2006/picture">
                 <pic:pic>
                   <pic:nvPicPr>
-                    <pic:cNvPr descr="C:/Users/LEONA/Documents/GitHub/TOBIT/outputs/figures/figure_h4_bystander_decision_target.png" id="147" name="Picture"/>
+                    <pic:cNvPr descr="C:/Users/LEONA/Documents/GitHub/TOBIT/outputs/figures/figure_h4_bystander_decision_target.png" id="148" name="Picture"/>
                     <pic:cNvPicPr>
                       <a:picLocks noChangeArrowheads="1" noChangeAspect="1"/>
                     </pic:cNvPicPr>
                   </pic:nvPicPr>
                   <pic:blipFill>
-                    <a:blip r:embed="rId145"/>
+                    <a:blip r:embed="rId146"/>
                     <a:stretch>
                       <a:fillRect/>
                     </a:stretch>
@@ -8985,8 +9431,8 @@
         <w:t xml:space="preserve">Across the displayed contrast, the model implies lower predicted judgement toward the right-hand side of the plot.</w:t>
       </w:r>
     </w:p>
-    <w:bookmarkEnd w:id="148"/>
-    <w:bookmarkStart w:id="152" w:name="h4-bystander-other-negotiator-accepted"/>
+    <w:bookmarkEnd w:id="149"/>
+    <w:bookmarkStart w:id="153" w:name="h4-bystander-other-negotiator-accepted"/>
     <w:p>
       <w:pPr>
         <w:pStyle w:val="Heading2"/>
@@ -8995,7 +9441,7 @@
         <w:rPr>
           <w:rStyle w:val="SectionNumber"/>
         </w:rPr>
-        <w:t xml:space="preserve">12.21</w:t>
+        <w:t xml:space="preserve">13.21</w:t>
       </w:r>
       <w:r>
         <w:tab/>
@@ -9013,18 +9459,18 @@
           <wp:inline>
             <wp:extent cx="5334000" cy="3758045"/>
             <wp:effectExtent b="0" l="0" r="0" t="0"/>
-            <wp:docPr descr="H4 Bystander: model-implied predictions for Other negotiator accepted." title="" id="150" name="Picture"/>
+            <wp:docPr descr="H4 Bystander: model-implied predictions for Other negotiator accepted." title="" id="151" name="Picture"/>
             <a:graphic>
               <a:graphicData uri="http://schemas.openxmlformats.org/drawingml/2006/picture">
                 <pic:pic>
                   <pic:nvPicPr>
-                    <pic:cNvPr descr="C:/Users/LEONA/Documents/GitHub/TOBIT/outputs/figures/figure_h4_bystander_decision_other.png" id="151" name="Picture"/>
+                    <pic:cNvPr descr="C:/Users/LEONA/Documents/GitHub/TOBIT/outputs/figures/figure_h4_bystander_decision_other.png" id="152" name="Picture"/>
                     <pic:cNvPicPr>
                       <a:picLocks noChangeArrowheads="1" noChangeAspect="1"/>
                     </pic:cNvPicPr>
                   </pic:nvPicPr>
                   <pic:blipFill>
-                    <a:blip r:embed="rId149"/>
+                    <a:blip r:embed="rId150"/>
                     <a:stretch>
                       <a:fillRect/>
                     </a:stretch>
@@ -9067,8 +9513,8 @@
         <w:t xml:space="preserve">Across the displayed contrast, the model implies lower predicted judgement toward the right-hand side of the plot.</w:t>
       </w:r>
     </w:p>
-    <w:bookmarkEnd w:id="152"/>
-    <w:bookmarkStart w:id="156" w:name="X3dab2ca1c3cf4200fcf11818dce98800611d980"/>
+    <w:bookmarkEnd w:id="153"/>
+    <w:bookmarkStart w:id="157" w:name="X3dab2ca1c3cf4200fcf11818dce98800611d980"/>
     <w:p>
       <w:pPr>
         <w:pStyle w:val="Heading2"/>
@@ -9077,7 +9523,7 @@
         <w:rPr>
           <w:rStyle w:val="SectionNumber"/>
         </w:rPr>
-        <w:t xml:space="preserve">12.22</w:t>
+        <w:t xml:space="preserve">13.22</w:t>
       </w:r>
       <w:r>
         <w:tab/>
@@ -9095,18 +9541,18 @@
           <wp:inline>
             <wp:extent cx="5334000" cy="3758045"/>
             <wp:effectExtent b="0" l="0" r="0" t="0"/>
-            <wp:docPr descr="H4 Bystander: model-implied predictions for Target accepted x Other accepted." title="" id="154" name="Picture"/>
+            <wp:docPr descr="H4 Bystander: model-implied predictions for Target accepted x Other accepted." title="" id="155" name="Picture"/>
             <a:graphic>
               <a:graphicData uri="http://schemas.openxmlformats.org/drawingml/2006/picture">
                 <pic:pic>
                   <pic:nvPicPr>
-                    <pic:cNvPr descr="C:/Users/LEONA/Documents/GitHub/TOBIT/outputs/figures/figure_h4_bystander_decision_target_decision_other.png" id="155" name="Picture"/>
+                    <pic:cNvPr descr="C:/Users/LEONA/Documents/GitHub/TOBIT/outputs/figures/figure_h4_bystander_decision_target_decision_other.png" id="156" name="Picture"/>
                     <pic:cNvPicPr>
                       <a:picLocks noChangeArrowheads="1" noChangeAspect="1"/>
                     </pic:cNvPicPr>
                   </pic:nvPicPr>
                   <pic:blipFill>
-                    <a:blip r:embed="rId153"/>
+                    <a:blip r:embed="rId154"/>
                     <a:stretch>
                       <a:fillRect/>
                     </a:stretch>
@@ -9149,8 +9595,8 @@
         <w:t xml:space="preserve">The plotted fitted lines and shaded 95% confidence bands summarize how predicted judgement changes across the focal term while holding remaining covariates at their reference profile.</w:t>
       </w:r>
     </w:p>
-    <w:bookmarkEnd w:id="156"/>
-    <w:bookmarkStart w:id="160" w:name="h5-victim-empathy-fantasy"/>
+    <w:bookmarkEnd w:id="157"/>
+    <w:bookmarkStart w:id="161" w:name="h5-victim-empathy-fantasy"/>
     <w:p>
       <w:pPr>
         <w:pStyle w:val="Heading2"/>
@@ -9159,7 +9605,7 @@
         <w:rPr>
           <w:rStyle w:val="SectionNumber"/>
         </w:rPr>
-        <w:t xml:space="preserve">12.23</w:t>
+        <w:t xml:space="preserve">13.23</w:t>
       </w:r>
       <w:r>
         <w:tab/>
@@ -9177,18 +9623,18 @@
           <wp:inline>
             <wp:extent cx="5334000" cy="3758045"/>
             <wp:effectExtent b="0" l="0" r="0" t="0"/>
-            <wp:docPr descr="H5 Victim: model-implied predictions for Empathy: Fantasy." title="" id="158" name="Picture"/>
+            <wp:docPr descr="H5 Victim: model-implied predictions for Empathy: Fantasy." title="" id="159" name="Picture"/>
             <a:graphic>
               <a:graphicData uri="http://schemas.openxmlformats.org/drawingml/2006/picture">
                 <pic:pic>
                   <pic:nvPicPr>
-                    <pic:cNvPr descr="C:/Users/LEONA/Documents/GitHub/TOBIT/outputs/figures/figure_h5_victim_iri_fs.png" id="159" name="Picture"/>
+                    <pic:cNvPr descr="C:/Users/LEONA/Documents/GitHub/TOBIT/outputs/figures/figure_h5_victim_iri_fs.png" id="160" name="Picture"/>
                     <pic:cNvPicPr>
                       <a:picLocks noChangeArrowheads="1" noChangeAspect="1"/>
                     </pic:cNvPicPr>
                   </pic:nvPicPr>
                   <pic:blipFill>
-                    <a:blip r:embed="rId157"/>
+                    <a:blip r:embed="rId158"/>
                     <a:stretch>
                       <a:fillRect/>
                     </a:stretch>
@@ -9231,8 +9677,8 @@
         <w:t xml:space="preserve">Across the displayed contrast, the model implies higher predicted judgement toward the right-hand side of the plot.</w:t>
       </w:r>
     </w:p>
-    <w:bookmarkEnd w:id="160"/>
-    <w:bookmarkStart w:id="164" w:name="h5-victim-victim-n2-outgroup-vs-ingroup"/>
+    <w:bookmarkEnd w:id="161"/>
+    <w:bookmarkStart w:id="165" w:name="h5-victim-victim-n2-outgroup-vs-ingroup"/>
     <w:p>
       <w:pPr>
         <w:pStyle w:val="Heading2"/>
@@ -9241,7 +9687,7 @@
         <w:rPr>
           <w:rStyle w:val="SectionNumber"/>
         </w:rPr>
-        <w:t xml:space="preserve">12.24</w:t>
+        <w:t xml:space="preserve">13.24</w:t>
       </w:r>
       <w:r>
         <w:tab/>
@@ -9259,18 +9705,18 @@
           <wp:inline>
             <wp:extent cx="5334000" cy="3758045"/>
             <wp:effectExtent b="0" l="0" r="0" t="0"/>
-            <wp:docPr descr="H5 Victim: model-implied predictions for Victim-N2 outgroup vs ingroup." title="" id="162" name="Picture"/>
+            <wp:docPr descr="H5 Victim: model-implied predictions for Victim-N2 outgroup vs ingroup." title="" id="163" name="Picture"/>
             <a:graphic>
               <a:graphicData uri="http://schemas.openxmlformats.org/drawingml/2006/picture">
                 <pic:pic>
                   <pic:nvPicPr>
-                    <pic:cNvPr descr="C:/Users/LEONA/Documents/GitHub/TOBIT/outputs/figures/figure_h5_victim_victim_n2_groupoutgroup.png" id="163" name="Picture"/>
+                    <pic:cNvPr descr="C:/Users/LEONA/Documents/GitHub/TOBIT/outputs/figures/figure_h5_victim_victim_n2_groupoutgroup.png" id="164" name="Picture"/>
                     <pic:cNvPicPr>
                       <a:picLocks noChangeArrowheads="1" noChangeAspect="1"/>
                     </pic:cNvPicPr>
                   </pic:nvPicPr>
                   <pic:blipFill>
-                    <a:blip r:embed="rId161"/>
+                    <a:blip r:embed="rId162"/>
                     <a:stretch>
                       <a:fillRect/>
                     </a:stretch>
@@ -9313,8 +9759,8 @@
         <w:t xml:space="preserve">Across the displayed contrast, the model implies lower predicted judgement toward the right-hand side of the plot.</w:t>
       </w:r>
     </w:p>
-    <w:bookmarkEnd w:id="164"/>
-    <w:bookmarkStart w:id="168" w:name="h5-victim-target-accepted"/>
+    <w:bookmarkEnd w:id="165"/>
+    <w:bookmarkStart w:id="169" w:name="h5-victim-target-accepted"/>
     <w:p>
       <w:pPr>
         <w:pStyle w:val="Heading2"/>
@@ -9323,7 +9769,7 @@
         <w:rPr>
           <w:rStyle w:val="SectionNumber"/>
         </w:rPr>
-        <w:t xml:space="preserve">12.25</w:t>
+        <w:t xml:space="preserve">13.25</w:t>
       </w:r>
       <w:r>
         <w:tab/>
@@ -9341,18 +9787,18 @@
           <wp:inline>
             <wp:extent cx="5334000" cy="3758045"/>
             <wp:effectExtent b="0" l="0" r="0" t="0"/>
-            <wp:docPr descr="H5 Victim: model-implied predictions for Target accepted." title="" id="166" name="Picture"/>
+            <wp:docPr descr="H5 Victim: model-implied predictions for Target accepted." title="" id="167" name="Picture"/>
             <a:graphic>
               <a:graphicData uri="http://schemas.openxmlformats.org/drawingml/2006/picture">
                 <pic:pic>
                   <pic:nvPicPr>
-                    <pic:cNvPr descr="C:/Users/LEONA/Documents/GitHub/TOBIT/outputs/figures/figure_h5_victim_decision_target.png" id="167" name="Picture"/>
+                    <pic:cNvPr descr="C:/Users/LEONA/Documents/GitHub/TOBIT/outputs/figures/figure_h5_victim_decision_target.png" id="168" name="Picture"/>
                     <pic:cNvPicPr>
                       <a:picLocks noChangeArrowheads="1" noChangeAspect="1"/>
                     </pic:cNvPicPr>
                   </pic:nvPicPr>
                   <pic:blipFill>
-                    <a:blip r:embed="rId165"/>
+                    <a:blip r:embed="rId166"/>
                     <a:stretch>
                       <a:fillRect/>
                     </a:stretch>
@@ -9395,8 +9841,8 @@
         <w:t xml:space="preserve">Across the displayed contrast, the model implies lower predicted judgement toward the right-hand side of the plot.</w:t>
       </w:r>
     </w:p>
-    <w:bookmarkEnd w:id="168"/>
-    <w:bookmarkStart w:id="172" w:name="h5-victim-other-negotiator-accepted"/>
+    <w:bookmarkEnd w:id="169"/>
+    <w:bookmarkStart w:id="173" w:name="h5-victim-other-negotiator-accepted"/>
     <w:p>
       <w:pPr>
         <w:pStyle w:val="Heading2"/>
@@ -9405,7 +9851,7 @@
         <w:rPr>
           <w:rStyle w:val="SectionNumber"/>
         </w:rPr>
-        <w:t xml:space="preserve">12.26</w:t>
+        <w:t xml:space="preserve">13.26</w:t>
       </w:r>
       <w:r>
         <w:tab/>
@@ -9423,18 +9869,18 @@
           <wp:inline>
             <wp:extent cx="5334000" cy="3758045"/>
             <wp:effectExtent b="0" l="0" r="0" t="0"/>
-            <wp:docPr descr="H5 Victim: model-implied predictions for Other negotiator accepted." title="" id="170" name="Picture"/>
+            <wp:docPr descr="H5 Victim: model-implied predictions for Other negotiator accepted." title="" id="171" name="Picture"/>
             <a:graphic>
               <a:graphicData uri="http://schemas.openxmlformats.org/drawingml/2006/picture">
                 <pic:pic>
                   <pic:nvPicPr>
-                    <pic:cNvPr descr="C:/Users/LEONA/Documents/GitHub/TOBIT/outputs/figures/figure_h5_victim_decision_other.png" id="171" name="Picture"/>
+                    <pic:cNvPr descr="C:/Users/LEONA/Documents/GitHub/TOBIT/outputs/figures/figure_h5_victim_decision_other.png" id="172" name="Picture"/>
                     <pic:cNvPicPr>
                       <a:picLocks noChangeArrowheads="1" noChangeAspect="1"/>
                     </pic:cNvPicPr>
                   </pic:nvPicPr>
                   <pic:blipFill>
-                    <a:blip r:embed="rId169"/>
+                    <a:blip r:embed="rId170"/>
                     <a:stretch>
                       <a:fillRect/>
                     </a:stretch>
@@ -9477,8 +9923,8 @@
         <w:t xml:space="preserve">Across the displayed contrast, the model implies lower predicted judgement toward the right-hand side of the plot.</w:t>
       </w:r>
     </w:p>
-    <w:bookmarkEnd w:id="172"/>
-    <w:bookmarkStart w:id="176" w:name="Xd2f1c4beb8b81683039c1a5189643540567ef1c"/>
+    <w:bookmarkEnd w:id="173"/>
+    <w:bookmarkStart w:id="177" w:name="Xd2f1c4beb8b81683039c1a5189643540567ef1c"/>
     <w:p>
       <w:pPr>
         <w:pStyle w:val="Heading2"/>
@@ -9487,7 +9933,7 @@
         <w:rPr>
           <w:rStyle w:val="SectionNumber"/>
         </w:rPr>
-        <w:t xml:space="preserve">12.27</w:t>
+        <w:t xml:space="preserve">13.27</w:t>
       </w:r>
       <w:r>
         <w:tab/>
@@ -9505,18 +9951,18 @@
           <wp:inline>
             <wp:extent cx="5334000" cy="3758045"/>
             <wp:effectExtent b="0" l="0" r="0" t="0"/>
-            <wp:docPr descr="H5 Victim: model-implied predictions for Empathy: Fantasy x Victim-N1 outgroup vs ingroup." title="" id="174" name="Picture"/>
+            <wp:docPr descr="H5 Victim: model-implied predictions for Empathy: Fantasy x Victim-N1 outgroup vs ingroup." title="" id="175" name="Picture"/>
             <a:graphic>
               <a:graphicData uri="http://schemas.openxmlformats.org/drawingml/2006/picture">
                 <pic:pic>
                   <pic:nvPicPr>
-                    <pic:cNvPr descr="C:/Users/LEONA/Documents/GitHub/TOBIT/outputs/figures/figure_h5_victim_iri_fs_victim_n1_groupoutgroup.png" id="175" name="Picture"/>
+                    <pic:cNvPr descr="C:/Users/LEONA/Documents/GitHub/TOBIT/outputs/figures/figure_h5_victim_iri_fs_victim_n1_groupoutgroup.png" id="176" name="Picture"/>
                     <pic:cNvPicPr>
                       <a:picLocks noChangeArrowheads="1" noChangeAspect="1"/>
                     </pic:cNvPicPr>
                   </pic:nvPicPr>
                   <pic:blipFill>
-                    <a:blip r:embed="rId173"/>
+                    <a:blip r:embed="rId174"/>
                     <a:stretch>
                       <a:fillRect/>
                     </a:stretch>
@@ -9559,8 +10005,8 @@
         <w:t xml:space="preserve">The plotted fitted lines and shaded 95% confidence bands summarize how predicted judgement changes across the focal term while holding remaining covariates at their reference profile.</w:t>
       </w:r>
     </w:p>
-    <w:bookmarkEnd w:id="176"/>
-    <w:bookmarkStart w:id="180" w:name="Xf4e8d87866757d66792ae42dfa42ca06dea875a"/>
+    <w:bookmarkEnd w:id="177"/>
+    <w:bookmarkStart w:id="181" w:name="Xf4e8d87866757d66792ae42dfa42ca06dea875a"/>
     <w:p>
       <w:pPr>
         <w:pStyle w:val="Heading2"/>
@@ -9569,7 +10015,7 @@
         <w:rPr>
           <w:rStyle w:val="SectionNumber"/>
         </w:rPr>
-        <w:t xml:space="preserve">12.28</w:t>
+        <w:t xml:space="preserve">13.28</w:t>
       </w:r>
       <w:r>
         <w:tab/>
@@ -9587,18 +10033,18 @@
           <wp:inline>
             <wp:extent cx="5334000" cy="3758045"/>
             <wp:effectExtent b="0" l="0" r="0" t="0"/>
-            <wp:docPr descr="H5 Victim: model-implied predictions for Target accepted x Other accepted." title="" id="178" name="Picture"/>
+            <wp:docPr descr="H5 Victim: model-implied predictions for Target accepted x Other accepted." title="" id="179" name="Picture"/>
             <a:graphic>
               <a:graphicData uri="http://schemas.openxmlformats.org/drawingml/2006/picture">
                 <pic:pic>
                   <pic:nvPicPr>
-                    <pic:cNvPr descr="C:/Users/LEONA/Documents/GitHub/TOBIT/outputs/figures/figure_h5_victim_decision_target_decision_other.png" id="179" name="Picture"/>
+                    <pic:cNvPr descr="C:/Users/LEONA/Documents/GitHub/TOBIT/outputs/figures/figure_h5_victim_decision_target_decision_other.png" id="180" name="Picture"/>
                     <pic:cNvPicPr>
                       <a:picLocks noChangeArrowheads="1" noChangeAspect="1"/>
                     </pic:cNvPicPr>
                   </pic:nvPicPr>
                   <pic:blipFill>
-                    <a:blip r:embed="rId177"/>
+                    <a:blip r:embed="rId178"/>
                     <a:stretch>
                       <a:fillRect/>
                     </a:stretch>
@@ -9641,8 +10087,8 @@
         <w:t xml:space="preserve">The plotted fitted lines and shaded 95% confidence bands summarize how predicted judgement changes across the focal term while holding remaining covariates at their reference profile.</w:t>
       </w:r>
     </w:p>
-    <w:bookmarkEnd w:id="180"/>
-    <w:bookmarkStart w:id="184" w:name="X24bb5787c729feb4c88c2040e52544e0f982e47"/>
+    <w:bookmarkEnd w:id="181"/>
+    <w:bookmarkStart w:id="185" w:name="X24bb5787c729feb4c88c2040e52544e0f982e47"/>
     <w:p>
       <w:pPr>
         <w:pStyle w:val="Heading2"/>
@@ -9651,7 +10097,7 @@
         <w:rPr>
           <w:rStyle w:val="SectionNumber"/>
         </w:rPr>
-        <w:t xml:space="preserve">12.29</w:t>
+        <w:t xml:space="preserve">13.29</w:t>
       </w:r>
       <w:r>
         <w:tab/>
@@ -9669,18 +10115,18 @@
           <wp:inline>
             <wp:extent cx="5334000" cy="3758045"/>
             <wp:effectExtent b="0" l="0" r="0" t="0"/>
-            <wp:docPr descr="H5 Bystander: model-implied predictions for Victim-N1 outgroup vs ingroup." title="" id="182" name="Picture"/>
+            <wp:docPr descr="H5 Bystander: model-implied predictions for Victim-N1 outgroup vs ingroup." title="" id="183" name="Picture"/>
             <a:graphic>
               <a:graphicData uri="http://schemas.openxmlformats.org/drawingml/2006/picture">
                 <pic:pic>
                   <pic:nvPicPr>
-                    <pic:cNvPr descr="C:/Users/LEONA/Documents/GitHub/TOBIT/outputs/figures/figure_h5_bystander_victim_n1_groupoutgroup.png" id="183" name="Picture"/>
+                    <pic:cNvPr descr="C:/Users/LEONA/Documents/GitHub/TOBIT/outputs/figures/figure_h5_bystander_victim_n1_groupoutgroup.png" id="184" name="Picture"/>
                     <pic:cNvPicPr>
                       <a:picLocks noChangeArrowheads="1" noChangeAspect="1"/>
                     </pic:cNvPicPr>
                   </pic:nvPicPr>
                   <pic:blipFill>
-                    <a:blip r:embed="rId181"/>
+                    <a:blip r:embed="rId182"/>
                     <a:stretch>
                       <a:fillRect/>
                     </a:stretch>
@@ -9723,8 +10169,8 @@
         <w:t xml:space="preserve">Across the displayed contrast, the model implies higher predicted judgement toward the right-hand side of the plot.</w:t>
       </w:r>
     </w:p>
-    <w:bookmarkEnd w:id="184"/>
-    <w:bookmarkStart w:id="188" w:name="X9abed49d8e0cf7414deed7d5ddc62f897eefcbc"/>
+    <w:bookmarkEnd w:id="185"/>
+    <w:bookmarkStart w:id="189" w:name="X9abed49d8e0cf7414deed7d5ddc62f897eefcbc"/>
     <w:p>
       <w:pPr>
         <w:pStyle w:val="Heading2"/>
@@ -9733,7 +10179,7 @@
         <w:rPr>
           <w:rStyle w:val="SectionNumber"/>
         </w:rPr>
-        <w:t xml:space="preserve">12.30</w:t>
+        <w:t xml:space="preserve">13.30</w:t>
       </w:r>
       <w:r>
         <w:tab/>
@@ -9751,18 +10197,18 @@
           <wp:inline>
             <wp:extent cx="5334000" cy="3758045"/>
             <wp:effectExtent b="0" l="0" r="0" t="0"/>
-            <wp:docPr descr="H5 Bystander: model-implied predictions for Victim-N2 outgroup vs ingroup." title="" id="186" name="Picture"/>
+            <wp:docPr descr="H5 Bystander: model-implied predictions for Victim-N2 outgroup vs ingroup." title="" id="187" name="Picture"/>
             <a:graphic>
               <a:graphicData uri="http://schemas.openxmlformats.org/drawingml/2006/picture">
                 <pic:pic>
                   <pic:nvPicPr>
-                    <pic:cNvPr descr="C:/Users/LEONA/Documents/GitHub/TOBIT/outputs/figures/figure_h5_bystander_victim_n2_groupoutgroup.png" id="187" name="Picture"/>
+                    <pic:cNvPr descr="C:/Users/LEONA/Documents/GitHub/TOBIT/outputs/figures/figure_h5_bystander_victim_n2_groupoutgroup.png" id="188" name="Picture"/>
                     <pic:cNvPicPr>
                       <a:picLocks noChangeArrowheads="1" noChangeAspect="1"/>
                     </pic:cNvPicPr>
                   </pic:nvPicPr>
                   <pic:blipFill>
-                    <a:blip r:embed="rId185"/>
+                    <a:blip r:embed="rId186"/>
                     <a:stretch>
                       <a:fillRect/>
                     </a:stretch>
@@ -9805,8 +10251,8 @@
         <w:t xml:space="preserve">Across the displayed contrast, the model implies higher predicted judgement toward the right-hand side of the plot.</w:t>
       </w:r>
     </w:p>
-    <w:bookmarkEnd w:id="188"/>
-    <w:bookmarkStart w:id="192" w:name="h5-bystander-target-accepted"/>
+    <w:bookmarkEnd w:id="189"/>
+    <w:bookmarkStart w:id="193" w:name="h5-bystander-target-accepted"/>
     <w:p>
       <w:pPr>
         <w:pStyle w:val="Heading2"/>
@@ -9815,7 +10261,7 @@
         <w:rPr>
           <w:rStyle w:val="SectionNumber"/>
         </w:rPr>
-        <w:t xml:space="preserve">12.31</w:t>
+        <w:t xml:space="preserve">13.31</w:t>
       </w:r>
       <w:r>
         <w:tab/>
@@ -9833,18 +10279,18 @@
           <wp:inline>
             <wp:extent cx="5334000" cy="3758045"/>
             <wp:effectExtent b="0" l="0" r="0" t="0"/>
-            <wp:docPr descr="H5 Bystander: model-implied predictions for Target accepted." title="" id="190" name="Picture"/>
+            <wp:docPr descr="H5 Bystander: model-implied predictions for Target accepted." title="" id="191" name="Picture"/>
             <a:graphic>
               <a:graphicData uri="http://schemas.openxmlformats.org/drawingml/2006/picture">
                 <pic:pic>
                   <pic:nvPicPr>
-                    <pic:cNvPr descr="C:/Users/LEONA/Documents/GitHub/TOBIT/outputs/figures/figure_h5_bystander_decision_target.png" id="191" name="Picture"/>
+                    <pic:cNvPr descr="C:/Users/LEONA/Documents/GitHub/TOBIT/outputs/figures/figure_h5_bystander_decision_target.png" id="192" name="Picture"/>
                     <pic:cNvPicPr>
                       <a:picLocks noChangeArrowheads="1" noChangeAspect="1"/>
                     </pic:cNvPicPr>
                   </pic:nvPicPr>
                   <pic:blipFill>
-                    <a:blip r:embed="rId189"/>
+                    <a:blip r:embed="rId190"/>
                     <a:stretch>
                       <a:fillRect/>
                     </a:stretch>
@@ -9887,8 +10333,8 @@
         <w:t xml:space="preserve">Across the displayed contrast, the model implies lower predicted judgement toward the right-hand side of the plot.</w:t>
       </w:r>
     </w:p>
-    <w:bookmarkEnd w:id="192"/>
-    <w:bookmarkStart w:id="196" w:name="h5-bystander-other-negotiator-accepted"/>
+    <w:bookmarkEnd w:id="193"/>
+    <w:bookmarkStart w:id="197" w:name="h5-bystander-other-negotiator-accepted"/>
     <w:p>
       <w:pPr>
         <w:pStyle w:val="Heading2"/>
@@ -9897,7 +10343,7 @@
         <w:rPr>
           <w:rStyle w:val="SectionNumber"/>
         </w:rPr>
-        <w:t xml:space="preserve">12.32</w:t>
+        <w:t xml:space="preserve">13.32</w:t>
       </w:r>
       <w:r>
         <w:tab/>
@@ -9915,18 +10361,18 @@
           <wp:inline>
             <wp:extent cx="5334000" cy="3758045"/>
             <wp:effectExtent b="0" l="0" r="0" t="0"/>
-            <wp:docPr descr="H5 Bystander: model-implied predictions for Other negotiator accepted." title="" id="194" name="Picture"/>
+            <wp:docPr descr="H5 Bystander: model-implied predictions for Other negotiator accepted." title="" id="195" name="Picture"/>
             <a:graphic>
               <a:graphicData uri="http://schemas.openxmlformats.org/drawingml/2006/picture">
                 <pic:pic>
                   <pic:nvPicPr>
-                    <pic:cNvPr descr="C:/Users/LEONA/Documents/GitHub/TOBIT/outputs/figures/figure_h5_bystander_decision_other.png" id="195" name="Picture"/>
+                    <pic:cNvPr descr="C:/Users/LEONA/Documents/GitHub/TOBIT/outputs/figures/figure_h5_bystander_decision_other.png" id="196" name="Picture"/>
                     <pic:cNvPicPr>
                       <a:picLocks noChangeArrowheads="1" noChangeAspect="1"/>
                     </pic:cNvPicPr>
                   </pic:nvPicPr>
                   <pic:blipFill>
-                    <a:blip r:embed="rId193"/>
+                    <a:blip r:embed="rId194"/>
                     <a:stretch>
                       <a:fillRect/>
                     </a:stretch>
@@ -9969,8 +10415,8 @@
         <w:t xml:space="preserve">Across the displayed contrast, the model implies lower predicted judgement toward the right-hand side of the plot.</w:t>
       </w:r>
     </w:p>
-    <w:bookmarkEnd w:id="196"/>
-    <w:bookmarkStart w:id="200" w:name="X54d62c543a29564b99272901ad4077324123289"/>
+    <w:bookmarkEnd w:id="197"/>
+    <w:bookmarkStart w:id="201" w:name="X54d62c543a29564b99272901ad4077324123289"/>
     <w:p>
       <w:pPr>
         <w:pStyle w:val="Heading2"/>
@@ -9979,7 +10425,7 @@
         <w:rPr>
           <w:rStyle w:val="SectionNumber"/>
         </w:rPr>
-        <w:t xml:space="preserve">12.33</w:t>
+        <w:t xml:space="preserve">13.33</w:t>
       </w:r>
       <w:r>
         <w:tab/>
@@ -9997,18 +10443,18 @@
           <wp:inline>
             <wp:extent cx="5334000" cy="3758045"/>
             <wp:effectExtent b="0" l="0" r="0" t="0"/>
-            <wp:docPr descr="H5 Bystander: model-implied predictions for Victim-N1 outgroup vs ingroup x Victim-N2 outgroup vs ingroup." title="" id="198" name="Picture"/>
+            <wp:docPr descr="H5 Bystander: model-implied predictions for Victim-N1 outgroup vs ingroup x Victim-N2 outgroup vs ingroup." title="" id="199" name="Picture"/>
             <a:graphic>
               <a:graphicData uri="http://schemas.openxmlformats.org/drawingml/2006/picture">
                 <pic:pic>
                   <pic:nvPicPr>
-                    <pic:cNvPr descr="C:/Users/LEONA/Documents/GitHub/TOBIT/outputs/figures/figure_h5_bystander_victim_n1_groupoutgroup_victim_n2_groupoutgroup.png" id="199" name="Picture"/>
+                    <pic:cNvPr descr="C:/Users/LEONA/Documents/GitHub/TOBIT/outputs/figures/figure_h5_bystander_victim_n1_groupoutgroup_victim_n2_groupoutgroup.png" id="200" name="Picture"/>
                     <pic:cNvPicPr>
                       <a:picLocks noChangeArrowheads="1" noChangeAspect="1"/>
                     </pic:cNvPicPr>
                   </pic:nvPicPr>
                   <pic:blipFill>
-                    <a:blip r:embed="rId197"/>
+                    <a:blip r:embed="rId198"/>
                     <a:stretch>
                       <a:fillRect/>
                     </a:stretch>
@@ -10051,8 +10497,8 @@
         <w:t xml:space="preserve">The plotted fitted lines and shaded 95% confidence bands summarize how predicted judgement changes across the focal term while holding remaining covariates at their reference profile.</w:t>
       </w:r>
     </w:p>
-    <w:bookmarkEnd w:id="200"/>
-    <w:bookmarkStart w:id="204" w:name="Xbb1c350f96f6b884ddfa02b72a45276d2da07da"/>
+    <w:bookmarkEnd w:id="201"/>
+    <w:bookmarkStart w:id="205" w:name="Xbb1c350f96f6b884ddfa02b72a45276d2da07da"/>
     <w:p>
       <w:pPr>
         <w:pStyle w:val="Heading2"/>
@@ -10061,7 +10507,7 @@
         <w:rPr>
           <w:rStyle w:val="SectionNumber"/>
         </w:rPr>
-        <w:t xml:space="preserve">12.34</w:t>
+        <w:t xml:space="preserve">13.34</w:t>
       </w:r>
       <w:r>
         <w:tab/>
@@ -10079,18 +10525,18 @@
           <wp:inline>
             <wp:extent cx="5334000" cy="3758045"/>
             <wp:effectExtent b="0" l="0" r="0" t="0"/>
-            <wp:docPr descr="H5 Bystander: model-implied predictions for Empathy: Fantasy x Bystander-victim outgroup vs ingroup." title="" id="202" name="Picture"/>
+            <wp:docPr descr="H5 Bystander: model-implied predictions for Empathy: Fantasy x Bystander-victim outgroup vs ingroup." title="" id="203" name="Picture"/>
             <a:graphic>
               <a:graphicData uri="http://schemas.openxmlformats.org/drawingml/2006/picture">
                 <pic:pic>
                   <pic:nvPicPr>
-                    <pic:cNvPr descr="C:/Users/LEONA/Documents/GitHub/TOBIT/outputs/figures/figure_h5_bystander_iri_fs_bystander_victim_groupoutgroup.png" id="203" name="Picture"/>
+                    <pic:cNvPr descr="C:/Users/LEONA/Documents/GitHub/TOBIT/outputs/figures/figure_h5_bystander_iri_fs_bystander_victim_groupoutgroup.png" id="204" name="Picture"/>
                     <pic:cNvPicPr>
                       <a:picLocks noChangeArrowheads="1" noChangeAspect="1"/>
                     </pic:cNvPicPr>
                   </pic:nvPicPr>
                   <pic:blipFill>
-                    <a:blip r:embed="rId201"/>
+                    <a:blip r:embed="rId202"/>
                     <a:stretch>
                       <a:fillRect/>
                     </a:stretch>
@@ -10133,8 +10579,8 @@
         <w:t xml:space="preserve">The plotted fitted lines and shaded 95% confidence bands summarize how predicted judgement changes across the focal term while holding remaining covariates at their reference profile.</w:t>
       </w:r>
     </w:p>
-    <w:bookmarkEnd w:id="204"/>
-    <w:bookmarkStart w:id="208" w:name="X164e4830a91e6bc5ce42d04133b56b0cd3cbb78"/>
+    <w:bookmarkEnd w:id="205"/>
+    <w:bookmarkStart w:id="209" w:name="X164e4830a91e6bc5ce42d04133b56b0cd3cbb78"/>
     <w:p>
       <w:pPr>
         <w:pStyle w:val="Heading2"/>
@@ -10143,7 +10589,7 @@
         <w:rPr>
           <w:rStyle w:val="SectionNumber"/>
         </w:rPr>
-        <w:t xml:space="preserve">12.35</w:t>
+        <w:t xml:space="preserve">13.35</w:t>
       </w:r>
       <w:r>
         <w:tab/>
@@ -10161,18 +10607,18 @@
           <wp:inline>
             <wp:extent cx="5334000" cy="3758045"/>
             <wp:effectExtent b="0" l="0" r="0" t="0"/>
-            <wp:docPr descr="H5 Bystander: model-implied predictions for Target accepted x Other accepted." title="" id="206" name="Picture"/>
+            <wp:docPr descr="H5 Bystander: model-implied predictions for Target accepted x Other accepted." title="" id="207" name="Picture"/>
             <a:graphic>
               <a:graphicData uri="http://schemas.openxmlformats.org/drawingml/2006/picture">
                 <pic:pic>
                   <pic:nvPicPr>
-                    <pic:cNvPr descr="C:/Users/LEONA/Documents/GitHub/TOBIT/outputs/figures/figure_h5_bystander_decision_target_decision_other.png" id="207" name="Picture"/>
+                    <pic:cNvPr descr="C:/Users/LEONA/Documents/GitHub/TOBIT/outputs/figures/figure_h5_bystander_decision_target_decision_other.png" id="208" name="Picture"/>
                     <pic:cNvPicPr>
                       <a:picLocks noChangeArrowheads="1" noChangeAspect="1"/>
                     </pic:cNvPicPr>
                   </pic:nvPicPr>
                   <pic:blipFill>
-                    <a:blip r:embed="rId205"/>
+                    <a:blip r:embed="rId206"/>
                     <a:stretch>
                       <a:fillRect/>
                     </a:stretch>
@@ -10215,9 +10661,9 @@
         <w:t xml:space="preserve">The plotted fitted lines and shaded 95% confidence bands summarize how predicted judgement changes across the focal term while holding remaining covariates at their reference profile.</w:t>
       </w:r>
     </w:p>
-    <w:bookmarkEnd w:id="208"/>
     <w:bookmarkEnd w:id="209"/>
-    <w:bookmarkStart w:id="220" w:name="X5a8c3f9761090d629abc66a5a15f407445dc4ab"/>
+    <w:bookmarkEnd w:id="210"/>
+    <w:bookmarkStart w:id="221" w:name="X5a8c3f9761090d629abc66a5a15f407445dc4ab"/>
     <w:p>
       <w:pPr>
         <w:pStyle w:val="Heading1"/>
@@ -10226,7 +10672,7 @@
         <w:rPr>
           <w:rStyle w:val="SectionNumber"/>
         </w:rPr>
-        <w:t xml:space="preserve">13</w:t>
+        <w:t xml:space="preserve">14</w:t>
       </w:r>
       <w:r>
         <w:tab/>
@@ -10235,7 +10681,7 @@
         <w:t xml:space="preserve">Full coefficient tables and interpretation summary</w:t>
       </w:r>
     </w:p>
-    <w:bookmarkStart w:id="210" w:name="h1-victim-coefficient-table"/>
+    <w:bookmarkStart w:id="211" w:name="h1-victim-coefficient-table"/>
     <w:p>
       <w:pPr>
         <w:pStyle w:val="Heading2"/>
@@ -10244,7 +10690,7 @@
         <w:rPr>
           <w:rStyle w:val="SectionNumber"/>
         </w:rPr>
-        <w:t xml:space="preserve">13.1</w:t>
+        <w:t xml:space="preserve">14.1</w:t>
       </w:r>
       <w:r>
         <w:tab/>
@@ -10262,7 +10708,7 @@
           <w:b/>
           <w:bCs/>
         </w:rPr>
-        <w:t xml:space="preserve">Table 15. H1 Victim coefficient estimates</w:t>
+        <w:t xml:space="preserve">Table 16. H1 Victim coefficient estimates</w:t>
       </w:r>
     </w:p>
     <w:tbl>
@@ -11040,8 +11486,8 @@
         <w:t xml:space="preserve">The H1 Victim model shows focal evidence for one hypothesis terms. Empathy: Perspective taking is associated with higher predicted judgement (estimate = 1.77, p = 0.004**). Session dummies remain in the fitted estimator for adjustment but are intentionally omitted from the substantive narrative.</w:t>
       </w:r>
     </w:p>
-    <w:bookmarkEnd w:id="210"/>
-    <w:bookmarkStart w:id="211" w:name="h1-bystander-coefficient-table"/>
+    <w:bookmarkEnd w:id="211"/>
+    <w:bookmarkStart w:id="212" w:name="h1-bystander-coefficient-table"/>
     <w:p>
       <w:pPr>
         <w:pStyle w:val="Heading2"/>
@@ -11050,7 +11496,7 @@
         <w:rPr>
           <w:rStyle w:val="SectionNumber"/>
         </w:rPr>
-        <w:t xml:space="preserve">13.2</w:t>
+        <w:t xml:space="preserve">14.2</w:t>
       </w:r>
       <w:r>
         <w:tab/>
@@ -11068,7 +11514,7 @@
           <w:b/>
           <w:bCs/>
         </w:rPr>
-        <w:t xml:space="preserve">Table 16. H1 Bystander coefficient estimates</w:t>
+        <w:t xml:space="preserve">Table 17. H1 Bystander coefficient estimates</w:t>
       </w:r>
     </w:p>
     <w:tbl>
@@ -11846,8 +12292,91 @@
         <w:t xml:space="preserve">In the H1 Bystander model, no focal hypothesis term reached p &lt; 0.10. The report therefore retains the coefficient table for auditability but does not attach a significance-driven substantive interpretation beyond the descriptive prediction plots.</w:t>
       </w:r>
     </w:p>
-    <w:bookmarkEnd w:id="211"/>
-    <w:bookmarkStart w:id="212" w:name="h2-victim-coefficient-table"/>
+    <w:p>
+      <w:pPr>
+        <w:pStyle w:val="BodyText"/>
+      </w:pPr>
+      <w:r>
+        <w:t xml:space="preserve">H2 reminder:</w:t>
+      </w:r>
+      <w:r>
+        <w:t xml:space="preserve"> </w:t>
+      </w:r>
+      <w:r>
+        <w:rPr>
+          <w:rStyle w:val="VerbatimChar"/>
+        </w:rPr>
+        <w:t xml:space="preserve">N1</w:t>
+      </w:r>
+      <w:r>
+        <w:t xml:space="preserve">/</w:t>
+      </w:r>
+      <w:r>
+        <w:rPr>
+          <w:rStyle w:val="VerbatimChar"/>
+        </w:rPr>
+        <w:t xml:space="preserve">N2</w:t>
+      </w:r>
+      <w:r>
+        <w:t xml:space="preserve"> </w:t>
+      </w:r>
+      <w:r>
+        <w:t xml:space="preserve">are structural slots reconstructed within each row, not fixed aliases of</w:t>
+      </w:r>
+      <w:r>
+        <w:t xml:space="preserve"> </w:t>
+      </w:r>
+      <w:r>
+        <w:rPr>
+          <w:rStyle w:val="VerbatimChar"/>
+        </w:rPr>
+        <w:t xml:space="preserve">target</w:t>
+      </w:r>
+      <w:r>
+        <w:t xml:space="preserve">/</w:t>
+      </w:r>
+      <w:r>
+        <w:rPr>
+          <w:rStyle w:val="VerbatimChar"/>
+        </w:rPr>
+        <w:t xml:space="preserve">other</w:t>
+      </w:r>
+      <w:r>
+        <w:t xml:space="preserve">;</w:t>
+      </w:r>
+      <w:r>
+        <w:t xml:space="preserve"> </w:t>
+      </w:r>
+      <w:r>
+        <w:rPr>
+          <w:rStyle w:val="VerbatimChar"/>
+        </w:rPr>
+        <w:t xml:space="preserve">group_target</w:t>
+      </w:r>
+      <w:r>
+        <w:t xml:space="preserve"> </w:t>
+      </w:r>
+      <w:r>
+        <w:t xml:space="preserve">and</w:t>
+      </w:r>
+      <w:r>
+        <w:t xml:space="preserve"> </w:t>
+      </w:r>
+      <w:r>
+        <w:rPr>
+          <w:rStyle w:val="VerbatimChar"/>
+        </w:rPr>
+        <w:t xml:space="preserve">group_other</w:t>
+      </w:r>
+      <w:r>
+        <w:t xml:space="preserve"> </w:t>
+      </w:r>
+      <w:r>
+        <w:t xml:space="preserve">are legacy source-audit fields, while active H2 models use reconstructed relational predictors.</w:t>
+      </w:r>
+    </w:p>
+    <w:bookmarkEnd w:id="212"/>
+    <w:bookmarkStart w:id="213" w:name="h2-victim-coefficient-table"/>
     <w:p>
       <w:pPr>
         <w:pStyle w:val="Heading2"/>
@@ -11856,7 +12385,7 @@
         <w:rPr>
           <w:rStyle w:val="SectionNumber"/>
         </w:rPr>
-        <w:t xml:space="preserve">13.3</w:t>
+        <w:t xml:space="preserve">14.3</w:t>
       </w:r>
       <w:r>
         <w:tab/>
@@ -11874,7 +12403,7 @@
           <w:b/>
           <w:bCs/>
         </w:rPr>
-        <w:t xml:space="preserve">Table 17. H2 Victim coefficient estimates</w:t>
+        <w:t xml:space="preserve">Table 18. H2 Victim coefficient estimates</w:t>
       </w:r>
     </w:p>
     <w:tbl>
@@ -12652,8 +13181,8 @@
         <w:t xml:space="preserve">In the H2 Victim model, no focal hypothesis term reached p &lt; 0.10. The report therefore retains the coefficient table for auditability but does not attach a significance-driven substantive interpretation beyond the descriptive prediction plots.</w:t>
       </w:r>
     </w:p>
-    <w:bookmarkEnd w:id="212"/>
-    <w:bookmarkStart w:id="213" w:name="h2-bystander-coefficient-table"/>
+    <w:bookmarkEnd w:id="213"/>
+    <w:bookmarkStart w:id="214" w:name="h2-bystander-coefficient-table"/>
     <w:p>
       <w:pPr>
         <w:pStyle w:val="Heading2"/>
@@ -12662,7 +13191,7 @@
         <w:rPr>
           <w:rStyle w:val="SectionNumber"/>
         </w:rPr>
-        <w:t xml:space="preserve">13.4</w:t>
+        <w:t xml:space="preserve">14.4</w:t>
       </w:r>
       <w:r>
         <w:tab/>
@@ -12680,7 +13209,7 @@
           <w:b/>
           <w:bCs/>
         </w:rPr>
-        <w:t xml:space="preserve">Table 18. H2 Bystander coefficient estimates</w:t>
+        <w:t xml:space="preserve">Table 19. H2 Bystander coefficient estimates</w:t>
       </w:r>
     </w:p>
     <w:tbl>
@@ -13730,8 +14259,8 @@
         <w:t xml:space="preserve">The H2 Bystander model shows focal evidence for 5 hypothesis terms. Victim-N2 outgroup vs ingroup is associated with lower predicted judgement (estimate = -2.33, p = 0.055+). Bystander-N2 outgroup vs ingroup is associated with higher predicted judgement (estimate = 2.08, p = 0.063+). Victim-N1 outgroup vs ingroup x Victim-N2 outgroup vs ingroup is associated with higher predicted judgement (estimate = 2.88, p = 0.068+). Session dummies remain in the fitted estimator for adjustment but are intentionally omitted from the substantive narrative.</w:t>
       </w:r>
     </w:p>
-    <w:bookmarkEnd w:id="213"/>
-    <w:bookmarkStart w:id="214" w:name="h3-victim-coefficient-table"/>
+    <w:bookmarkEnd w:id="214"/>
+    <w:bookmarkStart w:id="215" w:name="h3-victim-coefficient-table"/>
     <w:p>
       <w:pPr>
         <w:pStyle w:val="Heading2"/>
@@ -13740,7 +14269,7 @@
         <w:rPr>
           <w:rStyle w:val="SectionNumber"/>
         </w:rPr>
-        <w:t xml:space="preserve">13.5</w:t>
+        <w:t xml:space="preserve">14.5</w:t>
       </w:r>
       <w:r>
         <w:tab/>
@@ -13758,7 +14287,7 @@
           <w:b/>
           <w:bCs/>
         </w:rPr>
-        <w:t xml:space="preserve">Table 19. H3 Victim coefficient estimates</w:t>
+        <w:t xml:space="preserve">Table 20. H3 Victim coefficient estimates</w:t>
       </w:r>
     </w:p>
     <w:tbl>
@@ -15352,8 +15881,8 @@
         <w:t xml:space="preserve">The H3 Victim model shows focal evidence for 2 hypothesis terms. Empathy: Fantasy is associated with higher predicted judgement (estimate = 2.04, p = 0.017*). Empathy: Perspective taking is associated with higher predicted judgement (estimate = 1.68, p = 0.087+). Session dummies remain in the fitted estimator for adjustment but are intentionally omitted from the substantive narrative.</w:t>
       </w:r>
     </w:p>
-    <w:bookmarkEnd w:id="214"/>
-    <w:bookmarkStart w:id="215" w:name="h3-bystander-coefficient-table"/>
+    <w:bookmarkEnd w:id="215"/>
+    <w:bookmarkStart w:id="216" w:name="h3-bystander-coefficient-table"/>
     <w:p>
       <w:pPr>
         <w:pStyle w:val="Heading2"/>
@@ -15362,7 +15891,7 @@
         <w:rPr>
           <w:rStyle w:val="SectionNumber"/>
         </w:rPr>
-        <w:t xml:space="preserve">13.6</w:t>
+        <w:t xml:space="preserve">14.6</w:t>
       </w:r>
       <w:r>
         <w:tab/>
@@ -15380,7 +15909,7 @@
           <w:b/>
           <w:bCs/>
         </w:rPr>
-        <w:t xml:space="preserve">Table 20. H3 Bystander coefficient estimates</w:t>
+        <w:t xml:space="preserve">Table 21. H3 Bystander coefficient estimates</w:t>
       </w:r>
     </w:p>
     <w:tbl>
@@ -17518,8 +18047,94 @@
         <w:t xml:space="preserve">The H3 Bystander model shows focal evidence for 8 hypothesis terms. Empathy: Personal distress x Bystander-victim outgroup vs ingroup is associated with higher predicted judgement (estimate = 1.65, p = 0.032*). Victim-N2 outgroup vs ingroup is associated with lower predicted judgement (estimate = -2.32, p = 0.057+). Victim-N1 outgroup vs ingroup x Victim-N2 outgroup vs ingroup is associated with higher predicted judgement (estimate = 2.83, p = 0.072+). Session dummies remain in the fitted estimator for adjustment but are intentionally omitted from the substantive narrative.</w:t>
       </w:r>
     </w:p>
-    <w:bookmarkEnd w:id="215"/>
-    <w:bookmarkStart w:id="216" w:name="h4-victim-coefficient-table"/>
+    <w:p>
+      <w:pPr>
+        <w:pStyle w:val="BodyText"/>
+      </w:pPr>
+      <w:r>
+        <w:t xml:space="preserve">H4 reminder: legacy</w:t>
+      </w:r>
+      <w:r>
+        <w:t xml:space="preserve"> </w:t>
+      </w:r>
+      <w:r>
+        <w:rPr>
+          <w:rStyle w:val="VerbatimChar"/>
+        </w:rPr>
+        <w:t xml:space="preserve">accept_target</w:t>
+      </w:r>
+      <w:r>
+        <w:t xml:space="preserve"> </w:t>
+      </w:r>
+      <w:r>
+        <w:t xml:space="preserve">corresponds to active</w:t>
+      </w:r>
+      <w:r>
+        <w:t xml:space="preserve"> </w:t>
+      </w:r>
+      <w:r>
+        <w:rPr>
+          <w:rStyle w:val="VerbatimChar"/>
+        </w:rPr>
+        <w:t xml:space="preserve">decision_target</w:t>
+      </w:r>
+      <w:r>
+        <w:t xml:space="preserve">, and legacy</w:t>
+      </w:r>
+      <w:r>
+        <w:t xml:space="preserve"> </w:t>
+      </w:r>
+      <w:r>
+        <w:rPr>
+          <w:rStyle w:val="VerbatimChar"/>
+        </w:rPr>
+        <w:t xml:space="preserve">accept_other</w:t>
+      </w:r>
+      <w:r>
+        <w:t xml:space="preserve"> </w:t>
+      </w:r>
+      <w:r>
+        <w:t xml:space="preserve">corresponds to active</w:t>
+      </w:r>
+      <w:r>
+        <w:t xml:space="preserve"> </w:t>
+      </w:r>
+      <w:r>
+        <w:rPr>
+          <w:rStyle w:val="VerbatimChar"/>
+        </w:rPr>
+        <w:t xml:space="preserve">decision_other</w:t>
+      </w:r>
+      <w:r>
+        <w:t xml:space="preserve">; both refer to row-dynamic</w:t>
+      </w:r>
+      <w:r>
+        <w:t xml:space="preserve"> </w:t>
+      </w:r>
+      <w:r>
+        <w:rPr>
+          <w:rStyle w:val="VerbatimChar"/>
+        </w:rPr>
+        <w:t xml:space="preserve">target</w:t>
+      </w:r>
+      <w:r>
+        <w:t xml:space="preserve">/</w:t>
+      </w:r>
+      <w:r>
+        <w:rPr>
+          <w:rStyle w:val="VerbatimChar"/>
+        </w:rPr>
+        <w:t xml:space="preserve">other</w:t>
+      </w:r>
+      <w:r>
+        <w:t xml:space="preserve"> </w:t>
+      </w:r>
+      <w:r>
+        <w:t xml:space="preserve">roles, not fixed N1/N2 identities.</w:t>
+      </w:r>
+    </w:p>
+    <w:bookmarkEnd w:id="216"/>
+    <w:bookmarkStart w:id="217" w:name="h4-victim-coefficient-table"/>
     <w:p>
       <w:pPr>
         <w:pStyle w:val="Heading2"/>
@@ -17528,7 +18143,7 @@
         <w:rPr>
           <w:rStyle w:val="SectionNumber"/>
         </w:rPr>
-        <w:t xml:space="preserve">13.7</w:t>
+        <w:t xml:space="preserve">14.7</w:t>
       </w:r>
       <w:r>
         <w:tab/>
@@ -17546,7 +18161,7 @@
           <w:b/>
           <w:bCs/>
         </w:rPr>
-        <w:t xml:space="preserve">Table 21. H4 Victim coefficient estimates</w:t>
+        <w:t xml:space="preserve">Table 22. H4 Victim coefficient estimates</w:t>
       </w:r>
     </w:p>
     <w:tbl>
@@ -18268,8 +18883,8 @@
         <w:t xml:space="preserve">). Other negotiator accepted is associated with lower predicted judgement (estimate = -3.95, p = &lt;0.001***). Session dummies remain in the fitted estimator for adjustment but are intentionally omitted from the substantive narrative.</w:t>
       </w:r>
     </w:p>
-    <w:bookmarkEnd w:id="216"/>
-    <w:bookmarkStart w:id="217" w:name="h4-bystander-coefficient-table"/>
+    <w:bookmarkEnd w:id="217"/>
+    <w:bookmarkStart w:id="218" w:name="h4-bystander-coefficient-table"/>
     <w:p>
       <w:pPr>
         <w:pStyle w:val="Heading2"/>
@@ -18278,7 +18893,7 @@
         <w:rPr>
           <w:rStyle w:val="SectionNumber"/>
         </w:rPr>
-        <w:t xml:space="preserve">13.8</w:t>
+        <w:t xml:space="preserve">14.8</w:t>
       </w:r>
       <w:r>
         <w:tab/>
@@ -18296,7 +18911,7 @@
           <w:b/>
           <w:bCs/>
         </w:rPr>
-        <w:t xml:space="preserve">Table 22. H4 Bystander coefficient estimates</w:t>
+        <w:t xml:space="preserve">Table 23. H4 Bystander coefficient estimates</w:t>
       </w:r>
     </w:p>
     <w:tbl>
@@ -19018,8 +19633,133 @@
         <w:t xml:space="preserve">). Target accepted x Other accepted is associated with higher predicted judgement (estimate = 4.85, p = &lt;0.001***). Session dummies remain in the fitted estimator for adjustment but are intentionally omitted from the substantive narrative.</w:t>
       </w:r>
     </w:p>
-    <w:bookmarkEnd w:id="217"/>
-    <w:bookmarkStart w:id="218" w:name="h5-victim-coefficient-table"/>
+    <w:p>
+      <w:pPr>
+        <w:pStyle w:val="BodyText"/>
+      </w:pPr>
+      <w:r>
+        <w:t xml:space="preserve">H5 reminder:</w:t>
+      </w:r>
+      <w:r>
+        <w:t xml:space="preserve"> </w:t>
+      </w:r>
+      <w:r>
+        <w:rPr>
+          <w:rStyle w:val="VerbatimChar"/>
+        </w:rPr>
+        <w:t xml:space="preserve">N1</w:t>
+      </w:r>
+      <w:r>
+        <w:t xml:space="preserve">/</w:t>
+      </w:r>
+      <w:r>
+        <w:rPr>
+          <w:rStyle w:val="VerbatimChar"/>
+        </w:rPr>
+        <w:t xml:space="preserve">N2</w:t>
+      </w:r>
+      <w:r>
+        <w:t xml:space="preserve"> </w:t>
+      </w:r>
+      <w:r>
+        <w:t xml:space="preserve">are reconstructed structural slots (not fixed aliases of</w:t>
+      </w:r>
+      <w:r>
+        <w:t xml:space="preserve"> </w:t>
+      </w:r>
+      <w:r>
+        <w:rPr>
+          <w:rStyle w:val="VerbatimChar"/>
+        </w:rPr>
+        <w:t xml:space="preserve">target</w:t>
+      </w:r>
+      <w:r>
+        <w:t xml:space="preserve">/</w:t>
+      </w:r>
+      <w:r>
+        <w:rPr>
+          <w:rStyle w:val="VerbatimChar"/>
+        </w:rPr>
+        <w:t xml:space="preserve">other</w:t>
+      </w:r>
+      <w:r>
+        <w:t xml:space="preserve">),</w:t>
+      </w:r>
+      <w:r>
+        <w:t xml:space="preserve"> </w:t>
+      </w:r>
+      <w:r>
+        <w:rPr>
+          <w:rStyle w:val="VerbatimChar"/>
+        </w:rPr>
+        <w:t xml:space="preserve">group_target</w:t>
+      </w:r>
+      <w:r>
+        <w:t xml:space="preserve">/</w:t>
+      </w:r>
+      <w:r>
+        <w:rPr>
+          <w:rStyle w:val="VerbatimChar"/>
+        </w:rPr>
+        <w:t xml:space="preserve">group_other</w:t>
+      </w:r>
+      <w:r>
+        <w:t xml:space="preserve"> </w:t>
+      </w:r>
+      <w:r>
+        <w:t xml:space="preserve">are legacy audit fields, and legacy</w:t>
+      </w:r>
+      <w:r>
+        <w:t xml:space="preserve"> </w:t>
+      </w:r>
+      <w:r>
+        <w:rPr>
+          <w:rStyle w:val="VerbatimChar"/>
+        </w:rPr>
+        <w:t xml:space="preserve">accept_target</w:t>
+      </w:r>
+      <w:r>
+        <w:t xml:space="preserve">/</w:t>
+      </w:r>
+      <w:r>
+        <w:rPr>
+          <w:rStyle w:val="VerbatimChar"/>
+        </w:rPr>
+        <w:t xml:space="preserve">accept_other</w:t>
+      </w:r>
+      <w:r>
+        <w:t xml:space="preserve"> </w:t>
+      </w:r>
+      <w:r>
+        <w:t xml:space="preserve">map to active</w:t>
+      </w:r>
+      <w:r>
+        <w:t xml:space="preserve"> </w:t>
+      </w:r>
+      <w:r>
+        <w:rPr>
+          <w:rStyle w:val="VerbatimChar"/>
+        </w:rPr>
+        <w:t xml:space="preserve">decision_target</w:t>
+      </w:r>
+      <w:r>
+        <w:t xml:space="preserve">/</w:t>
+      </w:r>
+      <w:r>
+        <w:rPr>
+          <w:rStyle w:val="VerbatimChar"/>
+        </w:rPr>
+        <w:t xml:space="preserve">decision_other</w:t>
+      </w:r>
+      <w:r>
+        <w:t xml:space="preserve"> </w:t>
+      </w:r>
+      <w:r>
+        <w:t xml:space="preserve">for row-dynamic roles.</w:t>
+      </w:r>
+    </w:p>
+    <w:bookmarkEnd w:id="218"/>
+    <w:bookmarkStart w:id="219" w:name="h5-victim-coefficient-table"/>
     <w:p>
       <w:pPr>
         <w:pStyle w:val="Heading2"/>
@@ -19028,7 +19768,7 @@
         <w:rPr>
           <w:rStyle w:val="SectionNumber"/>
         </w:rPr>
-        <w:t xml:space="preserve">13.9</w:t>
+        <w:t xml:space="preserve">14.9</w:t>
       </w:r>
       <w:r>
         <w:tab/>
@@ -19046,7 +19786,7 @@
           <w:b/>
           <w:bCs/>
         </w:rPr>
-        <w:t xml:space="preserve">Table 23. H5 Victim coefficient estimates</w:t>
+        <w:t xml:space="preserve">Table 24. H5 Victim coefficient estimates</w:t>
       </w:r>
     </w:p>
     <w:tbl>
@@ -20856,8 +21596,8 @@
         <w:t xml:space="preserve">). Other negotiator accepted is associated with lower predicted judgement (estimate = -3.88, p = &lt;0.001***). Session dummies remain in the fitted estimator for adjustment but are intentionally omitted from the substantive narrative.</w:t>
       </w:r>
     </w:p>
-    <w:bookmarkEnd w:id="218"/>
-    <w:bookmarkStart w:id="219" w:name="h5-bystander-coefficient-table"/>
+    <w:bookmarkEnd w:id="219"/>
+    <w:bookmarkStart w:id="220" w:name="h5-bystander-coefficient-table"/>
     <w:p>
       <w:pPr>
         <w:pStyle w:val="Heading2"/>
@@ -20866,7 +21606,7 @@
         <w:rPr>
           <w:rStyle w:val="SectionNumber"/>
         </w:rPr>
-        <w:t xml:space="preserve">13.10</w:t>
+        <w:t xml:space="preserve">14.10</w:t>
       </w:r>
       <w:r>
         <w:tab/>
@@ -20884,7 +21624,7 @@
           <w:b/>
           <w:bCs/>
         </w:rPr>
-        <w:t xml:space="preserve">Table 24. H5 Bystander coefficient estimates</w:t>
+        <w:t xml:space="preserve">Table 25. H5 Bystander coefficient estimates</w:t>
       </w:r>
     </w:p>
     <w:tbl>
@@ -23238,9 +23978,9 @@
         <w:t xml:space="preserve">). Target accepted x Other accepted is associated with higher predicted judgement (estimate = 4.89, p = &lt;0.001***). Session dummies remain in the fitted estimator for adjustment but are intentionally omitted from the substantive narrative.</w:t>
       </w:r>
     </w:p>
-    <w:bookmarkEnd w:id="219"/>
     <w:bookmarkEnd w:id="220"/>
-    <w:bookmarkStart w:id="221" w:name="compliance-checklist"/>
+    <w:bookmarkEnd w:id="221"/>
+    <w:bookmarkStart w:id="222" w:name="compliance-checklist"/>
     <w:p>
       <w:pPr>
         <w:pStyle w:val="Heading1"/>
@@ -23249,7 +23989,7 @@
         <w:rPr>
           <w:rStyle w:val="SectionNumber"/>
         </w:rPr>
-        <w:t xml:space="preserve">14</w:t>
+        <w:t xml:space="preserve">15</w:t>
       </w:r>
       <w:r>
         <w:tab/>
@@ -23267,7 +24007,7 @@
           <w:b/>
           <w:bCs/>
         </w:rPr>
-        <w:t xml:space="preserve">Table 25. Pipeline compliance checklist</w:t>
+        <w:t xml:space="preserve">Table 26. Pipeline compliance checklist</w:t>
       </w:r>
     </w:p>
     <w:tbl>
@@ -23566,8 +24306,8 @@
         </w:tc>
       </w:tr>
     </w:tbl>
-    <w:bookmarkEnd w:id="221"/>
-    <w:bookmarkStart w:id="222" w:name="corrections-relative-to-outdated-notes"/>
+    <w:bookmarkEnd w:id="222"/>
+    <w:bookmarkStart w:id="223" w:name="corrections-relative-to-outdated-notes"/>
     <w:p>
       <w:pPr>
         <w:pStyle w:val="Heading1"/>
@@ -23576,7 +24316,7 @@
         <w:rPr>
           <w:rStyle w:val="SectionNumber"/>
         </w:rPr>
-        <w:t xml:space="preserve">15</w:t>
+        <w:t xml:space="preserve">16</w:t>
       </w:r>
       <w:r>
         <w:tab/>
@@ -23590,7 +24330,22 @@
         <w:pStyle w:val="FirstParagraph"/>
       </w:pPr>
       <w:r>
-        <w:t xml:space="preserve">The current production branch supersedes earlier notes that treated the negotiator</w:t>
+        <w:t xml:space="preserve">The current production branch supersedes earlier notes that used</w:t>
+      </w:r>
+      <w:r>
+        <w:t xml:space="preserve"> </w:t>
+      </w:r>
+      <w:r>
+        <w:rPr>
+          <w:rStyle w:val="VerbatimChar"/>
+        </w:rPr>
+        <w:t xml:space="preserve">control_hidden</w:t>
+      </w:r>
+      <w:r>
+        <w:t xml:space="preserve"> </w:t>
+      </w:r>
+      <w:r>
+        <w:t xml:space="preserve">wording for negotiator code</w:t>
       </w:r>
       <w:r>
         <w:t xml:space="preserve"> </w:t>
@@ -23602,21 +24357,6 @@
         <w:t xml:space="preserve">0</w:t>
       </w:r>
       <w:r>
-        <w:t xml:space="preserve"> </w:t>
-      </w:r>
-      <w:r>
-        <w:t xml:space="preserve">code as</w:t>
-      </w:r>
-      <w:r>
-        <w:t xml:space="preserve"> </w:t>
-      </w:r>
-      <w:r>
-        <w:rPr>
-          <w:rStyle w:val="VerbatimChar"/>
-        </w:rPr>
-        <w:t xml:space="preserve">control_hidden</w:t>
-      </w:r>
-      <w:r>
         <w:t xml:space="preserve">, narrowed H3 to additive-only empathy terms, or implied that the main estimator used</w:t>
       </w:r>
       <w:r>
@@ -23632,47 +24372,8 @@
         <w:t xml:space="preserve">. The repository now documents the implemented estimator and the authoritative role-specific design directly.</w:t>
       </w:r>
     </w:p>
-    <w:bookmarkEnd w:id="222"/>
-    <w:bookmarkStart w:id="223" w:name="limitations"/>
-    <w:p>
-      <w:pPr>
-        <w:pStyle w:val="Heading1"/>
-      </w:pPr>
-      <w:r>
-        <w:rPr>
-          <w:rStyle w:val="SectionNumber"/>
-        </w:rPr>
-        <w:t xml:space="preserve">16</w:t>
-      </w:r>
-      <w:r>
-        <w:tab/>
-      </w:r>
-      <w:r>
-        <w:t xml:space="preserve">Limitations</w:t>
-      </w:r>
-    </w:p>
-    <w:p>
-      <w:pPr>
-        <w:pStyle w:val="FirstParagraph"/>
-      </w:pPr>
-      <w:r>
-        <w:t xml:space="preserve">The production branch does not fit a full multilevel Tobit with explicit random participant and session intercepts inside the same estimator.</w:t>
-      </w:r>
-      <w:r>
-        <w:t xml:space="preserve"> </w:t>
-      </w:r>
-      <w:r>
-        <w:t xml:space="preserve">Sparse relational cells can produce rank-deficient design matrices, so some interaction contrasts are dropped automatically and reported as such.</w:t>
-      </w:r>
-      <w:r>
-        <w:t xml:space="preserve"> </w:t>
-      </w:r>
-      <w:r>
-        <w:t xml:space="preserve">The dynamic figures visualize model-implied predictions from the saved primary Tobit fits and should be interpreted jointly with the coefficient tables rather than as standalone causal effects.</w:t>
-      </w:r>
-    </w:p>
     <w:bookmarkEnd w:id="223"/>
-    <w:bookmarkStart w:id="224" w:name="discussion"/>
+    <w:bookmarkStart w:id="224" w:name="limitations"/>
     <w:p>
       <w:pPr>
         <w:pStyle w:val="Heading1"/>
@@ -23687,6 +24388,45 @@
         <w:tab/>
       </w:r>
       <w:r>
+        <w:t xml:space="preserve">Limitations</w:t>
+      </w:r>
+    </w:p>
+    <w:p>
+      <w:pPr>
+        <w:pStyle w:val="FirstParagraph"/>
+      </w:pPr>
+      <w:r>
+        <w:t xml:space="preserve">The production branch does not fit a full multilevel Tobit with explicit random participant and session intercepts inside the same estimator.</w:t>
+      </w:r>
+      <w:r>
+        <w:t xml:space="preserve"> </w:t>
+      </w:r>
+      <w:r>
+        <w:t xml:space="preserve">Sparse relational cells can produce rank-deficient design matrices, so some interaction contrasts are dropped automatically and reported as such.</w:t>
+      </w:r>
+      <w:r>
+        <w:t xml:space="preserve"> </w:t>
+      </w:r>
+      <w:r>
+        <w:t xml:space="preserve">The dynamic figures visualize model-implied predictions from the saved primary Tobit fits and should be interpreted jointly with the coefficient tables rather than as standalone causal effects.</w:t>
+      </w:r>
+    </w:p>
+    <w:bookmarkEnd w:id="224"/>
+    <w:bookmarkStart w:id="225" w:name="discussion"/>
+    <w:p>
+      <w:pPr>
+        <w:pStyle w:val="Heading1"/>
+      </w:pPr>
+      <w:r>
+        <w:rPr>
+          <w:rStyle w:val="SectionNumber"/>
+        </w:rPr>
+        <w:t xml:space="preserve">18</w:t>
+      </w:r>
+      <w:r>
+        <w:tab/>
+      </w:r>
+      <w:r>
         <w:t xml:space="preserve">Discussion</w:t>
       </w:r>
     </w:p>
@@ -23804,8 +24544,8 @@
         <w:t xml:space="preserve">The main limitations follow directly from that estimator choice and from the sparsity of some relational cells. The production branch does not estimate a full mixed Tobit, some interaction contrasts may be dropped in rank-deficient subsets, and any substantive reading should remain tied to the coefficient tables and model-implied figures rather than to isolated p-values. Future work should compare these production estimates against stable multilevel censored models, test alternative role-specific interaction sets, and examine whether the same theoretical patterns replicate under additional institutional or cultural contexts.</w:t>
       </w:r>
     </w:p>
-    <w:bookmarkEnd w:id="224"/>
-    <w:bookmarkStart w:id="225" w:name="final-audit-note"/>
+    <w:bookmarkEnd w:id="225"/>
+    <w:bookmarkStart w:id="226" w:name="final-audit-note"/>
     <w:p>
       <w:pPr>
         <w:pStyle w:val="Heading1"/>
@@ -23814,7 +24554,7 @@
         <w:rPr>
           <w:rStyle w:val="SectionNumber"/>
         </w:rPr>
-        <w:t xml:space="preserve">18</w:t>
+        <w:t xml:space="preserve">19</w:t>
       </w:r>
       <w:r>
         <w:tab/>
@@ -23931,8 +24671,8 @@
         <w:t xml:space="preserve">, not a full mixed-effects Tobit with random participant and session intercepts.</w:t>
       </w:r>
     </w:p>
-    <w:bookmarkEnd w:id="225"/>
-    <w:bookmarkStart w:id="226" w:name="technical-appendix-predictor-code-map"/>
+    <w:bookmarkEnd w:id="226"/>
+    <w:bookmarkStart w:id="227" w:name="technical-appendix-predictor-code-map"/>
     <w:p>
       <w:pPr>
         <w:pStyle w:val="Heading1"/>
@@ -23941,7 +24681,7 @@
         <w:rPr>
           <w:rStyle w:val="SectionNumber"/>
         </w:rPr>
-        <w:t xml:space="preserve">19</w:t>
+        <w:t xml:space="preserve">20</w:t>
       </w:r>
       <w:r>
         <w:tab/>
@@ -23959,7 +24699,7 @@
           <w:b/>
           <w:bCs/>
         </w:rPr>
-        <w:t xml:space="preserve">Table 26. Predictor-to-code map (technical appendix)</w:t>
+        <w:t xml:space="preserve">Table 27. Predictor-to-code map (technical appendix)</w:t>
       </w:r>
     </w:p>
     <w:tbl>
@@ -24600,8 +25340,8 @@
         </w:tc>
       </w:tr>
     </w:tbl>
-    <w:bookmarkEnd w:id="226"/>
-    <w:bookmarkStart w:id="234" w:name="conclusion"/>
+    <w:bookmarkEnd w:id="227"/>
+    <w:bookmarkStart w:id="235" w:name="conclusion"/>
     <w:p>
       <w:pPr>
         <w:pStyle w:val="Heading1"/>
@@ -24610,7 +25350,7 @@
         <w:rPr>
           <w:rStyle w:val="SectionNumber"/>
         </w:rPr>
-        <w:t xml:space="preserve">20</w:t>
+        <w:t xml:space="preserve">21</w:t>
       </w:r>
       <w:r>
         <w:tab/>
@@ -24650,7 +25390,7 @@
         <w:t xml:space="preserve">This conclusion section cross-references the full report structure. It should be read together with the H1-H5 equation summaries, the hypothesis significance summary by role, the full coefficient tables and interpretation summary, and the significance-driven figures.</w:t>
       </w:r>
     </w:p>
-    <w:bookmarkStart w:id="232" w:name="hypothesis-by-hypothesis-synthesis"/>
+    <w:bookmarkStart w:id="233" w:name="hypothesis-by-hypothesis-synthesis"/>
     <w:p>
       <w:pPr>
         <w:pStyle w:val="Heading2"/>
@@ -24659,7 +25399,7 @@
         <w:rPr>
           <w:rStyle w:val="SectionNumber"/>
         </w:rPr>
-        <w:t xml:space="preserve">20.1</w:t>
+        <w:t xml:space="preserve">21.1</w:t>
       </w:r>
       <w:r>
         <w:tab/>
@@ -24668,7 +25408,7 @@
         <w:t xml:space="preserve">Hypothesis-by-hypothesis synthesis</w:t>
       </w:r>
     </w:p>
-    <w:bookmarkStart w:id="227" w:name="h1-1"/>
+    <w:bookmarkStart w:id="228" w:name="h1-1"/>
     <w:p>
       <w:pPr>
         <w:pStyle w:val="Heading3"/>
@@ -24677,7 +25417,7 @@
         <w:rPr>
           <w:rStyle w:val="SectionNumber"/>
         </w:rPr>
-        <w:t xml:space="preserve">20.1.1</w:t>
+        <w:t xml:space="preserve">21.1.1</w:t>
       </w:r>
       <w:r>
         <w:tab/>
@@ -24718,8 +25458,8 @@
         <w:t xml:space="preserve">Taken together, H1 suggests that the role position conditions how clearly empathy appears in the fitted judgement pattern.</w:t>
       </w:r>
     </w:p>
-    <w:bookmarkEnd w:id="227"/>
-    <w:bookmarkStart w:id="228" w:name="h2-1"/>
+    <w:bookmarkEnd w:id="228"/>
+    <w:bookmarkStart w:id="229" w:name="h2-1"/>
     <w:p>
       <w:pPr>
         <w:pStyle w:val="Heading3"/>
@@ -24728,7 +25468,7 @@
         <w:rPr>
           <w:rStyle w:val="SectionNumber"/>
         </w:rPr>
-        <w:t xml:space="preserve">20.1.2</w:t>
+        <w:t xml:space="preserve">21.1.2</w:t>
       </w:r>
       <w:r>
         <w:tab/>
@@ -24742,6 +25482,89 @@
         <w:pStyle w:val="FirstParagraph"/>
       </w:pPr>
       <w:r>
+        <w:t xml:space="preserve">H2 reminder:</w:t>
+      </w:r>
+      <w:r>
+        <w:t xml:space="preserve"> </w:t>
+      </w:r>
+      <w:r>
+        <w:rPr>
+          <w:rStyle w:val="VerbatimChar"/>
+        </w:rPr>
+        <w:t xml:space="preserve">N1</w:t>
+      </w:r>
+      <w:r>
+        <w:t xml:space="preserve">/</w:t>
+      </w:r>
+      <w:r>
+        <w:rPr>
+          <w:rStyle w:val="VerbatimChar"/>
+        </w:rPr>
+        <w:t xml:space="preserve">N2</w:t>
+      </w:r>
+      <w:r>
+        <w:t xml:space="preserve"> </w:t>
+      </w:r>
+      <w:r>
+        <w:t xml:space="preserve">are structural slots reconstructed within each row, not fixed aliases of</w:t>
+      </w:r>
+      <w:r>
+        <w:t xml:space="preserve"> </w:t>
+      </w:r>
+      <w:r>
+        <w:rPr>
+          <w:rStyle w:val="VerbatimChar"/>
+        </w:rPr>
+        <w:t xml:space="preserve">target</w:t>
+      </w:r>
+      <w:r>
+        <w:t xml:space="preserve">/</w:t>
+      </w:r>
+      <w:r>
+        <w:rPr>
+          <w:rStyle w:val="VerbatimChar"/>
+        </w:rPr>
+        <w:t xml:space="preserve">other</w:t>
+      </w:r>
+      <w:r>
+        <w:t xml:space="preserve">;</w:t>
+      </w:r>
+      <w:r>
+        <w:t xml:space="preserve"> </w:t>
+      </w:r>
+      <w:r>
+        <w:rPr>
+          <w:rStyle w:val="VerbatimChar"/>
+        </w:rPr>
+        <w:t xml:space="preserve">group_target</w:t>
+      </w:r>
+      <w:r>
+        <w:t xml:space="preserve"> </w:t>
+      </w:r>
+      <w:r>
+        <w:t xml:space="preserve">and</w:t>
+      </w:r>
+      <w:r>
+        <w:t xml:space="preserve"> </w:t>
+      </w:r>
+      <w:r>
+        <w:rPr>
+          <w:rStyle w:val="VerbatimChar"/>
+        </w:rPr>
+        <w:t xml:space="preserve">group_other</w:t>
+      </w:r>
+      <w:r>
+        <w:t xml:space="preserve"> </w:t>
+      </w:r>
+      <w:r>
+        <w:t xml:space="preserve">are legacy source-audit fields, while active H2 models use reconstructed relational predictors.</w:t>
+      </w:r>
+    </w:p>
+    <w:p>
+      <w:pPr>
+        <w:pStyle w:val="BodyText"/>
+      </w:pPr>
+      <w:r>
         <w:t xml:space="preserve">H2 focuses on role-specific ingroup/outgroup structure. For cross-reference, see the H2 equation summary and the H2 role-specific coefficient tables and figures. In the victim role,</w:t>
       </w:r>
       <w:r>
@@ -24769,8 +25592,8 @@
         <w:t xml:space="preserve">This comparison indicates that relational alignment cues are not equally informative across roles, and they can become more visible when participants evaluate as observers rather than as directly harmed actors.</w:t>
       </w:r>
     </w:p>
-    <w:bookmarkEnd w:id="228"/>
-    <w:bookmarkStart w:id="229" w:name="h3-1"/>
+    <w:bookmarkEnd w:id="229"/>
+    <w:bookmarkStart w:id="230" w:name="h3-1"/>
     <w:p>
       <w:pPr>
         <w:pStyle w:val="Heading3"/>
@@ -24779,7 +25602,7 @@
         <w:rPr>
           <w:rStyle w:val="SectionNumber"/>
         </w:rPr>
-        <w:t xml:space="preserve">20.1.3</w:t>
+        <w:t xml:space="preserve">21.1.3</w:t>
       </w:r>
       <w:r>
         <w:tab/>
@@ -24846,8 +25669,8 @@
         <w:t xml:space="preserve">The H3 evidence should therefore be interpreted as a test of contextual moderation: empathy does not necessarily operate as a uniform slope when social distance changes.</w:t>
       </w:r>
     </w:p>
-    <w:bookmarkEnd w:id="229"/>
-    <w:bookmarkStart w:id="230" w:name="h4-1"/>
+    <w:bookmarkEnd w:id="230"/>
+    <w:bookmarkStart w:id="231" w:name="h4-1"/>
     <w:p>
       <w:pPr>
         <w:pStyle w:val="Heading3"/>
@@ -24856,7 +25679,7 @@
         <w:rPr>
           <w:rStyle w:val="SectionNumber"/>
         </w:rPr>
-        <w:t xml:space="preserve">20.1.4</w:t>
+        <w:t xml:space="preserve">21.1.4</w:t>
       </w:r>
       <w:r>
         <w:tab/>
@@ -24868,6 +25691,92 @@
     <w:p>
       <w:pPr>
         <w:pStyle w:val="FirstParagraph"/>
+      </w:pPr>
+      <w:r>
+        <w:t xml:space="preserve">H4 reminder: legacy</w:t>
+      </w:r>
+      <w:r>
+        <w:t xml:space="preserve"> </w:t>
+      </w:r>
+      <w:r>
+        <w:rPr>
+          <w:rStyle w:val="VerbatimChar"/>
+        </w:rPr>
+        <w:t xml:space="preserve">accept_target</w:t>
+      </w:r>
+      <w:r>
+        <w:t xml:space="preserve"> </w:t>
+      </w:r>
+      <w:r>
+        <w:t xml:space="preserve">corresponds to active</w:t>
+      </w:r>
+      <w:r>
+        <w:t xml:space="preserve"> </w:t>
+      </w:r>
+      <w:r>
+        <w:rPr>
+          <w:rStyle w:val="VerbatimChar"/>
+        </w:rPr>
+        <w:t xml:space="preserve">decision_target</w:t>
+      </w:r>
+      <w:r>
+        <w:t xml:space="preserve">, and legacy</w:t>
+      </w:r>
+      <w:r>
+        <w:t xml:space="preserve"> </w:t>
+      </w:r>
+      <w:r>
+        <w:rPr>
+          <w:rStyle w:val="VerbatimChar"/>
+        </w:rPr>
+        <w:t xml:space="preserve">accept_other</w:t>
+      </w:r>
+      <w:r>
+        <w:t xml:space="preserve"> </w:t>
+      </w:r>
+      <w:r>
+        <w:t xml:space="preserve">corresponds to active</w:t>
+      </w:r>
+      <w:r>
+        <w:t xml:space="preserve"> </w:t>
+      </w:r>
+      <w:r>
+        <w:rPr>
+          <w:rStyle w:val="VerbatimChar"/>
+        </w:rPr>
+        <w:t xml:space="preserve">decision_other</w:t>
+      </w:r>
+      <w:r>
+        <w:t xml:space="preserve">; both refer to row-dynamic</w:t>
+      </w:r>
+      <w:r>
+        <w:t xml:space="preserve"> </w:t>
+      </w:r>
+      <w:r>
+        <w:rPr>
+          <w:rStyle w:val="VerbatimChar"/>
+        </w:rPr>
+        <w:t xml:space="preserve">target</w:t>
+      </w:r>
+      <w:r>
+        <w:t xml:space="preserve">/</w:t>
+      </w:r>
+      <w:r>
+        <w:rPr>
+          <w:rStyle w:val="VerbatimChar"/>
+        </w:rPr>
+        <w:t xml:space="preserve">other</w:t>
+      </w:r>
+      <w:r>
+        <w:t xml:space="preserve"> </w:t>
+      </w:r>
+      <w:r>
+        <w:t xml:space="preserve">roles, not fixed N1/N2 identities.</w:t>
+      </w:r>
+    </w:p>
+    <w:p>
+      <w:pPr>
+        <w:pStyle w:val="BodyText"/>
       </w:pPr>
       <w:r>
         <w:t xml:space="preserve">H4 tests decision terms directly through</w:t>
@@ -24981,8 +25890,8 @@
         <w:t xml:space="preserve">Across both roles, H4 is typically where the decisional mechanism is most clearly visible, because the target judgement is explicitly conditioned by joint negotiation outcomes.</w:t>
       </w:r>
     </w:p>
-    <w:bookmarkEnd w:id="230"/>
-    <w:bookmarkStart w:id="231" w:name="h5-1"/>
+    <w:bookmarkEnd w:id="231"/>
+    <w:bookmarkStart w:id="232" w:name="h5-1"/>
     <w:p>
       <w:pPr>
         <w:pStyle w:val="Heading3"/>
@@ -24991,7 +25900,7 @@
         <w:rPr>
           <w:rStyle w:val="SectionNumber"/>
         </w:rPr>
-        <w:t xml:space="preserve">20.1.5</w:t>
+        <w:t xml:space="preserve">21.1.5</w:t>
       </w:r>
       <w:r>
         <w:tab/>
@@ -25003,6 +25912,131 @@
     <w:p>
       <w:pPr>
         <w:pStyle w:val="FirstParagraph"/>
+      </w:pPr>
+      <w:r>
+        <w:t xml:space="preserve">H5 reminder:</w:t>
+      </w:r>
+      <w:r>
+        <w:t xml:space="preserve"> </w:t>
+      </w:r>
+      <w:r>
+        <w:rPr>
+          <w:rStyle w:val="VerbatimChar"/>
+        </w:rPr>
+        <w:t xml:space="preserve">N1</w:t>
+      </w:r>
+      <w:r>
+        <w:t xml:space="preserve">/</w:t>
+      </w:r>
+      <w:r>
+        <w:rPr>
+          <w:rStyle w:val="VerbatimChar"/>
+        </w:rPr>
+        <w:t xml:space="preserve">N2</w:t>
+      </w:r>
+      <w:r>
+        <w:t xml:space="preserve"> </w:t>
+      </w:r>
+      <w:r>
+        <w:t xml:space="preserve">are reconstructed structural slots (not fixed aliases of</w:t>
+      </w:r>
+      <w:r>
+        <w:t xml:space="preserve"> </w:t>
+      </w:r>
+      <w:r>
+        <w:rPr>
+          <w:rStyle w:val="VerbatimChar"/>
+        </w:rPr>
+        <w:t xml:space="preserve">target</w:t>
+      </w:r>
+      <w:r>
+        <w:t xml:space="preserve">/</w:t>
+      </w:r>
+      <w:r>
+        <w:rPr>
+          <w:rStyle w:val="VerbatimChar"/>
+        </w:rPr>
+        <w:t xml:space="preserve">other</w:t>
+      </w:r>
+      <w:r>
+        <w:t xml:space="preserve">),</w:t>
+      </w:r>
+      <w:r>
+        <w:t xml:space="preserve"> </w:t>
+      </w:r>
+      <w:r>
+        <w:rPr>
+          <w:rStyle w:val="VerbatimChar"/>
+        </w:rPr>
+        <w:t xml:space="preserve">group_target</w:t>
+      </w:r>
+      <w:r>
+        <w:t xml:space="preserve">/</w:t>
+      </w:r>
+      <w:r>
+        <w:rPr>
+          <w:rStyle w:val="VerbatimChar"/>
+        </w:rPr>
+        <w:t xml:space="preserve">group_other</w:t>
+      </w:r>
+      <w:r>
+        <w:t xml:space="preserve"> </w:t>
+      </w:r>
+      <w:r>
+        <w:t xml:space="preserve">are legacy audit fields, and legacy</w:t>
+      </w:r>
+      <w:r>
+        <w:t xml:space="preserve"> </w:t>
+      </w:r>
+      <w:r>
+        <w:rPr>
+          <w:rStyle w:val="VerbatimChar"/>
+        </w:rPr>
+        <w:t xml:space="preserve">accept_target</w:t>
+      </w:r>
+      <w:r>
+        <w:t xml:space="preserve">/</w:t>
+      </w:r>
+      <w:r>
+        <w:rPr>
+          <w:rStyle w:val="VerbatimChar"/>
+        </w:rPr>
+        <w:t xml:space="preserve">accept_other</w:t>
+      </w:r>
+      <w:r>
+        <w:t xml:space="preserve"> </w:t>
+      </w:r>
+      <w:r>
+        <w:t xml:space="preserve">map to active</w:t>
+      </w:r>
+      <w:r>
+        <w:t xml:space="preserve"> </w:t>
+      </w:r>
+      <w:r>
+        <w:rPr>
+          <w:rStyle w:val="VerbatimChar"/>
+        </w:rPr>
+        <w:t xml:space="preserve">decision_target</w:t>
+      </w:r>
+      <w:r>
+        <w:t xml:space="preserve">/</w:t>
+      </w:r>
+      <w:r>
+        <w:rPr>
+          <w:rStyle w:val="VerbatimChar"/>
+        </w:rPr>
+        <w:t xml:space="preserve">decision_other</w:t>
+      </w:r>
+      <w:r>
+        <w:t xml:space="preserve"> </w:t>
+      </w:r>
+      <w:r>
+        <w:t xml:space="preserve">for row-dynamic roles.</w:t>
+      </w:r>
+    </w:p>
+    <w:p>
+      <w:pPr>
+        <w:pStyle w:val="BodyText"/>
       </w:pPr>
       <w:r>
         <w:t xml:space="preserve">H5 is the integrated specification combining empathy, relational terms, decisions, and interactions. For cross-reference, see the H5 equation summary, H5 coefficient tables, and H5 significance figures. In the victim role,</w:t>
@@ -25125,9 +26159,9 @@
         <w:t xml:space="preserve">H5 should be read as a synthesis rather than a replacement of previous hypotheses: it shows how dispositional, relational, and decisional components coexist in one model.</w:t>
       </w:r>
     </w:p>
-    <w:bookmarkEnd w:id="231"/>
     <w:bookmarkEnd w:id="232"/>
-    <w:bookmarkStart w:id="233" w:name="overall-interpretation"/>
+    <w:bookmarkEnd w:id="233"/>
+    <w:bookmarkStart w:id="234" w:name="overall-interpretation"/>
     <w:p>
       <w:pPr>
         <w:pStyle w:val="Heading2"/>
@@ -25136,7 +26170,7 @@
         <w:rPr>
           <w:rStyle w:val="SectionNumber"/>
         </w:rPr>
-        <w:t xml:space="preserve">20.2</w:t>
+        <w:t xml:space="preserve">21.2</w:t>
       </w:r>
       <w:r>
         <w:tab/>
@@ -25161,8 +26195,8 @@
         <w:t xml:space="preserve">In practical terms, the report supports a role-contingent interpretation: victim-side judgement retains stronger dispositional content in some specifications, while bystander-side judgement often shows greater dependence on relational context, and both roles remain sensitive to the joint decisions made by negotiators.</w:t>
       </w:r>
     </w:p>
-    <w:bookmarkEnd w:id="233"/>
     <w:bookmarkEnd w:id="234"/>
+    <w:bookmarkEnd w:id="235"/>
     <w:sectPr>
       <w:footnotePr>
         <w:numRestart w:val="eachSect"/>

--- a/outputs/logs/dynamic_report.docx
+++ b/outputs/logs/dynamic_report.docx
@@ -23,7 +23,7 @@
         <w:pStyle w:val="Date"/>
       </w:pPr>
       <w:r>
-        <w:t xml:space="preserve">2026-04-20 19:57:21</w:t>
+        <w:t xml:space="preserve">2026-04-20 20:34:33</w:t>
       </w:r>
     </w:p>
     <w:p>
